--- a/courses/PT-BR/translation/Abbott_TranslationTable_CoBC_PT-BR.docx
+++ b/courses/PT-BR/translation/Abbott_TranslationTable_CoBC_PT-BR.docx
@@ -67,7 +67,6 @@
                               <w:dataBinding w:prefixMappings="xmlns:ns0='http://purl.org/dc/elements/1.1/' xmlns:ns1='http://schemas.openxmlformats.org/package/2006/metadata/core-properties' " w:xpath="/ns1:coreProperties[1]/ns0:title[1]" w:storeItemID="{6C3C8BC8-F283-45AE-878A-BAB7291924A1}"/>
                               <w:text/>
                             </w:sdtPr>
-                            <w:sdtEndPr/>
                             <w:sdtContent>
                               <w:p>
                                 <w:pPr>
@@ -125,7 +124,6 @@
                               <w:dataBinding w:prefixMappings="xmlns:ns0='http://purl.org/dc/elements/1.1/' xmlns:ns1='http://schemas.openxmlformats.org/package/2006/metadata/core-properties' " w:xpath="/ns1:coreProperties[1]/ns0:subject[1]" w:storeItemID="{6C3C8BC8-F283-45AE-878A-BAB7291924A1}"/>
                               <w:text/>
                             </w:sdtPr>
-                            <w:sdtEndPr/>
                             <w:sdtContent>
                               <w:p>
                                 <w:pPr>
@@ -163,19 +161,19 @@
               </wp:anchor>
             </w:drawing>
           </mc:Choice>
-          <mc:Fallback xmlns:a="http://schemas.openxmlformats.org/drawingml/2006/main">
+          <mc:Fallback>
             <w:pict>
-              <v:shapetype id="_x0000_t202" coordsize="21600,21600" o:spt="202" path="m,l,21600r21600,l21600,xe" w14:anchorId="3F1DB994">
+              <v:shapetype w14:anchorId="3F1DB994" id="_x0000_t202" coordsize="21600,21600" o:spt="202" path="m,l,21600r21600,l21600,xe">
                 <v:stroke joinstyle="miter"/>
                 <v:path gradientshapeok="t" o:connecttype="rect"/>
               </v:shapetype>
-              <v:shape id="Text Box 122" style="position:absolute;margin-left:0;margin-top:0;width:540pt;height:8in;z-index:-251658240;visibility:visible;mso-wrap-style:square;mso-wrap-distance-left:9pt;mso-wrap-distance-top:0;mso-wrap-distance-right:9pt;mso-wrap-distance-bottom:0;mso-position-horizontal:absolute;mso-position-horizontal-relative:text;mso-position-vertical:absolute;mso-position-vertical-relative:text;v-text-anchor:middle" o:spid="_x0000_s1026" filled="f" stroked="f" strokeweight=".5pt" type="#_x0000_t202" o:gfxdata="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">
+              <v:shape id="Text Box 122" o:spid="_x0000_s1026" type="#_x0000_t202" style="position:absolute;margin-left:0;margin-top:0;width:540pt;height:8in;z-index:-251658240;visibility:visible;mso-wrap-style:square;mso-wrap-distance-left:9pt;mso-wrap-distance-top:0;mso-wrap-distance-right:9pt;mso-wrap-distance-bottom:0;mso-position-horizontal:absolute;mso-position-horizontal-relative:text;mso-position-vertical:absolute;mso-position-vertical-relative:text;v-text-anchor:middle" o:gfxdata="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" filled="f" stroked="f" strokeweight=".5pt">
                 <v:textbox inset="36pt,36pt,36pt,36pt">
                   <w:txbxContent>
                     <w:sdt>
                       <w:sdtPr>
                         <w:rPr>
-                          <w:rFonts w:asciiTheme="majorHAnsi" w:hAnsiTheme="majorHAnsi" w:eastAsiaTheme="majorEastAsia" w:cstheme="majorBidi"/>
+                          <w:rFonts w:asciiTheme="majorHAnsi" w:eastAsiaTheme="majorEastAsia" w:hAnsiTheme="majorHAnsi" w:cstheme="majorBidi"/>
                           <w:color w:val="595959" w:themeColor="text1" w:themeTint="A6"/>
                           <w:sz w:val="72"/>
                           <w:szCs w:val="72"/>
@@ -185,16 +183,15 @@
                         <w:dataBinding w:prefixMappings="xmlns:ns0='http://purl.org/dc/elements/1.1/' xmlns:ns1='http://schemas.openxmlformats.org/package/2006/metadata/core-properties' " w:xpath="/ns1:coreProperties[1]/ns0:title[1]" w:storeItemID="{6C3C8BC8-F283-45AE-878A-BAB7291924A1}"/>
                         <w:text/>
                       </w:sdtPr>
-                      <w:sdtEndPr/>
                       <w:sdtContent>
                         <w:p>
                           <w:pPr>
                             <w:pStyle w:val="NoSpacing"/>
                             <w:pBdr>
-                              <w:bottom w:val="single" w:color="7F7F7F" w:themeColor="text1" w:themeTint="80" w:sz="6" w:space="4"/>
+                              <w:bottom w:val="single" w:sz="6" w:space="4" w:color="7F7F7F" w:themeColor="text1" w:themeTint="80"/>
                             </w:pBdr>
                             <w:rPr>
-                              <w:rFonts w:asciiTheme="majorHAnsi" w:hAnsiTheme="majorHAnsi" w:eastAsiaTheme="majorEastAsia" w:cstheme="majorBidi"/>
+                              <w:rFonts w:asciiTheme="majorHAnsi" w:eastAsiaTheme="majorEastAsia" w:hAnsiTheme="majorHAnsi" w:cstheme="majorBidi"/>
                               <w:color w:val="595959" w:themeColor="text1" w:themeTint="A6"/>
                               <w:sz w:val="72"/>
                               <w:szCs w:val="72"/>
@@ -202,7 +199,7 @@
                           </w:pPr>
                           <w:r>
                             <w:rPr>
-                              <w:rFonts w:asciiTheme="majorHAnsi" w:hAnsiTheme="majorHAnsi" w:eastAsiaTheme="majorEastAsia" w:cstheme="majorBidi"/>
+                              <w:rFonts w:asciiTheme="majorHAnsi" w:eastAsiaTheme="majorEastAsia" w:hAnsiTheme="majorHAnsi" w:cstheme="majorBidi"/>
                               <w:color w:val="595959" w:themeColor="text1" w:themeTint="A6"/>
                               <w:sz w:val="72"/>
                               <w:szCs w:val="72"/>
@@ -211,7 +208,7 @@
                           </w:r>
                           <w:r>
                             <w:rPr>
-                              <w:rFonts w:asciiTheme="majorHAnsi" w:hAnsiTheme="majorHAnsi" w:eastAsiaTheme="majorEastAsia" w:cstheme="majorBidi"/>
+                              <w:rFonts w:asciiTheme="majorHAnsi" w:eastAsiaTheme="majorEastAsia" w:hAnsiTheme="majorHAnsi" w:cstheme="majorBidi"/>
                               <w:color w:val="595959" w:themeColor="text1" w:themeTint="A6"/>
                               <w:sz w:val="72"/>
                               <w:szCs w:val="72"/>
@@ -220,7 +217,7 @@
                           </w:r>
                           <w:r>
                             <w:rPr>
-                              <w:rFonts w:asciiTheme="majorHAnsi" w:hAnsiTheme="majorHAnsi" w:eastAsiaTheme="majorEastAsia" w:cstheme="majorBidi"/>
+                              <w:rFonts w:asciiTheme="majorHAnsi" w:eastAsiaTheme="majorEastAsia" w:hAnsiTheme="majorHAnsi" w:cstheme="majorBidi"/>
                               <w:color w:val="595959" w:themeColor="text1" w:themeTint="A6"/>
                               <w:sz w:val="72"/>
                               <w:szCs w:val="72"/>
@@ -243,7 +240,6 @@
                         <w:dataBinding w:prefixMappings="xmlns:ns0='http://purl.org/dc/elements/1.1/' xmlns:ns1='http://schemas.openxmlformats.org/package/2006/metadata/core-properties' " w:xpath="/ns1:coreProperties[1]/ns0:subject[1]" w:storeItemID="{6C3C8BC8-F283-45AE-878A-BAB7291924A1}"/>
                         <w:text/>
                       </w:sdtPr>
-                      <w:sdtEndPr/>
                       <w:sdtContent>
                         <w:p>
                           <w:pPr>
@@ -1237,24 +1233,13 @@
               </w:rPr>
               <w:t xml:space="preserve">Como líder global na área da saúde, o que fazemos todos os dias </w:t>
             </w:r>
-            <w:del w:id="0" w:author="Pelosi, Mariana" w:date="2025-12-19T13:33:00Z">
-              <w:r>
-                <w:rPr>
-                  <w:rFonts w:ascii="Calibri" w:eastAsia="Calibri" w:hAnsi="Calibri" w:cs="Calibri"/>
-                  <w:lang w:val="pt-BR"/>
-                </w:rPr>
-                <w:delText>é importante</w:delText>
-              </w:r>
-            </w:del>
-            <w:ins w:id="1" w:author="Pelosi, Mariana" w:date="2025-12-19T13:33:00Z">
-              <w:r>
-                <w:rPr>
-                  <w:rFonts w:ascii="Calibri" w:eastAsia="Calibri" w:hAnsi="Calibri" w:cs="Calibri"/>
-                  <w:lang w:val="pt-BR"/>
-                </w:rPr>
-                <w:t>importa</w:t>
-              </w:r>
-            </w:ins>
+            <w:r>
+              <w:rPr>
+                <w:rFonts w:ascii="Calibri" w:eastAsia="Calibri" w:hAnsi="Calibri" w:cs="Calibri"/>
+                <w:lang w:val="pt-BR"/>
+              </w:rPr>
+              <w:t>importa</w:t>
+            </w:r>
             <w:r>
               <w:rPr>
                 <w:rFonts w:ascii="Calibri" w:eastAsia="Calibri" w:hAnsi="Calibri" w:cs="Calibri"/>
@@ -1421,7 +1406,29 @@
               <w:rPr>
                 <w:rFonts w:ascii="Calibri" w:eastAsia="Times New Roman" w:hAnsi="Calibri" w:cs="Calibri"/>
               </w:rPr>
-              <w:t>Understand the importance of Code of Business Conduct to our business.</w:t>
+              <w:t xml:space="preserve">Understand the importance of Code of Business Conduct to our </w:t>
+            </w:r>
+            <w:del w:id="0" w:author="Siqueira, Alexandre" w:date="2025-12-19T11:35:00Z" w16du:dateUtc="2025-12-19T14:35:00Z">
+              <w:r>
+                <w:rPr>
+                  <w:rFonts w:ascii="Calibri" w:eastAsia="Times New Roman" w:hAnsi="Calibri" w:cs="Calibri"/>
+                </w:rPr>
+                <w:delText>business</w:delText>
+              </w:r>
+            </w:del>
+            <w:ins w:id="1" w:author="Siqueira, Alexandre" w:date="2025-12-19T11:36:00Z" w16du:dateUtc="2025-12-19T14:36:00Z">
+              <w:r>
+                <w:rPr>
+                  <w:rFonts w:ascii="Calibri" w:eastAsia="Times New Roman" w:hAnsi="Calibri" w:cs="Calibri"/>
+                </w:rPr>
+                <w:t>undertaking</w:t>
+              </w:r>
+            </w:ins>
+            <w:r>
+              <w:rPr>
+                <w:rFonts w:ascii="Calibri" w:eastAsia="Times New Roman" w:hAnsi="Calibri" w:cs="Calibri"/>
+              </w:rPr>
+              <w:t>.</w:t>
             </w:r>
           </w:p>
           <w:p>
@@ -1479,7 +1486,21 @@
               <w:rPr>
                 <w:rFonts w:ascii="Calibri" w:eastAsia="Times New Roman" w:hAnsi="Calibri" w:cs="Calibri"/>
               </w:rPr>
-              <w:t>Know where to go for help and support.</w:t>
+              <w:t>Know where to go</w:t>
+            </w:r>
+            <w:ins w:id="2" w:author="Siqueira, Alexandre" w:date="2025-12-19T11:37:00Z" w16du:dateUtc="2025-12-19T14:37:00Z">
+              <w:r>
+                <w:rPr>
+                  <w:rFonts w:ascii="Calibri" w:eastAsia="Times New Roman" w:hAnsi="Calibri" w:cs="Calibri"/>
+                </w:rPr>
+                <w:t>,</w:t>
+              </w:r>
+            </w:ins>
+            <w:r>
+              <w:rPr>
+                <w:rFonts w:ascii="Calibri" w:eastAsia="Times New Roman" w:hAnsi="Calibri" w:cs="Calibri"/>
+              </w:rPr>
+              <w:t xml:space="preserve"> for help and support.</w:t>
             </w:r>
           </w:p>
         </w:tc>
@@ -1523,7 +1544,32 @@
                 <w:rFonts w:ascii="Calibri" w:eastAsia="Calibri" w:hAnsi="Calibri" w:cs="Calibri"/>
                 <w:lang w:val="pt-BR"/>
               </w:rPr>
-              <w:t>Compreender a importância do Código de Conduta nos Negócios para o nosso negócio.</w:t>
+              <w:t>Compreender a importância do Código de Conduta nos Negócios para o nosso</w:t>
+            </w:r>
+            <w:del w:id="3" w:author="Siqueira, Alexandre" w:date="2025-12-19T11:34:00Z" w16du:dateUtc="2025-12-19T14:34:00Z">
+              <w:r>
+                <w:rPr>
+                  <w:rFonts w:ascii="Calibri" w:eastAsia="Calibri" w:hAnsi="Calibri" w:cs="Calibri"/>
+                  <w:lang w:val="pt-BR"/>
+                </w:rPr>
+                <w:delText xml:space="preserve"> negócio</w:delText>
+              </w:r>
+            </w:del>
+            <w:ins w:id="4" w:author="Siqueira, Alexandre" w:date="2025-12-19T11:35:00Z" w16du:dateUtc="2025-12-19T14:35:00Z">
+              <w:r>
+                <w:rPr>
+                  <w:rFonts w:ascii="Calibri" w:eastAsia="Calibri" w:hAnsi="Calibri" w:cs="Calibri"/>
+                  <w:lang w:val="pt-BR"/>
+                </w:rPr>
+                <w:t xml:space="preserve"> empreendimento</w:t>
+              </w:r>
+            </w:ins>
+            <w:r>
+              <w:rPr>
+                <w:rFonts w:ascii="Calibri" w:eastAsia="Calibri" w:hAnsi="Calibri" w:cs="Calibri"/>
+                <w:lang w:val="pt-BR"/>
+              </w:rPr>
+              <w:t>.</w:t>
             </w:r>
           </w:p>
           <w:p>
@@ -1546,24 +1592,13 @@
               </w:rPr>
               <w:t>Ser capaz de identificar os princípios fundamentais do Código de Conduta nos Negócios e entend</w:t>
             </w:r>
-            <w:del w:id="2" w:author="Pelosi, Mariana" w:date="2025-12-18T13:36:00Z">
-              <w:r>
-                <w:rPr>
-                  <w:rFonts w:ascii="Calibri" w:eastAsia="Calibri" w:hAnsi="Calibri" w:cs="Calibri"/>
-                  <w:lang w:val="pt-BR"/>
-                </w:rPr>
-                <w:delText>a</w:delText>
-              </w:r>
-            </w:del>
-            <w:ins w:id="3" w:author="Pelosi, Mariana" w:date="2025-12-18T13:36:00Z">
-              <w:r>
-                <w:rPr>
-                  <w:rFonts w:ascii="Calibri" w:eastAsia="Calibri" w:hAnsi="Calibri" w:cs="Calibri"/>
-                  <w:lang w:val="pt-BR"/>
-                </w:rPr>
-                <w:t>er</w:t>
-              </w:r>
-            </w:ins>
+            <w:r>
+              <w:rPr>
+                <w:rFonts w:ascii="Calibri" w:eastAsia="Calibri" w:hAnsi="Calibri" w:cs="Calibri"/>
+                <w:lang w:val="pt-BR"/>
+              </w:rPr>
+              <w:t>er</w:t>
+            </w:r>
             <w:r>
               <w:rPr>
                 <w:rFonts w:ascii="Calibri" w:eastAsia="Calibri" w:hAnsi="Calibri" w:cs="Calibri"/>
@@ -1593,15 +1628,13 @@
               </w:rPr>
               <w:t>trabalho</w:t>
             </w:r>
-            <w:ins w:id="4" w:author="Pelosi, Mariana" w:date="2025-12-18T13:37:00Z">
-              <w:r>
-                <w:rPr>
-                  <w:rFonts w:ascii="Calibri" w:eastAsia="Calibri" w:hAnsi="Calibri" w:cs="Calibri"/>
-                  <w:lang w:val="pt-BR"/>
-                </w:rPr>
-                <w:t>.</w:t>
-              </w:r>
-            </w:ins>
+            <w:r>
+              <w:rPr>
+                <w:rFonts w:ascii="Calibri" w:eastAsia="Calibri" w:hAnsi="Calibri" w:cs="Calibri"/>
+                <w:lang w:val="pt-BR"/>
+              </w:rPr>
+              <w:t>.</w:t>
+            </w:r>
           </w:p>
           <w:p>
             <w:pPr>
@@ -1635,26 +1668,40 @@
                 <w:rFonts w:ascii="Calibri" w:eastAsia="Calibri" w:hAnsi="Calibri" w:cs="Calibri"/>
                 <w:lang w:val="pt-BR"/>
               </w:rPr>
-              <w:t>condução de negócios globalmente de forma correta</w:t>
-            </w:r>
-            <w:ins w:id="5" w:author="Pelosi, Mariana" w:date="2025-12-18T13:37:00Z">
+              <w:t xml:space="preserve">condução de negócios </w:t>
+            </w:r>
+            <w:del w:id="5" w:author="Siqueira, Alexandre" w:date="2025-12-19T11:36:00Z" w16du:dateUtc="2025-12-19T14:36:00Z">
               <w:r>
                 <w:rPr>
                   <w:rFonts w:ascii="Calibri" w:eastAsia="Calibri" w:hAnsi="Calibri" w:cs="Calibri"/>
                   <w:lang w:val="pt-BR"/>
                 </w:rPr>
-                <w:t>.</w:t>
-              </w:r>
-            </w:ins>
-            <w:del w:id="6" w:author="Pelosi, Mariana" w:date="2025-12-18T13:37:00Z">
+                <w:delText xml:space="preserve">globalmente </w:delText>
+              </w:r>
+            </w:del>
+            <w:ins w:id="6" w:author="Siqueira, Alexandre" w:date="2025-12-19T11:37:00Z" w16du:dateUtc="2025-12-19T14:37:00Z">
               <w:r>
                 <w:rPr>
                   <w:rFonts w:ascii="Calibri" w:eastAsia="Calibri" w:hAnsi="Calibri" w:cs="Calibri"/>
                   <w:lang w:val="pt-BR"/>
                 </w:rPr>
-                <w:delText>;</w:delText>
-              </w:r>
-            </w:del>
+                <w:t xml:space="preserve"> globais </w:t>
+              </w:r>
+            </w:ins>
+            <w:r>
+              <w:rPr>
+                <w:rFonts w:ascii="Calibri" w:eastAsia="Calibri" w:hAnsi="Calibri" w:cs="Calibri"/>
+                <w:lang w:val="pt-BR"/>
+              </w:rPr>
+              <w:t>de forma correta</w:t>
+            </w:r>
+            <w:r>
+              <w:rPr>
+                <w:rFonts w:ascii="Calibri" w:eastAsia="Calibri" w:hAnsi="Calibri" w:cs="Calibri"/>
+                <w:lang w:val="pt-BR"/>
+              </w:rPr>
+              <w:t>.</w:t>
+            </w:r>
           </w:p>
           <w:p>
             <w:pPr>
@@ -1674,7 +1721,23 @@
                 <w:rFonts w:ascii="Calibri" w:eastAsia="Calibri" w:hAnsi="Calibri" w:cs="Calibri"/>
                 <w:lang w:val="pt-BR"/>
               </w:rPr>
-              <w:t>Saber aonde ir quando precisar de ajuda e suporte.</w:t>
+              <w:t>Saber aonde ir</w:t>
+            </w:r>
+            <w:ins w:id="7" w:author="Siqueira, Alexandre" w:date="2025-12-19T11:37:00Z" w16du:dateUtc="2025-12-19T14:37:00Z">
+              <w:r>
+                <w:rPr>
+                  <w:rFonts w:ascii="Calibri" w:eastAsia="Calibri" w:hAnsi="Calibri" w:cs="Calibri"/>
+                  <w:lang w:val="pt-BR"/>
+                </w:rPr>
+                <w:t>,</w:t>
+              </w:r>
+            </w:ins>
+            <w:r>
+              <w:rPr>
+                <w:rFonts w:ascii="Calibri" w:eastAsia="Calibri" w:hAnsi="Calibri" w:cs="Calibri"/>
+                <w:lang w:val="pt-BR"/>
+              </w:rPr>
+              <w:t xml:space="preserve"> quando precisar de ajuda e suporte.</w:t>
             </w:r>
           </w:p>
         </w:tc>
@@ -1921,22 +1984,22 @@
               <w:rPr>
                 <w:rFonts w:ascii="Calibri" w:eastAsia="Times New Roman" w:hAnsi="Calibri" w:cs="Calibri"/>
               </w:rPr>
+              <w:t>Learning Progress</w:t>
+            </w:r>
+          </w:p>
+          <w:p>
+            <w:pPr>
+              <w:spacing w:before="100" w:beforeAutospacing="1" w:after="100" w:afterAutospacing="1"/>
+              <w:ind w:left="30" w:right="30"/>
+              <w:rPr>
+                <w:rFonts w:ascii="Calibri" w:eastAsia="Times New Roman" w:hAnsi="Calibri" w:cs="Calibri"/>
+              </w:rPr>
+            </w:pPr>
+            <w:r>
+              <w:rPr>
+                <w:rFonts w:ascii="Calibri" w:eastAsia="Times New Roman" w:hAnsi="Calibri" w:cs="Calibri"/>
+              </w:rPr>
               <w:lastRenderedPageBreak/>
-              <w:t>Learning Progress</w:t>
-            </w:r>
-          </w:p>
-          <w:p>
-            <w:pPr>
-              <w:spacing w:before="100" w:beforeAutospacing="1" w:after="100" w:afterAutospacing="1"/>
-              <w:ind w:left="30" w:right="30"/>
-              <w:rPr>
-                <w:rFonts w:ascii="Calibri" w:eastAsia="Times New Roman" w:hAnsi="Calibri" w:cs="Calibri"/>
-              </w:rPr>
-            </w:pPr>
-            <w:r>
-              <w:rPr>
-                <w:rFonts w:ascii="Calibri" w:eastAsia="Times New Roman" w:hAnsi="Calibri" w:cs="Calibri"/>
-              </w:rPr>
               <w:t>This Topic is now available.</w:t>
             </w:r>
           </w:p>
@@ -2144,24 +2207,24 @@
                 <w:rFonts w:ascii="Calibri" w:eastAsia="Calibri" w:hAnsi="Calibri" w:cs="Calibri"/>
                 <w:lang w:val="pt-BR"/>
               </w:rPr>
+              <w:t>Progresso da aprendizagem</w:t>
+            </w:r>
+          </w:p>
+          <w:p>
+            <w:pPr>
+              <w:spacing w:before="100" w:beforeAutospacing="1" w:after="100" w:afterAutospacing="1"/>
+              <w:ind w:left="30" w:right="30"/>
+              <w:rPr>
+                <w:rFonts w:ascii="Calibri" w:eastAsia="Times New Roman" w:hAnsi="Calibri" w:cs="Calibri"/>
+                <w:lang w:val="pt-BR"/>
+              </w:rPr>
+            </w:pPr>
+            <w:r>
+              <w:rPr>
+                <w:rFonts w:ascii="Calibri" w:eastAsia="Calibri" w:hAnsi="Calibri" w:cs="Calibri"/>
+                <w:lang w:val="pt-BR"/>
+              </w:rPr>
               <w:lastRenderedPageBreak/>
-              <w:t>Progresso da aprendizagem</w:t>
-            </w:r>
-          </w:p>
-          <w:p>
-            <w:pPr>
-              <w:spacing w:before="100" w:beforeAutospacing="1" w:after="100" w:afterAutospacing="1"/>
-              <w:ind w:left="30" w:right="30"/>
-              <w:rPr>
-                <w:rFonts w:ascii="Calibri" w:eastAsia="Times New Roman" w:hAnsi="Calibri" w:cs="Calibri"/>
-                <w:lang w:val="pt-BR"/>
-              </w:rPr>
-            </w:pPr>
-            <w:r>
-              <w:rPr>
-                <w:rFonts w:ascii="Calibri" w:eastAsia="Calibri" w:hAnsi="Calibri" w:cs="Calibri"/>
-                <w:lang w:val="pt-BR"/>
-              </w:rPr>
               <w:t>Este tópico está disponível agora.</w:t>
             </w:r>
           </w:p>
@@ -2298,33 +2361,13 @@
               </w:rPr>
               <w:t xml:space="preserve">Lideramos com integridade, justiça e honestidade. Todos nós. </w:t>
             </w:r>
-            <w:del w:id="7" w:author="Pelosi, Mariana" w:date="2025-12-18T13:37:00Z">
-              <w:r>
-                <w:rPr>
-                  <w:rFonts w:ascii="Calibri" w:eastAsia="Calibri" w:hAnsi="Calibri" w:cs="Calibri"/>
-                  <w:lang w:val="pt-BR"/>
-                </w:rPr>
-                <w:delText>Não importa o dia</w:delText>
-              </w:r>
-            </w:del>
-            <w:ins w:id="8" w:author="Pelosi, Mariana" w:date="2025-12-18T13:37:00Z">
-              <w:r>
-                <w:rPr>
-                  <w:rFonts w:ascii="Calibri" w:eastAsia="Calibri" w:hAnsi="Calibri" w:cs="Calibri"/>
-                  <w:lang w:val="pt-BR"/>
-                </w:rPr>
-                <w:t>Todos os di</w:t>
-              </w:r>
-            </w:ins>
-            <w:ins w:id="9" w:author="Pelosi, Mariana" w:date="2025-12-18T13:38:00Z">
-              <w:r>
-                <w:rPr>
-                  <w:rFonts w:ascii="Calibri" w:eastAsia="Calibri" w:hAnsi="Calibri" w:cs="Calibri"/>
-                  <w:lang w:val="pt-BR"/>
-                </w:rPr>
-                <w:t>as</w:t>
-              </w:r>
-            </w:ins>
+            <w:r>
+              <w:rPr>
+                <w:rFonts w:ascii="Calibri" w:eastAsia="Calibri" w:hAnsi="Calibri" w:cs="Calibri"/>
+                <w:lang w:val="pt-BR"/>
+              </w:rPr>
+              <w:t>Todos os dias</w:t>
+            </w:r>
             <w:r>
               <w:rPr>
                 <w:rFonts w:ascii="Calibri" w:eastAsia="Calibri" w:hAnsi="Calibri" w:cs="Calibri"/>
@@ -2459,7 +2502,57 @@
               <w:rPr>
                 <w:rFonts w:ascii="Calibri" w:eastAsia="Times New Roman" w:hAnsi="Calibri" w:cs="Calibri"/>
               </w:rPr>
-              <w:t>The Code of Business Conduct is vital to Abbott’s success because it sets the standard for how we work—with integrity, fairness, and honesty. It helps us make ethical decisions, especially in complex situations, and ensures we stay aligned with our values. By following the Code, we protect our reputation, build trust with those we serve, and create a workplace culture where doing the right thing is paramount.</w:t>
+              <w:t>The Code of Business Conduct is vital to Abbott’s success because it sets the standard for how we work</w:t>
+            </w:r>
+            <w:ins w:id="8" w:author="Siqueira, Alexandre" w:date="2025-12-19T11:40:00Z" w16du:dateUtc="2025-12-19T14:40:00Z">
+              <w:r>
+                <w:rPr>
+                  <w:rFonts w:ascii="Calibri" w:eastAsia="Times New Roman" w:hAnsi="Calibri" w:cs="Calibri"/>
+                </w:rPr>
+                <w:t xml:space="preserve">, in the case, we do </w:t>
+              </w:r>
+              <w:proofErr w:type="spellStart"/>
+              <w:r>
+                <w:rPr>
+                  <w:rFonts w:ascii="Calibri" w:eastAsia="Times New Roman" w:hAnsi="Calibri" w:cs="Calibri"/>
+                </w:rPr>
+                <w:t>everything</w:t>
+              </w:r>
+            </w:ins>
+            <w:del w:id="9" w:author="Siqueira, Alexandre" w:date="2025-12-19T11:39:00Z" w16du:dateUtc="2025-12-19T14:39:00Z">
+              <w:r>
+                <w:rPr>
+                  <w:rFonts w:ascii="Calibri" w:eastAsia="Times New Roman" w:hAnsi="Calibri" w:cs="Calibri"/>
+                </w:rPr>
+                <w:delText>—</w:delText>
+              </w:r>
+            </w:del>
+            <w:r>
+              <w:rPr>
+                <w:rFonts w:ascii="Calibri" w:eastAsia="Times New Roman" w:hAnsi="Calibri" w:cs="Calibri"/>
+              </w:rPr>
+              <w:t>with</w:t>
+            </w:r>
+            <w:proofErr w:type="spellEnd"/>
+            <w:r>
+              <w:rPr>
+                <w:rFonts w:ascii="Calibri" w:eastAsia="Times New Roman" w:hAnsi="Calibri" w:cs="Calibri"/>
+              </w:rPr>
+              <w:t xml:space="preserve"> integrity, fairness, and honesty. It helps </w:t>
+            </w:r>
+            <w:del w:id="10" w:author="Siqueira, Alexandre" w:date="2025-12-19T11:40:00Z" w16du:dateUtc="2025-12-19T14:40:00Z">
+              <w:r>
+                <w:rPr>
+                  <w:rFonts w:ascii="Calibri" w:eastAsia="Times New Roman" w:hAnsi="Calibri" w:cs="Calibri"/>
+                </w:rPr>
+                <w:delText>us</w:delText>
+              </w:r>
+            </w:del>
+            <w:r>
+              <w:rPr>
+                <w:rFonts w:ascii="Calibri" w:eastAsia="Times New Roman" w:hAnsi="Calibri" w:cs="Calibri"/>
+              </w:rPr>
+              <w:t xml:space="preserve"> make ethical decisions, especially in complex situations, and ensures we stay aligned with our values. By following the Code, we protect our reputation, build trust with those we serve, and create a workplace culture where doing the right thing is paramount.</w:t>
             </w:r>
           </w:p>
         </w:tc>
@@ -2512,7 +2605,64 @@
                 <w:rFonts w:ascii="Calibri" w:eastAsia="Calibri" w:hAnsi="Calibri" w:cs="Calibri"/>
                 <w:lang w:val="pt-BR"/>
               </w:rPr>
-              <w:t>sucesso da Abbott, pois define o padrão de como trabalhamos: com integridade, justiça e honestidade. Isso</w:t>
+              <w:t>sucesso da Abbott, pois define o padrão de como trabalhamos</w:t>
+            </w:r>
+            <w:del w:id="11" w:author="Siqueira, Alexandre" w:date="2025-12-19T11:39:00Z" w16du:dateUtc="2025-12-19T14:39:00Z">
+              <w:r>
+                <w:rPr>
+                  <w:rFonts w:ascii="Calibri" w:eastAsia="Calibri" w:hAnsi="Calibri" w:cs="Calibri"/>
+                  <w:lang w:val="pt-BR"/>
+                </w:rPr>
+                <w:delText>: com</w:delText>
+              </w:r>
+            </w:del>
+            <w:ins w:id="12" w:author="Siqueira, Alexandre" w:date="2025-12-19T11:39:00Z" w16du:dateUtc="2025-12-19T14:39:00Z">
+              <w:r>
+                <w:rPr>
+                  <w:rFonts w:ascii="Calibri" w:eastAsia="Calibri" w:hAnsi="Calibri" w:cs="Calibri"/>
+                  <w:lang w:val="pt-BR"/>
+                </w:rPr>
+                <w:t xml:space="preserve">, no caos, fazemos tudo </w:t>
+              </w:r>
+            </w:ins>
+            <w:del w:id="13" w:author="Siqueira, Alexandre" w:date="2025-12-19T11:39:00Z" w16du:dateUtc="2025-12-19T14:39:00Z">
+              <w:r>
+                <w:rPr>
+                  <w:rFonts w:ascii="Calibri" w:eastAsia="Calibri" w:hAnsi="Calibri" w:cs="Calibri"/>
+                  <w:lang w:val="pt-BR"/>
+                </w:rPr>
+                <w:delText xml:space="preserve"> </w:delText>
+              </w:r>
+              <w:r>
+                <w:rPr>
+                  <w:rFonts w:ascii="Calibri" w:eastAsia="Calibri" w:hAnsi="Calibri" w:cs="Calibri"/>
+                  <w:lang w:val="pt-BR"/>
+                </w:rPr>
+                <w:delText>integridade</w:delText>
+              </w:r>
+            </w:del>
+            <w:ins w:id="14" w:author="Siqueira, Alexandre" w:date="2025-12-19T11:39:00Z" w16du:dateUtc="2025-12-19T14:39:00Z">
+              <w:r>
+                <w:rPr>
+                  <w:rFonts w:ascii="Calibri" w:eastAsia="Calibri" w:hAnsi="Calibri" w:cs="Calibri"/>
+                  <w:lang w:val="pt-BR"/>
+                </w:rPr>
+                <w:t>com,</w:t>
+              </w:r>
+              <w:r>
+                <w:rPr>
+                  <w:rFonts w:ascii="Calibri" w:eastAsia="Calibri" w:hAnsi="Calibri" w:cs="Calibri"/>
+                  <w:lang w:val="pt-BR"/>
+                </w:rPr>
+                <w:t xml:space="preserve"> integridade</w:t>
+              </w:r>
+            </w:ins>
+            <w:r>
+              <w:rPr>
+                <w:rFonts w:ascii="Calibri" w:eastAsia="Calibri" w:hAnsi="Calibri" w:cs="Calibri"/>
+                <w:lang w:val="pt-BR"/>
+              </w:rPr>
+              <w:t>, justiça e honestidade. Isso</w:t>
             </w:r>
             <w:r>
               <w:rPr>
@@ -2521,12 +2671,21 @@
               </w:rPr>
               <w:t> </w:t>
             </w:r>
-            <w:r>
-              <w:rPr>
-                <w:rFonts w:ascii="Calibri" w:eastAsia="Calibri" w:hAnsi="Calibri" w:cs="Calibri"/>
-                <w:lang w:val="pt-BR"/>
-              </w:rPr>
-              <w:t>nos ajuda a tomar decisões éticas, especialmente em</w:t>
+            <w:del w:id="15" w:author="Siqueira, Alexandre" w:date="2025-12-19T11:40:00Z" w16du:dateUtc="2025-12-19T14:40:00Z">
+              <w:r>
+                <w:rPr>
+                  <w:rFonts w:ascii="Calibri" w:eastAsia="Calibri" w:hAnsi="Calibri" w:cs="Calibri"/>
+                  <w:lang w:val="pt-BR"/>
+                </w:rPr>
+                <w:delText>nos</w:delText>
+              </w:r>
+            </w:del>
+            <w:r>
+              <w:rPr>
+                <w:rFonts w:ascii="Calibri" w:eastAsia="Calibri" w:hAnsi="Calibri" w:cs="Calibri"/>
+                <w:lang w:val="pt-BR"/>
+              </w:rPr>
+              <w:t xml:space="preserve"> ajuda a tomar decisões éticas, especialmente em</w:t>
             </w:r>
             <w:r>
               <w:rPr>
@@ -2652,7 +2811,21 @@
               <w:rPr>
                 <w:rFonts w:ascii="Calibri" w:eastAsia="Times New Roman" w:hAnsi="Calibri" w:cs="Calibri"/>
               </w:rPr>
-              <w:t xml:space="preserve">Each of us has a role in applying the Code of Business Conduct to our daily work and decision-making. It’s not </w:t>
+              <w:t>Each of us has a role in applying the Code of Business Conduct</w:t>
+            </w:r>
+            <w:ins w:id="16" w:author="Siqueira, Alexandre" w:date="2025-12-19T11:41:00Z" w16du:dateUtc="2025-12-19T14:41:00Z">
+              <w:r>
+                <w:rPr>
+                  <w:rFonts w:ascii="Calibri" w:eastAsia="Times New Roman" w:hAnsi="Calibri" w:cs="Calibri"/>
+                </w:rPr>
+                <w:t>,</w:t>
+              </w:r>
+            </w:ins>
+            <w:r>
+              <w:rPr>
+                <w:rFonts w:ascii="Calibri" w:eastAsia="Times New Roman" w:hAnsi="Calibri" w:cs="Calibri"/>
+              </w:rPr>
+              <w:t xml:space="preserve"> to our daily work and decision-making. It’s not </w:t>
             </w:r>
             <w:r>
               <w:rPr>
@@ -2714,7 +2887,23 @@
                 <w:rFonts w:ascii="Calibri" w:eastAsia="Calibri" w:hAnsi="Calibri" w:cs="Calibri"/>
                 <w:lang w:val="pt-BR"/>
               </w:rPr>
-              <w:t xml:space="preserve">Cada um de nós tem um papel na aplicação do Código de Conduta nos Negócios ao nosso trabalho diário e à tomada de decisões. Não é apenas um documento, é um guia que </w:t>
+              <w:t>Cada um de nós tem um papel na aplicação do Código de Conduta nos Negócios</w:t>
+            </w:r>
+            <w:ins w:id="17" w:author="Siqueira, Alexandre" w:date="2025-12-19T11:41:00Z" w16du:dateUtc="2025-12-19T14:41:00Z">
+              <w:r>
+                <w:rPr>
+                  <w:rFonts w:ascii="Calibri" w:eastAsia="Calibri" w:hAnsi="Calibri" w:cs="Calibri"/>
+                  <w:lang w:val="pt-BR"/>
+                </w:rPr>
+                <w:t>,</w:t>
+              </w:r>
+            </w:ins>
+            <w:r>
+              <w:rPr>
+                <w:rFonts w:ascii="Calibri" w:eastAsia="Calibri" w:hAnsi="Calibri" w:cs="Calibri"/>
+                <w:lang w:val="pt-BR"/>
+              </w:rPr>
+              <w:t xml:space="preserve"> ao nosso trabalho diário e à tomada de decisões. Não é apenas um documento, é um </w:t>
             </w:r>
             <w:r>
               <w:rPr>
@@ -2722,7 +2911,7 @@
                 <w:lang w:val="pt-BR"/>
               </w:rPr>
               <w:lastRenderedPageBreak/>
-              <w:t>nos ajuda a enfrentar os desafios com integridade e</w:t>
+              <w:t>guia que nos ajuda a enfrentar os desafios com integridade e</w:t>
             </w:r>
             <w:r>
               <w:rPr>
@@ -2983,15 +3172,13 @@
               </w:rPr>
               <w:t>É um lembrete de que</w:t>
             </w:r>
-            <w:ins w:id="10" w:author="Pelosi, Mariana" w:date="2025-12-18T13:42:00Z">
-              <w:r>
-                <w:rPr>
-                  <w:rFonts w:ascii="Calibri" w:eastAsia="Calibri" w:hAnsi="Calibri" w:cs="Calibri"/>
-                  <w:lang w:val="pt-BR"/>
-                </w:rPr>
-                <w:t>,</w:t>
-              </w:r>
-            </w:ins>
+            <w:r>
+              <w:rPr>
+                <w:rFonts w:ascii="Calibri" w:eastAsia="Calibri" w:hAnsi="Calibri" w:cs="Calibri"/>
+                <w:lang w:val="pt-BR"/>
+              </w:rPr>
+              <w:t>,</w:t>
+            </w:r>
             <w:r>
               <w:rPr>
                 <w:rFonts w:ascii="Calibri" w:eastAsia="Calibri" w:hAnsi="Calibri" w:cs="Calibri"/>
@@ -2999,15 +3186,13 @@
               </w:rPr>
               <w:t xml:space="preserve"> por trás de cada decisão, cada inovação e cada ação</w:t>
             </w:r>
-            <w:ins w:id="11" w:author="Pelosi, Mariana" w:date="2025-12-18T13:42:00Z">
-              <w:r>
-                <w:rPr>
-                  <w:rFonts w:ascii="Calibri" w:eastAsia="Calibri" w:hAnsi="Calibri" w:cs="Calibri"/>
-                  <w:lang w:val="pt-BR"/>
-                </w:rPr>
-                <w:t>,</w:t>
-              </w:r>
-            </w:ins>
+            <w:r>
+              <w:rPr>
+                <w:rFonts w:ascii="Calibri" w:eastAsia="Calibri" w:hAnsi="Calibri" w:cs="Calibri"/>
+                <w:lang w:val="pt-BR"/>
+              </w:rPr>
+              <w:t>,</w:t>
+            </w:r>
             <w:r>
               <w:rPr>
                 <w:rFonts w:ascii="Calibri" w:eastAsia="Calibri" w:hAnsi="Calibri" w:cs="Calibri"/>
@@ -3176,7 +3361,49 @@
               <w:rPr>
                 <w:rFonts w:ascii="Calibri" w:eastAsia="Times New Roman" w:hAnsi="Calibri" w:cs="Calibri"/>
               </w:rPr>
-              <w:t>Caring for people is at the heart of what we do. We put the health and well-being of patients and consumers first. Every day, we can make a meaningful difference—helping people live healthier lives and contributing to stronger, healthier communities.</w:t>
+              <w:t xml:space="preserve">Caring for people is </w:t>
+            </w:r>
+            <w:del w:id="18" w:author="Siqueira, Alexandre" w:date="2025-12-19T11:44:00Z" w16du:dateUtc="2025-12-19T14:44:00Z">
+              <w:r>
+                <w:rPr>
+                  <w:rFonts w:ascii="Calibri" w:eastAsia="Times New Roman" w:hAnsi="Calibri" w:cs="Calibri"/>
+                </w:rPr>
+                <w:delText>at</w:delText>
+              </w:r>
+            </w:del>
+            <w:r>
+              <w:rPr>
+                <w:rFonts w:ascii="Calibri" w:eastAsia="Times New Roman" w:hAnsi="Calibri" w:cs="Calibri"/>
+              </w:rPr>
+              <w:t xml:space="preserve"> the heart of what we do. We put the health and well-being of patients and consumers first. Every day, we can make a meaningful difference—helping people live healthier lives and contributing to </w:t>
+            </w:r>
+            <w:del w:id="19" w:author="Siqueira, Alexandre" w:date="2025-12-19T11:46:00Z" w16du:dateUtc="2025-12-19T14:46:00Z">
+              <w:r>
+                <w:rPr>
+                  <w:rFonts w:ascii="Calibri" w:eastAsia="Times New Roman" w:hAnsi="Calibri" w:cs="Calibri"/>
+                </w:rPr>
+                <w:delText>stronger, healthier</w:delText>
+              </w:r>
+            </w:del>
+            <w:r>
+              <w:rPr>
+                <w:rFonts w:ascii="Calibri" w:eastAsia="Times New Roman" w:hAnsi="Calibri" w:cs="Calibri"/>
+              </w:rPr>
+              <w:t xml:space="preserve"> </w:t>
+            </w:r>
+            <w:ins w:id="20" w:author="Siqueira, Alexandre" w:date="2025-12-19T11:46:00Z" w16du:dateUtc="2025-12-19T14:46:00Z">
+              <w:r>
+                <w:rPr>
+                  <w:rFonts w:ascii="Calibri" w:eastAsia="Times New Roman" w:hAnsi="Calibri" w:cs="Calibri"/>
+                </w:rPr>
+                <w:t xml:space="preserve">all </w:t>
+              </w:r>
+            </w:ins>
+            <w:r>
+              <w:rPr>
+                <w:rFonts w:ascii="Calibri" w:eastAsia="Times New Roman" w:hAnsi="Calibri" w:cs="Calibri"/>
+              </w:rPr>
+              <w:t>communities.</w:t>
             </w:r>
           </w:p>
         </w:tc>
@@ -3215,7 +3442,55 @@
                 <w:rFonts w:ascii="Calibri" w:eastAsia="Calibri" w:hAnsi="Calibri" w:cs="Calibri"/>
                 <w:lang w:val="pt-BR"/>
               </w:rPr>
-              <w:t>Cuidar das pessoas está no centro do que fazemos. Colocamos a saúde e o bem-estar dos pacientes e</w:t>
+              <w:t xml:space="preserve">Cuidar das pessoas </w:t>
+            </w:r>
+            <w:del w:id="21" w:author="Siqueira, Alexandre" w:date="2025-12-19T11:44:00Z" w16du:dateUtc="2025-12-19T14:44:00Z">
+              <w:r>
+                <w:rPr>
+                  <w:rFonts w:ascii="Calibri" w:eastAsia="Calibri" w:hAnsi="Calibri" w:cs="Calibri"/>
+                  <w:lang w:val="pt-BR"/>
+                </w:rPr>
+                <w:delText>está no</w:delText>
+              </w:r>
+            </w:del>
+            <w:r>
+              <w:rPr>
+                <w:rFonts w:ascii="Calibri" w:eastAsia="Calibri" w:hAnsi="Calibri" w:cs="Calibri"/>
+                <w:lang w:val="pt-BR"/>
+              </w:rPr>
+              <w:t xml:space="preserve"> </w:t>
+            </w:r>
+            <w:ins w:id="22" w:author="Siqueira, Alexandre" w:date="2025-12-19T11:44:00Z" w16du:dateUtc="2025-12-19T14:44:00Z">
+              <w:r>
+                <w:rPr>
+                  <w:rFonts w:ascii="Calibri" w:eastAsia="Calibri" w:hAnsi="Calibri" w:cs="Calibri"/>
+                  <w:lang w:val="pt-BR"/>
+                </w:rPr>
+                <w:t xml:space="preserve">é o </w:t>
+              </w:r>
+            </w:ins>
+            <w:r>
+              <w:rPr>
+                <w:rFonts w:ascii="Calibri" w:eastAsia="Calibri" w:hAnsi="Calibri" w:cs="Calibri"/>
+                <w:lang w:val="pt-BR"/>
+              </w:rPr>
+              <w:t xml:space="preserve">centro do que fazemos. Colocamos a saúde e </w:t>
+            </w:r>
+            <w:del w:id="23" w:author="Siqueira, Alexandre" w:date="2025-12-19T11:44:00Z" w16du:dateUtc="2025-12-19T14:44:00Z">
+              <w:r>
+                <w:rPr>
+                  <w:rFonts w:ascii="Calibri" w:eastAsia="Calibri" w:hAnsi="Calibri" w:cs="Calibri"/>
+                  <w:lang w:val="pt-BR"/>
+                </w:rPr>
+                <w:delText>o</w:delText>
+              </w:r>
+            </w:del>
+            <w:r>
+              <w:rPr>
+                <w:rFonts w:ascii="Calibri" w:eastAsia="Calibri" w:hAnsi="Calibri" w:cs="Calibri"/>
+                <w:lang w:val="pt-BR"/>
+              </w:rPr>
+              <w:t xml:space="preserve"> bem-estar dos pacientes e</w:t>
             </w:r>
             <w:r>
               <w:rPr>
@@ -3229,7 +3504,21 @@
                 <w:rFonts w:ascii="Calibri" w:eastAsia="Calibri" w:hAnsi="Calibri" w:cs="Calibri"/>
                 <w:lang w:val="pt-BR"/>
               </w:rPr>
-              <w:t xml:space="preserve">consumidores em primeiro lugar. Todos os dias, podemos fazer uma diferença significativa, ajudando </w:t>
+              <w:t>consumidores em primeiro lugar. Todos os dias, podemos fazer uma diferença significativa, ajudando as</w:t>
+            </w:r>
+            <w:r>
+              <w:rPr>
+                <w:rFonts w:ascii="Calibri" w:eastAsia="Calibri" w:hAnsi="Calibri" w:cs="Calibri"/>
+                <w:lang w:val="pt-BR"/>
+              </w:rPr>
+              <w:t> </w:t>
+            </w:r>
+            <w:r>
+              <w:rPr>
+                <w:rFonts w:ascii="Calibri" w:eastAsia="Calibri" w:hAnsi="Calibri" w:cs="Calibri"/>
+                <w:lang w:val="pt-BR"/>
+              </w:rPr>
+              <w:t xml:space="preserve">pessoas a terem uma </w:t>
             </w:r>
             <w:r>
               <w:rPr>
@@ -3237,21 +3526,39 @@
                 <w:lang w:val="pt-BR"/>
               </w:rPr>
               <w:lastRenderedPageBreak/>
-              <w:t>as</w:t>
-            </w:r>
-            <w:r>
-              <w:rPr>
-                <w:rFonts w:ascii="Calibri" w:eastAsia="Calibri" w:hAnsi="Calibri" w:cs="Calibri"/>
-                <w:lang w:val="pt-BR"/>
-              </w:rPr>
-              <w:t> </w:t>
-            </w:r>
-            <w:r>
-              <w:rPr>
-                <w:rFonts w:ascii="Calibri" w:eastAsia="Calibri" w:hAnsi="Calibri" w:cs="Calibri"/>
-                <w:lang w:val="pt-BR"/>
-              </w:rPr>
-              <w:t>pessoas a terem uma vida mais saudável e contribuindo para comunidades mais fortes e saudáveis.</w:t>
+              <w:t xml:space="preserve">vida mais saudável e contribuindo para </w:t>
+            </w:r>
+            <w:ins w:id="24" w:author="Siqueira, Alexandre" w:date="2025-12-19T11:45:00Z" w16du:dateUtc="2025-12-19T14:45:00Z">
+              <w:r>
+                <w:rPr>
+                  <w:rFonts w:ascii="Calibri" w:eastAsia="Calibri" w:hAnsi="Calibri" w:cs="Calibri"/>
+                  <w:lang w:val="pt-BR"/>
+                </w:rPr>
+                <w:t xml:space="preserve">todas as </w:t>
+              </w:r>
+            </w:ins>
+            <w:r>
+              <w:rPr>
+                <w:rFonts w:ascii="Calibri" w:eastAsia="Calibri" w:hAnsi="Calibri" w:cs="Calibri"/>
+                <w:lang w:val="pt-BR"/>
+              </w:rPr>
+              <w:t xml:space="preserve">comunidades </w:t>
+            </w:r>
+            <w:del w:id="25" w:author="Siqueira, Alexandre" w:date="2025-12-19T11:45:00Z" w16du:dateUtc="2025-12-19T14:45:00Z">
+              <w:r>
+                <w:rPr>
+                  <w:rFonts w:ascii="Calibri" w:eastAsia="Calibri" w:hAnsi="Calibri" w:cs="Calibri"/>
+                  <w:lang w:val="pt-BR"/>
+                </w:rPr>
+                <w:delText>mais fortes e saudáveis</w:delText>
+              </w:r>
+            </w:del>
+            <w:r>
+              <w:rPr>
+                <w:rFonts w:ascii="Calibri" w:eastAsia="Calibri" w:hAnsi="Calibri" w:cs="Calibri"/>
+                <w:lang w:val="pt-BR"/>
+              </w:rPr>
+              <w:t>.</w:t>
             </w:r>
           </w:p>
         </w:tc>
@@ -3448,7 +3755,39 @@
                 <w:rFonts w:ascii="Calibri" w:eastAsia="Calibri" w:hAnsi="Calibri" w:cs="Calibri"/>
                 <w:lang w:val="pt-BR"/>
               </w:rPr>
-              <w:t>Na Abbott, estamos comprometidos em apoiá-los com informações precisas e oportunas para que possam tomar as melhores decisões. Trabalhando juntos, podemos alcançar nosso objetivo comum de melhorar a saúde e o bem-estar em todo o mundo.</w:t>
+              <w:t xml:space="preserve">Na Abbott, estamos comprometidos em apoiá-los com informações precisas e oportunas para que possam tomar as melhores decisões. Trabalhando juntos, podemos alcançar nosso objetivo comum de melhorar a saúde e o bem-estar </w:t>
+            </w:r>
+            <w:del w:id="26" w:author="Siqueira, Alexandre" w:date="2025-12-19T11:47:00Z" w16du:dateUtc="2025-12-19T14:47:00Z">
+              <w:r>
+                <w:rPr>
+                  <w:rFonts w:ascii="Calibri" w:eastAsia="Calibri" w:hAnsi="Calibri" w:cs="Calibri"/>
+                  <w:lang w:val="pt-BR"/>
+                </w:rPr>
+                <w:delText>em</w:delText>
+              </w:r>
+            </w:del>
+            <w:r>
+              <w:rPr>
+                <w:rFonts w:ascii="Calibri" w:eastAsia="Calibri" w:hAnsi="Calibri" w:cs="Calibri"/>
+                <w:lang w:val="pt-BR"/>
+              </w:rPr>
+              <w:t xml:space="preserve"> </w:t>
+            </w:r>
+            <w:ins w:id="27" w:author="Siqueira, Alexandre" w:date="2025-12-19T11:47:00Z" w16du:dateUtc="2025-12-19T14:47:00Z">
+              <w:r>
+                <w:rPr>
+                  <w:rFonts w:ascii="Calibri" w:eastAsia="Calibri" w:hAnsi="Calibri" w:cs="Calibri"/>
+                  <w:lang w:val="pt-BR"/>
+                </w:rPr>
+                <w:t xml:space="preserve">de </w:t>
+              </w:r>
+            </w:ins>
+            <w:r>
+              <w:rPr>
+                <w:rFonts w:ascii="Calibri" w:eastAsia="Calibri" w:hAnsi="Calibri" w:cs="Calibri"/>
+                <w:lang w:val="pt-BR"/>
+              </w:rPr>
+              <w:t>todo o mundo.</w:t>
             </w:r>
           </w:p>
         </w:tc>
@@ -3591,7 +3930,21 @@
                 <w:rFonts w:ascii="Calibri" w:eastAsia="Times New Roman" w:hAnsi="Calibri" w:cs="Calibri"/>
               </w:rPr>
               <w:lastRenderedPageBreak/>
-              <w:t>We’re also committed to timely identifying, evaluating, and addressing product safety issues, as well as taking actions to prevent counterfeiting, illegal diversion, and theft of our products.</w:t>
+              <w:t xml:space="preserve">We’re </w:t>
+            </w:r>
+            <w:del w:id="28" w:author="Siqueira, Alexandre" w:date="2025-12-19T11:48:00Z" w16du:dateUtc="2025-12-19T14:48:00Z">
+              <w:r>
+                <w:rPr>
+                  <w:rFonts w:ascii="Calibri" w:eastAsia="Times New Roman" w:hAnsi="Calibri" w:cs="Calibri"/>
+                </w:rPr>
+                <w:delText>also</w:delText>
+              </w:r>
+            </w:del>
+            <w:r>
+              <w:rPr>
+                <w:rFonts w:ascii="Calibri" w:eastAsia="Times New Roman" w:hAnsi="Calibri" w:cs="Calibri"/>
+              </w:rPr>
+              <w:t xml:space="preserve"> committed to timely identifying, evaluating, and addressing product safety issues, as well as taking actions to prevent counterfeiting, illegal diversion, and theft of our products.</w:t>
             </w:r>
           </w:p>
           <w:p>
@@ -3699,6 +4052,7 @@
               <w:spacing w:before="100" w:beforeAutospacing="1" w:after="100" w:afterAutospacing="1"/>
               <w:ind w:left="30" w:right="30"/>
               <w:rPr>
+                <w:del w:id="29" w:author="Siqueira, Alexandre" w:date="2025-12-19T11:48:00Z" w16du:dateUtc="2025-12-19T14:48:00Z"/>
                 <w:rFonts w:ascii="Calibri" w:eastAsia="Times New Roman" w:hAnsi="Calibri" w:cs="Calibri"/>
                 <w:lang w:val="pt-BR"/>
               </w:rPr>
@@ -3738,16 +4092,61 @@
               <w:spacing w:before="100" w:beforeAutospacing="1" w:after="100" w:afterAutospacing="1"/>
               <w:ind w:left="30" w:right="30"/>
               <w:rPr>
-                <w:rFonts w:ascii="Calibri" w:eastAsia="Times New Roman" w:hAnsi="Calibri" w:cs="Calibri"/>
-                <w:lang w:val="pt-BR"/>
-              </w:rPr>
-            </w:pPr>
-            <w:r>
-              <w:rPr>
-                <w:rFonts w:ascii="Calibri" w:eastAsia="Calibri" w:hAnsi="Calibri" w:cs="Calibri"/>
-                <w:lang w:val="pt-BR"/>
-              </w:rPr>
-              <w:t>Também estamos comprometidos em identificar, avaliar e</w:t>
+                <w:ins w:id="30" w:author="Fintan O'Neill" w:date="2026-01-21T12:53:00Z" w16du:dateUtc="2026-01-21T12:53:00Z"/>
+                <w:rFonts w:ascii="Calibri" w:eastAsia="Calibri" w:hAnsi="Calibri" w:cs="Calibri"/>
+                <w:lang w:val="pt-BR"/>
+              </w:rPr>
+            </w:pPr>
+            <w:del w:id="31" w:author="Siqueira, Alexandre" w:date="2025-12-19T11:48:00Z" w16du:dateUtc="2025-12-19T14:48:00Z">
+              <w:r>
+                <w:rPr>
+                  <w:rFonts w:ascii="Calibri" w:eastAsia="Calibri" w:hAnsi="Calibri" w:cs="Calibri"/>
+                  <w:lang w:val="pt-BR"/>
+                </w:rPr>
+                <w:delText>Também</w:delText>
+              </w:r>
+            </w:del>
+            <w:r>
+              <w:rPr>
+                <w:rFonts w:ascii="Calibri" w:eastAsia="Calibri" w:hAnsi="Calibri" w:cs="Calibri"/>
+                <w:lang w:val="pt-BR"/>
+              </w:rPr>
+              <w:t xml:space="preserve"> </w:t>
+            </w:r>
+          </w:p>
+          <w:p>
+            <w:pPr>
+              <w:spacing w:before="100" w:beforeAutospacing="1" w:after="100" w:afterAutospacing="1"/>
+              <w:ind w:left="30" w:right="30"/>
+              <w:rPr>
+                <w:rFonts w:ascii="Calibri" w:eastAsia="Times New Roman" w:hAnsi="Calibri" w:cs="Calibri"/>
+                <w:lang w:val="pt-BR"/>
+              </w:rPr>
+            </w:pPr>
+            <w:ins w:id="32" w:author="Siqueira, Alexandre" w:date="2025-12-19T11:48:00Z" w16du:dateUtc="2025-12-19T14:48:00Z">
+              <w:r>
+                <w:rPr>
+                  <w:rFonts w:ascii="Calibri" w:eastAsia="Calibri" w:hAnsi="Calibri" w:cs="Calibri"/>
+                  <w:lang w:val="pt-BR"/>
+                </w:rPr>
+                <w:t>E</w:t>
+              </w:r>
+            </w:ins>
+            <w:del w:id="33" w:author="Siqueira, Alexandre" w:date="2025-12-19T11:48:00Z" w16du:dateUtc="2025-12-19T14:48:00Z">
+              <w:r>
+                <w:rPr>
+                  <w:rFonts w:ascii="Calibri" w:eastAsia="Calibri" w:hAnsi="Calibri" w:cs="Calibri"/>
+                  <w:lang w:val="pt-BR"/>
+                </w:rPr>
+                <w:delText>e</w:delText>
+              </w:r>
+            </w:del>
+            <w:r>
+              <w:rPr>
+                <w:rFonts w:ascii="Calibri" w:eastAsia="Calibri" w:hAnsi="Calibri" w:cs="Calibri"/>
+                <w:lang w:val="pt-BR"/>
+              </w:rPr>
+              <w:t>stamos comprometidos em identificar, avaliar e</w:t>
             </w:r>
             <w:r>
               <w:rPr>
@@ -3970,29 +4369,73 @@
               <w:rPr>
                 <w:rFonts w:ascii="Calibri" w:eastAsia="Times New Roman" w:hAnsi="Calibri" w:cs="Calibri"/>
               </w:rPr>
-              <w:t>We’re committed to quality at every stage—from sourcing and production to how we market, sell, and deliver our products, including through our partners. Every step matters because people count on us for safety .</w:t>
-            </w:r>
-          </w:p>
-          <w:p>
-            <w:pPr>
-              <w:spacing w:before="100" w:beforeAutospacing="1" w:after="100" w:afterAutospacing="1"/>
-              <w:ind w:left="30" w:right="30"/>
-              <w:rPr>
-                <w:rFonts w:ascii="Calibri" w:eastAsia="Times New Roman" w:hAnsi="Calibri" w:cs="Calibri"/>
-              </w:rPr>
-            </w:pPr>
-            <w:r>
-              <w:rPr>
-                <w:rFonts w:ascii="Calibri" w:eastAsia="Times New Roman" w:hAnsi="Calibri" w:cs="Calibri"/>
-              </w:rPr>
-              <w:t xml:space="preserve">We’re committed to timely identifying, assessing, and addressing product safety issues. We ensure healthcare </w:t>
+              <w:t xml:space="preserve">We’re committed to quality at every stage—from sourcing and production to how we market, sell, and deliver our products, including through our partners. Every step </w:t>
+            </w:r>
+            <w:del w:id="34" w:author="Siqueira, Alexandre" w:date="2025-12-19T11:50:00Z" w16du:dateUtc="2025-12-19T14:50:00Z">
+              <w:r>
+                <w:rPr>
+                  <w:rFonts w:ascii="Calibri" w:eastAsia="Times New Roman" w:hAnsi="Calibri" w:cs="Calibri"/>
+                </w:rPr>
+                <w:delText>matters</w:delText>
+              </w:r>
+            </w:del>
+            <w:ins w:id="35" w:author="Siqueira, Alexandre" w:date="2025-12-19T11:50:00Z" w16du:dateUtc="2025-12-19T14:50:00Z">
+              <w:r>
+                <w:rPr>
+                  <w:rFonts w:ascii="Calibri" w:eastAsia="Times New Roman" w:hAnsi="Calibri" w:cs="Calibri"/>
+                </w:rPr>
+                <w:t>matter</w:t>
+              </w:r>
+            </w:ins>
+            <w:r>
+              <w:rPr>
+                <w:rFonts w:ascii="Calibri" w:eastAsia="Times New Roman" w:hAnsi="Calibri" w:cs="Calibri"/>
+              </w:rPr>
+              <w:t xml:space="preserve"> because people count on us for </w:t>
+            </w:r>
+            <w:del w:id="36" w:author="Siqueira, Alexandre" w:date="2025-12-19T11:50:00Z" w16du:dateUtc="2025-12-19T14:50:00Z">
+              <w:r>
+                <w:rPr>
+                  <w:rFonts w:ascii="Calibri" w:eastAsia="Times New Roman" w:hAnsi="Calibri" w:cs="Calibri"/>
+                </w:rPr>
+                <w:delText>safety .</w:delText>
+              </w:r>
+            </w:del>
+            <w:ins w:id="37" w:author="Siqueira, Alexandre" w:date="2025-12-19T11:50:00Z" w16du:dateUtc="2025-12-19T14:50:00Z">
+              <w:r>
+                <w:rPr>
+                  <w:rFonts w:ascii="Calibri" w:eastAsia="Times New Roman" w:hAnsi="Calibri" w:cs="Calibri"/>
+                </w:rPr>
+                <w:t xml:space="preserve"> the best </w:t>
+              </w:r>
+              <w:r>
+                <w:rPr>
+                  <w:rFonts w:ascii="Calibri" w:eastAsia="Times New Roman" w:hAnsi="Calibri" w:cs="Calibri"/>
+                </w:rPr>
+                <w:t>safety.</w:t>
+              </w:r>
+            </w:ins>
+          </w:p>
+          <w:p>
+            <w:pPr>
+              <w:spacing w:before="100" w:beforeAutospacing="1" w:after="100" w:afterAutospacing="1"/>
+              <w:ind w:left="30" w:right="30"/>
+              <w:rPr>
+                <w:rFonts w:ascii="Calibri" w:eastAsia="Times New Roman" w:hAnsi="Calibri" w:cs="Calibri"/>
+              </w:rPr>
+            </w:pPr>
+            <w:r>
+              <w:rPr>
+                <w:rFonts w:ascii="Calibri" w:eastAsia="Times New Roman" w:hAnsi="Calibri" w:cs="Calibri"/>
+              </w:rPr>
+              <w:t xml:space="preserve">We’re committed to timely identifying, assessing, and addressing product safety issues. We ensure healthcare professionals and institutions have the information they </w:t>
             </w:r>
             <w:r>
               <w:rPr>
                 <w:rFonts w:ascii="Calibri" w:eastAsia="Times New Roman" w:hAnsi="Calibri" w:cs="Calibri"/>
               </w:rPr>
               <w:lastRenderedPageBreak/>
-              <w:t>professionals and institutions have the information they need to use our products safely and effectively, and we communicate with regulatory or public health agencies in the event of potential safety concerns.</w:t>
+              <w:t>need to use our products safely and effectively, and we communicate with regulatory or public health agencies in the event of potential safety concerns.</w:t>
             </w:r>
           </w:p>
           <w:p>
@@ -4106,25 +4549,64 @@
                 <w:rFonts w:ascii="Calibri" w:eastAsia="Calibri" w:hAnsi="Calibri" w:cs="Calibri"/>
                 <w:lang w:val="pt-BR"/>
               </w:rPr>
-              <w:t>para garantir sua segurança.</w:t>
-            </w:r>
-          </w:p>
-          <w:p>
-            <w:pPr>
-              <w:spacing w:before="100" w:beforeAutospacing="1" w:after="100" w:afterAutospacing="1"/>
-              <w:ind w:left="30" w:right="30"/>
-              <w:rPr>
-                <w:rFonts w:ascii="Calibri" w:eastAsia="Times New Roman" w:hAnsi="Calibri" w:cs="Calibri"/>
-                <w:lang w:val="pt-BR"/>
-              </w:rPr>
-            </w:pPr>
+              <w:t xml:space="preserve">para garantir </w:t>
+            </w:r>
+            <w:del w:id="38" w:author="Siqueira, Alexandre" w:date="2025-12-19T11:49:00Z" w16du:dateUtc="2025-12-19T14:49:00Z">
+              <w:r>
+                <w:rPr>
+                  <w:rFonts w:ascii="Calibri" w:eastAsia="Calibri" w:hAnsi="Calibri" w:cs="Calibri"/>
+                  <w:lang w:val="pt-BR"/>
+                </w:rPr>
+                <w:delText>sua</w:delText>
+              </w:r>
+            </w:del>
+            <w:r>
+              <w:rPr>
+                <w:rFonts w:ascii="Calibri" w:eastAsia="Calibri" w:hAnsi="Calibri" w:cs="Calibri"/>
+                <w:lang w:val="pt-BR"/>
+              </w:rPr>
+              <w:t xml:space="preserve"> </w:t>
+            </w:r>
+            <w:ins w:id="39" w:author="Siqueira, Alexandre" w:date="2025-12-19T11:49:00Z" w16du:dateUtc="2025-12-19T14:49:00Z">
+              <w:r>
+                <w:rPr>
+                  <w:rFonts w:ascii="Calibri" w:eastAsia="Calibri" w:hAnsi="Calibri" w:cs="Calibri"/>
+                  <w:lang w:val="pt-BR"/>
+                </w:rPr>
+                <w:t xml:space="preserve">a melhor </w:t>
+              </w:r>
+            </w:ins>
+            <w:r>
+              <w:rPr>
+                <w:rFonts w:ascii="Calibri" w:eastAsia="Calibri" w:hAnsi="Calibri" w:cs="Calibri"/>
+                <w:lang w:val="pt-BR"/>
+              </w:rPr>
+              <w:t>segurança.</w:t>
+            </w:r>
+          </w:p>
+          <w:p>
+            <w:pPr>
+              <w:spacing w:before="100" w:beforeAutospacing="1" w:after="100" w:afterAutospacing="1"/>
+              <w:ind w:left="30" w:right="30"/>
+              <w:rPr>
+                <w:rFonts w:ascii="Calibri" w:eastAsia="Times New Roman" w:hAnsi="Calibri" w:cs="Calibri"/>
+                <w:lang w:val="pt-BR"/>
+              </w:rPr>
+            </w:pPr>
+            <w:r>
+              <w:rPr>
+                <w:rFonts w:ascii="Calibri" w:eastAsia="Calibri" w:hAnsi="Calibri" w:cs="Calibri"/>
+                <w:lang w:val="pt-BR"/>
+              </w:rPr>
+              <w:t xml:space="preserve">Estamos comprometidos em identificar, avaliar e resolver questões de segurança do produto em tempo hábil. </w:t>
+            </w:r>
             <w:r>
               <w:rPr>
                 <w:rFonts w:ascii="Calibri" w:eastAsia="Calibri" w:hAnsi="Calibri" w:cs="Calibri"/>
                 <w:lang w:val="pt-BR"/>
               </w:rPr>
               <w:lastRenderedPageBreak/>
-              <w:t>Estamos comprometidos em identificar, avaliar e resolver questões de segurança do produto em tempo hábil. Garantimos que os profissionais e instituições de saúde tenham as informações necessárias para usar nossos produtos com segurança e eficácia, e nos comunicamos com órgãos reguladores ou de saúde pública em caso de</w:t>
+              <w:t>Garantimos que os profissionais e instituições de saúde tenham as informações necessárias para usar nossos produtos com segurança e eficácia, e nos comunicamos com órgãos reguladores ou de saúde pública em caso de</w:t>
             </w:r>
             <w:r>
               <w:rPr>
@@ -4296,7 +4778,21 @@
               <w:rPr>
                 <w:rFonts w:ascii="Calibri" w:eastAsia="Times New Roman" w:hAnsi="Calibri" w:cs="Calibri"/>
               </w:rPr>
-              <w:t>Our product communications are truthful, balanced, and aligned with approved labeling, scientific evidence, and medical best practices in the countries where we operate.</w:t>
+              <w:t xml:space="preserve">Our product communications are truthful, balanced, and aligned with approved </w:t>
+            </w:r>
+            <w:proofErr w:type="spellStart"/>
+            <w:r>
+              <w:rPr>
+                <w:rFonts w:ascii="Calibri" w:eastAsia="Times New Roman" w:hAnsi="Calibri" w:cs="Calibri"/>
+              </w:rPr>
+              <w:t>labeling</w:t>
+            </w:r>
+            <w:proofErr w:type="spellEnd"/>
+            <w:r>
+              <w:rPr>
+                <w:rFonts w:ascii="Calibri" w:eastAsia="Times New Roman" w:hAnsi="Calibri" w:cs="Calibri"/>
+              </w:rPr>
+              <w:t>, scientific evidence, and medical best practices in the countries where we operate.</w:t>
             </w:r>
           </w:p>
         </w:tc>
@@ -4493,8 +4989,14 @@
               <w:rPr>
                 <w:rFonts w:ascii="Calibri" w:eastAsia="Times New Roman" w:hAnsi="Calibri" w:cs="Calibri"/>
               </w:rPr>
+              <w:t xml:space="preserve">We operate in alignment with the licenses and approvals granted by health authorities in the countries we </w:t>
+            </w:r>
+            <w:r>
+              <w:rPr>
+                <w:rFonts w:ascii="Calibri" w:eastAsia="Times New Roman" w:hAnsi="Calibri" w:cs="Calibri"/>
+              </w:rPr>
               <w:lastRenderedPageBreak/>
-              <w:t>We operate in alignment with the licenses and approvals granted by health authorities in the countries we operate. Our product promotion, sales, and distribution follow strict trade laws and country-specific regulations. Through strong internal policies and procedures, we ensure compliance and uphold our commitment to ethical, safe, and responsible business practices.</w:t>
+              <w:t>operate. Our product promotion, sales, and distribution follow strict trade laws and country-specific regulations. Through strong internal policies and procedures, we ensure compliance and uphold our commitment to ethical, safe, and responsible business practices.</w:t>
             </w:r>
           </w:p>
         </w:tc>
@@ -4565,8 +5067,15 @@
                 <w:rFonts w:ascii="Calibri" w:eastAsia="Calibri" w:hAnsi="Calibri" w:cs="Calibri"/>
                 <w:lang w:val="pt-BR"/>
               </w:rPr>
+              <w:t xml:space="preserve">Operamos em conformidade com as licenças e aprovações concedidas pelas autoridades sanitárias dos países em </w:t>
+            </w:r>
+            <w:r>
+              <w:rPr>
+                <w:rFonts w:ascii="Calibri" w:eastAsia="Calibri" w:hAnsi="Calibri" w:cs="Calibri"/>
+                <w:lang w:val="pt-BR"/>
+              </w:rPr>
               <w:lastRenderedPageBreak/>
-              <w:t>Operamos em conformidade com as licenças e aprovações concedidas pelas autoridades sanitárias dos países em que</w:t>
+              <w:t>que</w:t>
             </w:r>
             <w:r>
               <w:rPr>
@@ -4721,7 +5230,29 @@
               <w:rPr>
                 <w:rFonts w:ascii="Calibri" w:eastAsia="Times New Roman" w:hAnsi="Calibri" w:cs="Calibri"/>
               </w:rPr>
-              <w:t>We pursue innovation, recognizing the importance of anticipating and addressing risks responsibly. We honor the dignity of every study participant and uphold the highest standards of transparency and objectivity in scientific research.</w:t>
+              <w:t xml:space="preserve">We pursue innovation, recognizing the importance of anticipating and addressing risks responsibly. We </w:t>
+            </w:r>
+            <w:del w:id="40" w:author="Siqueira, Alexandre" w:date="2025-12-19T11:53:00Z" w16du:dateUtc="2025-12-19T14:53:00Z">
+              <w:r>
+                <w:rPr>
+                  <w:rFonts w:ascii="Calibri" w:eastAsia="Times New Roman" w:hAnsi="Calibri" w:cs="Calibri"/>
+                </w:rPr>
+                <w:delText>honor</w:delText>
+              </w:r>
+            </w:del>
+            <w:ins w:id="41" w:author="Siqueira, Alexandre" w:date="2025-12-19T11:53:00Z" w16du:dateUtc="2025-12-19T14:53:00Z">
+              <w:r>
+                <w:rPr>
+                  <w:rFonts w:ascii="Calibri" w:eastAsia="Times New Roman" w:hAnsi="Calibri" w:cs="Calibri"/>
+                </w:rPr>
+                <w:t>honour</w:t>
+              </w:r>
+            </w:ins>
+            <w:r>
+              <w:rPr>
+                <w:rFonts w:ascii="Calibri" w:eastAsia="Times New Roman" w:hAnsi="Calibri" w:cs="Calibri"/>
+              </w:rPr>
+              <w:t xml:space="preserve"> the dignity of every study participant and uphold the highest standards of transparency and objectivity in scientific research.</w:t>
             </w:r>
           </w:p>
           <w:p>
@@ -5096,8 +5627,14 @@
               <w:spacing w:before="100" w:beforeAutospacing="1" w:after="100" w:afterAutospacing="1"/>
               <w:ind w:left="30" w:right="30"/>
               <w:rPr>
-                <w:rFonts w:ascii="Calibri" w:eastAsia="Times New Roman" w:hAnsi="Calibri" w:cs="Calibri"/>
-                <w:lang w:val="pt-BR"/>
+                <w:rFonts w:ascii="Calibri" w:eastAsia="Calibri" w:hAnsi="Calibri" w:cs="Calibri"/>
+                <w:lang w:val="pt-BR"/>
+                <w:rPrChange w:id="42" w:author="Siqueira, Alexandre" w:date="2025-12-19T11:55:00Z" w16du:dateUtc="2025-12-19T14:55:00Z">
+                  <w:rPr>
+                    <w:rFonts w:ascii="Calibri" w:eastAsia="Times New Roman" w:hAnsi="Calibri" w:cs="Calibri"/>
+                    <w:lang w:val="pt-BR"/>
+                  </w:rPr>
+                </w:rPrChange>
               </w:rPr>
             </w:pPr>
             <w:r>
@@ -5119,7 +5656,32 @@
                 <w:rFonts w:ascii="Calibri" w:eastAsia="Calibri" w:hAnsi="Calibri" w:cs="Calibri"/>
                 <w:lang w:val="pt-BR"/>
               </w:rPr>
-              <w:t>e produtos inovadores que apoiam a saúde de novas maneiras. Por meio de ciência e tecnologia de ponta, nos</w:t>
+              <w:t>e produtos inovadores que apoiam a saúde</w:t>
+            </w:r>
+            <w:del w:id="43" w:author="Siqueira, Alexandre" w:date="2025-12-19T11:55:00Z" w16du:dateUtc="2025-12-19T14:55:00Z">
+              <w:r>
+                <w:rPr>
+                  <w:rFonts w:ascii="Calibri" w:eastAsia="Calibri" w:hAnsi="Calibri" w:cs="Calibri"/>
+                  <w:lang w:val="pt-BR"/>
+                </w:rPr>
+                <w:delText xml:space="preserve"> de novas maneiras</w:delText>
+              </w:r>
+            </w:del>
+            <w:ins w:id="44" w:author="Siqueira, Alexandre" w:date="2025-12-19T11:55:00Z" w16du:dateUtc="2025-12-19T14:55:00Z">
+              <w:r>
+                <w:rPr>
+                  <w:rFonts w:ascii="Calibri" w:eastAsia="Calibri" w:hAnsi="Calibri" w:cs="Calibri"/>
+                  <w:lang w:val="pt-BR"/>
+                </w:rPr>
+                <w:t xml:space="preserve"> de outro jeito</w:t>
+              </w:r>
+            </w:ins>
+            <w:r>
+              <w:rPr>
+                <w:rFonts w:ascii="Calibri" w:eastAsia="Calibri" w:hAnsi="Calibri" w:cs="Calibri"/>
+                <w:lang w:val="pt-BR"/>
+              </w:rPr>
+              <w:t>. Por meio de ciência e tecnologia de ponta, nos</w:t>
             </w:r>
             <w:r>
               <w:rPr>
@@ -5332,30 +5894,46 @@
               </w:rPr>
               <w:t>Embora o progresso muitas vezes envolv</w:t>
             </w:r>
-            <w:del w:id="12" w:author="Pelosi, Mariana" w:date="2025-12-18T13:56:00Z">
+            <w:ins w:id="45" w:author="Siqueira, Alexandre" w:date="2025-12-19T11:57:00Z" w16du:dateUtc="2025-12-19T14:57:00Z">
               <w:r>
                 <w:rPr>
                   <w:rFonts w:ascii="Calibri" w:eastAsia="Calibri" w:hAnsi="Calibri" w:cs="Calibri"/>
                   <w:lang w:val="pt-BR"/>
                 </w:rPr>
-                <w:delText>a</w:delText>
-              </w:r>
-            </w:del>
-            <w:ins w:id="13" w:author="Pelosi, Mariana" w:date="2025-12-18T13:56:00Z">
+                <w:t>a</w:t>
+              </w:r>
+            </w:ins>
+            <w:del w:id="46" w:author="Siqueira, Alexandre" w:date="2025-12-19T11:57:00Z" w16du:dateUtc="2025-12-19T14:57:00Z">
               <w:r>
                 <w:rPr>
                   <w:rFonts w:ascii="Calibri" w:eastAsia="Calibri" w:hAnsi="Calibri" w:cs="Calibri"/>
                   <w:lang w:val="pt-BR"/>
                 </w:rPr>
-                <w:t>e</w:t>
-              </w:r>
-            </w:ins>
-            <w:r>
-              <w:rPr>
-                <w:rFonts w:ascii="Calibri" w:eastAsia="Calibri" w:hAnsi="Calibri" w:cs="Calibri"/>
-                <w:lang w:val="pt-BR"/>
-              </w:rPr>
-              <w:t xml:space="preserve"> riscos, tomamos medidas ponderadas e responsáveis para antecipar desafios e minimizá-los com antecedência, sempre guiados pelo Código e pelas nossas políticas.</w:t>
+                <w:delText>e</w:delText>
+              </w:r>
+            </w:del>
+            <w:r>
+              <w:rPr>
+                <w:rFonts w:ascii="Calibri" w:eastAsia="Calibri" w:hAnsi="Calibri" w:cs="Calibri"/>
+                <w:lang w:val="pt-BR"/>
+              </w:rPr>
+              <w:t xml:space="preserve"> riscos, tomamos medidas ponderadas e responsáveis para antecipar desafios e minimizá-los com antecedência, sempre guiados pelo Código e </w:t>
+            </w:r>
+            <w:del w:id="47" w:author="Siqueira, Alexandre" w:date="2025-12-19T11:57:00Z" w16du:dateUtc="2025-12-19T14:57:00Z">
+              <w:r>
+                <w:rPr>
+                  <w:rFonts w:ascii="Calibri" w:eastAsia="Calibri" w:hAnsi="Calibri" w:cs="Calibri"/>
+                  <w:lang w:val="pt-BR"/>
+                </w:rPr>
+                <w:delText>pelas</w:delText>
+              </w:r>
+            </w:del>
+            <w:r>
+              <w:rPr>
+                <w:rFonts w:ascii="Calibri" w:eastAsia="Calibri" w:hAnsi="Calibri" w:cs="Calibri"/>
+                <w:lang w:val="pt-BR"/>
+              </w:rPr>
+              <w:t xml:space="preserve"> nossas políticas.</w:t>
             </w:r>
           </w:p>
         </w:tc>
@@ -5482,44 +6060,100 @@
               <w:rPr>
                 <w:rFonts w:ascii="Calibri" w:eastAsia="Times New Roman" w:hAnsi="Calibri" w:cs="Calibri"/>
               </w:rPr>
-              <w:t xml:space="preserve">When conducting research, we treat study participants with dignity, protect them from unnecessary risk, and </w:t>
+              <w:t xml:space="preserve">When conducting research, we treat study participants with dignity, protect them from unnecessary risk, and ensure they understand the nature and purpose of the research and the associated risks. Obtaining informed </w:t>
             </w:r>
             <w:r>
               <w:rPr>
                 <w:rFonts w:ascii="Calibri" w:eastAsia="Times New Roman" w:hAnsi="Calibri" w:cs="Calibri"/>
               </w:rPr>
               <w:lastRenderedPageBreak/>
-              <w:t>ensure they understand the nature and purpose of the research and the associated risks. Obtaining informed consent from study participants is an essential part of our research process.</w:t>
-            </w:r>
-          </w:p>
-          <w:p>
-            <w:pPr>
-              <w:spacing w:before="100" w:beforeAutospacing="1" w:after="100" w:afterAutospacing="1"/>
-              <w:ind w:left="30" w:right="30"/>
-              <w:rPr>
-                <w:rFonts w:ascii="Calibri" w:eastAsia="Times New Roman" w:hAnsi="Calibri" w:cs="Calibri"/>
-              </w:rPr>
-            </w:pPr>
-            <w:r>
-              <w:rPr>
-                <w:rFonts w:ascii="Calibri" w:eastAsia="Times New Roman" w:hAnsi="Calibri" w:cs="Calibri"/>
-              </w:rPr>
-              <w:t>We value transparency in scientific research and will not seek to improperly influence outcomes. We ensure study data is accurate and are committed to providing research results relating to our products, whether results are positive or negative, in a timely and accurate fashion.</w:t>
-            </w:r>
-          </w:p>
-          <w:p>
-            <w:pPr>
-              <w:spacing w:before="100" w:beforeAutospacing="1" w:after="100" w:afterAutospacing="1"/>
-              <w:ind w:left="30" w:right="30"/>
-              <w:rPr>
-                <w:rFonts w:ascii="Calibri" w:eastAsia="Times New Roman" w:hAnsi="Calibri" w:cs="Calibri"/>
-              </w:rPr>
-            </w:pPr>
-            <w:r>
-              <w:rPr>
-                <w:rFonts w:ascii="Calibri" w:eastAsia="Times New Roman" w:hAnsi="Calibri" w:cs="Calibri"/>
-              </w:rPr>
-              <w:t>When research is conducted for Abbott or published on our behalf, we partner with experts who have strong scientific and medical backgrounds. We expect them to disclose any connections to Abbott, including financial or other relationships.</w:t>
+              <w:t>consent from study participants is an essential part of our research process.</w:t>
+            </w:r>
+          </w:p>
+          <w:p>
+            <w:pPr>
+              <w:spacing w:before="100" w:beforeAutospacing="1" w:after="100" w:afterAutospacing="1"/>
+              <w:ind w:left="30" w:right="30"/>
+              <w:rPr>
+                <w:rFonts w:ascii="Calibri" w:eastAsia="Times New Roman" w:hAnsi="Calibri" w:cs="Calibri"/>
+              </w:rPr>
+            </w:pPr>
+            <w:r>
+              <w:rPr>
+                <w:rFonts w:ascii="Calibri" w:eastAsia="Times New Roman" w:hAnsi="Calibri" w:cs="Calibri"/>
+              </w:rPr>
+              <w:t>We value transparency in scientific research and will not seek to improperly influence outcomes. We ensure study data</w:t>
+            </w:r>
+            <w:ins w:id="48" w:author="Siqueira, Alexandre" w:date="2025-12-19T12:01:00Z" w16du:dateUtc="2025-12-19T15:01:00Z">
+              <w:r>
+                <w:rPr>
+                  <w:rFonts w:ascii="Calibri" w:eastAsia="Times New Roman" w:hAnsi="Calibri" w:cs="Calibri"/>
+                </w:rPr>
+                <w:t xml:space="preserve">, </w:t>
+              </w:r>
+            </w:ins>
+            <w:r>
+              <w:rPr>
+                <w:rFonts w:ascii="Calibri" w:eastAsia="Times New Roman" w:hAnsi="Calibri" w:cs="Calibri"/>
+              </w:rPr>
+              <w:t xml:space="preserve"> </w:t>
+            </w:r>
+            <w:del w:id="49" w:author="Siqueira, Alexandre" w:date="2025-12-19T12:01:00Z" w16du:dateUtc="2025-12-19T15:01:00Z">
+              <w:r>
+                <w:rPr>
+                  <w:rFonts w:ascii="Calibri" w:eastAsia="Times New Roman" w:hAnsi="Calibri" w:cs="Calibri"/>
+                </w:rPr>
+                <w:delText>is</w:delText>
+              </w:r>
+            </w:del>
+            <w:r>
+              <w:rPr>
+                <w:rFonts w:ascii="Calibri" w:eastAsia="Times New Roman" w:hAnsi="Calibri" w:cs="Calibri"/>
+              </w:rPr>
+              <w:t xml:space="preserve"> </w:t>
+            </w:r>
+            <w:ins w:id="50" w:author="Siqueira, Alexandre" w:date="2025-12-19T12:01:00Z" w16du:dateUtc="2025-12-19T15:01:00Z">
+              <w:r>
+                <w:rPr>
+                  <w:rFonts w:ascii="Calibri" w:eastAsia="Times New Roman" w:hAnsi="Calibri" w:cs="Calibri"/>
+                </w:rPr>
+                <w:t xml:space="preserve">the </w:t>
+              </w:r>
+            </w:ins>
+            <w:r>
+              <w:rPr>
+                <w:rFonts w:ascii="Calibri" w:eastAsia="Times New Roman" w:hAnsi="Calibri" w:cs="Calibri"/>
+              </w:rPr>
+              <w:t>accurate and are committed to providing research results relating to our products, whether results are positive or negative, in a timely and accurate fashion.</w:t>
+            </w:r>
+          </w:p>
+          <w:p>
+            <w:pPr>
+              <w:spacing w:before="100" w:beforeAutospacing="1" w:after="100" w:afterAutospacing="1"/>
+              <w:ind w:left="30" w:right="30"/>
+              <w:rPr>
+                <w:rFonts w:ascii="Calibri" w:eastAsia="Times New Roman" w:hAnsi="Calibri" w:cs="Calibri"/>
+              </w:rPr>
+            </w:pPr>
+            <w:r>
+              <w:rPr>
+                <w:rFonts w:ascii="Calibri" w:eastAsia="Times New Roman" w:hAnsi="Calibri" w:cs="Calibri"/>
+              </w:rPr>
+              <w:t xml:space="preserve">When research is conducted for Abbott or published on our behalf, </w:t>
+            </w:r>
+            <w:ins w:id="51" w:author="Siqueira, Alexandre" w:date="2025-12-19T12:02:00Z" w16du:dateUtc="2025-12-19T15:02:00Z">
+              <w:r>
+                <w:rPr>
+                  <w:rFonts w:ascii="Calibri" w:eastAsia="Times New Roman" w:hAnsi="Calibri" w:cs="Calibri"/>
+                </w:rPr>
+                <w:t xml:space="preserve">always </w:t>
+              </w:r>
+            </w:ins>
+            <w:r>
+              <w:rPr>
+                <w:rFonts w:ascii="Calibri" w:eastAsia="Times New Roman" w:hAnsi="Calibri" w:cs="Calibri"/>
+              </w:rPr>
+              <w:t>we partner with experts who have strong scientific and medical backgrounds. We expect them to disclose any connections to Abbott, including financial or other relationships.</w:t>
             </w:r>
           </w:p>
         </w:tc>
@@ -5604,122 +6238,24 @@
                 <w:rFonts w:ascii="Calibri" w:eastAsia="Calibri" w:hAnsi="Calibri" w:cs="Calibri"/>
                 <w:lang w:val="pt-BR"/>
               </w:rPr>
-              <w:t xml:space="preserve">Ao conduzir pesquisas, tratamos os participantes do estudo com dignidade, os protegemos de riscos </w:t>
-            </w:r>
-            <w:r>
-              <w:rPr>
-                <w:rFonts w:ascii="Calibri" w:eastAsia="Calibri" w:hAnsi="Calibri" w:cs="Calibri"/>
-                <w:lang w:val="pt-BR"/>
-              </w:rPr>
-              <w:lastRenderedPageBreak/>
-              <w:t>desnecessários e garantimos que compreendam a</w:t>
-            </w:r>
-            <w:r>
-              <w:rPr>
-                <w:rFonts w:ascii="Calibri" w:eastAsia="Calibri" w:hAnsi="Calibri" w:cs="Calibri"/>
-                <w:lang w:val="pt-BR"/>
-              </w:rPr>
-              <w:t> </w:t>
-            </w:r>
-            <w:r>
-              <w:rPr>
-                <w:rFonts w:ascii="Calibri" w:eastAsia="Calibri" w:hAnsi="Calibri" w:cs="Calibri"/>
-                <w:lang w:val="pt-BR"/>
-              </w:rPr>
-              <w:t>natureza e o objetivo da pesquisa, bem como os riscos associados. A obtenção do termo de consentimento dos</w:t>
-            </w:r>
-            <w:r>
-              <w:rPr>
-                <w:rFonts w:ascii="Calibri" w:eastAsia="Calibri" w:hAnsi="Calibri" w:cs="Calibri"/>
-                <w:lang w:val="pt-BR"/>
-              </w:rPr>
-              <w:t> </w:t>
-            </w:r>
-            <w:r>
-              <w:rPr>
-                <w:rFonts w:ascii="Calibri" w:eastAsia="Calibri" w:hAnsi="Calibri" w:cs="Calibri"/>
-                <w:lang w:val="pt-BR"/>
-              </w:rPr>
-              <w:t>participantes do estudo é parte essencial do nosso processo de pesquisa.</w:t>
-            </w:r>
-          </w:p>
-          <w:p>
-            <w:pPr>
-              <w:spacing w:before="100" w:beforeAutospacing="1" w:after="100" w:afterAutospacing="1"/>
-              <w:ind w:left="30" w:right="30"/>
-              <w:rPr>
-                <w:rFonts w:ascii="Calibri" w:eastAsia="Times New Roman" w:hAnsi="Calibri" w:cs="Calibri"/>
-                <w:lang w:val="pt-BR"/>
-              </w:rPr>
-            </w:pPr>
-            <w:r>
-              <w:rPr>
-                <w:rFonts w:ascii="Calibri" w:eastAsia="Calibri" w:hAnsi="Calibri" w:cs="Calibri"/>
-                <w:lang w:val="pt-BR"/>
-              </w:rPr>
-              <w:t>Valorizamos a transparência na pesquisa científica e não procuraremos influenciar indevidamente os resultados. Garantimos a precisão dos dados dos estudos e nos comprometemos a fornecer os resultados das pesquisas relacionadas aos nossos produtos, sejam eles positivos ou</w:t>
-            </w:r>
-            <w:r>
-              <w:rPr>
-                <w:rFonts w:ascii="Calibri" w:eastAsia="Calibri" w:hAnsi="Calibri" w:cs="Calibri"/>
-                <w:lang w:val="pt-BR"/>
-              </w:rPr>
-              <w:t> </w:t>
-            </w:r>
-            <w:r>
-              <w:rPr>
-                <w:rFonts w:ascii="Calibri" w:eastAsia="Calibri" w:hAnsi="Calibri" w:cs="Calibri"/>
-                <w:lang w:val="pt-BR"/>
-              </w:rPr>
-              <w:t>negativos, de maneira oportuna e precisa.</w:t>
-            </w:r>
-          </w:p>
-          <w:p>
-            <w:pPr>
-              <w:spacing w:before="100" w:beforeAutospacing="1" w:after="100" w:afterAutospacing="1"/>
-              <w:ind w:left="30" w:right="30"/>
-              <w:rPr>
-                <w:rFonts w:ascii="Calibri" w:eastAsia="Times New Roman" w:hAnsi="Calibri" w:cs="Calibri"/>
-                <w:lang w:val="pt-BR"/>
-              </w:rPr>
-            </w:pPr>
-            <w:r>
-              <w:rPr>
-                <w:rFonts w:ascii="Calibri" w:eastAsia="Calibri" w:hAnsi="Calibri" w:cs="Calibri"/>
-                <w:lang w:val="pt-BR"/>
-              </w:rPr>
-              <w:t>Quando realizamos pesquisas para a Abbott ou publicamos em nosso nome, estabelecemos parcerias com</w:t>
-            </w:r>
-            <w:r>
-              <w:rPr>
-                <w:rFonts w:ascii="Calibri" w:eastAsia="Calibri" w:hAnsi="Calibri" w:cs="Calibri"/>
-                <w:lang w:val="pt-BR"/>
-              </w:rPr>
-              <w:t> </w:t>
-            </w:r>
-            <w:r>
-              <w:rPr>
-                <w:rFonts w:ascii="Calibri" w:eastAsia="Calibri" w:hAnsi="Calibri" w:cs="Calibri"/>
-                <w:lang w:val="pt-BR"/>
-              </w:rPr>
-              <w:t xml:space="preserve">especialistas que possuem sólida formação científica e médica. Esperamos que eles divulguem quaisquer </w:t>
-            </w:r>
-            <w:ins w:id="14" w:author="Pelosi, Mariana" w:date="2025-12-18T13:58:00Z">
+              <w:t xml:space="preserve">Ao conduzir pesquisas, tratamos os participantes do estudo com dignidade, </w:t>
+            </w:r>
+            <w:del w:id="52" w:author="Siqueira, Alexandre" w:date="2025-12-19T11:58:00Z" w16du:dateUtc="2025-12-19T14:58:00Z">
               <w:r>
                 <w:rPr>
                   <w:rFonts w:ascii="Calibri" w:eastAsia="Calibri" w:hAnsi="Calibri" w:cs="Calibri"/>
                   <w:lang w:val="pt-BR"/>
                 </w:rPr>
-                <w:t>rela</w:t>
-              </w:r>
-            </w:ins>
-            <w:del w:id="15" w:author="Pelosi, Mariana" w:date="2025-12-18T13:58:00Z">
+                <w:delText>o</w:delText>
+              </w:r>
+            </w:del>
+            <w:del w:id="53" w:author="Siqueira, Alexandre" w:date="2025-12-19T11:57:00Z" w16du:dateUtc="2025-12-19T14:57:00Z">
               <w:r>
                 <w:rPr>
                   <w:rFonts w:ascii="Calibri" w:eastAsia="Calibri" w:hAnsi="Calibri" w:cs="Calibri"/>
                   <w:lang w:val="pt-BR"/>
                 </w:rPr>
-                <w:delText>liga</w:delText>
+                <w:delText>s</w:delText>
               </w:r>
             </w:del>
             <w:r>
@@ -5727,7 +6263,7 @@
                 <w:rFonts w:ascii="Calibri" w:eastAsia="Calibri" w:hAnsi="Calibri" w:cs="Calibri"/>
                 <w:lang w:val="pt-BR"/>
               </w:rPr>
-              <w:t>ções com a Abbott, incluindo relações financeiras ou</w:t>
+              <w:t xml:space="preserve"> protegemos de riscos desnecessários e garantimos que compreendam a</w:t>
             </w:r>
             <w:r>
               <w:rPr>
@@ -5736,6 +6272,232 @@
               </w:rPr>
               <w:t> </w:t>
             </w:r>
+            <w:r>
+              <w:rPr>
+                <w:rFonts w:ascii="Calibri" w:eastAsia="Calibri" w:hAnsi="Calibri" w:cs="Calibri"/>
+                <w:lang w:val="pt-BR"/>
+              </w:rPr>
+              <w:t xml:space="preserve">natureza e o objetivo da pesquisa, bem como os riscos associados. A obtenção do termo de consentimento </w:t>
+            </w:r>
+            <w:r>
+              <w:rPr>
+                <w:rFonts w:ascii="Calibri" w:eastAsia="Calibri" w:hAnsi="Calibri" w:cs="Calibri"/>
+                <w:lang w:val="pt-BR"/>
+              </w:rPr>
+              <w:lastRenderedPageBreak/>
+              <w:t>dos</w:t>
+            </w:r>
+            <w:r>
+              <w:rPr>
+                <w:rFonts w:ascii="Calibri" w:eastAsia="Calibri" w:hAnsi="Calibri" w:cs="Calibri"/>
+                <w:lang w:val="pt-BR"/>
+              </w:rPr>
+              <w:t> </w:t>
+            </w:r>
+            <w:r>
+              <w:rPr>
+                <w:rFonts w:ascii="Calibri" w:eastAsia="Calibri" w:hAnsi="Calibri" w:cs="Calibri"/>
+                <w:lang w:val="pt-BR"/>
+              </w:rPr>
+              <w:t xml:space="preserve">participantes do estudo é </w:t>
+            </w:r>
+            <w:ins w:id="54" w:author="Siqueira, Alexandre" w:date="2025-12-19T11:58:00Z" w16du:dateUtc="2025-12-19T14:58:00Z">
+              <w:r>
+                <w:rPr>
+                  <w:rFonts w:ascii="Calibri" w:eastAsia="Calibri" w:hAnsi="Calibri" w:cs="Calibri"/>
+                  <w:lang w:val="pt-BR"/>
+                </w:rPr>
+                <w:t xml:space="preserve">a </w:t>
+              </w:r>
+            </w:ins>
+            <w:r>
+              <w:rPr>
+                <w:rFonts w:ascii="Calibri" w:eastAsia="Calibri" w:hAnsi="Calibri" w:cs="Calibri"/>
+                <w:lang w:val="pt-BR"/>
+              </w:rPr>
+              <w:t>parte essencial do nosso processo de pesquisa.</w:t>
+            </w:r>
+          </w:p>
+          <w:p>
+            <w:pPr>
+              <w:spacing w:before="100" w:beforeAutospacing="1" w:after="100" w:afterAutospacing="1"/>
+              <w:ind w:left="30" w:right="30"/>
+              <w:rPr>
+                <w:rFonts w:ascii="Calibri" w:eastAsia="Times New Roman" w:hAnsi="Calibri" w:cs="Calibri"/>
+                <w:lang w:val="pt-BR"/>
+              </w:rPr>
+            </w:pPr>
+            <w:r>
+              <w:rPr>
+                <w:rFonts w:ascii="Calibri" w:eastAsia="Calibri" w:hAnsi="Calibri" w:cs="Calibri"/>
+                <w:lang w:val="pt-BR"/>
+              </w:rPr>
+              <w:t>Valorizamos a transparência na pesquisa científica e não procura</w:t>
+            </w:r>
+            <w:del w:id="55" w:author="Siqueira, Alexandre" w:date="2025-12-19T11:59:00Z" w16du:dateUtc="2025-12-19T14:59:00Z">
+              <w:r>
+                <w:rPr>
+                  <w:rFonts w:ascii="Calibri" w:eastAsia="Calibri" w:hAnsi="Calibri" w:cs="Calibri"/>
+                  <w:lang w:val="pt-BR"/>
+                </w:rPr>
+                <w:delText>re</w:delText>
+              </w:r>
+            </w:del>
+            <w:r>
+              <w:rPr>
+                <w:rFonts w:ascii="Calibri" w:eastAsia="Calibri" w:hAnsi="Calibri" w:cs="Calibri"/>
+                <w:lang w:val="pt-BR"/>
+              </w:rPr>
+              <w:t>mos influenciar indevidamente os resultados. Garantimos a precisão dos dados</w:t>
+            </w:r>
+            <w:ins w:id="56" w:author="Siqueira, Alexandre" w:date="2025-12-19T11:59:00Z" w16du:dateUtc="2025-12-19T14:59:00Z">
+              <w:r>
+                <w:rPr>
+                  <w:rFonts w:ascii="Calibri" w:eastAsia="Calibri" w:hAnsi="Calibri" w:cs="Calibri"/>
+                  <w:lang w:val="pt-BR"/>
+                </w:rPr>
+                <w:t>,</w:t>
+              </w:r>
+            </w:ins>
+            <w:r>
+              <w:rPr>
+                <w:rFonts w:ascii="Calibri" w:eastAsia="Calibri" w:hAnsi="Calibri" w:cs="Calibri"/>
+                <w:lang w:val="pt-BR"/>
+              </w:rPr>
+              <w:t xml:space="preserve"> dos estudos e nos comprometemos a fornecer os resultados das pesquisas relacionadas aos nossos produtos, sejam eles positivos ou</w:t>
+            </w:r>
+            <w:r>
+              <w:rPr>
+                <w:rFonts w:ascii="Calibri" w:eastAsia="Calibri" w:hAnsi="Calibri" w:cs="Calibri"/>
+                <w:lang w:val="pt-BR"/>
+              </w:rPr>
+              <w:t> </w:t>
+            </w:r>
+            <w:r>
+              <w:rPr>
+                <w:rFonts w:ascii="Calibri" w:eastAsia="Calibri" w:hAnsi="Calibri" w:cs="Calibri"/>
+                <w:lang w:val="pt-BR"/>
+              </w:rPr>
+              <w:t>negativos, de maneira oportuna e precisa.</w:t>
+            </w:r>
+          </w:p>
+          <w:p>
+            <w:pPr>
+              <w:spacing w:before="100" w:beforeAutospacing="1" w:after="100" w:afterAutospacing="1"/>
+              <w:ind w:left="30" w:right="30"/>
+              <w:rPr>
+                <w:rFonts w:ascii="Calibri" w:eastAsia="Times New Roman" w:hAnsi="Calibri" w:cs="Calibri"/>
+                <w:lang w:val="pt-BR"/>
+              </w:rPr>
+            </w:pPr>
+            <w:r>
+              <w:rPr>
+                <w:rFonts w:ascii="Calibri" w:eastAsia="Calibri" w:hAnsi="Calibri" w:cs="Calibri"/>
+                <w:lang w:val="pt-BR"/>
+              </w:rPr>
+              <w:t xml:space="preserve">Quando realizamos pesquisas para a Abbott ou publicamos em nosso nome, </w:t>
+            </w:r>
+            <w:ins w:id="57" w:author="Siqueira, Alexandre" w:date="2025-12-19T12:02:00Z" w16du:dateUtc="2025-12-19T15:02:00Z">
+              <w:r>
+                <w:rPr>
+                  <w:rFonts w:ascii="Calibri" w:eastAsia="Calibri" w:hAnsi="Calibri" w:cs="Calibri"/>
+                  <w:lang w:val="pt-BR"/>
+                </w:rPr>
+                <w:t>sem</w:t>
+              </w:r>
+              <w:r>
+                <w:rPr>
+                  <w:rFonts w:ascii="Calibri" w:eastAsia="Calibri" w:hAnsi="Calibri" w:cs="Calibri"/>
+                  <w:lang w:val="pt-BR"/>
+                </w:rPr>
+                <w:t xml:space="preserve">pre </w:t>
+              </w:r>
+            </w:ins>
+            <w:r>
+              <w:rPr>
+                <w:rFonts w:ascii="Calibri" w:eastAsia="Calibri" w:hAnsi="Calibri" w:cs="Calibri"/>
+                <w:lang w:val="pt-BR"/>
+              </w:rPr>
+              <w:t>estabelecemos parcerias com</w:t>
+            </w:r>
+            <w:r>
+              <w:rPr>
+                <w:rFonts w:ascii="Calibri" w:eastAsia="Calibri" w:hAnsi="Calibri" w:cs="Calibri"/>
+                <w:lang w:val="pt-BR"/>
+              </w:rPr>
+              <w:t> </w:t>
+            </w:r>
+            <w:r>
+              <w:rPr>
+                <w:rFonts w:ascii="Calibri" w:eastAsia="Calibri" w:hAnsi="Calibri" w:cs="Calibri"/>
+                <w:lang w:val="pt-BR"/>
+              </w:rPr>
+              <w:t xml:space="preserve">especialistas que possuem sólida formação científica e médica. Esperamos que eles divulguem </w:t>
+            </w:r>
+            <w:del w:id="58" w:author="Siqueira, Alexandre" w:date="2025-12-19T12:03:00Z" w16du:dateUtc="2025-12-19T15:03:00Z">
+              <w:r>
+                <w:rPr>
+                  <w:rFonts w:ascii="Calibri" w:eastAsia="Calibri" w:hAnsi="Calibri" w:cs="Calibri"/>
+                  <w:lang w:val="pt-BR"/>
+                </w:rPr>
+                <w:delText>quaisquer</w:delText>
+              </w:r>
+            </w:del>
+            <w:r>
+              <w:rPr>
+                <w:rFonts w:ascii="Calibri" w:eastAsia="Calibri" w:hAnsi="Calibri" w:cs="Calibri"/>
+                <w:lang w:val="pt-BR"/>
+              </w:rPr>
+              <w:t xml:space="preserve"> </w:t>
+            </w:r>
+            <w:ins w:id="59" w:author="Siqueira, Alexandre" w:date="2025-12-19T12:03:00Z" w16du:dateUtc="2025-12-19T15:03:00Z">
+              <w:r>
+                <w:rPr>
+                  <w:rFonts w:ascii="Calibri" w:eastAsia="Calibri" w:hAnsi="Calibri" w:cs="Calibri"/>
+                  <w:lang w:val="pt-BR"/>
+                </w:rPr>
+                <w:t xml:space="preserve">qualquer </w:t>
+              </w:r>
+            </w:ins>
+            <w:r>
+              <w:rPr>
+                <w:rFonts w:ascii="Calibri" w:eastAsia="Calibri" w:hAnsi="Calibri" w:cs="Calibri"/>
+                <w:lang w:val="pt-BR"/>
+              </w:rPr>
+              <w:t>rela</w:t>
+            </w:r>
+            <w:r>
+              <w:rPr>
+                <w:rFonts w:ascii="Calibri" w:eastAsia="Calibri" w:hAnsi="Calibri" w:cs="Calibri"/>
+                <w:lang w:val="pt-BR"/>
+              </w:rPr>
+              <w:t xml:space="preserve">ções com a Abbott, incluindo relações financeiras </w:t>
+            </w:r>
+            <w:del w:id="60" w:author="Siqueira, Alexandre" w:date="2025-12-19T12:03:00Z" w16du:dateUtc="2025-12-19T15:03:00Z">
+              <w:r>
+                <w:rPr>
+                  <w:rFonts w:ascii="Calibri" w:eastAsia="Calibri" w:hAnsi="Calibri" w:cs="Calibri"/>
+                  <w:lang w:val="pt-BR"/>
+                </w:rPr>
+                <w:delText>ou</w:delText>
+              </w:r>
+            </w:del>
+            <w:r>
+              <w:rPr>
+                <w:rFonts w:ascii="Calibri" w:eastAsia="Calibri" w:hAnsi="Calibri" w:cs="Calibri"/>
+                <w:lang w:val="pt-BR"/>
+              </w:rPr>
+              <w:t> </w:t>
+            </w:r>
+            <w:ins w:id="61" w:author="Siqueira, Alexandre" w:date="2025-12-19T12:03:00Z" w16du:dateUtc="2025-12-19T15:03:00Z">
+              <w:r>
+                <w:rPr>
+                  <w:rFonts w:ascii="Calibri" w:eastAsia="Calibri" w:hAnsi="Calibri" w:cs="Calibri"/>
+                  <w:lang w:val="pt-BR"/>
+                </w:rPr>
+                <w:t xml:space="preserve">entre </w:t>
+              </w:r>
+            </w:ins>
             <w:r>
               <w:rPr>
                 <w:rFonts w:ascii="Calibri" w:eastAsia="Calibri" w:hAnsi="Calibri" w:cs="Calibri"/>
@@ -5868,7 +6630,64 @@
               <w:rPr>
                 <w:rFonts w:ascii="Calibri" w:eastAsia="Times New Roman" w:hAnsi="Calibri" w:cs="Calibri"/>
               </w:rPr>
-              <w:t>We each have a responsibility to live the Code every day: treating others with respect, creating a safe and inclusive workplace, and ensuring equal opportunity for all.</w:t>
+              <w:t>We each have a responsibility to live the Code every day: treating others with respect, creating a safe</w:t>
+            </w:r>
+            <w:ins w:id="62" w:author="Siqueira, Alexandre" w:date="2025-12-19T12:05:00Z" w16du:dateUtc="2025-12-19T15:05:00Z">
+              <w:r>
+                <w:rPr>
+                  <w:rFonts w:ascii="Calibri" w:eastAsia="Times New Roman" w:hAnsi="Calibri" w:cs="Calibri"/>
+                </w:rPr>
+                <w:t>,</w:t>
+              </w:r>
+            </w:ins>
+            <w:r>
+              <w:rPr>
+                <w:rFonts w:ascii="Calibri" w:eastAsia="Times New Roman" w:hAnsi="Calibri" w:cs="Calibri"/>
+              </w:rPr>
+              <w:t xml:space="preserve"> </w:t>
+            </w:r>
+            <w:del w:id="63" w:author="Siqueira, Alexandre" w:date="2025-12-19T12:05:00Z" w16du:dateUtc="2025-12-19T15:05:00Z">
+              <w:r>
+                <w:rPr>
+                  <w:rFonts w:ascii="Calibri" w:eastAsia="Times New Roman" w:hAnsi="Calibri" w:cs="Calibri"/>
+                </w:rPr>
+                <w:delText>and</w:delText>
+              </w:r>
+            </w:del>
+            <w:r>
+              <w:rPr>
+                <w:rFonts w:ascii="Calibri" w:eastAsia="Times New Roman" w:hAnsi="Calibri" w:cs="Calibri"/>
+              </w:rPr>
+              <w:t xml:space="preserve"> inclusive workplace</w:t>
+            </w:r>
+            <w:del w:id="64" w:author="Siqueira, Alexandre" w:date="2025-12-19T12:05:00Z" w16du:dateUtc="2025-12-19T15:05:00Z">
+              <w:r>
+                <w:rPr>
+                  <w:rFonts w:ascii="Calibri" w:eastAsia="Times New Roman" w:hAnsi="Calibri" w:cs="Calibri"/>
+                </w:rPr>
+                <w:delText>,</w:delText>
+              </w:r>
+            </w:del>
+            <w:r>
+              <w:rPr>
+                <w:rFonts w:ascii="Calibri" w:eastAsia="Times New Roman" w:hAnsi="Calibri" w:cs="Calibri"/>
+              </w:rPr>
+              <w:t xml:space="preserve"> and ensuring equal opportunity for all.</w:t>
+            </w:r>
+          </w:p>
+          <w:p>
+            <w:pPr>
+              <w:spacing w:before="100" w:beforeAutospacing="1" w:after="100" w:afterAutospacing="1"/>
+              <w:ind w:left="30" w:right="30"/>
+              <w:rPr>
+                <w:rFonts w:ascii="Calibri" w:eastAsia="Times New Roman" w:hAnsi="Calibri" w:cs="Calibri"/>
+              </w:rPr>
+            </w:pPr>
+            <w:r>
+              <w:rPr>
+                <w:rFonts w:ascii="Calibri" w:eastAsia="Times New Roman" w:hAnsi="Calibri" w:cs="Calibri"/>
+              </w:rPr>
+              <w:t>We ask questions when things are unclear and speak up when something doesn’t feel right.</w:t>
             </w:r>
           </w:p>
           <w:p>
@@ -5884,21 +6703,6 @@
                 <w:rFonts w:ascii="Calibri" w:eastAsia="Times New Roman" w:hAnsi="Calibri" w:cs="Calibri"/>
               </w:rPr>
               <w:lastRenderedPageBreak/>
-              <w:t>We ask questions when things are unclear and speak up when something doesn’t feel right.</w:t>
-            </w:r>
-          </w:p>
-          <w:p>
-            <w:pPr>
-              <w:spacing w:before="100" w:beforeAutospacing="1" w:after="100" w:afterAutospacing="1"/>
-              <w:ind w:left="30" w:right="30"/>
-              <w:rPr>
-                <w:rFonts w:ascii="Calibri" w:eastAsia="Times New Roman" w:hAnsi="Calibri" w:cs="Calibri"/>
-              </w:rPr>
-            </w:pPr>
-            <w:r>
-              <w:rPr>
-                <w:rFonts w:ascii="Calibri" w:eastAsia="Times New Roman" w:hAnsi="Calibri" w:cs="Calibri"/>
-              </w:rPr>
               <w:t>This section reinforces our commitment to equal opportunity and a secure work environment, and reminds us to understand, apply, and uphold the Code in everything we do.</w:t>
             </w:r>
           </w:p>
@@ -6061,31 +6865,56 @@
                 <w:rFonts w:ascii="Calibri" w:eastAsia="Calibri" w:hAnsi="Calibri" w:cs="Calibri"/>
                 <w:lang w:val="pt-BR"/>
               </w:rPr>
-              <w:t xml:space="preserve">Cada um de nós tem a responsabilidade de viver o Código todos os dias: tratando os outros com respeito, criando </w:t>
-            </w:r>
+              <w:t>Cada um de nós tem a responsabilidade de viver o Código todos os dias: tratando os outros com respeito, criando um local de trabalho seguro</w:t>
+            </w:r>
+            <w:ins w:id="65" w:author="Siqueira, Alexandre" w:date="2025-12-19T12:04:00Z" w16du:dateUtc="2025-12-19T15:04:00Z">
+              <w:r>
+                <w:rPr>
+                  <w:rFonts w:ascii="Calibri" w:eastAsia="Calibri" w:hAnsi="Calibri" w:cs="Calibri"/>
+                  <w:lang w:val="pt-BR"/>
+                </w:rPr>
+                <w:t>,</w:t>
+              </w:r>
+            </w:ins>
+            <w:r>
+              <w:rPr>
+                <w:rFonts w:ascii="Calibri" w:eastAsia="Calibri" w:hAnsi="Calibri" w:cs="Calibri"/>
+                <w:lang w:val="pt-BR"/>
+              </w:rPr>
+              <w:t xml:space="preserve"> </w:t>
+            </w:r>
+            <w:del w:id="66" w:author="Siqueira, Alexandre" w:date="2025-12-19T12:04:00Z" w16du:dateUtc="2025-12-19T15:04:00Z">
+              <w:r>
+                <w:rPr>
+                  <w:rFonts w:ascii="Calibri" w:eastAsia="Calibri" w:hAnsi="Calibri" w:cs="Calibri"/>
+                  <w:lang w:val="pt-BR"/>
+                </w:rPr>
+                <w:delText>e</w:delText>
+              </w:r>
+            </w:del>
+            <w:r>
+              <w:rPr>
+                <w:rFonts w:ascii="Calibri" w:eastAsia="Calibri" w:hAnsi="Calibri" w:cs="Calibri"/>
+                <w:lang w:val="pt-BR"/>
+              </w:rPr>
+              <w:t xml:space="preserve"> inclusivo e garantindo oportunidades iguais para todos.</w:t>
+            </w:r>
+          </w:p>
+          <w:p>
+            <w:pPr>
+              <w:spacing w:before="100" w:beforeAutospacing="1" w:after="100" w:afterAutospacing="1"/>
+              <w:ind w:left="30" w:right="30"/>
+              <w:rPr>
+                <w:rFonts w:ascii="Calibri" w:eastAsia="Times New Roman" w:hAnsi="Calibri" w:cs="Calibri"/>
+                <w:lang w:val="pt-BR"/>
+              </w:rPr>
+            </w:pPr>
             <w:r>
               <w:rPr>
                 <w:rFonts w:ascii="Calibri" w:eastAsia="Calibri" w:hAnsi="Calibri" w:cs="Calibri"/>
                 <w:lang w:val="pt-BR"/>
               </w:rPr>
               <w:lastRenderedPageBreak/>
-              <w:t>um local de trabalho seguro e inclusivo e garantindo oportunidades iguais para todos.</w:t>
-            </w:r>
-          </w:p>
-          <w:p>
-            <w:pPr>
-              <w:spacing w:before="100" w:beforeAutospacing="1" w:after="100" w:afterAutospacing="1"/>
-              <w:ind w:left="30" w:right="30"/>
-              <w:rPr>
-                <w:rFonts w:ascii="Calibri" w:eastAsia="Times New Roman" w:hAnsi="Calibri" w:cs="Calibri"/>
-                <w:lang w:val="pt-BR"/>
-              </w:rPr>
-            </w:pPr>
-            <w:r>
-              <w:rPr>
-                <w:rFonts w:ascii="Calibri" w:eastAsia="Calibri" w:hAnsi="Calibri" w:cs="Calibri"/>
-                <w:lang w:val="pt-BR"/>
-              </w:rPr>
               <w:t>Fazemos perguntas quando as coisas não estão claras e</w:t>
             </w:r>
             <w:r>
@@ -6363,8 +7192,14 @@
               <w:rPr>
                 <w:rFonts w:ascii="Calibri" w:eastAsia="Times New Roman" w:hAnsi="Calibri" w:cs="Calibri"/>
               </w:rPr>
+              <w:t xml:space="preserve">We embrace diversity because it fuels creativity, energy, and progress. To make a meaningful impact on global </w:t>
+            </w:r>
+            <w:r>
+              <w:rPr>
+                <w:rFonts w:ascii="Calibri" w:eastAsia="Times New Roman" w:hAnsi="Calibri" w:cs="Calibri"/>
+              </w:rPr>
               <w:lastRenderedPageBreak/>
-              <w:t>We embrace diversity because it fuels creativity, energy, and progress. To make a meaningful impact on global health, we listen to one another, value every voice, and work together with purpose.</w:t>
+              <w:t>health, we listen to one another, value every voice, and work together with purpose.</w:t>
             </w:r>
           </w:p>
         </w:tc>
@@ -6416,13 +7251,54 @@
                 <w:lang w:val="pt-BR"/>
               </w:rPr>
             </w:pPr>
+            <w:del w:id="67" w:author="Siqueira, Alexandre" w:date="2025-12-19T12:09:00Z" w16du:dateUtc="2025-12-19T15:09:00Z">
+              <w:r>
+                <w:rPr>
+                  <w:rFonts w:ascii="Calibri" w:eastAsia="Calibri" w:hAnsi="Calibri" w:cs="Calibri"/>
+                  <w:lang w:val="pt-BR"/>
+                </w:rPr>
+                <w:delText>A gente</w:delText>
+              </w:r>
+            </w:del>
+            <w:ins w:id="68" w:author="Siqueira, Alexandre" w:date="2025-12-19T12:09:00Z" w16du:dateUtc="2025-12-19T15:09:00Z">
+              <w:r>
+                <w:rPr>
+                  <w:rFonts w:ascii="Calibri" w:eastAsia="Calibri" w:hAnsi="Calibri" w:cs="Calibri"/>
+                  <w:lang w:val="pt-BR"/>
+                </w:rPr>
+                <w:t>Nós</w:t>
+              </w:r>
+            </w:ins>
+            <w:r>
+              <w:rPr>
+                <w:rFonts w:ascii="Calibri" w:eastAsia="Calibri" w:hAnsi="Calibri" w:cs="Calibri"/>
+                <w:lang w:val="pt-BR"/>
+              </w:rPr>
+              <w:t xml:space="preserve"> abraça</w:t>
+            </w:r>
+            <w:ins w:id="69" w:author="Siqueira, Alexandre" w:date="2025-12-19T12:09:00Z" w16du:dateUtc="2025-12-19T15:09:00Z">
+              <w:r>
+                <w:rPr>
+                  <w:rFonts w:ascii="Calibri" w:eastAsia="Calibri" w:hAnsi="Calibri" w:cs="Calibri"/>
+                  <w:lang w:val="pt-BR"/>
+                </w:rPr>
+                <w:t>mos</w:t>
+              </w:r>
+            </w:ins>
+            <w:r>
+              <w:rPr>
+                <w:rFonts w:ascii="Calibri" w:eastAsia="Calibri" w:hAnsi="Calibri" w:cs="Calibri"/>
+                <w:lang w:val="pt-BR"/>
+              </w:rPr>
+              <w:t xml:space="preserve"> a diversidade porque ela estimula a criatividade, a energia e o progresso. Para causar um impacto significativo na saúde global, ouvimos uns aos </w:t>
+            </w:r>
             <w:r>
               <w:rPr>
                 <w:rFonts w:ascii="Calibri" w:eastAsia="Calibri" w:hAnsi="Calibri" w:cs="Calibri"/>
                 <w:lang w:val="pt-BR"/>
               </w:rPr>
               <w:lastRenderedPageBreak/>
-              <w:t>A gente abraça a diversidade porque ela estimula a criatividade, a energia e o progresso. Para causar um impacto significativo na saúde global, ouvimos uns aos outros, valorizamos cada voz e trabalhamos juntos com um objetivo comum.</w:t>
+              <w:t>outros, valorizamos cada voz e trabalhamos juntos com um objetivo comum.</w:t>
             </w:r>
           </w:p>
         </w:tc>
@@ -6564,7 +7440,29 @@
               <w:rPr>
                 <w:rFonts w:ascii="Calibri" w:eastAsia="Times New Roman" w:hAnsi="Calibri" w:cs="Calibri"/>
               </w:rPr>
-              <w:t>Managers and supervisors have a special responsibility as leaders—they must model our values, promote ethical behavior, and create a safe space where employees feel comfortable asking questions and raising concerns without fear of retaliation.</w:t>
+              <w:t xml:space="preserve">Managers and supervisors have a special responsibility as leaders—they must model our values, promote ethical </w:t>
+            </w:r>
+            <w:del w:id="70" w:author="Siqueira, Alexandre" w:date="2025-12-19T12:20:00Z" w16du:dateUtc="2025-12-19T15:20:00Z">
+              <w:r>
+                <w:rPr>
+                  <w:rFonts w:ascii="Calibri" w:eastAsia="Times New Roman" w:hAnsi="Calibri" w:cs="Calibri"/>
+                </w:rPr>
+                <w:delText>behavior</w:delText>
+              </w:r>
+            </w:del>
+            <w:ins w:id="71" w:author="Siqueira, Alexandre" w:date="2025-12-19T12:20:00Z" w16du:dateUtc="2025-12-19T15:20:00Z">
+              <w:r>
+                <w:rPr>
+                  <w:rFonts w:ascii="Calibri" w:eastAsia="Times New Roman" w:hAnsi="Calibri" w:cs="Calibri"/>
+                </w:rPr>
+                <w:t>behaviour</w:t>
+              </w:r>
+            </w:ins>
+            <w:r>
+              <w:rPr>
+                <w:rFonts w:ascii="Calibri" w:eastAsia="Times New Roman" w:hAnsi="Calibri" w:cs="Calibri"/>
+              </w:rPr>
+              <w:t>, and create a safe space where employees feel comfortable asking questions and raising concerns without fear of retaliation.</w:t>
             </w:r>
           </w:p>
         </w:tc>
@@ -6764,28 +7662,22 @@
               <w:rPr>
                 <w:rFonts w:ascii="Calibri" w:eastAsia="Times New Roman" w:hAnsi="Calibri" w:cs="Calibri"/>
               </w:rPr>
-              <w:t xml:space="preserve">It’s our responsibility to ask questions when direction is unclear and to challenge and report suspected unethical </w:t>
-            </w:r>
+              <w:t>It’s our responsibility to ask questions when direction is unclear and to challenge and report suspected unethical business conduct, violations of the Code, or breaches of Abbott’s policies.</w:t>
+            </w:r>
+          </w:p>
+          <w:p>
+            <w:pPr>
+              <w:spacing w:before="100" w:beforeAutospacing="1" w:after="100" w:afterAutospacing="1"/>
+              <w:ind w:left="30" w:right="30"/>
+              <w:rPr>
+                <w:rFonts w:ascii="Calibri" w:eastAsia="Times New Roman" w:hAnsi="Calibri" w:cs="Calibri"/>
+              </w:rPr>
+            </w:pPr>
             <w:r>
               <w:rPr>
                 <w:rFonts w:ascii="Calibri" w:eastAsia="Times New Roman" w:hAnsi="Calibri" w:cs="Calibri"/>
               </w:rPr>
               <w:lastRenderedPageBreak/>
-              <w:t>business conduct, violations of the Code, or breaches of Abbott’s policies.</w:t>
-            </w:r>
-          </w:p>
-          <w:p>
-            <w:pPr>
-              <w:spacing w:before="100" w:beforeAutospacing="1" w:after="100" w:afterAutospacing="1"/>
-              <w:ind w:left="30" w:right="30"/>
-              <w:rPr>
-                <w:rFonts w:ascii="Calibri" w:eastAsia="Times New Roman" w:hAnsi="Calibri" w:cs="Calibri"/>
-              </w:rPr>
-            </w:pPr>
-            <w:r>
-              <w:rPr>
-                <w:rFonts w:ascii="Calibri" w:eastAsia="Times New Roman" w:hAnsi="Calibri" w:cs="Calibri"/>
-              </w:rPr>
               <w:t>If you’re unsure about the right choice or action, talk to your manager or contact the Office of Ethics and Compliance.</w:t>
             </w:r>
           </w:p>
@@ -6850,8 +7742,16 @@
               <w:rPr>
                 <w:rFonts w:ascii="Calibri" w:eastAsia="Times New Roman" w:hAnsi="Calibri" w:cs="Calibri"/>
               </w:rPr>
-              <w:t>Authorizing or taking part in a violation;</w:t>
-            </w:r>
+              <w:t xml:space="preserve">Authorizing or taking part in a </w:t>
+            </w:r>
+            <w:proofErr w:type="gramStart"/>
+            <w:r>
+              <w:rPr>
+                <w:rFonts w:ascii="Calibri" w:eastAsia="Times New Roman" w:hAnsi="Calibri" w:cs="Calibri"/>
+              </w:rPr>
+              <w:t>violation;</w:t>
+            </w:r>
+            <w:proofErr w:type="gramEnd"/>
           </w:p>
           <w:p>
             <w:pPr>
@@ -6869,8 +7769,16 @@
               <w:rPr>
                 <w:rFonts w:ascii="Calibri" w:eastAsia="Times New Roman" w:hAnsi="Calibri" w:cs="Calibri"/>
               </w:rPr>
-              <w:t>Refusing to cooperate in an investigation;</w:t>
-            </w:r>
+              <w:t xml:space="preserve">Refusing to cooperate in an </w:t>
+            </w:r>
+            <w:proofErr w:type="gramStart"/>
+            <w:r>
+              <w:rPr>
+                <w:rFonts w:ascii="Calibri" w:eastAsia="Times New Roman" w:hAnsi="Calibri" w:cs="Calibri"/>
+              </w:rPr>
+              <w:t>investigation;</w:t>
+            </w:r>
+            <w:proofErr w:type="gramEnd"/>
           </w:p>
           <w:p>
             <w:pPr>
@@ -6888,8 +7796,16 @@
               <w:rPr>
                 <w:rFonts w:ascii="Calibri" w:eastAsia="Times New Roman" w:hAnsi="Calibri" w:cs="Calibri"/>
               </w:rPr>
-              <w:t>Failing to report a violation due to poor supervision;</w:t>
-            </w:r>
+              <w:t xml:space="preserve">Failing to report a violation due to poor </w:t>
+            </w:r>
+            <w:proofErr w:type="gramStart"/>
+            <w:r>
+              <w:rPr>
+                <w:rFonts w:ascii="Calibri" w:eastAsia="Times New Roman" w:hAnsi="Calibri" w:cs="Calibri"/>
+              </w:rPr>
+              <w:t>supervision;</w:t>
+            </w:r>
+            <w:proofErr w:type="gramEnd"/>
           </w:p>
           <w:p>
             <w:pPr>
@@ -6907,8 +7823,16 @@
               <w:rPr>
                 <w:rFonts w:ascii="Calibri" w:eastAsia="Times New Roman" w:hAnsi="Calibri" w:cs="Calibri"/>
               </w:rPr>
-              <w:t>Making a false report;</w:t>
-            </w:r>
+              <w:t xml:space="preserve">Making a false </w:t>
+            </w:r>
+            <w:proofErr w:type="gramStart"/>
+            <w:r>
+              <w:rPr>
+                <w:rFonts w:ascii="Calibri" w:eastAsia="Times New Roman" w:hAnsi="Calibri" w:cs="Calibri"/>
+              </w:rPr>
+              <w:t>report;</w:t>
+            </w:r>
+            <w:proofErr w:type="gramEnd"/>
           </w:p>
           <w:p>
             <w:pPr>
@@ -6926,22 +7850,22 @@
               <w:rPr>
                 <w:rFonts w:ascii="Calibri" w:eastAsia="Times New Roman" w:hAnsi="Calibri" w:cs="Calibri"/>
               </w:rPr>
+              <w:t>Retaliating against someone who reported a concern in good faith.</w:t>
+            </w:r>
+          </w:p>
+          <w:p>
+            <w:pPr>
+              <w:spacing w:before="100" w:beforeAutospacing="1" w:after="100" w:afterAutospacing="1"/>
+              <w:ind w:left="30" w:right="30"/>
+              <w:rPr>
+                <w:rFonts w:ascii="Calibri" w:eastAsia="Times New Roman" w:hAnsi="Calibri" w:cs="Calibri"/>
+              </w:rPr>
+            </w:pPr>
+            <w:r>
+              <w:rPr>
+                <w:rFonts w:ascii="Calibri" w:eastAsia="Times New Roman" w:hAnsi="Calibri" w:cs="Calibri"/>
+              </w:rPr>
               <w:lastRenderedPageBreak/>
-              <w:t>Retaliating against someone who reported a concern in good faith.</w:t>
-            </w:r>
-          </w:p>
-          <w:p>
-            <w:pPr>
-              <w:spacing w:before="100" w:beforeAutospacing="1" w:after="100" w:afterAutospacing="1"/>
-              <w:ind w:left="30" w:right="30"/>
-              <w:rPr>
-                <w:rFonts w:ascii="Calibri" w:eastAsia="Times New Roman" w:hAnsi="Calibri" w:cs="Calibri"/>
-              </w:rPr>
-            </w:pPr>
-            <w:r>
-              <w:rPr>
-                <w:rFonts w:ascii="Calibri" w:eastAsia="Times New Roman" w:hAnsi="Calibri" w:cs="Calibri"/>
-              </w:rPr>
               <w:t>Retaliation is never acceptable. If you believe retaliation has occurred, report it to the Office of Ethics and Compliance or Human Resources.</w:t>
             </w:r>
           </w:p>
@@ -6967,22 +7891,82 @@
               <w:lastRenderedPageBreak/>
               <w:t>R</w:t>
             </w:r>
-            <w:del w:id="16" w:author="Pelosi, Mariana" w:date="2025-12-18T14:02:00Z">
+            <w:r>
+              <w:rPr>
+                <w:rFonts w:ascii="Calibri" w:eastAsia="Calibri" w:hAnsi="Calibri" w:cs="Calibri"/>
+                <w:lang w:val="pt-BR"/>
+              </w:rPr>
+              <w:t>EPORTE</w:t>
+            </w:r>
+            <w:r>
+              <w:rPr>
+                <w:rFonts w:ascii="Calibri" w:eastAsia="Calibri" w:hAnsi="Calibri" w:cs="Calibri"/>
+                <w:lang w:val="pt-BR"/>
+              </w:rPr>
+              <w:t xml:space="preserve"> DE PREOCUPAÇÕES</w:t>
+            </w:r>
+          </w:p>
+          <w:p>
+            <w:pPr>
+              <w:spacing w:before="100" w:beforeAutospacing="1" w:after="100" w:afterAutospacing="1"/>
+              <w:ind w:left="30" w:right="30"/>
+              <w:rPr>
+                <w:rFonts w:ascii="Calibri" w:eastAsia="Times New Roman" w:hAnsi="Calibri" w:cs="Calibri"/>
+                <w:lang w:val="pt-BR"/>
+              </w:rPr>
+            </w:pPr>
+            <w:r>
+              <w:rPr>
+                <w:rFonts w:ascii="Calibri" w:eastAsia="Calibri" w:hAnsi="Calibri" w:cs="Calibri"/>
+                <w:lang w:val="pt-BR"/>
+              </w:rPr>
+              <w:t xml:space="preserve">Fazemos perguntas quando algo não está claro ou não parece certo. Também </w:t>
+            </w:r>
+            <w:r>
+              <w:rPr>
+                <w:rFonts w:ascii="Calibri" w:eastAsia="Calibri" w:hAnsi="Calibri" w:cs="Calibri"/>
+                <w:lang w:val="pt-BR"/>
+              </w:rPr>
+              <w:t>reportamos</w:t>
+            </w:r>
+            <w:r>
+              <w:rPr>
+                <w:rFonts w:ascii="Calibri" w:eastAsia="Calibri" w:hAnsi="Calibri" w:cs="Calibri"/>
+                <w:lang w:val="pt-BR"/>
+              </w:rPr>
+              <w:t xml:space="preserve"> quaisquer possíveis violações do Código.</w:t>
+            </w:r>
+          </w:p>
+          <w:p>
+            <w:pPr>
+              <w:spacing w:before="100" w:beforeAutospacing="1" w:after="100" w:afterAutospacing="1"/>
+              <w:ind w:left="30" w:right="30"/>
+              <w:rPr>
+                <w:rFonts w:ascii="Calibri" w:eastAsia="Times New Roman" w:hAnsi="Calibri" w:cs="Calibri"/>
+                <w:lang w:val="pt-BR"/>
+              </w:rPr>
+            </w:pPr>
+            <w:r>
+              <w:rPr>
+                <w:rFonts w:ascii="Calibri" w:eastAsia="Calibri" w:hAnsi="Calibri" w:cs="Calibri"/>
+                <w:lang w:val="pt-BR"/>
+              </w:rPr>
+              <w:t>É nossa responsabilidade fazer perguntas quando a orientação não estiver clara</w:t>
+            </w:r>
+            <w:r>
+              <w:rPr>
+                <w:rFonts w:ascii="Calibri" w:eastAsia="Calibri" w:hAnsi="Calibri" w:cs="Calibri"/>
+                <w:lang w:val="pt-BR"/>
+              </w:rPr>
+              <w:t>, bem como</w:t>
+            </w:r>
+            <w:ins w:id="72" w:author="Siqueira, Alexandre" w:date="2025-12-19T12:23:00Z" w16du:dateUtc="2025-12-19T15:23:00Z">
               <w:r>
                 <w:rPr>
                   <w:rFonts w:ascii="Calibri" w:eastAsia="Calibri" w:hAnsi="Calibri" w:cs="Calibri"/>
                   <w:lang w:val="pt-BR"/>
                 </w:rPr>
-                <w:delText>ELATO</w:delText>
-              </w:r>
-            </w:del>
-            <w:ins w:id="17" w:author="Pelosi, Mariana" w:date="2025-12-18T14:02:00Z">
-              <w:r>
-                <w:rPr>
-                  <w:rFonts w:ascii="Calibri" w:eastAsia="Calibri" w:hAnsi="Calibri" w:cs="Calibri"/>
-                  <w:lang w:val="pt-BR"/>
-                </w:rPr>
-                <w:t>EPORTE</w:t>
+                <w:t xml:space="preserve"> </w:t>
               </w:r>
             </w:ins>
             <w:r>
@@ -6990,159 +7974,29 @@
                 <w:rFonts w:ascii="Calibri" w:eastAsia="Calibri" w:hAnsi="Calibri" w:cs="Calibri"/>
                 <w:lang w:val="pt-BR"/>
               </w:rPr>
-              <w:t xml:space="preserve"> DE PREOCUPAÇÕES</w:t>
-            </w:r>
-          </w:p>
-          <w:p>
-            <w:pPr>
-              <w:spacing w:before="100" w:beforeAutospacing="1" w:after="100" w:afterAutospacing="1"/>
-              <w:ind w:left="30" w:right="30"/>
-              <w:rPr>
-                <w:rFonts w:ascii="Calibri" w:eastAsia="Times New Roman" w:hAnsi="Calibri" w:cs="Calibri"/>
-                <w:lang w:val="pt-BR"/>
-              </w:rPr>
-            </w:pPr>
-            <w:r>
-              <w:rPr>
-                <w:rFonts w:ascii="Calibri" w:eastAsia="Calibri" w:hAnsi="Calibri" w:cs="Calibri"/>
-                <w:lang w:val="pt-BR"/>
-              </w:rPr>
-              <w:t xml:space="preserve">Fazemos perguntas quando algo não está claro ou não parece certo. Também </w:t>
-            </w:r>
-            <w:del w:id="18" w:author="Pelosi, Mariana" w:date="2025-12-18T14:02:00Z">
-              <w:r>
-                <w:rPr>
-                  <w:rFonts w:ascii="Calibri" w:eastAsia="Calibri" w:hAnsi="Calibri" w:cs="Calibri"/>
-                  <w:lang w:val="pt-BR"/>
-                </w:rPr>
-                <w:delText>denunciamos</w:delText>
-              </w:r>
-            </w:del>
-            <w:ins w:id="19" w:author="Pelosi, Mariana" w:date="2025-12-18T14:02:00Z">
-              <w:r>
-                <w:rPr>
-                  <w:rFonts w:ascii="Calibri" w:eastAsia="Calibri" w:hAnsi="Calibri" w:cs="Calibri"/>
-                  <w:lang w:val="pt-BR"/>
-                </w:rPr>
-                <w:t>reportamos</w:t>
-              </w:r>
-            </w:ins>
-            <w:r>
-              <w:rPr>
-                <w:rFonts w:ascii="Calibri" w:eastAsia="Calibri" w:hAnsi="Calibri" w:cs="Calibri"/>
-                <w:lang w:val="pt-BR"/>
-              </w:rPr>
-              <w:t xml:space="preserve"> </w:t>
-            </w:r>
-            <w:del w:id="20" w:author="Pelosi, Mariana" w:date="2025-12-18T14:03:00Z">
-              <w:r>
-                <w:rPr>
-                  <w:rFonts w:ascii="Calibri" w:eastAsia="Calibri" w:hAnsi="Calibri" w:cs="Calibri"/>
-                  <w:lang w:val="pt-BR"/>
-                </w:rPr>
-                <w:delText xml:space="preserve">e relatamos </w:delText>
-              </w:r>
-            </w:del>
-            <w:r>
-              <w:rPr>
-                <w:rFonts w:ascii="Calibri" w:eastAsia="Calibri" w:hAnsi="Calibri" w:cs="Calibri"/>
-                <w:lang w:val="pt-BR"/>
-              </w:rPr>
-              <w:t>quaisquer possíveis violações do Código.</w:t>
-            </w:r>
-          </w:p>
-          <w:p>
-            <w:pPr>
-              <w:spacing w:before="100" w:beforeAutospacing="1" w:after="100" w:afterAutospacing="1"/>
-              <w:ind w:left="30" w:right="30"/>
-              <w:rPr>
-                <w:rFonts w:ascii="Calibri" w:eastAsia="Times New Roman" w:hAnsi="Calibri" w:cs="Calibri"/>
-                <w:lang w:val="pt-BR"/>
-              </w:rPr>
-            </w:pPr>
-            <w:r>
-              <w:rPr>
-                <w:rFonts w:ascii="Calibri" w:eastAsia="Calibri" w:hAnsi="Calibri" w:cs="Calibri"/>
-                <w:lang w:val="pt-BR"/>
-              </w:rPr>
-              <w:t>É nossa responsabilidade fazer perguntas quando a orientação não estiver clara</w:t>
-            </w:r>
-            <w:ins w:id="21" w:author="Pelosi, Mariana" w:date="2025-12-18T14:05:00Z">
-              <w:r>
-                <w:rPr>
-                  <w:rFonts w:ascii="Calibri" w:eastAsia="Calibri" w:hAnsi="Calibri" w:cs="Calibri"/>
-                  <w:lang w:val="pt-BR"/>
-                </w:rPr>
-                <w:t>, bem como</w:t>
-              </w:r>
-            </w:ins>
-            <w:del w:id="22" w:author="Pelosi, Mariana" w:date="2025-12-18T14:05:00Z">
-              <w:r>
-                <w:rPr>
-                  <w:rFonts w:ascii="Calibri" w:eastAsia="Calibri" w:hAnsi="Calibri" w:cs="Calibri"/>
-                  <w:lang w:val="pt-BR"/>
-                </w:rPr>
-                <w:delText xml:space="preserve"> e </w:delText>
-              </w:r>
-            </w:del>
-            <w:r>
-              <w:rPr>
-                <w:rFonts w:ascii="Calibri" w:eastAsia="Calibri" w:hAnsi="Calibri" w:cs="Calibri"/>
-                <w:lang w:val="pt-BR"/>
-              </w:rPr>
               <w:t xml:space="preserve">questionar e </w:t>
             </w:r>
-            <w:del w:id="23" w:author="Pelosi, Mariana" w:date="2025-12-18T14:05:00Z">
-              <w:r>
-                <w:rPr>
-                  <w:rFonts w:ascii="Calibri" w:eastAsia="Calibri" w:hAnsi="Calibri" w:cs="Calibri"/>
-                  <w:lang w:val="pt-BR"/>
-                </w:rPr>
-                <w:lastRenderedPageBreak/>
-                <w:delText>denunciar</w:delText>
-              </w:r>
-            </w:del>
-            <w:ins w:id="24" w:author="Pelosi, Mariana" w:date="2025-12-18T14:05:00Z">
-              <w:r>
-                <w:rPr>
-                  <w:rFonts w:ascii="Calibri" w:eastAsia="Calibri" w:hAnsi="Calibri" w:cs="Calibri"/>
-                  <w:lang w:val="pt-BR"/>
-                </w:rPr>
-                <w:t>reportar</w:t>
-              </w:r>
-            </w:ins>
-            <w:r>
-              <w:rPr>
-                <w:rFonts w:ascii="Calibri" w:eastAsia="Calibri" w:hAnsi="Calibri" w:cs="Calibri"/>
-                <w:lang w:val="pt-BR"/>
-              </w:rPr>
-              <w:t xml:space="preserve"> suspeitas de conduta </w:t>
-            </w:r>
-            <w:del w:id="25" w:author="Pelosi, Mariana" w:date="2025-12-18T14:05:00Z">
-              <w:r>
-                <w:rPr>
-                  <w:rFonts w:ascii="Calibri" w:eastAsia="Calibri" w:hAnsi="Calibri" w:cs="Calibri"/>
-                  <w:lang w:val="pt-BR"/>
-                </w:rPr>
-                <w:delText xml:space="preserve">comercial </w:delText>
-              </w:r>
-            </w:del>
-            <w:r>
-              <w:rPr>
-                <w:rFonts w:ascii="Calibri" w:eastAsia="Calibri" w:hAnsi="Calibri" w:cs="Calibri"/>
-                <w:lang w:val="pt-BR"/>
-              </w:rPr>
-              <w:t xml:space="preserve">antiética, violações do Código </w:t>
-            </w:r>
-            <w:ins w:id="26" w:author="Pelosi, Mariana" w:date="2025-12-18T14:05:00Z">
-              <w:r>
-                <w:rPr>
-                  <w:rFonts w:ascii="Calibri" w:eastAsia="Calibri" w:hAnsi="Calibri" w:cs="Calibri"/>
-                  <w:lang w:val="pt-BR"/>
-                </w:rPr>
-                <w:t>e/</w:t>
-              </w:r>
-            </w:ins>
+            <w:r>
+              <w:rPr>
+                <w:rFonts w:ascii="Calibri" w:eastAsia="Calibri" w:hAnsi="Calibri" w:cs="Calibri"/>
+                <w:lang w:val="pt-BR"/>
+              </w:rPr>
+              <w:t>reportar</w:t>
+            </w:r>
+            <w:r>
+              <w:rPr>
+                <w:rFonts w:ascii="Calibri" w:eastAsia="Calibri" w:hAnsi="Calibri" w:cs="Calibri"/>
+                <w:lang w:val="pt-BR"/>
+              </w:rPr>
+              <w:t xml:space="preserve"> suspeitas de conduta antiética, violações do Código </w:t>
+            </w:r>
+            <w:r>
+              <w:rPr>
+                <w:rFonts w:ascii="Calibri" w:eastAsia="Calibri" w:hAnsi="Calibri" w:cs="Calibri"/>
+                <w:lang w:val="pt-BR"/>
+              </w:rPr>
+              <w:t>e/</w:t>
+            </w:r>
             <w:r>
               <w:rPr>
                 <w:rFonts w:ascii="Calibri" w:eastAsia="Calibri" w:hAnsi="Calibri" w:cs="Calibri"/>
@@ -7165,6 +8019,7 @@
                 <w:rFonts w:ascii="Calibri" w:eastAsia="Calibri" w:hAnsi="Calibri" w:cs="Calibri"/>
                 <w:lang w:val="pt-BR"/>
               </w:rPr>
+              <w:lastRenderedPageBreak/>
               <w:t>Se você não tiver certeza sobre a escolha ou ação correta, converse com seu gerente ou entre em contato com o</w:t>
             </w:r>
             <w:r>
@@ -7181,15 +8036,13 @@
               </w:rPr>
               <w:t>Escritório de Ética e Conformidade</w:t>
             </w:r>
-            <w:ins w:id="27" w:author="Pelosi, Mariana" w:date="2025-12-19T13:42:00Z">
-              <w:r>
-                <w:rPr>
-                  <w:rFonts w:ascii="Calibri" w:eastAsia="Calibri" w:hAnsi="Calibri" w:cs="Calibri"/>
-                  <w:lang w:val="pt-BR"/>
-                </w:rPr>
-                <w:t xml:space="preserve"> (OEC)</w:t>
-              </w:r>
-            </w:ins>
+            <w:r>
+              <w:rPr>
+                <w:rFonts w:ascii="Calibri" w:eastAsia="Calibri" w:hAnsi="Calibri" w:cs="Calibri"/>
+                <w:lang w:val="pt-BR"/>
+              </w:rPr>
+              <w:t xml:space="preserve"> (OEC)</w:t>
+            </w:r>
             <w:r>
               <w:rPr>
                 <w:rFonts w:ascii="Calibri" w:eastAsia="Calibri" w:hAnsi="Calibri" w:cs="Calibri"/>
@@ -7242,15 +8095,13 @@
               </w:rPr>
               <w:t xml:space="preserve">Código. Os líderes têm uma responsabilidade maior em comunicar as expectativas da Abbott e devem entrar em contato com o Escritório de Ética e Conformidade </w:t>
             </w:r>
-            <w:ins w:id="28" w:author="Pelosi, Mariana" w:date="2025-12-19T13:42:00Z">
-              <w:r>
-                <w:rPr>
-                  <w:rFonts w:ascii="Calibri" w:eastAsia="Calibri" w:hAnsi="Calibri" w:cs="Calibri"/>
-                  <w:lang w:val="pt-BR"/>
-                </w:rPr>
-                <w:t xml:space="preserve">(OEC) </w:t>
-              </w:r>
-            </w:ins>
+            <w:r>
+              <w:rPr>
+                <w:rFonts w:ascii="Calibri" w:eastAsia="Calibri" w:hAnsi="Calibri" w:cs="Calibri"/>
+                <w:lang w:val="pt-BR"/>
+              </w:rPr>
+              <w:t xml:space="preserve">(OEC) </w:t>
+            </w:r>
             <w:r>
               <w:rPr>
                 <w:rFonts w:ascii="Calibri" w:eastAsia="Calibri" w:hAnsi="Calibri" w:cs="Calibri"/>
@@ -7275,24 +8126,13 @@
               </w:rPr>
               <w:t>Tod</w:t>
             </w:r>
-            <w:ins w:id="29" w:author="Pelosi, Mariana" w:date="2025-12-18T14:07:00Z">
-              <w:r>
-                <w:rPr>
-                  <w:rFonts w:ascii="Calibri" w:eastAsia="Calibri" w:hAnsi="Calibri" w:cs="Calibri"/>
-                  <w:lang w:val="pt-BR"/>
-                </w:rPr>
-                <w:t>o</w:t>
-              </w:r>
-            </w:ins>
-            <w:del w:id="30" w:author="Pelosi, Mariana" w:date="2025-12-18T14:07:00Z">
-              <w:r>
-                <w:rPr>
-                  <w:rFonts w:ascii="Calibri" w:eastAsia="Calibri" w:hAnsi="Calibri" w:cs="Calibri"/>
-                  <w:lang w:val="pt-BR"/>
-                </w:rPr>
-                <w:delText>a</w:delText>
-              </w:r>
-            </w:del>
+            <w:r>
+              <w:rPr>
+                <w:rFonts w:ascii="Calibri" w:eastAsia="Calibri" w:hAnsi="Calibri" w:cs="Calibri"/>
+                <w:lang w:val="pt-BR"/>
+              </w:rPr>
+              <w:t>o</w:t>
+            </w:r>
             <w:r>
               <w:rPr>
                 <w:rFonts w:ascii="Calibri" w:eastAsia="Calibri" w:hAnsi="Calibri" w:cs="Calibri"/>
@@ -7300,24 +8140,13 @@
               </w:rPr>
               <w:t xml:space="preserve">s </w:t>
             </w:r>
-            <w:del w:id="31" w:author="Pelosi, Mariana" w:date="2025-12-18T14:03:00Z">
-              <w:r>
-                <w:rPr>
-                  <w:rFonts w:ascii="Calibri" w:eastAsia="Calibri" w:hAnsi="Calibri" w:cs="Calibri"/>
-                  <w:lang w:val="pt-BR"/>
-                </w:rPr>
-                <w:delText>as denúncias</w:delText>
-              </w:r>
-            </w:del>
-            <w:ins w:id="32" w:author="Pelosi, Mariana" w:date="2025-12-18T14:03:00Z">
-              <w:r>
-                <w:rPr>
-                  <w:rFonts w:ascii="Calibri" w:eastAsia="Calibri" w:hAnsi="Calibri" w:cs="Calibri"/>
-                  <w:lang w:val="pt-BR"/>
-                </w:rPr>
-                <w:t>os reportes</w:t>
-              </w:r>
-            </w:ins>
+            <w:r>
+              <w:rPr>
+                <w:rFonts w:ascii="Calibri" w:eastAsia="Calibri" w:hAnsi="Calibri" w:cs="Calibri"/>
+                <w:lang w:val="pt-BR"/>
+              </w:rPr>
+              <w:t>os reportes</w:t>
+            </w:r>
             <w:r>
               <w:rPr>
                 <w:rFonts w:ascii="Calibri" w:eastAsia="Calibri" w:hAnsi="Calibri" w:cs="Calibri"/>
@@ -7325,24 +8154,13 @@
               </w:rPr>
               <w:t xml:space="preserve"> de possíveis violações do Código são levad</w:t>
             </w:r>
-            <w:ins w:id="33" w:author="Pelosi, Mariana" w:date="2025-12-18T14:07:00Z">
-              <w:r>
-                <w:rPr>
-                  <w:rFonts w:ascii="Calibri" w:eastAsia="Calibri" w:hAnsi="Calibri" w:cs="Calibri"/>
-                  <w:lang w:val="pt-BR"/>
-                </w:rPr>
-                <w:t>o</w:t>
-              </w:r>
-            </w:ins>
-            <w:del w:id="34" w:author="Pelosi, Mariana" w:date="2025-12-18T14:07:00Z">
-              <w:r>
-                <w:rPr>
-                  <w:rFonts w:ascii="Calibri" w:eastAsia="Calibri" w:hAnsi="Calibri" w:cs="Calibri"/>
-                  <w:lang w:val="pt-BR"/>
-                </w:rPr>
-                <w:delText>a</w:delText>
-              </w:r>
-            </w:del>
+            <w:r>
+              <w:rPr>
+                <w:rFonts w:ascii="Calibri" w:eastAsia="Calibri" w:hAnsi="Calibri" w:cs="Calibri"/>
+                <w:lang w:val="pt-BR"/>
+              </w:rPr>
+              <w:t>o</w:t>
+            </w:r>
             <w:r>
               <w:rPr>
                 <w:rFonts w:ascii="Calibri" w:eastAsia="Calibri" w:hAnsi="Calibri" w:cs="Calibri"/>
@@ -7350,15 +8168,13 @@
               </w:rPr>
               <w:t>s a sério. O Escritório de Ética e Conformidade</w:t>
             </w:r>
-            <w:ins w:id="35" w:author="Pelosi, Mariana" w:date="2025-12-19T13:42:00Z">
-              <w:r>
-                <w:rPr>
-                  <w:rFonts w:ascii="Calibri" w:eastAsia="Calibri" w:hAnsi="Calibri" w:cs="Calibri"/>
-                  <w:lang w:val="pt-BR"/>
-                </w:rPr>
-                <w:t xml:space="preserve"> (OEC)</w:t>
-              </w:r>
-            </w:ins>
+            <w:r>
+              <w:rPr>
+                <w:rFonts w:ascii="Calibri" w:eastAsia="Calibri" w:hAnsi="Calibri" w:cs="Calibri"/>
+                <w:lang w:val="pt-BR"/>
+              </w:rPr>
+              <w:t xml:space="preserve"> (OEC)</w:t>
+            </w:r>
             <w:r>
               <w:rPr>
                 <w:rFonts w:ascii="Calibri" w:eastAsia="Calibri" w:hAnsi="Calibri" w:cs="Calibri"/>
@@ -7439,37 +8255,19 @@
               </w:rPr>
               <w:t>Recusa</w:t>
             </w:r>
-            <w:ins w:id="36" w:author="Pelosi, Mariana" w:date="2025-12-18T14:07:00Z">
-              <w:r>
-                <w:rPr>
-                  <w:rFonts w:ascii="Calibri" w:eastAsia="Calibri" w:hAnsi="Calibri" w:cs="Calibri"/>
-                  <w:lang w:val="pt-BR"/>
-                </w:rPr>
-                <w:t>r</w:t>
-              </w:r>
-            </w:ins>
-            <w:r>
-              <w:rPr>
-                <w:rFonts w:ascii="Calibri" w:eastAsia="Calibri" w:hAnsi="Calibri" w:cs="Calibri"/>
-                <w:lang w:val="pt-BR"/>
-              </w:rPr>
-              <w:t xml:space="preserve"> </w:t>
-            </w:r>
-            <w:del w:id="37" w:author="Pelosi, Mariana" w:date="2025-12-18T14:07:00Z">
-              <w:r>
-                <w:rPr>
-                  <w:rFonts w:ascii="Calibri" w:eastAsia="Calibri" w:hAnsi="Calibri" w:cs="Calibri"/>
-                  <w:lang w:val="pt-BR"/>
-                </w:rPr>
-                <w:delText xml:space="preserve">em </w:delText>
-              </w:r>
-            </w:del>
-            <w:r>
-              <w:rPr>
-                <w:rFonts w:ascii="Calibri" w:eastAsia="Calibri" w:hAnsi="Calibri" w:cs="Calibri"/>
-                <w:lang w:val="pt-BR"/>
-              </w:rPr>
-              <w:t>cooperar com uma investigação;</w:t>
+            <w:r>
+              <w:rPr>
+                <w:rFonts w:ascii="Calibri" w:eastAsia="Calibri" w:hAnsi="Calibri" w:cs="Calibri"/>
+                <w:lang w:val="pt-BR"/>
+              </w:rPr>
+              <w:t>r</w:t>
+            </w:r>
+            <w:r>
+              <w:rPr>
+                <w:rFonts w:ascii="Calibri" w:eastAsia="Calibri" w:hAnsi="Calibri" w:cs="Calibri"/>
+                <w:lang w:val="pt-BR"/>
+              </w:rPr>
+              <w:t xml:space="preserve"> cooperar com uma investigação;</w:t>
             </w:r>
           </w:p>
           <w:p>
@@ -7490,7 +8288,6 @@
                 <w:rFonts w:ascii="Calibri" w:eastAsia="Calibri" w:hAnsi="Calibri" w:cs="Calibri"/>
                 <w:lang w:val="pt-BR"/>
               </w:rPr>
-              <w:lastRenderedPageBreak/>
               <w:t>Não comunicar uma violação devido a supervisão deficiente;</w:t>
             </w:r>
           </w:p>
@@ -7511,42 +8308,15 @@
                 <w:rFonts w:ascii="Calibri" w:eastAsia="Calibri" w:hAnsi="Calibri" w:cs="Calibri"/>
                 <w:lang w:val="pt-BR"/>
               </w:rPr>
-              <w:t>Fazer um</w:t>
-            </w:r>
-            <w:del w:id="38" w:author="Pelosi, Mariana" w:date="2025-12-18T14:04:00Z">
-              <w:r>
-                <w:rPr>
-                  <w:rFonts w:ascii="Calibri" w:eastAsia="Calibri" w:hAnsi="Calibri" w:cs="Calibri"/>
-                  <w:lang w:val="pt-BR"/>
-                </w:rPr>
-                <w:delText>a</w:delText>
-              </w:r>
-            </w:del>
-            <w:r>
-              <w:rPr>
-                <w:rFonts w:ascii="Calibri" w:eastAsia="Calibri" w:hAnsi="Calibri" w:cs="Calibri"/>
-                <w:lang w:val="pt-BR"/>
-              </w:rPr>
-              <w:t xml:space="preserve"> </w:t>
-            </w:r>
-            <w:ins w:id="39" w:author="Pelosi, Mariana" w:date="2025-12-18T14:04:00Z">
-              <w:r>
-                <w:rPr>
-                  <w:rFonts w:ascii="Calibri" w:eastAsia="Calibri" w:hAnsi="Calibri" w:cs="Calibri"/>
-                  <w:lang w:val="pt-BR"/>
-                </w:rPr>
-                <w:t>reporte</w:t>
-              </w:r>
-            </w:ins>
-            <w:del w:id="40" w:author="Pelosi, Mariana" w:date="2025-12-18T14:04:00Z">
-              <w:r>
-                <w:rPr>
-                  <w:rFonts w:ascii="Calibri" w:eastAsia="Calibri" w:hAnsi="Calibri" w:cs="Calibri"/>
-                  <w:lang w:val="pt-BR"/>
-                </w:rPr>
-                <w:delText>denúncia</w:delText>
-              </w:r>
-            </w:del>
+              <w:t xml:space="preserve">Fazer um </w:t>
+            </w:r>
+            <w:r>
+              <w:rPr>
+                <w:rFonts w:ascii="Calibri" w:eastAsia="Calibri" w:hAnsi="Calibri" w:cs="Calibri"/>
+                <w:lang w:val="pt-BR"/>
+              </w:rPr>
+              <w:t>reporte</w:t>
+            </w:r>
             <w:r>
               <w:rPr>
                 <w:rFonts w:ascii="Calibri" w:eastAsia="Calibri" w:hAnsi="Calibri" w:cs="Calibri"/>
@@ -7554,24 +8324,13 @@
               </w:rPr>
               <w:t xml:space="preserve"> fals</w:t>
             </w:r>
-            <w:ins w:id="41" w:author="Pelosi, Mariana" w:date="2025-12-18T14:04:00Z">
-              <w:r>
-                <w:rPr>
-                  <w:rFonts w:ascii="Calibri" w:eastAsia="Calibri" w:hAnsi="Calibri" w:cs="Calibri"/>
-                  <w:lang w:val="pt-BR"/>
-                </w:rPr>
-                <w:t>o</w:t>
-              </w:r>
-            </w:ins>
-            <w:del w:id="42" w:author="Pelosi, Mariana" w:date="2025-12-18T14:04:00Z">
-              <w:r>
-                <w:rPr>
-                  <w:rFonts w:ascii="Calibri" w:eastAsia="Calibri" w:hAnsi="Calibri" w:cs="Calibri"/>
-                  <w:lang w:val="pt-BR"/>
-                </w:rPr>
-                <w:delText>a</w:delText>
-              </w:r>
-            </w:del>
+            <w:r>
+              <w:rPr>
+                <w:rFonts w:ascii="Calibri" w:eastAsia="Calibri" w:hAnsi="Calibri" w:cs="Calibri"/>
+                <w:lang w:val="pt-BR"/>
+              </w:rPr>
+              <w:t>o</w:t>
+            </w:r>
             <w:r>
               <w:rPr>
                 <w:rFonts w:ascii="Calibri" w:eastAsia="Calibri" w:hAnsi="Calibri" w:cs="Calibri"/>
@@ -7600,22 +8359,96 @@
               </w:rPr>
               <w:t xml:space="preserve">Retaliar contra alguém que </w:t>
             </w:r>
-            <w:del w:id="43" w:author="Pelosi, Mariana" w:date="2025-12-18T14:06:00Z">
+            <w:r>
+              <w:rPr>
+                <w:rFonts w:ascii="Calibri" w:eastAsia="Calibri" w:hAnsi="Calibri" w:cs="Calibri"/>
+                <w:lang w:val="pt-BR"/>
+              </w:rPr>
+              <w:t>reportou</w:t>
+            </w:r>
+            <w:r>
+              <w:rPr>
+                <w:rFonts w:ascii="Calibri" w:eastAsia="Calibri" w:hAnsi="Calibri" w:cs="Calibri"/>
+                <w:lang w:val="pt-BR"/>
+              </w:rPr>
+              <w:t xml:space="preserve"> uma preocupação de boa-fé.</w:t>
+            </w:r>
+          </w:p>
+          <w:p>
+            <w:pPr>
+              <w:spacing w:before="100" w:beforeAutospacing="1" w:after="100" w:afterAutospacing="1"/>
+              <w:ind w:left="30" w:right="30"/>
+              <w:rPr>
+                <w:rFonts w:ascii="Calibri" w:eastAsia="Times New Roman" w:hAnsi="Calibri" w:cs="Calibri"/>
+                <w:lang w:val="pt-BR"/>
+              </w:rPr>
+            </w:pPr>
+            <w:r>
+              <w:rPr>
+                <w:rFonts w:ascii="Calibri" w:eastAsia="Calibri" w:hAnsi="Calibri" w:cs="Calibri"/>
+                <w:lang w:val="pt-BR"/>
+              </w:rPr>
+              <w:lastRenderedPageBreak/>
+              <w:t xml:space="preserve">A retaliação nunca é aceitável. Se você acredita que ocorreu retaliação, </w:t>
+            </w:r>
+            <w:r>
+              <w:rPr>
+                <w:rFonts w:ascii="Calibri" w:eastAsia="Calibri" w:hAnsi="Calibri" w:cs="Calibri"/>
+                <w:lang w:val="pt-BR"/>
+              </w:rPr>
+              <w:t>reporte</w:t>
+            </w:r>
+            <w:r>
+              <w:rPr>
+                <w:rFonts w:ascii="Calibri" w:eastAsia="Calibri" w:hAnsi="Calibri" w:cs="Calibri"/>
+                <w:lang w:val="pt-BR"/>
+              </w:rPr>
+              <w:t xml:space="preserve"> ao Escritório de Ética e</w:t>
+            </w:r>
+            <w:r>
+              <w:rPr>
+                <w:rFonts w:ascii="Calibri" w:eastAsia="Calibri" w:hAnsi="Calibri" w:cs="Calibri"/>
+                <w:lang w:val="pt-BR"/>
+              </w:rPr>
+              <w:t> </w:t>
+            </w:r>
+            <w:r>
+              <w:rPr>
+                <w:rFonts w:ascii="Calibri" w:eastAsia="Calibri" w:hAnsi="Calibri" w:cs="Calibri"/>
+                <w:lang w:val="pt-BR"/>
+              </w:rPr>
+              <w:t xml:space="preserve">Conformidade </w:t>
+            </w:r>
+            <w:r>
+              <w:rPr>
+                <w:rFonts w:ascii="Calibri" w:eastAsia="Calibri" w:hAnsi="Calibri" w:cs="Calibri"/>
+                <w:lang w:val="pt-BR"/>
+              </w:rPr>
+              <w:t xml:space="preserve">(OEC) </w:t>
+            </w:r>
+            <w:r>
+              <w:rPr>
+                <w:rFonts w:ascii="Calibri" w:eastAsia="Calibri" w:hAnsi="Calibri" w:cs="Calibri"/>
+                <w:lang w:val="pt-BR"/>
+              </w:rPr>
+              <w:t>ou ao Departamento de Recursos Humanos</w:t>
+            </w:r>
+            <w:ins w:id="73" w:author="Siqueira, Alexandre" w:date="2025-12-19T12:28:00Z" w16du:dateUtc="2025-12-19T15:28:00Z">
               <w:r>
                 <w:rPr>
                   <w:rFonts w:ascii="Calibri" w:eastAsia="Calibri" w:hAnsi="Calibri" w:cs="Calibri"/>
                   <w:lang w:val="pt-BR"/>
                 </w:rPr>
-                <w:delText>relatou</w:delText>
-              </w:r>
-            </w:del>
-            <w:ins w:id="44" w:author="Pelosi, Mariana" w:date="2025-12-18T14:06:00Z">
+                <w:t xml:space="preserve"> (</w:t>
+              </w:r>
+            </w:ins>
+            <w:ins w:id="74" w:author="Siqueira, Alexandre" w:date="2025-12-19T12:29:00Z" w16du:dateUtc="2025-12-19T15:29:00Z">
               <w:r>
                 <w:rPr>
                   <w:rFonts w:ascii="Calibri" w:eastAsia="Calibri" w:hAnsi="Calibri" w:cs="Calibri"/>
                   <w:lang w:val="pt-BR"/>
                 </w:rPr>
-                <w:t>reportou</w:t>
+                <w:t>HR)</w:t>
               </w:r>
             </w:ins>
             <w:r>
@@ -7623,79 +8456,7 @@
                 <w:rFonts w:ascii="Calibri" w:eastAsia="Calibri" w:hAnsi="Calibri" w:cs="Calibri"/>
                 <w:lang w:val="pt-BR"/>
               </w:rPr>
-              <w:t xml:space="preserve"> uma preocupação de boa-fé.</w:t>
-            </w:r>
-          </w:p>
-          <w:p>
-            <w:pPr>
-              <w:spacing w:before="100" w:beforeAutospacing="1" w:after="100" w:afterAutospacing="1"/>
-              <w:ind w:left="30" w:right="30"/>
-              <w:rPr>
-                <w:rFonts w:ascii="Calibri" w:eastAsia="Times New Roman" w:hAnsi="Calibri" w:cs="Calibri"/>
-                <w:lang w:val="pt-BR"/>
-              </w:rPr>
-            </w:pPr>
-            <w:r>
-              <w:rPr>
-                <w:rFonts w:ascii="Calibri" w:eastAsia="Calibri" w:hAnsi="Calibri" w:cs="Calibri"/>
-                <w:lang w:val="pt-BR"/>
-              </w:rPr>
-              <w:t xml:space="preserve">A retaliação nunca é aceitável. Se você acredita que ocorreu retaliação, </w:t>
-            </w:r>
-            <w:del w:id="45" w:author="Pelosi, Mariana" w:date="2025-12-18T14:04:00Z">
-              <w:r>
-                <w:rPr>
-                  <w:rFonts w:ascii="Calibri" w:eastAsia="Calibri" w:hAnsi="Calibri" w:cs="Calibri"/>
-                  <w:lang w:val="pt-BR"/>
-                </w:rPr>
-                <w:delText>denuncie</w:delText>
-              </w:r>
-            </w:del>
-            <w:ins w:id="46" w:author="Pelosi, Mariana" w:date="2025-12-18T14:04:00Z">
-              <w:r>
-                <w:rPr>
-                  <w:rFonts w:ascii="Calibri" w:eastAsia="Calibri" w:hAnsi="Calibri" w:cs="Calibri"/>
-                  <w:lang w:val="pt-BR"/>
-                </w:rPr>
-                <w:t>reporte</w:t>
-              </w:r>
-            </w:ins>
-            <w:r>
-              <w:rPr>
-                <w:rFonts w:ascii="Calibri" w:eastAsia="Calibri" w:hAnsi="Calibri" w:cs="Calibri"/>
-                <w:lang w:val="pt-BR"/>
-              </w:rPr>
-              <w:t xml:space="preserve"> ao Escritório de Ética e</w:t>
-            </w:r>
-            <w:r>
-              <w:rPr>
-                <w:rFonts w:ascii="Calibri" w:eastAsia="Calibri" w:hAnsi="Calibri" w:cs="Calibri"/>
-                <w:lang w:val="pt-BR"/>
-              </w:rPr>
-              <w:t> </w:t>
-            </w:r>
-            <w:r>
-              <w:rPr>
-                <w:rFonts w:ascii="Calibri" w:eastAsia="Calibri" w:hAnsi="Calibri" w:cs="Calibri"/>
-                <w:lang w:val="pt-BR"/>
-              </w:rPr>
-              <w:t xml:space="preserve">Conformidade </w:t>
-            </w:r>
-            <w:ins w:id="47" w:author="Pelosi, Mariana" w:date="2025-12-19T13:58:00Z">
-              <w:r>
-                <w:rPr>
-                  <w:rFonts w:ascii="Calibri" w:eastAsia="Calibri" w:hAnsi="Calibri" w:cs="Calibri"/>
-                  <w:lang w:val="pt-BR"/>
-                </w:rPr>
-                <w:t xml:space="preserve">(OEC) </w:t>
-              </w:r>
-            </w:ins>
-            <w:r>
-              <w:rPr>
-                <w:rFonts w:ascii="Calibri" w:eastAsia="Calibri" w:hAnsi="Calibri" w:cs="Calibri"/>
-                <w:lang w:val="pt-BR"/>
-              </w:rPr>
-              <w:t>ou ao Departamento de Recursos Humanos.</w:t>
+              <w:t>.</w:t>
             </w:r>
           </w:p>
         </w:tc>
@@ -7837,7 +8598,29 @@
               <w:rPr>
                 <w:rFonts w:ascii="Calibri" w:eastAsia="Times New Roman" w:hAnsi="Calibri" w:cs="Calibri"/>
               </w:rPr>
-              <w:t>Abbott prohibits discrimination based on race, color, religion, age, sex, national origin, gender identity or expression, sexual orientation, disability, marital status, veteran or military status, genetics, citizenship status, or any other legally protected status.</w:t>
+              <w:t xml:space="preserve">Abbott prohibits discrimination based on race, </w:t>
+            </w:r>
+            <w:del w:id="75" w:author="Siqueira, Alexandre" w:date="2025-12-19T12:29:00Z" w16du:dateUtc="2025-12-19T15:29:00Z">
+              <w:r>
+                <w:rPr>
+                  <w:rFonts w:ascii="Calibri" w:eastAsia="Times New Roman" w:hAnsi="Calibri" w:cs="Calibri"/>
+                </w:rPr>
+                <w:delText>color</w:delText>
+              </w:r>
+            </w:del>
+            <w:ins w:id="76" w:author="Siqueira, Alexandre" w:date="2025-12-19T12:29:00Z" w16du:dateUtc="2025-12-19T15:29:00Z">
+              <w:r>
+                <w:rPr>
+                  <w:rFonts w:ascii="Calibri" w:eastAsia="Times New Roman" w:hAnsi="Calibri" w:cs="Calibri"/>
+                </w:rPr>
+                <w:t>colour</w:t>
+              </w:r>
+            </w:ins>
+            <w:r>
+              <w:rPr>
+                <w:rFonts w:ascii="Calibri" w:eastAsia="Times New Roman" w:hAnsi="Calibri" w:cs="Calibri"/>
+              </w:rPr>
+              <w:t>, religion, age, sex, national origin, gender identity or expression, sexual orientation, disability, marital status, veteran or military status, genetics, citizenship status, or any other legally protected status.</w:t>
             </w:r>
           </w:p>
         </w:tc>
@@ -7893,24 +8676,74 @@
                 <w:rFonts w:ascii="Calibri" w:eastAsia="Calibri" w:hAnsi="Calibri" w:cs="Calibri"/>
                 <w:lang w:val="pt-BR"/>
               </w:rPr>
-              <w:t>Tomamos decisões de contratação com base nas necessidades da empresa, nas competências, na experiência e no desempenho. Não é tolerada qualquer tipo de discriminação. Cumprimos todas as leis que regem as nossas relações com os funcionários em todo o mundo.</w:t>
-            </w:r>
-          </w:p>
-          <w:p>
-            <w:pPr>
-              <w:spacing w:before="100" w:beforeAutospacing="1" w:after="100" w:afterAutospacing="1"/>
-              <w:ind w:left="30" w:right="30"/>
-              <w:rPr>
-                <w:rFonts w:ascii="Calibri" w:eastAsia="Times New Roman" w:hAnsi="Calibri" w:cs="Calibri"/>
-                <w:lang w:val="pt-BR"/>
-              </w:rPr>
-            </w:pPr>
-            <w:r>
-              <w:rPr>
-                <w:rFonts w:ascii="Calibri" w:eastAsia="Calibri" w:hAnsi="Calibri" w:cs="Calibri"/>
-                <w:lang w:val="pt-BR"/>
-              </w:rPr>
-              <w:t>A Abbott proíbe a discriminação com base em raça, cor, religião, idade, sexo, nacionalidade, identidade ou expressão de gênero, orientação sexual, deficiência, estado civil, condição de veterano ou militar, genética, cidadania ou qualquer outra condição protegida por lei.</w:t>
+              <w:t>Tomamos decisões de contratação com base nas necessidades da empresa, nas competências, na experiência e no desempenho. Não é tolerad</w:t>
+            </w:r>
+            <w:ins w:id="77" w:author="Siqueira, Alexandre" w:date="2025-12-19T12:30:00Z" w16du:dateUtc="2025-12-19T15:30:00Z">
+              <w:r>
+                <w:rPr>
+                  <w:rFonts w:ascii="Calibri" w:eastAsia="Calibri" w:hAnsi="Calibri" w:cs="Calibri"/>
+                  <w:lang w:val="pt-BR"/>
+                </w:rPr>
+                <w:t>o</w:t>
+              </w:r>
+            </w:ins>
+            <w:del w:id="78" w:author="Siqueira, Alexandre" w:date="2025-12-19T12:30:00Z" w16du:dateUtc="2025-12-19T15:30:00Z">
+              <w:r>
+                <w:rPr>
+                  <w:rFonts w:ascii="Calibri" w:eastAsia="Calibri" w:hAnsi="Calibri" w:cs="Calibri"/>
+                  <w:lang w:val="pt-BR"/>
+                </w:rPr>
+                <w:delText>a</w:delText>
+              </w:r>
+            </w:del>
+            <w:r>
+              <w:rPr>
+                <w:rFonts w:ascii="Calibri" w:eastAsia="Calibri" w:hAnsi="Calibri" w:cs="Calibri"/>
+                <w:lang w:val="pt-BR"/>
+              </w:rPr>
+              <w:t xml:space="preserve"> qualquer tipo de discriminação. Cumprimos todas as leis que regem as nossas relações com os funcionários em todo o mundo.</w:t>
+            </w:r>
+          </w:p>
+          <w:p>
+            <w:pPr>
+              <w:spacing w:before="100" w:beforeAutospacing="1" w:after="100" w:afterAutospacing="1"/>
+              <w:ind w:left="30" w:right="30"/>
+              <w:rPr>
+                <w:rFonts w:ascii="Calibri" w:eastAsia="Times New Roman" w:hAnsi="Calibri" w:cs="Calibri"/>
+                <w:lang w:val="pt-BR"/>
+              </w:rPr>
+            </w:pPr>
+            <w:r>
+              <w:rPr>
+                <w:rFonts w:ascii="Calibri" w:eastAsia="Calibri" w:hAnsi="Calibri" w:cs="Calibri"/>
+                <w:lang w:val="pt-BR"/>
+              </w:rPr>
+              <w:t>A Abbott proíbe a discriminação com base em raça, cor, religião, idade, sexo, nacionalidade, identidade</w:t>
+            </w:r>
+            <w:ins w:id="79" w:author="Siqueira, Alexandre" w:date="2025-12-19T12:30:00Z" w16du:dateUtc="2025-12-19T15:30:00Z">
+              <w:r>
+                <w:rPr>
+                  <w:rFonts w:ascii="Calibri" w:eastAsia="Calibri" w:hAnsi="Calibri" w:cs="Calibri"/>
+                  <w:lang w:val="pt-BR"/>
+                </w:rPr>
+                <w:t>,</w:t>
+              </w:r>
+            </w:ins>
+            <w:del w:id="80" w:author="Siqueira, Alexandre" w:date="2025-12-19T12:30:00Z" w16du:dateUtc="2025-12-19T15:30:00Z">
+              <w:r>
+                <w:rPr>
+                  <w:rFonts w:ascii="Calibri" w:eastAsia="Calibri" w:hAnsi="Calibri" w:cs="Calibri"/>
+                  <w:lang w:val="pt-BR"/>
+                </w:rPr>
+                <w:delText xml:space="preserve"> ou</w:delText>
+              </w:r>
+            </w:del>
+            <w:r>
+              <w:rPr>
+                <w:rFonts w:ascii="Calibri" w:eastAsia="Calibri" w:hAnsi="Calibri" w:cs="Calibri"/>
+                <w:lang w:val="pt-BR"/>
+              </w:rPr>
+              <w:t xml:space="preserve"> expressão de gênero, orientação sexual, deficiência, estado civil, condição de veterano ou militar, genética, cidadania ou qualquer outra condição protegida por lei.</w:t>
             </w:r>
           </w:p>
         </w:tc>
@@ -8022,37 +8855,37 @@
               <w:rPr>
                 <w:rFonts w:ascii="Calibri" w:eastAsia="Times New Roman" w:hAnsi="Calibri" w:cs="Calibri"/>
               </w:rPr>
+              <w:t>We foster a respectful, inclusive, and safe workplace.</w:t>
+            </w:r>
+          </w:p>
+          <w:p>
+            <w:pPr>
+              <w:spacing w:before="100" w:beforeAutospacing="1" w:after="100" w:afterAutospacing="1"/>
+              <w:ind w:left="30" w:right="30"/>
+              <w:rPr>
+                <w:rFonts w:ascii="Calibri" w:eastAsia="Times New Roman" w:hAnsi="Calibri" w:cs="Calibri"/>
+              </w:rPr>
+            </w:pPr>
+            <w:r>
+              <w:rPr>
+                <w:rFonts w:ascii="Calibri" w:eastAsia="Times New Roman" w:hAnsi="Calibri" w:cs="Calibri"/>
+              </w:rPr>
+              <w:t>We work to ensure everyone feels welcome, supported, and empowered.</w:t>
+            </w:r>
+          </w:p>
+          <w:p>
+            <w:pPr>
+              <w:spacing w:before="100" w:beforeAutospacing="1" w:after="100" w:afterAutospacing="1"/>
+              <w:ind w:left="30" w:right="30"/>
+              <w:rPr>
+                <w:rFonts w:ascii="Calibri" w:eastAsia="Times New Roman" w:hAnsi="Calibri" w:cs="Calibri"/>
+              </w:rPr>
+            </w:pPr>
+            <w:r>
+              <w:rPr>
+                <w:rFonts w:ascii="Calibri" w:eastAsia="Times New Roman" w:hAnsi="Calibri" w:cs="Calibri"/>
+              </w:rPr>
               <w:lastRenderedPageBreak/>
-              <w:t>We foster a respectful, inclusive, and safe workplace.</w:t>
-            </w:r>
-          </w:p>
-          <w:p>
-            <w:pPr>
-              <w:spacing w:before="100" w:beforeAutospacing="1" w:after="100" w:afterAutospacing="1"/>
-              <w:ind w:left="30" w:right="30"/>
-              <w:rPr>
-                <w:rFonts w:ascii="Calibri" w:eastAsia="Times New Roman" w:hAnsi="Calibri" w:cs="Calibri"/>
-              </w:rPr>
-            </w:pPr>
-            <w:r>
-              <w:rPr>
-                <w:rFonts w:ascii="Calibri" w:eastAsia="Times New Roman" w:hAnsi="Calibri" w:cs="Calibri"/>
-              </w:rPr>
-              <w:t>We work to ensure everyone feels welcome, supported, and empowered.</w:t>
-            </w:r>
-          </w:p>
-          <w:p>
-            <w:pPr>
-              <w:spacing w:before="100" w:beforeAutospacing="1" w:after="100" w:afterAutospacing="1"/>
-              <w:ind w:left="30" w:right="30"/>
-              <w:rPr>
-                <w:rFonts w:ascii="Calibri" w:eastAsia="Times New Roman" w:hAnsi="Calibri" w:cs="Calibri"/>
-              </w:rPr>
-            </w:pPr>
-            <w:r>
-              <w:rPr>
-                <w:rFonts w:ascii="Calibri" w:eastAsia="Times New Roman" w:hAnsi="Calibri" w:cs="Calibri"/>
-              </w:rPr>
               <w:t>Abbott promotes a healthy, harassment-free environment and values employee input to strengthen diversity and inclusion.</w:t>
             </w:r>
           </w:p>
@@ -8108,42 +8941,67 @@
                 <w:rFonts w:ascii="Calibri" w:eastAsia="Calibri" w:hAnsi="Calibri" w:cs="Calibri"/>
                 <w:lang w:val="pt-BR"/>
               </w:rPr>
+              <w:t>Promovemos um ambiente de trabalho respeitoso, inclusivo e seguro.</w:t>
+            </w:r>
+          </w:p>
+          <w:p>
+            <w:pPr>
+              <w:spacing w:before="100" w:beforeAutospacing="1" w:after="100" w:afterAutospacing="1"/>
+              <w:ind w:left="30" w:right="30"/>
+              <w:rPr>
+                <w:rFonts w:ascii="Calibri" w:eastAsia="Times New Roman" w:hAnsi="Calibri" w:cs="Calibri"/>
+                <w:lang w:val="pt-BR"/>
+              </w:rPr>
+            </w:pPr>
+            <w:r>
+              <w:rPr>
+                <w:rFonts w:ascii="Calibri" w:eastAsia="Calibri" w:hAnsi="Calibri" w:cs="Calibri"/>
+                <w:lang w:val="pt-BR"/>
+              </w:rPr>
+              <w:t>Trabalhamos para garantir que todos se sintam bem-vindos, apoiados e empoderados.</w:t>
+            </w:r>
+          </w:p>
+          <w:p>
+            <w:pPr>
+              <w:spacing w:before="100" w:beforeAutospacing="1" w:after="100" w:afterAutospacing="1"/>
+              <w:ind w:left="30" w:right="30"/>
+              <w:rPr>
+                <w:rFonts w:ascii="Calibri" w:eastAsia="Times New Roman" w:hAnsi="Calibri" w:cs="Calibri"/>
+                <w:lang w:val="pt-BR"/>
+              </w:rPr>
+            </w:pPr>
+            <w:r>
+              <w:rPr>
+                <w:rFonts w:ascii="Calibri" w:eastAsia="Calibri" w:hAnsi="Calibri" w:cs="Calibri"/>
+                <w:lang w:val="pt-BR"/>
+              </w:rPr>
               <w:lastRenderedPageBreak/>
-              <w:t>Promovemos um ambiente de trabalho respeitoso, inclusivo e seguro.</w:t>
-            </w:r>
-          </w:p>
-          <w:p>
-            <w:pPr>
-              <w:spacing w:before="100" w:beforeAutospacing="1" w:after="100" w:afterAutospacing="1"/>
-              <w:ind w:left="30" w:right="30"/>
-              <w:rPr>
-                <w:rFonts w:ascii="Calibri" w:eastAsia="Times New Roman" w:hAnsi="Calibri" w:cs="Calibri"/>
-                <w:lang w:val="pt-BR"/>
-              </w:rPr>
-            </w:pPr>
-            <w:r>
-              <w:rPr>
-                <w:rFonts w:ascii="Calibri" w:eastAsia="Calibri" w:hAnsi="Calibri" w:cs="Calibri"/>
-                <w:lang w:val="pt-BR"/>
-              </w:rPr>
-              <w:t>Trabalhamos para garantir que todos se sintam bem-vindos, apoiados e empoderados.</w:t>
-            </w:r>
-          </w:p>
-          <w:p>
-            <w:pPr>
-              <w:spacing w:before="100" w:beforeAutospacing="1" w:after="100" w:afterAutospacing="1"/>
-              <w:ind w:left="30" w:right="30"/>
-              <w:rPr>
-                <w:rFonts w:ascii="Calibri" w:eastAsia="Times New Roman" w:hAnsi="Calibri" w:cs="Calibri"/>
-                <w:lang w:val="pt-BR"/>
-              </w:rPr>
-            </w:pPr>
-            <w:r>
-              <w:rPr>
-                <w:rFonts w:ascii="Calibri" w:eastAsia="Calibri" w:hAnsi="Calibri" w:cs="Calibri"/>
-                <w:lang w:val="pt-BR"/>
-              </w:rPr>
-              <w:t>A Abbott promove um ambiente saudável e livre de assédio e valoriza a contribuição dos funcionários para fortalecer a diversidade e a inclusão.</w:t>
+              <w:t>A Abbott promove um ambiente saudável</w:t>
+            </w:r>
+            <w:ins w:id="81" w:author="Siqueira, Alexandre" w:date="2025-12-19T12:34:00Z" w16du:dateUtc="2025-12-19T15:34:00Z">
+              <w:r>
+                <w:rPr>
+                  <w:rFonts w:ascii="Calibri" w:eastAsia="Calibri" w:hAnsi="Calibri" w:cs="Calibri"/>
+                  <w:lang w:val="pt-BR"/>
+                </w:rPr>
+                <w:t>,</w:t>
+              </w:r>
+            </w:ins>
+            <w:del w:id="82" w:author="Siqueira, Alexandre" w:date="2025-12-19T12:34:00Z" w16du:dateUtc="2025-12-19T15:34:00Z">
+              <w:r>
+                <w:rPr>
+                  <w:rFonts w:ascii="Calibri" w:eastAsia="Calibri" w:hAnsi="Calibri" w:cs="Calibri"/>
+                  <w:lang w:val="pt-BR"/>
+                </w:rPr>
+                <w:delText xml:space="preserve"> e</w:delText>
+              </w:r>
+            </w:del>
+            <w:r>
+              <w:rPr>
+                <w:rFonts w:ascii="Calibri" w:eastAsia="Calibri" w:hAnsi="Calibri" w:cs="Calibri"/>
+                <w:lang w:val="pt-BR"/>
+              </w:rPr>
+              <w:t xml:space="preserve"> livre de assédio e valoriza a contribuição dos funcionários para fortalecer a diversidade e a inclusão.</w:t>
             </w:r>
           </w:p>
           <w:p>
@@ -8287,7 +9145,29 @@
               <w:rPr>
                 <w:rFonts w:ascii="Calibri" w:eastAsia="Times New Roman" w:hAnsi="Calibri" w:cs="Calibri"/>
               </w:rPr>
-              <w:t>Accidents or unsafe situations must be reported to management right away. Abbott also takes steps to prevent and prohibit illegal, inappropriate labor practices and any form of cruel or inhumane treatment in our business activities worldwide.</w:t>
+              <w:t xml:space="preserve">Accidents or unsafe situations must be reported to management right away. Abbott also takes steps to prevent and prohibit illegal, inappropriate </w:t>
+            </w:r>
+            <w:del w:id="83" w:author="Siqueira, Alexandre" w:date="2025-12-19T12:34:00Z" w16du:dateUtc="2025-12-19T15:34:00Z">
+              <w:r>
+                <w:rPr>
+                  <w:rFonts w:ascii="Calibri" w:eastAsia="Times New Roman" w:hAnsi="Calibri" w:cs="Calibri"/>
+                </w:rPr>
+                <w:delText>labor</w:delText>
+              </w:r>
+            </w:del>
+            <w:ins w:id="84" w:author="Siqueira, Alexandre" w:date="2025-12-19T12:34:00Z" w16du:dateUtc="2025-12-19T15:34:00Z">
+              <w:r>
+                <w:rPr>
+                  <w:rFonts w:ascii="Calibri" w:eastAsia="Times New Roman" w:hAnsi="Calibri" w:cs="Calibri"/>
+                </w:rPr>
+                <w:t>labour</w:t>
+              </w:r>
+            </w:ins>
+            <w:r>
+              <w:rPr>
+                <w:rFonts w:ascii="Calibri" w:eastAsia="Times New Roman" w:hAnsi="Calibri" w:cs="Calibri"/>
+              </w:rPr>
+              <w:t xml:space="preserve"> practices and any form of cruel or inhumane treatment in our business activities worldwide.</w:t>
             </w:r>
           </w:p>
         </w:tc>
@@ -8455,37 +9335,37 @@
               <w:rPr>
                 <w:rFonts w:ascii="Calibri" w:eastAsia="Times New Roman" w:hAnsi="Calibri" w:cs="Calibri"/>
               </w:rPr>
+              <w:t>At Abbott, we build trust through community, environment, and engagement.</w:t>
+            </w:r>
+          </w:p>
+          <w:p>
+            <w:pPr>
+              <w:spacing w:before="100" w:beforeAutospacing="1" w:after="100" w:afterAutospacing="1"/>
+              <w:ind w:left="30" w:right="30"/>
+              <w:rPr>
+                <w:rFonts w:ascii="Calibri" w:eastAsia="Times New Roman" w:hAnsi="Calibri" w:cs="Calibri"/>
+              </w:rPr>
+            </w:pPr>
+            <w:r>
+              <w:rPr>
+                <w:rFonts w:ascii="Calibri" w:eastAsia="Times New Roman" w:hAnsi="Calibri" w:cs="Calibri"/>
+              </w:rPr>
+              <w:t>We strive to give back to the communities where we operate and make a positive, lasting impact on people’s lives.</w:t>
+            </w:r>
+          </w:p>
+          <w:p>
+            <w:pPr>
+              <w:spacing w:before="100" w:beforeAutospacing="1" w:after="100" w:afterAutospacing="1"/>
+              <w:ind w:left="30" w:right="30"/>
+              <w:rPr>
+                <w:rFonts w:ascii="Calibri" w:eastAsia="Times New Roman" w:hAnsi="Calibri" w:cs="Calibri"/>
+              </w:rPr>
+            </w:pPr>
+            <w:r>
+              <w:rPr>
+                <w:rFonts w:ascii="Calibri" w:eastAsia="Times New Roman" w:hAnsi="Calibri" w:cs="Calibri"/>
+              </w:rPr>
               <w:lastRenderedPageBreak/>
-              <w:t>At Abbott, we build trust through community, environment, and engagement.</w:t>
-            </w:r>
-          </w:p>
-          <w:p>
-            <w:pPr>
-              <w:spacing w:before="100" w:beforeAutospacing="1" w:after="100" w:afterAutospacing="1"/>
-              <w:ind w:left="30" w:right="30"/>
-              <w:rPr>
-                <w:rFonts w:ascii="Calibri" w:eastAsia="Times New Roman" w:hAnsi="Calibri" w:cs="Calibri"/>
-              </w:rPr>
-            </w:pPr>
-            <w:r>
-              <w:rPr>
-                <w:rFonts w:ascii="Calibri" w:eastAsia="Times New Roman" w:hAnsi="Calibri" w:cs="Calibri"/>
-              </w:rPr>
-              <w:t>We strive to give back to the communities where we operate and make a positive, lasting impact on people’s lives.</w:t>
-            </w:r>
-          </w:p>
-          <w:p>
-            <w:pPr>
-              <w:spacing w:before="100" w:beforeAutospacing="1" w:after="100" w:afterAutospacing="1"/>
-              <w:ind w:left="30" w:right="30"/>
-              <w:rPr>
-                <w:rFonts w:ascii="Calibri" w:eastAsia="Times New Roman" w:hAnsi="Calibri" w:cs="Calibri"/>
-              </w:rPr>
-            </w:pPr>
-            <w:r>
-              <w:rPr>
-                <w:rFonts w:ascii="Calibri" w:eastAsia="Times New Roman" w:hAnsi="Calibri" w:cs="Calibri"/>
-              </w:rPr>
               <w:t>Abbott works to minimize its environmental footprint by reducing energy use and conserving natural resources.</w:t>
             </w:r>
           </w:p>
@@ -8601,41 +9481,41 @@
                 <w:rFonts w:ascii="Calibri" w:eastAsia="Calibri" w:hAnsi="Calibri" w:cs="Calibri"/>
                 <w:lang w:val="pt-BR"/>
               </w:rPr>
+              <w:t>Na Abbott, construímos confiança por meio da comunidade, do meio ambiente e do engajamento.</w:t>
+            </w:r>
+          </w:p>
+          <w:p>
+            <w:pPr>
+              <w:spacing w:before="100" w:beforeAutospacing="1" w:after="100" w:afterAutospacing="1"/>
+              <w:ind w:left="30" w:right="30"/>
+              <w:rPr>
+                <w:rFonts w:ascii="Calibri" w:eastAsia="Times New Roman" w:hAnsi="Calibri" w:cs="Calibri"/>
+                <w:lang w:val="pt-BR"/>
+              </w:rPr>
+            </w:pPr>
+            <w:r>
+              <w:rPr>
+                <w:rFonts w:ascii="Calibri" w:eastAsia="Calibri" w:hAnsi="Calibri" w:cs="Calibri"/>
+                <w:lang w:val="pt-BR"/>
+              </w:rPr>
+              <w:t>Nós nos esforçamos para retribuir às comunidades onde atuamos e causar um impacto positivo e duradouro na vida das pessoas.</w:t>
+            </w:r>
+          </w:p>
+          <w:p>
+            <w:pPr>
+              <w:spacing w:before="100" w:beforeAutospacing="1" w:after="100" w:afterAutospacing="1"/>
+              <w:ind w:left="30" w:right="30"/>
+              <w:rPr>
+                <w:rFonts w:ascii="Calibri" w:eastAsia="Times New Roman" w:hAnsi="Calibri" w:cs="Calibri"/>
+                <w:lang w:val="pt-BR"/>
+              </w:rPr>
+            </w:pPr>
+            <w:r>
+              <w:rPr>
+                <w:rFonts w:ascii="Calibri" w:eastAsia="Calibri" w:hAnsi="Calibri" w:cs="Calibri"/>
+                <w:lang w:val="pt-BR"/>
+              </w:rPr>
               <w:lastRenderedPageBreak/>
-              <w:t>Na Abbott, construímos confiança por meio da comunidade, do meio ambiente e do engajamento.</w:t>
-            </w:r>
-          </w:p>
-          <w:p>
-            <w:pPr>
-              <w:spacing w:before="100" w:beforeAutospacing="1" w:after="100" w:afterAutospacing="1"/>
-              <w:ind w:left="30" w:right="30"/>
-              <w:rPr>
-                <w:rFonts w:ascii="Calibri" w:eastAsia="Times New Roman" w:hAnsi="Calibri" w:cs="Calibri"/>
-                <w:lang w:val="pt-BR"/>
-              </w:rPr>
-            </w:pPr>
-            <w:r>
-              <w:rPr>
-                <w:rFonts w:ascii="Calibri" w:eastAsia="Calibri" w:hAnsi="Calibri" w:cs="Calibri"/>
-                <w:lang w:val="pt-BR"/>
-              </w:rPr>
-              <w:t>Nós nos esforçamos para retribuir às comunidades onde atuamos e causar um impacto positivo e duradouro na vida das pessoas.</w:t>
-            </w:r>
-          </w:p>
-          <w:p>
-            <w:pPr>
-              <w:spacing w:before="100" w:beforeAutospacing="1" w:after="100" w:afterAutospacing="1"/>
-              <w:ind w:left="30" w:right="30"/>
-              <w:rPr>
-                <w:rFonts w:ascii="Calibri" w:eastAsia="Times New Roman" w:hAnsi="Calibri" w:cs="Calibri"/>
-                <w:lang w:val="pt-BR"/>
-              </w:rPr>
-            </w:pPr>
-            <w:r>
-              <w:rPr>
-                <w:rFonts w:ascii="Calibri" w:eastAsia="Calibri" w:hAnsi="Calibri" w:cs="Calibri"/>
-                <w:lang w:val="pt-BR"/>
-              </w:rPr>
               <w:t>A Abbott trabalha para minimizar seu impacto ambiental, reduzindo o consumo de energia e conservando os recursos naturais.</w:t>
             </w:r>
           </w:p>
@@ -8848,14 +9728,7 @@
               <w:rPr>
                 <w:rFonts w:ascii="Calibri" w:eastAsia="Times New Roman" w:hAnsi="Calibri" w:cs="Calibri"/>
               </w:rPr>
-              <w:t xml:space="preserve">At Abbott, we support the well-being of communities through our products, our work, and our actions and we have a long history of giving back to the places where we </w:t>
-            </w:r>
-            <w:r>
-              <w:rPr>
-                <w:rFonts w:ascii="Calibri" w:eastAsia="Times New Roman" w:hAnsi="Calibri" w:cs="Calibri"/>
-              </w:rPr>
-              <w:lastRenderedPageBreak/>
-              <w:t>live and work, because we believe healthy communities thrive.</w:t>
+              <w:t>At Abbott, we support the well-being of communities through our products, our work, and our actions and we have a long history of giving back to the places where we live and work, because we believe healthy communities thrive.</w:t>
             </w:r>
           </w:p>
           <w:p>
@@ -8892,7 +9765,6 @@
                 <w:rFonts w:ascii="Calibri" w:eastAsia="Calibri" w:hAnsi="Calibri" w:cs="Calibri"/>
                 <w:lang w:val="pt-BR"/>
               </w:rPr>
-              <w:lastRenderedPageBreak/>
               <w:t>ENVOLVIMENTO DA COMUNIDADE</w:t>
             </w:r>
           </w:p>
@@ -8927,15 +9799,7 @@
                 <w:rFonts w:ascii="Calibri" w:eastAsia="Calibri" w:hAnsi="Calibri" w:cs="Calibri"/>
                 <w:lang w:val="pt-BR"/>
               </w:rPr>
-              <w:t xml:space="preserve">Na Abbott, apoiamos o bem-estar das comunidades por meio de nossos produtos, nosso trabalho e nossas ações, e temos uma longa história de retribuição aos locais onde </w:t>
-            </w:r>
-            <w:r>
-              <w:rPr>
-                <w:rFonts w:ascii="Calibri" w:eastAsia="Calibri" w:hAnsi="Calibri" w:cs="Calibri"/>
-                <w:lang w:val="pt-BR"/>
-              </w:rPr>
-              <w:lastRenderedPageBreak/>
-              <w:t>vivemos e trabalhamos, pois acreditamos que comunidades saudáveis prosperam.</w:t>
+              <w:t>Na Abbott, apoiamos o bem-estar das comunidades por meio de nossos produtos, nosso trabalho e nossas ações, e temos uma longa história de retribuição aos locais onde vivemos e trabalhamos, pois acreditamos que comunidades saudáveis prosperam.</w:t>
             </w:r>
           </w:p>
           <w:p>
@@ -9294,117 +10158,111 @@
               <w:rPr>
                 <w:rFonts w:ascii="Calibri" w:eastAsia="Times New Roman" w:hAnsi="Calibri" w:cs="Calibri"/>
               </w:rPr>
+              <w:t>Abbott supports public policies that align with our mission and values. When appropriate, we may also support political candidates or interest groups.</w:t>
+            </w:r>
+          </w:p>
+          <w:p>
+            <w:pPr>
+              <w:spacing w:before="100" w:beforeAutospacing="1" w:after="100" w:afterAutospacing="1"/>
+              <w:ind w:left="30" w:right="30"/>
+              <w:rPr>
+                <w:rFonts w:ascii="Calibri" w:eastAsia="Times New Roman" w:hAnsi="Calibri" w:cs="Calibri"/>
+              </w:rPr>
+            </w:pPr>
+            <w:r>
+              <w:rPr>
+                <w:rFonts w:ascii="Calibri" w:eastAsia="Times New Roman" w:hAnsi="Calibri" w:cs="Calibri"/>
+              </w:rPr>
+              <w:t>Because laws about political contributions by companies are complex, any use of Abbott funds—or contributions made on Abbott’s behalf—must be reviewed with the Legal Division first.</w:t>
+            </w:r>
+          </w:p>
+        </w:tc>
+        <w:tc>
+          <w:tcPr>
+            <w:tcW w:w="6000" w:type="dxa"/>
+          </w:tcPr>
+          <w:p>
+            <w:pPr>
+              <w:spacing w:before="100" w:beforeAutospacing="1" w:after="100" w:afterAutospacing="1"/>
+              <w:ind w:left="30" w:right="30"/>
+              <w:rPr>
+                <w:rFonts w:ascii="Calibri" w:eastAsia="Times New Roman" w:hAnsi="Calibri" w:cs="Calibri"/>
+                <w:lang w:val="pt-BR"/>
+              </w:rPr>
+            </w:pPr>
+            <w:r>
+              <w:rPr>
+                <w:rFonts w:ascii="Calibri" w:eastAsia="Calibri" w:hAnsi="Calibri" w:cs="Calibri"/>
+                <w:lang w:val="pt-BR"/>
+              </w:rPr>
+              <w:t>CONTRIBUIÇÕES POLÍTICAS</w:t>
+            </w:r>
+          </w:p>
+          <w:p>
+            <w:pPr>
+              <w:spacing w:before="100" w:beforeAutospacing="1" w:after="100" w:afterAutospacing="1"/>
+              <w:ind w:left="30" w:right="30"/>
+              <w:rPr>
+                <w:rFonts w:ascii="Calibri" w:eastAsia="Times New Roman" w:hAnsi="Calibri" w:cs="Calibri"/>
+                <w:lang w:val="pt-BR"/>
+              </w:rPr>
+            </w:pPr>
+            <w:r>
+              <w:rPr>
+                <w:rFonts w:ascii="Calibri" w:eastAsia="Calibri" w:hAnsi="Calibri" w:cs="Calibri"/>
+                <w:lang w:val="pt-BR"/>
+              </w:rPr>
+              <w:t>Incentivamos o envolvimento adequado no processo político e no apoio à participação da comunidade.</w:t>
+            </w:r>
+          </w:p>
+          <w:p>
+            <w:pPr>
+              <w:spacing w:before="100" w:beforeAutospacing="1" w:after="100" w:afterAutospacing="1"/>
+              <w:ind w:left="30" w:right="30"/>
+              <w:rPr>
+                <w:rFonts w:ascii="Calibri" w:eastAsia="Times New Roman" w:hAnsi="Calibri" w:cs="Calibri"/>
+                <w:lang w:val="pt-BR"/>
+              </w:rPr>
+            </w:pPr>
+            <w:r>
+              <w:rPr>
+                <w:rFonts w:ascii="Calibri" w:eastAsia="Calibri" w:hAnsi="Calibri" w:cs="Calibri"/>
+                <w:lang w:val="pt-BR"/>
+              </w:rPr>
+              <w:t>A Abbott apoia políticas públicas que estejam alinhadas com a nossa missão e valores. Quando apropriado, também podemos apoiar candidatos políticos ou grupos de interesse.</w:t>
+            </w:r>
+          </w:p>
+          <w:p>
+            <w:pPr>
+              <w:spacing w:before="100" w:beforeAutospacing="1" w:after="100" w:afterAutospacing="1"/>
+              <w:ind w:left="30" w:right="30"/>
+              <w:rPr>
+                <w:rFonts w:ascii="Calibri" w:eastAsia="Times New Roman" w:hAnsi="Calibri" w:cs="Calibri"/>
+                <w:lang w:val="pt-BR"/>
+              </w:rPr>
+            </w:pPr>
+            <w:r>
+              <w:rPr>
+                <w:rFonts w:ascii="Calibri" w:eastAsia="Calibri" w:hAnsi="Calibri" w:cs="Calibri"/>
+                <w:lang w:val="pt-BR"/>
+              </w:rPr>
+              <w:t xml:space="preserve">Como as leis sobre contribuições políticas por parte de empresas são complexas, qualquer uso dos fundos da Abbott — ou contribuições feitas em nome da Abbott — </w:t>
+            </w:r>
+            <w:r>
+              <w:rPr>
+                <w:rFonts w:ascii="Calibri" w:eastAsia="Calibri" w:hAnsi="Calibri" w:cs="Calibri"/>
+                <w:lang w:val="pt-BR"/>
+              </w:rPr>
               <w:lastRenderedPageBreak/>
-              <w:t>Abbott supports public policies that align with our mission and values. When appropriate, we may also support political candidates or interest groups.</w:t>
-            </w:r>
-          </w:p>
-          <w:p>
-            <w:pPr>
-              <w:spacing w:before="100" w:beforeAutospacing="1" w:after="100" w:afterAutospacing="1"/>
-              <w:ind w:left="30" w:right="30"/>
-              <w:rPr>
-                <w:rFonts w:ascii="Calibri" w:eastAsia="Times New Roman" w:hAnsi="Calibri" w:cs="Calibri"/>
-              </w:rPr>
-            </w:pPr>
-            <w:r>
-              <w:rPr>
-                <w:rFonts w:ascii="Calibri" w:eastAsia="Times New Roman" w:hAnsi="Calibri" w:cs="Calibri"/>
-              </w:rPr>
-              <w:t>Because laws about political contributions by companies are complex, any use of Abbott funds—or contributions made on Abbott’s behalf—must be reviewed with the Legal Division first.</w:t>
-            </w:r>
-          </w:p>
-        </w:tc>
-        <w:tc>
-          <w:tcPr>
-            <w:tcW w:w="6000" w:type="dxa"/>
-          </w:tcPr>
-          <w:p>
-            <w:pPr>
-              <w:spacing w:before="100" w:beforeAutospacing="1" w:after="100" w:afterAutospacing="1"/>
-              <w:ind w:left="30" w:right="30"/>
-              <w:rPr>
-                <w:rFonts w:ascii="Calibri" w:eastAsia="Times New Roman" w:hAnsi="Calibri" w:cs="Calibri"/>
-                <w:lang w:val="pt-BR"/>
-              </w:rPr>
-            </w:pPr>
-            <w:r>
-              <w:rPr>
-                <w:rFonts w:ascii="Calibri" w:eastAsia="Calibri" w:hAnsi="Calibri" w:cs="Calibri"/>
-                <w:lang w:val="pt-BR"/>
-              </w:rPr>
-              <w:lastRenderedPageBreak/>
-              <w:t>CONTRIBUIÇÕES POLÍTICAS</w:t>
-            </w:r>
-          </w:p>
-          <w:p>
-            <w:pPr>
-              <w:spacing w:before="100" w:beforeAutospacing="1" w:after="100" w:afterAutospacing="1"/>
-              <w:ind w:left="30" w:right="30"/>
-              <w:rPr>
-                <w:rFonts w:ascii="Calibri" w:eastAsia="Times New Roman" w:hAnsi="Calibri" w:cs="Calibri"/>
-                <w:lang w:val="pt-BR"/>
-              </w:rPr>
-            </w:pPr>
-            <w:r>
-              <w:rPr>
-                <w:rFonts w:ascii="Calibri" w:eastAsia="Calibri" w:hAnsi="Calibri" w:cs="Calibri"/>
-                <w:lang w:val="pt-BR"/>
-              </w:rPr>
-              <w:t>Incentivamos o envolvimento adequado no processo político e no apoio à participação da comunidade.</w:t>
-            </w:r>
-          </w:p>
-          <w:p>
-            <w:pPr>
-              <w:spacing w:before="100" w:beforeAutospacing="1" w:after="100" w:afterAutospacing="1"/>
-              <w:ind w:left="30" w:right="30"/>
-              <w:rPr>
-                <w:rFonts w:ascii="Calibri" w:eastAsia="Times New Roman" w:hAnsi="Calibri" w:cs="Calibri"/>
-                <w:lang w:val="pt-BR"/>
-              </w:rPr>
-            </w:pPr>
-            <w:r>
-              <w:rPr>
-                <w:rFonts w:ascii="Calibri" w:eastAsia="Calibri" w:hAnsi="Calibri" w:cs="Calibri"/>
-                <w:lang w:val="pt-BR"/>
-              </w:rPr>
-              <w:lastRenderedPageBreak/>
-              <w:t>A Abbott apoia políticas públicas que estejam alinhadas com a nossa missão e valores. Quando apropriado, também podemos apoiar candidatos políticos ou grupos de interesse.</w:t>
-            </w:r>
-          </w:p>
-          <w:p>
-            <w:pPr>
-              <w:spacing w:before="100" w:beforeAutospacing="1" w:after="100" w:afterAutospacing="1"/>
-              <w:ind w:left="30" w:right="30"/>
-              <w:rPr>
-                <w:rFonts w:ascii="Calibri" w:eastAsia="Times New Roman" w:hAnsi="Calibri" w:cs="Calibri"/>
-                <w:lang w:val="pt-BR"/>
-              </w:rPr>
-            </w:pPr>
-            <w:r>
-              <w:rPr>
-                <w:rFonts w:ascii="Calibri" w:eastAsia="Calibri" w:hAnsi="Calibri" w:cs="Calibri"/>
-                <w:lang w:val="pt-BR"/>
-              </w:rPr>
-              <w:t xml:space="preserve">Como as leis sobre contribuições políticas por parte de empresas são complexas, qualquer uso dos fundos da Abbott — ou contribuições feitas em nome da Abbott — deve ser analisado previamente pelo Departamento </w:t>
-            </w:r>
-            <w:ins w:id="48" w:author="Pelosi, Mariana" w:date="2025-12-18T14:10:00Z">
-              <w:r>
-                <w:rPr>
-                  <w:rFonts w:ascii="Calibri" w:eastAsia="Calibri" w:hAnsi="Calibri" w:cs="Calibri"/>
-                  <w:lang w:val="pt-BR"/>
-                </w:rPr>
-                <w:t>J</w:t>
-              </w:r>
-            </w:ins>
-            <w:del w:id="49" w:author="Pelosi, Mariana" w:date="2025-12-18T14:10:00Z">
-              <w:r>
-                <w:rPr>
-                  <w:rFonts w:ascii="Calibri" w:eastAsia="Calibri" w:hAnsi="Calibri" w:cs="Calibri"/>
-                  <w:lang w:val="pt-BR"/>
-                </w:rPr>
-                <w:delText>j</w:delText>
-              </w:r>
-            </w:del>
+              <w:t xml:space="preserve">deve ser analisado previamente pelo Departamento </w:t>
+            </w:r>
+            <w:r>
+              <w:rPr>
+                <w:rFonts w:ascii="Calibri" w:eastAsia="Calibri" w:hAnsi="Calibri" w:cs="Calibri"/>
+                <w:lang w:val="pt-BR"/>
+              </w:rPr>
+              <w:t>J</w:t>
+            </w:r>
             <w:r>
               <w:rPr>
                 <w:rFonts w:ascii="Calibri" w:eastAsia="Calibri" w:hAnsi="Calibri" w:cs="Calibri"/>
@@ -9618,67 +10476,67 @@
               <w:rPr>
                 <w:rFonts w:ascii="Calibri" w:eastAsia="Times New Roman" w:hAnsi="Calibri" w:cs="Calibri"/>
               </w:rPr>
+              <w:t>Confidential Information</w:t>
+            </w:r>
+          </w:p>
+          <w:p>
+            <w:pPr>
+              <w:spacing w:before="100" w:beforeAutospacing="1" w:after="100" w:afterAutospacing="1"/>
+              <w:ind w:left="30" w:right="30"/>
+              <w:rPr>
+                <w:rFonts w:ascii="Calibri" w:eastAsia="Times New Roman" w:hAnsi="Calibri" w:cs="Calibri"/>
+              </w:rPr>
+            </w:pPr>
+            <w:r>
+              <w:rPr>
+                <w:rFonts w:ascii="Calibri" w:eastAsia="Times New Roman" w:hAnsi="Calibri" w:cs="Calibri"/>
+              </w:rPr>
+              <w:t>Anti-bribery</w:t>
+            </w:r>
+          </w:p>
+          <w:p>
+            <w:pPr>
+              <w:spacing w:before="100" w:beforeAutospacing="1" w:after="100" w:afterAutospacing="1"/>
+              <w:ind w:left="30" w:right="30"/>
+              <w:rPr>
+                <w:rFonts w:ascii="Calibri" w:eastAsia="Times New Roman" w:hAnsi="Calibri" w:cs="Calibri"/>
+              </w:rPr>
+            </w:pPr>
+            <w:r>
+              <w:rPr>
+                <w:rFonts w:ascii="Calibri" w:eastAsia="Times New Roman" w:hAnsi="Calibri" w:cs="Calibri"/>
+              </w:rPr>
+              <w:t>Gifts, Meals &amp; Entertainment</w:t>
+            </w:r>
+          </w:p>
+          <w:p>
+            <w:pPr>
+              <w:spacing w:before="100" w:beforeAutospacing="1" w:after="100" w:afterAutospacing="1"/>
+              <w:ind w:left="30" w:right="30"/>
+              <w:rPr>
+                <w:rFonts w:ascii="Calibri" w:eastAsia="Times New Roman" w:hAnsi="Calibri" w:cs="Calibri"/>
+              </w:rPr>
+            </w:pPr>
+            <w:r>
+              <w:rPr>
+                <w:rFonts w:ascii="Calibri" w:eastAsia="Times New Roman" w:hAnsi="Calibri" w:cs="Calibri"/>
+              </w:rPr>
+              <w:t>Accurate Books and Records</w:t>
+            </w:r>
+          </w:p>
+          <w:p>
+            <w:pPr>
+              <w:spacing w:before="100" w:beforeAutospacing="1" w:after="100" w:afterAutospacing="1"/>
+              <w:ind w:left="30" w:right="30"/>
+              <w:rPr>
+                <w:rFonts w:ascii="Calibri" w:eastAsia="Times New Roman" w:hAnsi="Calibri" w:cs="Calibri"/>
+              </w:rPr>
+            </w:pPr>
+            <w:r>
+              <w:rPr>
+                <w:rFonts w:ascii="Calibri" w:eastAsia="Times New Roman" w:hAnsi="Calibri" w:cs="Calibri"/>
+              </w:rPr>
               <w:lastRenderedPageBreak/>
-              <w:t>Confidential Information</w:t>
-            </w:r>
-          </w:p>
-          <w:p>
-            <w:pPr>
-              <w:spacing w:before="100" w:beforeAutospacing="1" w:after="100" w:afterAutospacing="1"/>
-              <w:ind w:left="30" w:right="30"/>
-              <w:rPr>
-                <w:rFonts w:ascii="Calibri" w:eastAsia="Times New Roman" w:hAnsi="Calibri" w:cs="Calibri"/>
-              </w:rPr>
-            </w:pPr>
-            <w:r>
-              <w:rPr>
-                <w:rFonts w:ascii="Calibri" w:eastAsia="Times New Roman" w:hAnsi="Calibri" w:cs="Calibri"/>
-              </w:rPr>
-              <w:t>Anti-bribery</w:t>
-            </w:r>
-          </w:p>
-          <w:p>
-            <w:pPr>
-              <w:spacing w:before="100" w:beforeAutospacing="1" w:after="100" w:afterAutospacing="1"/>
-              <w:ind w:left="30" w:right="30"/>
-              <w:rPr>
-                <w:rFonts w:ascii="Calibri" w:eastAsia="Times New Roman" w:hAnsi="Calibri" w:cs="Calibri"/>
-              </w:rPr>
-            </w:pPr>
-            <w:r>
-              <w:rPr>
-                <w:rFonts w:ascii="Calibri" w:eastAsia="Times New Roman" w:hAnsi="Calibri" w:cs="Calibri"/>
-              </w:rPr>
-              <w:t>Gifts, Meals &amp; Entertainment</w:t>
-            </w:r>
-          </w:p>
-          <w:p>
-            <w:pPr>
-              <w:spacing w:before="100" w:beforeAutospacing="1" w:after="100" w:afterAutospacing="1"/>
-              <w:ind w:left="30" w:right="30"/>
-              <w:rPr>
-                <w:rFonts w:ascii="Calibri" w:eastAsia="Times New Roman" w:hAnsi="Calibri" w:cs="Calibri"/>
-              </w:rPr>
-            </w:pPr>
-            <w:r>
-              <w:rPr>
-                <w:rFonts w:ascii="Calibri" w:eastAsia="Times New Roman" w:hAnsi="Calibri" w:cs="Calibri"/>
-              </w:rPr>
-              <w:t>Accurate Books and Records</w:t>
-            </w:r>
-          </w:p>
-          <w:p>
-            <w:pPr>
-              <w:spacing w:before="100" w:beforeAutospacing="1" w:after="100" w:afterAutospacing="1"/>
-              <w:ind w:left="30" w:right="30"/>
-              <w:rPr>
-                <w:rFonts w:ascii="Calibri" w:eastAsia="Times New Roman" w:hAnsi="Calibri" w:cs="Calibri"/>
-              </w:rPr>
-            </w:pPr>
-            <w:r>
-              <w:rPr>
-                <w:rFonts w:ascii="Calibri" w:eastAsia="Times New Roman" w:hAnsi="Calibri" w:cs="Calibri"/>
-              </w:rPr>
               <w:t>Compliance with Laws</w:t>
             </w:r>
           </w:p>
@@ -9848,75 +10706,75 @@
                 <w:rFonts w:ascii="Calibri" w:eastAsia="Calibri" w:hAnsi="Calibri" w:cs="Calibri"/>
                 <w:lang w:val="pt-BR"/>
               </w:rPr>
+              <w:t>Proteção dos ativos e da reputação da Abbott</w:t>
+            </w:r>
+          </w:p>
+          <w:p>
+            <w:pPr>
+              <w:spacing w:before="100" w:beforeAutospacing="1" w:after="100" w:afterAutospacing="1"/>
+              <w:ind w:left="30" w:right="30"/>
+              <w:rPr>
+                <w:rFonts w:ascii="Calibri" w:eastAsia="Times New Roman" w:hAnsi="Calibri" w:cs="Calibri"/>
+                <w:lang w:val="pt-BR"/>
+              </w:rPr>
+            </w:pPr>
+            <w:r>
+              <w:rPr>
+                <w:rFonts w:ascii="Calibri" w:eastAsia="Calibri" w:hAnsi="Calibri" w:cs="Calibri"/>
+                <w:lang w:val="pt-BR"/>
+              </w:rPr>
+              <w:t>Informações confidenciais</w:t>
+            </w:r>
+          </w:p>
+          <w:p>
+            <w:pPr>
+              <w:spacing w:before="100" w:beforeAutospacing="1" w:after="100" w:afterAutospacing="1"/>
+              <w:ind w:left="30" w:right="30"/>
+              <w:rPr>
+                <w:rFonts w:ascii="Calibri" w:eastAsia="Times New Roman" w:hAnsi="Calibri" w:cs="Calibri"/>
+                <w:lang w:val="pt-BR"/>
+              </w:rPr>
+            </w:pPr>
+            <w:r>
+              <w:rPr>
+                <w:rFonts w:ascii="Calibri" w:eastAsia="Calibri" w:hAnsi="Calibri" w:cs="Calibri"/>
+                <w:lang w:val="pt-BR"/>
+              </w:rPr>
+              <w:t>Antissuborno</w:t>
+            </w:r>
+          </w:p>
+          <w:p>
+            <w:pPr>
+              <w:spacing w:before="100" w:beforeAutospacing="1" w:after="100" w:afterAutospacing="1"/>
+              <w:ind w:left="30" w:right="30"/>
+              <w:rPr>
+                <w:rFonts w:ascii="Calibri" w:eastAsia="Times New Roman" w:hAnsi="Calibri" w:cs="Calibri"/>
+                <w:lang w:val="pt-BR"/>
+              </w:rPr>
+            </w:pPr>
+            <w:r>
+              <w:rPr>
+                <w:rFonts w:ascii="Calibri" w:eastAsia="Calibri" w:hAnsi="Calibri" w:cs="Calibri"/>
+                <w:lang w:val="pt-BR"/>
+              </w:rPr>
+              <w:t>Presentes, refeições e entretenimento</w:t>
+            </w:r>
+          </w:p>
+          <w:p>
+            <w:pPr>
+              <w:spacing w:before="100" w:beforeAutospacing="1" w:after="100" w:afterAutospacing="1"/>
+              <w:ind w:left="30" w:right="30"/>
+              <w:rPr>
+                <w:rFonts w:ascii="Calibri" w:eastAsia="Times New Roman" w:hAnsi="Calibri" w:cs="Calibri"/>
+                <w:lang w:val="pt-BR"/>
+              </w:rPr>
+            </w:pPr>
+            <w:r>
+              <w:rPr>
+                <w:rFonts w:ascii="Calibri" w:eastAsia="Calibri" w:hAnsi="Calibri" w:cs="Calibri"/>
+                <w:lang w:val="pt-BR"/>
+              </w:rPr>
               <w:lastRenderedPageBreak/>
-              <w:t>Proteção dos ativos e da reputação da Abbott</w:t>
-            </w:r>
-          </w:p>
-          <w:p>
-            <w:pPr>
-              <w:spacing w:before="100" w:beforeAutospacing="1" w:after="100" w:afterAutospacing="1"/>
-              <w:ind w:left="30" w:right="30"/>
-              <w:rPr>
-                <w:rFonts w:ascii="Calibri" w:eastAsia="Times New Roman" w:hAnsi="Calibri" w:cs="Calibri"/>
-                <w:lang w:val="pt-BR"/>
-              </w:rPr>
-            </w:pPr>
-            <w:r>
-              <w:rPr>
-                <w:rFonts w:ascii="Calibri" w:eastAsia="Calibri" w:hAnsi="Calibri" w:cs="Calibri"/>
-                <w:lang w:val="pt-BR"/>
-              </w:rPr>
-              <w:t>Informações confidenciais</w:t>
-            </w:r>
-          </w:p>
-          <w:p>
-            <w:pPr>
-              <w:spacing w:before="100" w:beforeAutospacing="1" w:after="100" w:afterAutospacing="1"/>
-              <w:ind w:left="30" w:right="30"/>
-              <w:rPr>
-                <w:rFonts w:ascii="Calibri" w:eastAsia="Times New Roman" w:hAnsi="Calibri" w:cs="Calibri"/>
-                <w:lang w:val="pt-BR"/>
-              </w:rPr>
-            </w:pPr>
-            <w:r>
-              <w:rPr>
-                <w:rFonts w:ascii="Calibri" w:eastAsia="Calibri" w:hAnsi="Calibri" w:cs="Calibri"/>
-                <w:lang w:val="pt-BR"/>
-              </w:rPr>
-              <w:t>Antissuborno</w:t>
-            </w:r>
-          </w:p>
-          <w:p>
-            <w:pPr>
-              <w:spacing w:before="100" w:beforeAutospacing="1" w:after="100" w:afterAutospacing="1"/>
-              <w:ind w:left="30" w:right="30"/>
-              <w:rPr>
-                <w:rFonts w:ascii="Calibri" w:eastAsia="Times New Roman" w:hAnsi="Calibri" w:cs="Calibri"/>
-                <w:lang w:val="pt-BR"/>
-              </w:rPr>
-            </w:pPr>
-            <w:r>
-              <w:rPr>
-                <w:rFonts w:ascii="Calibri" w:eastAsia="Calibri" w:hAnsi="Calibri" w:cs="Calibri"/>
-                <w:lang w:val="pt-BR"/>
-              </w:rPr>
-              <w:t>Presentes, refeições e entretenimento</w:t>
-            </w:r>
-          </w:p>
-          <w:p>
-            <w:pPr>
-              <w:spacing w:before="100" w:beforeAutospacing="1" w:after="100" w:afterAutospacing="1"/>
-              <w:ind w:left="30" w:right="30"/>
-              <w:rPr>
-                <w:rFonts w:ascii="Calibri" w:eastAsia="Times New Roman" w:hAnsi="Calibri" w:cs="Calibri"/>
-                <w:lang w:val="pt-BR"/>
-              </w:rPr>
-            </w:pPr>
-            <w:r>
-              <w:rPr>
-                <w:rFonts w:ascii="Calibri" w:eastAsia="Calibri" w:hAnsi="Calibri" w:cs="Calibri"/>
-                <w:lang w:val="pt-BR"/>
-              </w:rPr>
               <w:t>Livros e registros precisos</w:t>
             </w:r>
           </w:p>
@@ -9934,23 +10792,7 @@
                 <w:rFonts w:ascii="Calibri" w:eastAsia="Calibri" w:hAnsi="Calibri" w:cs="Calibri"/>
                 <w:lang w:val="pt-BR"/>
               </w:rPr>
-              <w:t xml:space="preserve">Conformidade </w:t>
-            </w:r>
-            <w:del w:id="50" w:author="Pelosi, Mariana" w:date="2025-12-18T14:10:00Z">
-              <w:r>
-                <w:rPr>
-                  <w:rFonts w:ascii="Calibri" w:eastAsia="Calibri" w:hAnsi="Calibri" w:cs="Calibri"/>
-                  <w:lang w:val="pt-BR"/>
-                </w:rPr>
-                <w:delText xml:space="preserve">para </w:delText>
-              </w:r>
-            </w:del>
-            <w:r>
-              <w:rPr>
-                <w:rFonts w:ascii="Calibri" w:eastAsia="Calibri" w:hAnsi="Calibri" w:cs="Calibri"/>
-                <w:lang w:val="pt-BR"/>
-              </w:rPr>
-              <w:t>com as leis</w:t>
+              <w:t>Conformidade com as leis</w:t>
             </w:r>
           </w:p>
           <w:p>
@@ -10308,28 +11150,36 @@
               <w:rPr>
                 <w:rFonts w:ascii="Calibri" w:eastAsia="Times New Roman" w:hAnsi="Calibri" w:cs="Calibri"/>
               </w:rPr>
-              <w:t>A conflict of interest happens when personal interests interfere—or appear to interfere—with what’s best for Abbott. Business decisions must be based on Abbott’s needs, not personal gain or the interests of family or friends. We are expected to use good judgment and avoid situations that could lead to a real or perceived conflict. If personal relationships, interests, or outside activities affect your ability to act fairly and effectively—or could benefit you or a family member—you must disclose the potential conflict and remove yourself from the situation, following Abbott’s guidelines.</w:t>
-            </w:r>
-          </w:p>
-        </w:tc>
-        <w:tc>
-          <w:tcPr>
-            <w:tcW w:w="6000" w:type="dxa"/>
-          </w:tcPr>
-          <w:p>
-            <w:pPr>
-              <w:spacing w:before="100" w:beforeAutospacing="1" w:after="100" w:afterAutospacing="1"/>
-              <w:ind w:left="30" w:right="30"/>
-              <w:rPr>
-                <w:rFonts w:ascii="Calibri" w:eastAsia="Times New Roman" w:hAnsi="Calibri" w:cs="Calibri"/>
-                <w:lang w:val="pt-BR"/>
-              </w:rPr>
-            </w:pPr>
-            <w:r>
-              <w:rPr>
-                <w:rFonts w:ascii="Calibri" w:eastAsia="Calibri" w:hAnsi="Calibri" w:cs="Calibri"/>
-                <w:lang w:val="pt-BR"/>
-              </w:rPr>
+              <w:t xml:space="preserve">A conflict of interest happens when personal interests interfere—or appear to interfere—with what’s best for Abbott. Business decisions must be based on Abbott’s needs, not personal gain or the interests of family or </w:t>
+            </w:r>
+            <w:r>
+              <w:rPr>
+                <w:rFonts w:ascii="Calibri" w:eastAsia="Times New Roman" w:hAnsi="Calibri" w:cs="Calibri"/>
+              </w:rPr>
+              <w:lastRenderedPageBreak/>
+              <w:t>friends. We are expected to use good judgment and avoid situations that could lead to a real or perceived conflict. If personal relationships, interests, or outside activities affect your ability to act fairly and effectively—or could benefit you or a family member—you must disclose the potential conflict and remove yourself from the situation, following Abbott’s guidelines.</w:t>
+            </w:r>
+          </w:p>
+        </w:tc>
+        <w:tc>
+          <w:tcPr>
+            <w:tcW w:w="6000" w:type="dxa"/>
+          </w:tcPr>
+          <w:p>
+            <w:pPr>
+              <w:spacing w:before="100" w:beforeAutospacing="1" w:after="100" w:afterAutospacing="1"/>
+              <w:ind w:left="30" w:right="30"/>
+              <w:rPr>
+                <w:rFonts w:ascii="Calibri" w:eastAsia="Times New Roman" w:hAnsi="Calibri" w:cs="Calibri"/>
+                <w:lang w:val="pt-BR"/>
+              </w:rPr>
+            </w:pPr>
+            <w:r>
+              <w:rPr>
+                <w:rFonts w:ascii="Calibri" w:eastAsia="Calibri" w:hAnsi="Calibri" w:cs="Calibri"/>
+                <w:lang w:val="pt-BR"/>
+              </w:rPr>
+              <w:lastRenderedPageBreak/>
               <w:t>EVITAR CONFLITOS DE INTERESSES I</w:t>
             </w:r>
           </w:p>
@@ -10378,9 +11228,17 @@
                 <w:rFonts w:ascii="Calibri" w:eastAsia="Calibri" w:hAnsi="Calibri" w:cs="Calibri"/>
                 <w:lang w:val="pt-BR"/>
               </w:rPr>
-              <w:t>Um conflito de interesses ocorre quando interesses pessoais interferem, ou parecem interferir, no que é melhor para a Abbott. As decisões comerciais devem basear-se nas necessidades da Abbott, e não em ganhos pessoais ou nos interesses de familiares ou amigos. Espera-se que usemos o bom senso e evitemos situações que possam levar a um conflito real ou aparente. Se relacionamentos pessoais, interesses ou atividades externas afetarem sua capacidade de agir de maneira justa e eficaz — ou puderem beneficiar você ou um membro da sua família —</w:t>
-            </w:r>
-            <w:del w:id="51" w:author="Pelosi, Mariana" w:date="2025-12-18T14:11:00Z">
+              <w:t xml:space="preserve">Um conflito de interesses ocorre quando interesses pessoais interferem, ou parecem interferir, no que é melhor para a Abbott. As decisões comerciais devem basear-se nas necessidades da Abbott, e não em ganhos </w:t>
+            </w:r>
+            <w:r>
+              <w:rPr>
+                <w:rFonts w:ascii="Calibri" w:eastAsia="Calibri" w:hAnsi="Calibri" w:cs="Calibri"/>
+                <w:lang w:val="pt-BR"/>
+              </w:rPr>
+              <w:lastRenderedPageBreak/>
+              <w:t>pessoais ou nos interesses de familiares ou amigos. Espera-se que usemos o bom senso e evitemos situações que possam levar a um conflito real ou aparente. Se relacionamentos pessoais, interesses ou atividades externas afetarem sua capacidade de agir de maneira justa e eficaz — ou puderem beneficiar você ou um membro da sua família —</w:t>
+            </w:r>
+            <w:del w:id="85" w:author="Pelosi, Mariana" w:date="2025-12-18T14:11:00Z">
               <w:r>
                 <w:rPr>
                   <w:rFonts w:ascii="Calibri" w:eastAsia="Calibri" w:hAnsi="Calibri" w:cs="Calibri"/>
@@ -10577,15 +11435,7 @@
                 <w:rFonts w:ascii="Calibri" w:eastAsia="Calibri" w:hAnsi="Calibri" w:cs="Calibri"/>
                 <w:lang w:val="pt-BR"/>
               </w:rPr>
-              <w:t xml:space="preserve">Isso significa priorizar os objetivos da empresa em detrimento dos objetivos de uma equipe, grupo ou indivíduo específico. Quaisquer oportunidades ou recursos aos quais tenhamos acesso por meio de nossas funções na Abbott devem ser usados em benefício da empresa, e não para ganho pessoal. Não devemos competir com a Abbott nem ajudar outros a fazê-lo. Quando surgirem </w:t>
-            </w:r>
-            <w:r>
-              <w:rPr>
-                <w:rFonts w:ascii="Calibri" w:eastAsia="Calibri" w:hAnsi="Calibri" w:cs="Calibri"/>
-                <w:lang w:val="pt-BR"/>
-              </w:rPr>
-              <w:lastRenderedPageBreak/>
-              <w:t>oportunidades, nosso foco deve ser promover os interesses da Abbott.</w:t>
+              <w:t>Isso significa priorizar os objetivos da empresa em detrimento dos objetivos de uma equipe, grupo ou indivíduo específico. Quaisquer oportunidades ou recursos aos quais tenhamos acesso por meio de nossas funções na Abbott devem ser usados em benefício da empresa, e não para ganho pessoal. Não devemos competir com a Abbott nem ajudar outros a fazê-lo. Quando surgirem oportunidades, nosso foco deve ser promover os interesses da Abbott.</w:t>
             </w:r>
           </w:p>
         </w:tc>
@@ -10712,7 +11562,14 @@
               <w:rPr>
                 <w:rFonts w:ascii="Calibri" w:eastAsia="Times New Roman" w:hAnsi="Calibri" w:cs="Calibri"/>
               </w:rPr>
-              <w:t>We all share the responsibility to protect and use Abbott’s assets wisely. This includes everything from physical items like vehicles and computers, to valuable information such as intellectual property, trade secrets, and specialized knowledge.</w:t>
+              <w:t xml:space="preserve">We all share the responsibility to protect and use Abbott’s assets wisely. This includes everything from </w:t>
+            </w:r>
+            <w:r>
+              <w:rPr>
+                <w:rFonts w:ascii="Calibri" w:eastAsia="Times New Roman" w:hAnsi="Calibri" w:cs="Calibri"/>
+              </w:rPr>
+              <w:lastRenderedPageBreak/>
+              <w:t>physical items like vehicles and computers, to valuable information such as intellectual property, trade secrets, and specialized knowledge.</w:t>
             </w:r>
           </w:p>
           <w:p>
@@ -10772,14 +11629,7 @@
               <w:rPr>
                 <w:rFonts w:ascii="Calibri" w:eastAsia="Times New Roman" w:hAnsi="Calibri" w:cs="Calibri"/>
               </w:rPr>
-              <w:t xml:space="preserve">When interacting externally, we should consider whether we might be seen as representing Abbott and how our words or actions could impact its reputation. </w:t>
-            </w:r>
-            <w:r>
-              <w:rPr>
-                <w:rFonts w:ascii="Calibri" w:eastAsia="Times New Roman" w:hAnsi="Calibri" w:cs="Calibri"/>
-              </w:rPr>
-              <w:lastRenderedPageBreak/>
-              <w:t>This is especially important on social media, where posts can spread quickly and widely—a careless comment or post can cause real harm.</w:t>
+              <w:t>When interacting externally, we should consider whether we might be seen as representing Abbott and how our words or actions could impact its reputation. This is especially important on social media, where posts can spread quickly and widely—a careless comment or post can cause real harm.</w:t>
             </w:r>
           </w:p>
         </w:tc>
@@ -10836,7 +11686,15 @@
                 <w:rFonts w:ascii="Calibri" w:eastAsia="Calibri" w:hAnsi="Calibri" w:cs="Calibri"/>
                 <w:lang w:val="pt-BR"/>
               </w:rPr>
-              <w:t>Todos nós compartilhamos a responsabilidade de proteger e usar os ativos da Abbott com sabedoria. Isso inclui tudo, desde itens físicos, como veículos e computadores, até informações valiosas, como propriedade intelectual, segredos comerciais e conhecimento especializado.</w:t>
+              <w:t xml:space="preserve">Todos nós compartilhamos a responsabilidade de proteger e usar os ativos da Abbott com sabedoria. Isso inclui tudo, </w:t>
+            </w:r>
+            <w:r>
+              <w:rPr>
+                <w:rFonts w:ascii="Calibri" w:eastAsia="Calibri" w:hAnsi="Calibri" w:cs="Calibri"/>
+                <w:lang w:val="pt-BR"/>
+              </w:rPr>
+              <w:lastRenderedPageBreak/>
+              <w:t>desde itens físicos, como veículos e computadores, até informações valiosas, como propriedade intelectual, segredos comerciais e conhecimento especializado.</w:t>
             </w:r>
           </w:p>
           <w:p>
@@ -10918,7 +11776,6 @@
                 <w:rFonts w:ascii="Calibri" w:eastAsia="Calibri" w:hAnsi="Calibri" w:cs="Calibri"/>
                 <w:lang w:val="pt-BR"/>
               </w:rPr>
-              <w:lastRenderedPageBreak/>
               <w:t>Ao interagir externamente, devemos considerar se podemos ser vistos como representantes da Abbott e como nossas palavras ou ações podem afetar sua reputação. Isso é especialmente importante nas redes sociais, onde as publicações podem se espalhar rápida e</w:t>
             </w:r>
             <w:r>
@@ -11105,167 +11962,164 @@
               <w:rPr>
                 <w:rFonts w:ascii="Calibri" w:eastAsia="Times New Roman" w:hAnsi="Calibri" w:cs="Calibri"/>
               </w:rPr>
-              <w:t xml:space="preserve">We also safeguard personal data entrusted to us by colleagues, healthcare professionals, and customers. </w:t>
-            </w:r>
-            <w:r>
-              <w:rPr>
-                <w:rFonts w:ascii="Calibri" w:eastAsia="Times New Roman" w:hAnsi="Calibri" w:cs="Calibri"/>
+              <w:t>We also safeguard personal data entrusted to us by colleagues, healthcare professionals, and customers. When we collect and use personal information, we do it responsibly, with proper consent, and never sell or obtain it from unauthorized sources. Many locations have strict privacy laws, and we are committed to understanding and following them, especially for the most sensitive categories of personal information.</w:t>
+            </w:r>
+          </w:p>
+        </w:tc>
+        <w:tc>
+          <w:tcPr>
+            <w:tcW w:w="6000" w:type="dxa"/>
+          </w:tcPr>
+          <w:p>
+            <w:pPr>
+              <w:spacing w:before="100" w:beforeAutospacing="1" w:after="100" w:afterAutospacing="1"/>
+              <w:ind w:left="30" w:right="30"/>
+              <w:rPr>
+                <w:rFonts w:ascii="Calibri" w:eastAsia="Times New Roman" w:hAnsi="Calibri" w:cs="Calibri"/>
+                <w:lang w:val="pt-BR"/>
+              </w:rPr>
+            </w:pPr>
+            <w:r>
+              <w:rPr>
+                <w:rFonts w:ascii="Calibri" w:eastAsia="Calibri" w:hAnsi="Calibri" w:cs="Calibri"/>
+                <w:lang w:val="pt-BR"/>
+              </w:rPr>
+              <w:t>INFORMAÇÕES CONFIDENCIAIS</w:t>
+            </w:r>
+          </w:p>
+          <w:p>
+            <w:pPr>
+              <w:spacing w:before="100" w:beforeAutospacing="1" w:after="100" w:afterAutospacing="1"/>
+              <w:ind w:left="30" w:right="30"/>
+              <w:rPr>
+                <w:rFonts w:ascii="Calibri" w:eastAsia="Times New Roman" w:hAnsi="Calibri" w:cs="Calibri"/>
+                <w:lang w:val="pt-BR"/>
+              </w:rPr>
+            </w:pPr>
+            <w:r>
+              <w:rPr>
+                <w:rFonts w:ascii="Calibri" w:eastAsia="Calibri" w:hAnsi="Calibri" w:cs="Calibri"/>
+                <w:lang w:val="pt-BR"/>
+              </w:rPr>
+              <w:t>Estamos comprometidos em respeitar e proteger todas as informações confidenciais, incluindo dados pessoais.</w:t>
+            </w:r>
+          </w:p>
+          <w:p>
+            <w:pPr>
+              <w:spacing w:before="100" w:beforeAutospacing="1" w:after="100" w:afterAutospacing="1"/>
+              <w:ind w:left="30" w:right="30"/>
+              <w:rPr>
+                <w:rFonts w:ascii="Calibri" w:eastAsia="Times New Roman" w:hAnsi="Calibri" w:cs="Calibri"/>
+                <w:lang w:val="pt-BR"/>
+              </w:rPr>
+            </w:pPr>
+            <w:r>
+              <w:rPr>
+                <w:rFonts w:ascii="Calibri" w:eastAsia="Calibri" w:hAnsi="Calibri" w:cs="Calibri"/>
+                <w:lang w:val="pt-BR"/>
+              </w:rPr>
+              <w:t>As informações confidenciais são um dos ativos mais valiosos da Abbott. Inclui detalhes não públicos, como pesquisas, segredos comerciais, planos de negócios, preços, contratos, resultados financeiros e outros dados que poderiam beneficiar os concorrentes ou prejudicar a</w:t>
+            </w:r>
+            <w:r>
+              <w:rPr>
+                <w:rFonts w:ascii="Calibri" w:eastAsia="Calibri" w:hAnsi="Calibri" w:cs="Calibri"/>
+                <w:lang w:val="pt-BR"/>
+              </w:rPr>
+              <w:t> </w:t>
+            </w:r>
+            <w:r>
+              <w:rPr>
+                <w:rFonts w:ascii="Calibri" w:eastAsia="Calibri" w:hAnsi="Calibri" w:cs="Calibri"/>
+                <w:lang w:val="pt-BR"/>
+              </w:rPr>
+              <w:t>Abbott se fossem divulgados.</w:t>
+            </w:r>
+          </w:p>
+          <w:p>
+            <w:pPr>
+              <w:spacing w:before="100" w:beforeAutospacing="1" w:after="100" w:afterAutospacing="1"/>
+              <w:ind w:left="30" w:right="30"/>
+              <w:rPr>
+                <w:rFonts w:ascii="Calibri" w:eastAsia="Times New Roman" w:hAnsi="Calibri" w:cs="Calibri"/>
+                <w:lang w:val="pt-BR"/>
+              </w:rPr>
+            </w:pPr>
+            <w:r>
+              <w:rPr>
+                <w:rFonts w:ascii="Calibri" w:eastAsia="Calibri" w:hAnsi="Calibri" w:cs="Calibri"/>
+                <w:lang w:val="pt-BR"/>
+              </w:rPr>
+              <w:t>Devemos proteger as informações confidenciais e impedir o uso ou compartilhamento não autorizado, mesmo após o término de nossa relação com a Abbott.</w:t>
+            </w:r>
+          </w:p>
+          <w:p>
+            <w:pPr>
+              <w:spacing w:before="100" w:beforeAutospacing="1" w:after="100" w:afterAutospacing="1"/>
+              <w:ind w:left="30" w:right="30"/>
+              <w:rPr>
+                <w:rFonts w:ascii="Calibri" w:eastAsia="Times New Roman" w:hAnsi="Calibri" w:cs="Calibri"/>
+                <w:lang w:val="pt-BR"/>
+              </w:rPr>
+            </w:pPr>
+            <w:r>
+              <w:rPr>
+                <w:rFonts w:ascii="Calibri" w:eastAsia="Calibri" w:hAnsi="Calibri" w:cs="Calibri"/>
+                <w:lang w:val="pt-BR"/>
+              </w:rPr>
+              <w:t>Na Abbott, também respeitamos a propriedade intelectual de terceiros e evitamos o uso indevido de suas informações confidenciais. O uso indevido de informações não públicas, como</w:t>
+            </w:r>
+            <w:r>
+              <w:rPr>
+                <w:rFonts w:ascii="Calibri" w:eastAsia="Calibri" w:hAnsi="Calibri" w:cs="Calibri"/>
+                <w:lang w:val="pt-BR"/>
+              </w:rPr>
+              <w:t xml:space="preserve"> por exemplo</w:t>
+            </w:r>
+            <w:r>
+              <w:rPr>
+                <w:rFonts w:ascii="Calibri" w:eastAsia="Calibri" w:hAnsi="Calibri" w:cs="Calibri"/>
+                <w:lang w:val="pt-BR"/>
+              </w:rPr>
+              <w:t xml:space="preserve"> para negociação com informações privilegiadas, é ilegal e antiético.</w:t>
+            </w:r>
+          </w:p>
+          <w:p>
+            <w:pPr>
+              <w:spacing w:before="100" w:beforeAutospacing="1" w:after="100" w:afterAutospacing="1"/>
+              <w:ind w:left="30" w:right="30"/>
+              <w:rPr>
+                <w:rFonts w:ascii="Calibri" w:eastAsia="Times New Roman" w:hAnsi="Calibri" w:cs="Calibri"/>
+                <w:lang w:val="pt-BR"/>
+              </w:rPr>
+            </w:pPr>
+            <w:r>
+              <w:rPr>
+                <w:rFonts w:ascii="Calibri" w:eastAsia="Calibri" w:hAnsi="Calibri" w:cs="Calibri"/>
+                <w:lang w:val="pt-BR"/>
+              </w:rPr>
+              <w:t>Também protegemos os dados pessoais que nos são confiados por colegas, profissionais de saúde e clientes. Quando coletamos e usamos informações pessoais, fazemos isso de forma responsável, com o devido consentimento, e nunca as vendemos ou obtemos de</w:t>
+            </w:r>
+            <w:r>
+              <w:rPr>
+                <w:rFonts w:ascii="Calibri" w:eastAsia="Calibri" w:hAnsi="Calibri" w:cs="Calibri"/>
+                <w:lang w:val="pt-BR"/>
+              </w:rPr>
+              <w:t> </w:t>
+            </w:r>
+            <w:r>
+              <w:rPr>
+                <w:rFonts w:ascii="Calibri" w:eastAsia="Calibri" w:hAnsi="Calibri" w:cs="Calibri"/>
+                <w:lang w:val="pt-BR"/>
+              </w:rPr>
+              <w:t xml:space="preserve">fontes não autorizadas. Muitos locais têm leis de privacidade rigorosas, e estamos comprometidos em compreendê-las e cumpri-las, especialmente no que diz </w:t>
+            </w:r>
+            <w:r>
+              <w:rPr>
+                <w:rFonts w:ascii="Calibri" w:eastAsia="Calibri" w:hAnsi="Calibri" w:cs="Calibri"/>
+                <w:lang w:val="pt-BR"/>
               </w:rPr>
               <w:lastRenderedPageBreak/>
-              <w:t>When we collect and use personal information, we do it responsibly, with proper consent, and never sell or obtain it from unauthorized sources. Many locations have strict privacy laws, and we are committed to understanding and following them, especially for the most sensitive categories of personal information.</w:t>
-            </w:r>
-          </w:p>
-        </w:tc>
-        <w:tc>
-          <w:tcPr>
-            <w:tcW w:w="6000" w:type="dxa"/>
-          </w:tcPr>
-          <w:p>
-            <w:pPr>
-              <w:spacing w:before="100" w:beforeAutospacing="1" w:after="100" w:afterAutospacing="1"/>
-              <w:ind w:left="30" w:right="30"/>
-              <w:rPr>
-                <w:rFonts w:ascii="Calibri" w:eastAsia="Times New Roman" w:hAnsi="Calibri" w:cs="Calibri"/>
-                <w:lang w:val="pt-BR"/>
-              </w:rPr>
-            </w:pPr>
-            <w:r>
-              <w:rPr>
-                <w:rFonts w:ascii="Calibri" w:eastAsia="Calibri" w:hAnsi="Calibri" w:cs="Calibri"/>
-                <w:lang w:val="pt-BR"/>
-              </w:rPr>
-              <w:lastRenderedPageBreak/>
-              <w:t>INFORMAÇÕES CONFIDENCIAIS</w:t>
-            </w:r>
-          </w:p>
-          <w:p>
-            <w:pPr>
-              <w:spacing w:before="100" w:beforeAutospacing="1" w:after="100" w:afterAutospacing="1"/>
-              <w:ind w:left="30" w:right="30"/>
-              <w:rPr>
-                <w:rFonts w:ascii="Calibri" w:eastAsia="Times New Roman" w:hAnsi="Calibri" w:cs="Calibri"/>
-                <w:lang w:val="pt-BR"/>
-              </w:rPr>
-            </w:pPr>
-            <w:r>
-              <w:rPr>
-                <w:rFonts w:ascii="Calibri" w:eastAsia="Calibri" w:hAnsi="Calibri" w:cs="Calibri"/>
-                <w:lang w:val="pt-BR"/>
-              </w:rPr>
-              <w:t>Estamos comprometidos em respeitar e proteger todas as informações confidenciais, incluindo dados pessoais.</w:t>
-            </w:r>
-          </w:p>
-          <w:p>
-            <w:pPr>
-              <w:spacing w:before="100" w:beforeAutospacing="1" w:after="100" w:afterAutospacing="1"/>
-              <w:ind w:left="30" w:right="30"/>
-              <w:rPr>
-                <w:rFonts w:ascii="Calibri" w:eastAsia="Times New Roman" w:hAnsi="Calibri" w:cs="Calibri"/>
-                <w:lang w:val="pt-BR"/>
-              </w:rPr>
-            </w:pPr>
-            <w:r>
-              <w:rPr>
-                <w:rFonts w:ascii="Calibri" w:eastAsia="Calibri" w:hAnsi="Calibri" w:cs="Calibri"/>
-                <w:lang w:val="pt-BR"/>
-              </w:rPr>
-              <w:t>As informações confidenciais são um dos ativos mais valiosos da Abbott. Inclui detalhes não públicos, como pesquisas, segredos comerciais, planos de negócios, preços, contratos, resultados financeiros e outros dados que poderiam beneficiar os concorrentes ou prejudicar a</w:t>
-            </w:r>
-            <w:r>
-              <w:rPr>
-                <w:rFonts w:ascii="Calibri" w:eastAsia="Calibri" w:hAnsi="Calibri" w:cs="Calibri"/>
-                <w:lang w:val="pt-BR"/>
-              </w:rPr>
-              <w:t> </w:t>
-            </w:r>
-            <w:r>
-              <w:rPr>
-                <w:rFonts w:ascii="Calibri" w:eastAsia="Calibri" w:hAnsi="Calibri" w:cs="Calibri"/>
-                <w:lang w:val="pt-BR"/>
-              </w:rPr>
-              <w:t>Abbott se fossem divulgados.</w:t>
-            </w:r>
-          </w:p>
-          <w:p>
-            <w:pPr>
-              <w:spacing w:before="100" w:beforeAutospacing="1" w:after="100" w:afterAutospacing="1"/>
-              <w:ind w:left="30" w:right="30"/>
-              <w:rPr>
-                <w:rFonts w:ascii="Calibri" w:eastAsia="Times New Roman" w:hAnsi="Calibri" w:cs="Calibri"/>
-                <w:lang w:val="pt-BR"/>
-              </w:rPr>
-            </w:pPr>
-            <w:r>
-              <w:rPr>
-                <w:rFonts w:ascii="Calibri" w:eastAsia="Calibri" w:hAnsi="Calibri" w:cs="Calibri"/>
-                <w:lang w:val="pt-BR"/>
-              </w:rPr>
-              <w:t>Devemos proteger as informações confidenciais e impedir o uso ou compartilhamento não autorizado, mesmo após o término de nossa relação com a Abbott.</w:t>
-            </w:r>
-          </w:p>
-          <w:p>
-            <w:pPr>
-              <w:spacing w:before="100" w:beforeAutospacing="1" w:after="100" w:afterAutospacing="1"/>
-              <w:ind w:left="30" w:right="30"/>
-              <w:rPr>
-                <w:rFonts w:ascii="Calibri" w:eastAsia="Times New Roman" w:hAnsi="Calibri" w:cs="Calibri"/>
-                <w:lang w:val="pt-BR"/>
-              </w:rPr>
-            </w:pPr>
-            <w:r>
-              <w:rPr>
-                <w:rFonts w:ascii="Calibri" w:eastAsia="Calibri" w:hAnsi="Calibri" w:cs="Calibri"/>
-                <w:lang w:val="pt-BR"/>
-              </w:rPr>
-              <w:t>Na Abbott, também respeitamos a propriedade intelectual de terceiros e evitamos o uso indevido de suas informações confidenciais. O uso indevido de informações não públicas, como</w:t>
-            </w:r>
-            <w:ins w:id="52" w:author="Pelosi, Mariana" w:date="2025-12-18T14:14:00Z">
-              <w:r>
-                <w:rPr>
-                  <w:rFonts w:ascii="Calibri" w:eastAsia="Calibri" w:hAnsi="Calibri" w:cs="Calibri"/>
-                  <w:lang w:val="pt-BR"/>
-                </w:rPr>
-                <w:t xml:space="preserve"> por exemplo</w:t>
-              </w:r>
-            </w:ins>
-            <w:r>
-              <w:rPr>
-                <w:rFonts w:ascii="Calibri" w:eastAsia="Calibri" w:hAnsi="Calibri" w:cs="Calibri"/>
-                <w:lang w:val="pt-BR"/>
-              </w:rPr>
-              <w:t xml:space="preserve"> para negociação com informações privilegiadas, é ilegal e antiético.</w:t>
-            </w:r>
-          </w:p>
-          <w:p>
-            <w:pPr>
-              <w:spacing w:before="100" w:beforeAutospacing="1" w:after="100" w:afterAutospacing="1"/>
-              <w:ind w:left="30" w:right="30"/>
-              <w:rPr>
-                <w:rFonts w:ascii="Calibri" w:eastAsia="Times New Roman" w:hAnsi="Calibri" w:cs="Calibri"/>
-                <w:lang w:val="pt-BR"/>
-              </w:rPr>
-            </w:pPr>
-            <w:r>
-              <w:rPr>
-                <w:rFonts w:ascii="Calibri" w:eastAsia="Calibri" w:hAnsi="Calibri" w:cs="Calibri"/>
-                <w:lang w:val="pt-BR"/>
-              </w:rPr>
-              <w:lastRenderedPageBreak/>
-              <w:t>Também protegemos os dados pessoais que nos são confiados por colegas, profissionais de saúde e clientes. Quando coletamos e usamos informações pessoais, fazemos isso de forma responsável, com o devido consentimento, e nunca as vendemos ou obtemos de</w:t>
-            </w:r>
-            <w:r>
-              <w:rPr>
-                <w:rFonts w:ascii="Calibri" w:eastAsia="Calibri" w:hAnsi="Calibri" w:cs="Calibri"/>
-                <w:lang w:val="pt-BR"/>
-              </w:rPr>
-              <w:t> </w:t>
-            </w:r>
-            <w:r>
-              <w:rPr>
-                <w:rFonts w:ascii="Calibri" w:eastAsia="Calibri" w:hAnsi="Calibri" w:cs="Calibri"/>
-                <w:lang w:val="pt-BR"/>
-              </w:rPr>
-              <w:t>fontes não autorizadas. Muitos locais têm leis de privacidade rigorosas, e estamos comprometidos em compreendê-las e cumpri-las, especialmente no que diz respeito às categorias mais sensíveis de informações pessoais.</w:t>
+              <w:t>respeito às categorias mais sensíveis de informações pessoais.</w:t>
             </w:r>
           </w:p>
         </w:tc>
@@ -11422,149 +12276,147 @@
               <w:rPr>
                 <w:rFonts w:ascii="Calibri" w:eastAsia="Times New Roman" w:hAnsi="Calibri" w:cs="Calibri"/>
               </w:rPr>
+              <w:t>We follow anti-bribery, anti-corruption, and anti-kickback laws globally, including the U.S. Foreign Corrupt Practices Act. Everyone at Abbott must carefully manage relationships with service providers—such as distributors, consultants, and speakers—by conducting due diligence, paying fair market value, and properly documenting payments to ensure compliance with laws and company standards.</w:t>
+            </w:r>
+          </w:p>
+        </w:tc>
+        <w:tc>
+          <w:tcPr>
+            <w:tcW w:w="6000" w:type="dxa"/>
+          </w:tcPr>
+          <w:p>
+            <w:pPr>
+              <w:spacing w:before="100" w:beforeAutospacing="1" w:after="100" w:afterAutospacing="1"/>
+              <w:ind w:left="30" w:right="30"/>
+              <w:rPr>
+                <w:rFonts w:ascii="Calibri" w:eastAsia="Times New Roman" w:hAnsi="Calibri" w:cs="Calibri"/>
+                <w:lang w:val="pt-BR"/>
+              </w:rPr>
+            </w:pPr>
+            <w:r>
+              <w:rPr>
+                <w:rFonts w:ascii="Calibri" w:eastAsia="Calibri" w:hAnsi="Calibri" w:cs="Calibri"/>
+                <w:lang w:val="pt-BR"/>
+              </w:rPr>
+              <w:t>ANTISSUBORNO</w:t>
+            </w:r>
+          </w:p>
+          <w:p>
+            <w:pPr>
+              <w:spacing w:before="100" w:beforeAutospacing="1" w:after="100" w:afterAutospacing="1"/>
+              <w:ind w:left="30" w:right="30"/>
+              <w:rPr>
+                <w:rFonts w:ascii="Calibri" w:eastAsia="Times New Roman" w:hAnsi="Calibri" w:cs="Calibri"/>
+                <w:lang w:val="pt-BR"/>
+              </w:rPr>
+            </w:pPr>
+            <w:r>
+              <w:rPr>
+                <w:rFonts w:ascii="Calibri" w:eastAsia="Calibri" w:hAnsi="Calibri" w:cs="Calibri"/>
+                <w:lang w:val="pt-BR"/>
+              </w:rPr>
+              <w:t>Somos totalmente contra a fraude, suborno e corrupção. Fazemos negócios do jeito certo.</w:t>
+            </w:r>
+          </w:p>
+          <w:p>
+            <w:pPr>
+              <w:spacing w:before="100" w:beforeAutospacing="1" w:after="100" w:afterAutospacing="1"/>
+              <w:ind w:left="30" w:right="30"/>
+              <w:rPr>
+                <w:rFonts w:ascii="Calibri" w:eastAsia="Times New Roman" w:hAnsi="Calibri" w:cs="Calibri"/>
+                <w:lang w:val="pt-BR"/>
+              </w:rPr>
+            </w:pPr>
+            <w:r>
+              <w:rPr>
+                <w:rFonts w:ascii="Calibri" w:eastAsia="Calibri" w:hAnsi="Calibri" w:cs="Calibri"/>
+                <w:lang w:val="pt-BR"/>
+              </w:rPr>
+              <w:t>Como indivíduos, esperamos que os profissionais de saúde tomem decisões com base no que é melhor para os pacientes, sem serem influenciados por incentivos das</w:t>
+            </w:r>
+            <w:r>
+              <w:rPr>
+                <w:rFonts w:ascii="Calibri" w:eastAsia="Calibri" w:hAnsi="Calibri" w:cs="Calibri"/>
+                <w:lang w:val="pt-BR"/>
+              </w:rPr>
+              <w:t> </w:t>
+            </w:r>
+            <w:r>
+              <w:rPr>
+                <w:rFonts w:ascii="Calibri" w:eastAsia="Calibri" w:hAnsi="Calibri" w:cs="Calibri"/>
+                <w:lang w:val="pt-BR"/>
+              </w:rPr>
+              <w:t>empresas. Da mesma forma, esperamos que os funcionários do governo ajam no interesse público, livres</w:t>
+            </w:r>
+            <w:r>
+              <w:rPr>
+                <w:rFonts w:ascii="Calibri" w:eastAsia="Calibri" w:hAnsi="Calibri" w:cs="Calibri"/>
+                <w:lang w:val="pt-BR"/>
+              </w:rPr>
+              <w:t> </w:t>
+            </w:r>
+            <w:r>
+              <w:rPr>
+                <w:rFonts w:ascii="Calibri" w:eastAsia="Calibri" w:hAnsi="Calibri" w:cs="Calibri"/>
+                <w:lang w:val="pt-BR"/>
+              </w:rPr>
+              <w:t>da pressão das empresas.</w:t>
+            </w:r>
+          </w:p>
+          <w:p>
+            <w:pPr>
+              <w:spacing w:before="100" w:beforeAutospacing="1" w:after="100" w:afterAutospacing="1"/>
+              <w:ind w:left="30" w:right="30"/>
+              <w:rPr>
+                <w:rFonts w:ascii="Calibri" w:eastAsia="Times New Roman" w:hAnsi="Calibri" w:cs="Calibri"/>
+                <w:lang w:val="pt-BR"/>
+              </w:rPr>
+            </w:pPr>
+            <w:r>
+              <w:rPr>
+                <w:rFonts w:ascii="Calibri" w:eastAsia="Calibri" w:hAnsi="Calibri" w:cs="Calibri"/>
+                <w:lang w:val="pt-BR"/>
+              </w:rPr>
+              <w:t>Na Abbott, informamos os profissionais de saúde sobre os nossos produtos, mas não interferimos no seu julgamento independente. Nunca é permitido oferecer qualquer coisa de valor a profissionais de saúde (como médicos, farmacêuticos, enfermeiros, pesquisadores ou funcionários de laboratório), funcionários públicos ou outras pessoas para obter negócios ou recompensar relações passadas.</w:t>
+            </w:r>
+          </w:p>
+          <w:p>
+            <w:pPr>
+              <w:spacing w:before="100" w:beforeAutospacing="1" w:after="100" w:afterAutospacing="1"/>
+              <w:ind w:left="30" w:right="30"/>
+              <w:rPr>
+                <w:rFonts w:ascii="Calibri" w:eastAsia="Times New Roman" w:hAnsi="Calibri" w:cs="Calibri"/>
+                <w:lang w:val="pt-BR"/>
+              </w:rPr>
+            </w:pPr>
+            <w:r>
+              <w:rPr>
+                <w:rFonts w:ascii="Calibri" w:eastAsia="Calibri" w:hAnsi="Calibri" w:cs="Calibri"/>
+                <w:lang w:val="pt-BR"/>
+              </w:rPr>
+              <w:t>Seguimos as leis anticorrupção e antissuborno em todo o</w:t>
+            </w:r>
+            <w:r>
+              <w:rPr>
+                <w:rFonts w:ascii="Calibri" w:eastAsia="Calibri" w:hAnsi="Calibri" w:cs="Calibri"/>
+                <w:lang w:val="pt-BR"/>
+              </w:rPr>
+              <w:t> </w:t>
+            </w:r>
+            <w:r>
+              <w:rPr>
+                <w:rFonts w:ascii="Calibri" w:eastAsia="Calibri" w:hAnsi="Calibri" w:cs="Calibri"/>
+                <w:lang w:val="pt-BR"/>
+              </w:rPr>
+              <w:t xml:space="preserve">mundo, incluindo a Lei dos Estados Unidos sobre Práticas de Corrupção no Exterior. Todos na Abbott devem gerenciar cuidadosamente as relações com prestadores de serviços, como distribuidores, consultores e palestrantes, realizando a devida diligência, pagando o valor justo de </w:t>
+            </w:r>
+            <w:r>
+              <w:rPr>
+                <w:rFonts w:ascii="Calibri" w:eastAsia="Calibri" w:hAnsi="Calibri" w:cs="Calibri"/>
+                <w:lang w:val="pt-BR"/>
+              </w:rPr>
               <w:lastRenderedPageBreak/>
-              <w:t>We follow anti-bribery, anti-corruption, and anti-kickback laws globally, including the U.S. Foreign Corrupt Practices Act. Everyone at Abbott must carefully manage relationships with service providers—such as distributors, consultants, and speakers—by conducting due diligence, paying fair market value, and properly documenting payments to ensure compliance with laws and company standards.</w:t>
-            </w:r>
-          </w:p>
-        </w:tc>
-        <w:tc>
-          <w:tcPr>
-            <w:tcW w:w="6000" w:type="dxa"/>
-          </w:tcPr>
-          <w:p>
-            <w:pPr>
-              <w:spacing w:before="100" w:beforeAutospacing="1" w:after="100" w:afterAutospacing="1"/>
-              <w:ind w:left="30" w:right="30"/>
-              <w:rPr>
-                <w:rFonts w:ascii="Calibri" w:eastAsia="Times New Roman" w:hAnsi="Calibri" w:cs="Calibri"/>
-                <w:lang w:val="pt-BR"/>
-              </w:rPr>
-            </w:pPr>
-            <w:r>
-              <w:rPr>
-                <w:rFonts w:ascii="Calibri" w:eastAsia="Calibri" w:hAnsi="Calibri" w:cs="Calibri"/>
-                <w:lang w:val="pt-BR"/>
-              </w:rPr>
-              <w:lastRenderedPageBreak/>
-              <w:t>ANTISSUBORNO</w:t>
-            </w:r>
-          </w:p>
-          <w:p>
-            <w:pPr>
-              <w:spacing w:before="100" w:beforeAutospacing="1" w:after="100" w:afterAutospacing="1"/>
-              <w:ind w:left="30" w:right="30"/>
-              <w:rPr>
-                <w:rFonts w:ascii="Calibri" w:eastAsia="Times New Roman" w:hAnsi="Calibri" w:cs="Calibri"/>
-                <w:lang w:val="pt-BR"/>
-              </w:rPr>
-            </w:pPr>
-            <w:r>
-              <w:rPr>
-                <w:rFonts w:ascii="Calibri" w:eastAsia="Calibri" w:hAnsi="Calibri" w:cs="Calibri"/>
-                <w:lang w:val="pt-BR"/>
-              </w:rPr>
-              <w:t>Somos totalmente contra a fraude, suborno e corrupção. Fazemos negócios do jeito certo.</w:t>
-            </w:r>
-          </w:p>
-          <w:p>
-            <w:pPr>
-              <w:spacing w:before="100" w:beforeAutospacing="1" w:after="100" w:afterAutospacing="1"/>
-              <w:ind w:left="30" w:right="30"/>
-              <w:rPr>
-                <w:rFonts w:ascii="Calibri" w:eastAsia="Times New Roman" w:hAnsi="Calibri" w:cs="Calibri"/>
-                <w:lang w:val="pt-BR"/>
-              </w:rPr>
-            </w:pPr>
-            <w:r>
-              <w:rPr>
-                <w:rFonts w:ascii="Calibri" w:eastAsia="Calibri" w:hAnsi="Calibri" w:cs="Calibri"/>
-                <w:lang w:val="pt-BR"/>
-              </w:rPr>
-              <w:t>Como indivíduos, esperamos que os profissionais de saúde tomem decisões com base no que é melhor para os pacientes, sem serem influenciados por incentivos das</w:t>
-            </w:r>
-            <w:r>
-              <w:rPr>
-                <w:rFonts w:ascii="Calibri" w:eastAsia="Calibri" w:hAnsi="Calibri" w:cs="Calibri"/>
-                <w:lang w:val="pt-BR"/>
-              </w:rPr>
-              <w:t> </w:t>
-            </w:r>
-            <w:r>
-              <w:rPr>
-                <w:rFonts w:ascii="Calibri" w:eastAsia="Calibri" w:hAnsi="Calibri" w:cs="Calibri"/>
-                <w:lang w:val="pt-BR"/>
-              </w:rPr>
-              <w:t>empresas. Da mesma forma, esperamos que os funcionários do governo ajam no interesse público, livres</w:t>
-            </w:r>
-            <w:r>
-              <w:rPr>
-                <w:rFonts w:ascii="Calibri" w:eastAsia="Calibri" w:hAnsi="Calibri" w:cs="Calibri"/>
-                <w:lang w:val="pt-BR"/>
-              </w:rPr>
-              <w:t> </w:t>
-            </w:r>
-            <w:r>
-              <w:rPr>
-                <w:rFonts w:ascii="Calibri" w:eastAsia="Calibri" w:hAnsi="Calibri" w:cs="Calibri"/>
-                <w:lang w:val="pt-BR"/>
-              </w:rPr>
-              <w:t>da pressão das empresas.</w:t>
-            </w:r>
-          </w:p>
-          <w:p>
-            <w:pPr>
-              <w:spacing w:before="100" w:beforeAutospacing="1" w:after="100" w:afterAutospacing="1"/>
-              <w:ind w:left="30" w:right="30"/>
-              <w:rPr>
-                <w:rFonts w:ascii="Calibri" w:eastAsia="Times New Roman" w:hAnsi="Calibri" w:cs="Calibri"/>
-                <w:lang w:val="pt-BR"/>
-              </w:rPr>
-            </w:pPr>
-            <w:r>
-              <w:rPr>
-                <w:rFonts w:ascii="Calibri" w:eastAsia="Calibri" w:hAnsi="Calibri" w:cs="Calibri"/>
-                <w:lang w:val="pt-BR"/>
-              </w:rPr>
-              <w:t xml:space="preserve">Na Abbott, informamos os profissionais de saúde sobre os nossos produtos, mas não interferimos no seu julgamento independente. Nunca é permitido oferecer qualquer coisa de valor a profissionais de saúde (como médicos, farmacêuticos, enfermeiros, pesquisadores ou funcionários de laboratório), funcionários públicos ou </w:t>
-            </w:r>
-            <w:r>
-              <w:rPr>
-                <w:rFonts w:ascii="Calibri" w:eastAsia="Calibri" w:hAnsi="Calibri" w:cs="Calibri"/>
-                <w:lang w:val="pt-BR"/>
-              </w:rPr>
-              <w:lastRenderedPageBreak/>
-              <w:t>outras pessoas para obter negócios ou recompensar relações passadas.</w:t>
-            </w:r>
-          </w:p>
-          <w:p>
-            <w:pPr>
-              <w:spacing w:before="100" w:beforeAutospacing="1" w:after="100" w:afterAutospacing="1"/>
-              <w:ind w:left="30" w:right="30"/>
-              <w:rPr>
-                <w:rFonts w:ascii="Calibri" w:eastAsia="Times New Roman" w:hAnsi="Calibri" w:cs="Calibri"/>
-                <w:lang w:val="pt-BR"/>
-              </w:rPr>
-            </w:pPr>
-            <w:r>
-              <w:rPr>
-                <w:rFonts w:ascii="Calibri" w:eastAsia="Calibri" w:hAnsi="Calibri" w:cs="Calibri"/>
-                <w:lang w:val="pt-BR"/>
-              </w:rPr>
-              <w:t>Seguimos as leis anticorrupção e antissuborno em todo o</w:t>
-            </w:r>
-            <w:r>
-              <w:rPr>
-                <w:rFonts w:ascii="Calibri" w:eastAsia="Calibri" w:hAnsi="Calibri" w:cs="Calibri"/>
-                <w:lang w:val="pt-BR"/>
-              </w:rPr>
-              <w:t> </w:t>
-            </w:r>
-            <w:r>
-              <w:rPr>
-                <w:rFonts w:ascii="Calibri" w:eastAsia="Calibri" w:hAnsi="Calibri" w:cs="Calibri"/>
-                <w:lang w:val="pt-BR"/>
-              </w:rPr>
-              <w:t>mundo, incluindo a Lei dos Estados Unidos sobre Práticas de Corrupção no Exterior. Todos na Abbott devem gerenciar cuidadosamente as relações com prestadores de serviços, como distribuidores, consultores e palestrantes, realizando a devida diligência, pagando o valor justo de mercado e documentando adequadamente os pagamentos para garantir a conformidade com as leis e os padrões da empresa.</w:t>
+              <w:t>mercado e documentando adequadamente os pagamentos para garantir a conformidade com as leis e os padrões da empresa.</w:t>
             </w:r>
           </w:p>
         </w:tc>
@@ -11732,53 +12584,56 @@
               </w:rPr>
               <w:t xml:space="preserve">Não oferecemos </w:t>
             </w:r>
-            <w:ins w:id="53" w:author="Pelosi, Mariana" w:date="2025-12-18T14:16:00Z">
+            <w:r>
+              <w:rPr>
+                <w:rFonts w:ascii="Calibri" w:eastAsia="Calibri" w:hAnsi="Calibri" w:cs="Calibri"/>
+                <w:lang w:val="pt-BR"/>
+              </w:rPr>
+              <w:t xml:space="preserve">e </w:t>
+            </w:r>
+            <w:r>
+              <w:rPr>
+                <w:rFonts w:ascii="Calibri" w:eastAsia="Calibri" w:hAnsi="Calibri" w:cs="Calibri"/>
+                <w:lang w:val="pt-BR"/>
+              </w:rPr>
+              <w:t>tampouco</w:t>
+            </w:r>
+            <w:r>
+              <w:rPr>
+                <w:rFonts w:ascii="Calibri" w:eastAsia="Calibri" w:hAnsi="Calibri" w:cs="Calibri"/>
+                <w:lang w:val="pt-BR"/>
+              </w:rPr>
+              <w:t xml:space="preserve"> fornecemos nada de valor para obter vantagens comerciais, direta ou indiretamente, em</w:t>
+            </w:r>
+            <w:r>
+              <w:rPr>
+                <w:rFonts w:ascii="Calibri" w:eastAsia="Calibri" w:hAnsi="Calibri" w:cs="Calibri"/>
+                <w:lang w:val="pt-BR"/>
+              </w:rPr>
+              <w:t> </w:t>
+            </w:r>
+            <w:r>
+              <w:rPr>
+                <w:rFonts w:ascii="Calibri" w:eastAsia="Calibri" w:hAnsi="Calibri" w:cs="Calibri"/>
+                <w:lang w:val="pt-BR"/>
+              </w:rPr>
+              <w:t xml:space="preserve">conformidade com os princípios </w:t>
+            </w:r>
+            <w:ins w:id="86" w:author="Siqueira, Alexandre" w:date="2025-12-19T13:10:00Z" w16du:dateUtc="2025-12-19T16:10:00Z">
               <w:r>
                 <w:rPr>
                   <w:rFonts w:ascii="Calibri" w:eastAsia="Calibri" w:hAnsi="Calibri" w:cs="Calibri"/>
                   <w:lang w:val="pt-BR"/>
                 </w:rPr>
-                <w:t xml:space="preserve">e </w:t>
+                <w:t xml:space="preserve">de </w:t>
               </w:r>
             </w:ins>
-            <w:del w:id="54" w:author="Pelosi, Mariana" w:date="2025-12-18T14:16:00Z">
-              <w:r>
-                <w:rPr>
-                  <w:rFonts w:ascii="Calibri" w:eastAsia="Calibri" w:hAnsi="Calibri" w:cs="Calibri"/>
-                  <w:lang w:val="pt-BR"/>
-                </w:rPr>
-                <w:delText>nem</w:delText>
-              </w:r>
-            </w:del>
-            <w:ins w:id="55" w:author="Pelosi, Mariana" w:date="2025-12-18T14:16:00Z">
-              <w:r>
-                <w:rPr>
-                  <w:rFonts w:ascii="Calibri" w:eastAsia="Calibri" w:hAnsi="Calibri" w:cs="Calibri"/>
-                  <w:lang w:val="pt-BR"/>
-                </w:rPr>
-                <w:t>tampouco</w:t>
-              </w:r>
-            </w:ins>
-            <w:r>
-              <w:rPr>
-                <w:rFonts w:ascii="Calibri" w:eastAsia="Calibri" w:hAnsi="Calibri" w:cs="Calibri"/>
-                <w:lang w:val="pt-BR"/>
-              </w:rPr>
-              <w:t xml:space="preserve"> fornecemos nada de valor para obter vantagens comerciais, direta ou indiretamente, em</w:t>
-            </w:r>
-            <w:r>
-              <w:rPr>
-                <w:rFonts w:ascii="Calibri" w:eastAsia="Calibri" w:hAnsi="Calibri" w:cs="Calibri"/>
-                <w:lang w:val="pt-BR"/>
-              </w:rPr>
-              <w:t> </w:t>
-            </w:r>
-            <w:r>
-              <w:rPr>
-                <w:rFonts w:ascii="Calibri" w:eastAsia="Calibri" w:hAnsi="Calibri" w:cs="Calibri"/>
-                <w:lang w:val="pt-BR"/>
-              </w:rPr>
-              <w:t>conformidade com os princípios anticorrupção.</w:t>
+            <w:r>
+              <w:rPr>
+                <w:rFonts w:ascii="Calibri" w:eastAsia="Calibri" w:hAnsi="Calibri" w:cs="Calibri"/>
+                <w:lang w:val="pt-BR"/>
+              </w:rPr>
+              <w:t>anticorrupção.</w:t>
             </w:r>
           </w:p>
           <w:p>
@@ -11797,24 +12652,13 @@
               </w:rPr>
               <w:t xml:space="preserve">Para evitar influências indevidas nas decisões comerciais, estabelecemos limites relativos a presentes, refeições e entretenimento. As políticas da Abbott ajudam a garantir que </w:t>
             </w:r>
-            <w:del w:id="56" w:author="Pelosi, Mariana" w:date="2025-12-18T14:16:00Z">
-              <w:r>
-                <w:rPr>
-                  <w:rFonts w:ascii="Calibri" w:eastAsia="Calibri" w:hAnsi="Calibri" w:cs="Calibri"/>
-                  <w:lang w:val="pt-BR"/>
-                </w:rPr>
-                <w:delText>lembretes</w:delText>
-              </w:r>
-            </w:del>
-            <w:ins w:id="57" w:author="Pelosi, Mariana" w:date="2025-12-18T14:16:00Z">
-              <w:r>
-                <w:rPr>
-                  <w:rFonts w:ascii="Calibri" w:eastAsia="Calibri" w:hAnsi="Calibri" w:cs="Calibri"/>
-                  <w:lang w:val="pt-BR"/>
-                </w:rPr>
-                <w:t>brindes</w:t>
-              </w:r>
-            </w:ins>
+            <w:r>
+              <w:rPr>
+                <w:rFonts w:ascii="Calibri" w:eastAsia="Calibri" w:hAnsi="Calibri" w:cs="Calibri"/>
+                <w:lang w:val="pt-BR"/>
+              </w:rPr>
+              <w:t>brindes</w:t>
+            </w:r>
             <w:r>
               <w:rPr>
                 <w:rFonts w:ascii="Calibri" w:eastAsia="Calibri" w:hAnsi="Calibri" w:cs="Calibri"/>
@@ -11932,38 +12776,44 @@
               <w:rPr>
                 <w:rFonts w:ascii="Calibri" w:eastAsia="Times New Roman" w:hAnsi="Calibri" w:cs="Calibri"/>
               </w:rPr>
+              <w:t>We measure achievements accurately.</w:t>
+            </w:r>
+          </w:p>
+          <w:p>
+            <w:pPr>
+              <w:spacing w:before="100" w:beforeAutospacing="1" w:after="100" w:afterAutospacing="1"/>
+              <w:ind w:left="30" w:right="30"/>
+              <w:rPr>
+                <w:rFonts w:ascii="Calibri" w:eastAsia="Times New Roman" w:hAnsi="Calibri" w:cs="Calibri"/>
+              </w:rPr>
+            </w:pPr>
+            <w:r>
+              <w:rPr>
+                <w:rFonts w:ascii="Calibri" w:eastAsia="Times New Roman" w:hAnsi="Calibri" w:cs="Calibri"/>
+              </w:rPr>
+              <w:t>Abbott’s records and public statements must accurately reflect our actions, with enough context to show the true nature of our work. Financial records must follow accounting standards, laws, and Abbott’s internal policies.</w:t>
+            </w:r>
+          </w:p>
+          <w:p>
+            <w:pPr>
+              <w:spacing w:before="100" w:beforeAutospacing="1" w:after="100" w:afterAutospacing="1"/>
+              <w:ind w:left="30" w:right="30"/>
+              <w:rPr>
+                <w:rFonts w:ascii="Calibri" w:eastAsia="Times New Roman" w:hAnsi="Calibri" w:cs="Calibri"/>
+              </w:rPr>
+            </w:pPr>
+            <w:r>
+              <w:rPr>
+                <w:rFonts w:ascii="Calibri" w:eastAsia="Times New Roman" w:hAnsi="Calibri" w:cs="Calibri"/>
+              </w:rPr>
+              <w:t xml:space="preserve">When reporting pricing, payments, or items of value—especially to healthcare professionals—we must ensure the information is complete and accurate. Many </w:t>
+            </w:r>
+            <w:r>
+              <w:rPr>
+                <w:rFonts w:ascii="Calibri" w:eastAsia="Times New Roman" w:hAnsi="Calibri" w:cs="Calibri"/>
+              </w:rPr>
               <w:lastRenderedPageBreak/>
-              <w:t>We measure achievements accurately.</w:t>
-            </w:r>
-          </w:p>
-          <w:p>
-            <w:pPr>
-              <w:spacing w:before="100" w:beforeAutospacing="1" w:after="100" w:afterAutospacing="1"/>
-              <w:ind w:left="30" w:right="30"/>
-              <w:rPr>
-                <w:rFonts w:ascii="Calibri" w:eastAsia="Times New Roman" w:hAnsi="Calibri" w:cs="Calibri"/>
-              </w:rPr>
-            </w:pPr>
-            <w:r>
-              <w:rPr>
-                <w:rFonts w:ascii="Calibri" w:eastAsia="Times New Roman" w:hAnsi="Calibri" w:cs="Calibri"/>
-              </w:rPr>
-              <w:t>Abbott’s records and public statements must accurately reflect our actions, with enough context to show the true nature of our work. Financial records must follow accounting standards, laws, and Abbott’s internal policies.</w:t>
-            </w:r>
-          </w:p>
-          <w:p>
-            <w:pPr>
-              <w:spacing w:before="100" w:beforeAutospacing="1" w:after="100" w:afterAutospacing="1"/>
-              <w:ind w:left="30" w:right="30"/>
-              <w:rPr>
-                <w:rFonts w:ascii="Calibri" w:eastAsia="Times New Roman" w:hAnsi="Calibri" w:cs="Calibri"/>
-              </w:rPr>
-            </w:pPr>
-            <w:r>
-              <w:rPr>
-                <w:rFonts w:ascii="Calibri" w:eastAsia="Times New Roman" w:hAnsi="Calibri" w:cs="Calibri"/>
-              </w:rPr>
-              <w:t>When reporting pricing, payments, or items of value—especially to healthcare professionals—we must ensure the information is complete and accurate. Many governments require this transparency to protect public funds. Abbott is committed to providing reliable data so that governments, insurers, and other stakeholders can make informed decisions.</w:t>
+              <w:t>governments require this transparency to protect public funds. Abbott is committed to providing reliable data so that governments, insurers, and other stakeholders can make informed decisions.</w:t>
             </w:r>
           </w:p>
         </w:tc>
@@ -12003,42 +12853,49 @@
                 <w:rFonts w:ascii="Calibri" w:eastAsia="Calibri" w:hAnsi="Calibri" w:cs="Calibri"/>
                 <w:lang w:val="pt-BR"/>
               </w:rPr>
+              <w:t>Medimos conquistas com precisão.</w:t>
+            </w:r>
+          </w:p>
+          <w:p>
+            <w:pPr>
+              <w:spacing w:before="100" w:beforeAutospacing="1" w:after="100" w:afterAutospacing="1"/>
+              <w:ind w:left="30" w:right="30"/>
+              <w:rPr>
+                <w:rFonts w:ascii="Calibri" w:eastAsia="Times New Roman" w:hAnsi="Calibri" w:cs="Calibri"/>
+                <w:lang w:val="pt-BR"/>
+              </w:rPr>
+            </w:pPr>
+            <w:r>
+              <w:rPr>
+                <w:rFonts w:ascii="Calibri" w:eastAsia="Calibri" w:hAnsi="Calibri" w:cs="Calibri"/>
+                <w:lang w:val="pt-BR"/>
+              </w:rPr>
+              <w:t>Os registros e declarações públicas da Abbott devem refletir com precisão nossas ações, com contexto suficiente para mostrar a verdadeira natureza do nosso trabalho. Os registros financeiros devem seguir as normas contábeis, as leis e as políticas internas da Abbott.</w:t>
+            </w:r>
+          </w:p>
+          <w:p>
+            <w:pPr>
+              <w:spacing w:before="100" w:beforeAutospacing="1" w:after="100" w:afterAutospacing="1"/>
+              <w:ind w:left="30" w:right="30"/>
+              <w:rPr>
+                <w:rFonts w:ascii="Calibri" w:eastAsia="Times New Roman" w:hAnsi="Calibri" w:cs="Calibri"/>
+                <w:lang w:val="pt-BR"/>
+              </w:rPr>
+            </w:pPr>
+            <w:r>
+              <w:rPr>
+                <w:rFonts w:ascii="Calibri" w:eastAsia="Calibri" w:hAnsi="Calibri" w:cs="Calibri"/>
+                <w:lang w:val="pt-BR"/>
+              </w:rPr>
+              <w:t xml:space="preserve">Ao informar preços, pagamentos ou itens de valor, especialmente a profissionais de saúde, devemos garantir que as informações sejam completas e precisas. Muitos </w:t>
+            </w:r>
+            <w:r>
+              <w:rPr>
+                <w:rFonts w:ascii="Calibri" w:eastAsia="Calibri" w:hAnsi="Calibri" w:cs="Calibri"/>
+                <w:lang w:val="pt-BR"/>
+              </w:rPr>
               <w:lastRenderedPageBreak/>
-              <w:t>Medimos conquistas com precisão.</w:t>
-            </w:r>
-          </w:p>
-          <w:p>
-            <w:pPr>
-              <w:spacing w:before="100" w:beforeAutospacing="1" w:after="100" w:afterAutospacing="1"/>
-              <w:ind w:left="30" w:right="30"/>
-              <w:rPr>
-                <w:rFonts w:ascii="Calibri" w:eastAsia="Times New Roman" w:hAnsi="Calibri" w:cs="Calibri"/>
-                <w:lang w:val="pt-BR"/>
-              </w:rPr>
-            </w:pPr>
-            <w:r>
-              <w:rPr>
-                <w:rFonts w:ascii="Calibri" w:eastAsia="Calibri" w:hAnsi="Calibri" w:cs="Calibri"/>
-                <w:lang w:val="pt-BR"/>
-              </w:rPr>
-              <w:t>Os registros e declarações públicas da Abbott devem refletir com precisão nossas ações, com contexto suficiente para mostrar a verdadeira natureza do nosso trabalho. Os registros financeiros devem seguir as normas contábeis, as leis e as políticas internas da Abbott.</w:t>
-            </w:r>
-          </w:p>
-          <w:p>
-            <w:pPr>
-              <w:spacing w:before="100" w:beforeAutospacing="1" w:after="100" w:afterAutospacing="1"/>
-              <w:ind w:left="30" w:right="30"/>
-              <w:rPr>
-                <w:rFonts w:ascii="Calibri" w:eastAsia="Times New Roman" w:hAnsi="Calibri" w:cs="Calibri"/>
-                <w:lang w:val="pt-BR"/>
-              </w:rPr>
-            </w:pPr>
-            <w:r>
-              <w:rPr>
-                <w:rFonts w:ascii="Calibri" w:eastAsia="Calibri" w:hAnsi="Calibri" w:cs="Calibri"/>
-                <w:lang w:val="pt-BR"/>
-              </w:rPr>
-              <w:t>Ao informar preços, pagamentos ou itens de valor, especialmente a profissionais de saúde, devemos garantir que as informações sejam completas e precisas. Muitos governos exigem essa transparência para proteger os fundos públicos. A Abbott está comprometida em fornecer dados confiáveis para que governos, seguradoras e outras partes interessadas possam tomar decisões informadas.</w:t>
+              <w:t>governos exigem essa transparência para proteger os fundos públicos. A Abbott está comprometida em fornecer dados confiáveis para que governos, seguradoras e outras partes interessadas possam tomar decisões informadas.</w:t>
             </w:r>
           </w:p>
         </w:tc>
@@ -12180,7 +13037,6 @@
               <w:rPr>
                 <w:rFonts w:ascii="Calibri" w:eastAsia="Times New Roman" w:hAnsi="Calibri" w:cs="Calibri"/>
               </w:rPr>
-              <w:lastRenderedPageBreak/>
               <w:t>As a global company, we must also be aware that laws from one country may apply to work done in another. When in doubt, seek guidance from the Legal Division or the Office of Ethics and Compliance.</w:t>
             </w:r>
           </w:p>
@@ -12203,7 +13059,6 @@
                 <w:rFonts w:ascii="Calibri" w:eastAsia="Calibri" w:hAnsi="Calibri" w:cs="Calibri"/>
                 <w:lang w:val="pt-BR"/>
               </w:rPr>
-              <w:lastRenderedPageBreak/>
               <w:t>CONFORMIDADE COM AS LEIS</w:t>
             </w:r>
           </w:p>
@@ -12266,102 +13121,195 @@
                 <w:rFonts w:ascii="Calibri" w:eastAsia="Calibri" w:hAnsi="Calibri" w:cs="Calibri"/>
                 <w:lang w:val="pt-BR"/>
               </w:rPr>
-              <w:t>o Código da Abbott. Esta é uma condição básica de emprego. As políticas da Abbott abrangem áreas importantes, como conformidade com normas de saúde, qualidade, finanças, comércio, segurança e muito mais, ajudando-nos a cumprir os requisitos legais e a evitar a</w:t>
-            </w:r>
-            <w:r>
-              <w:rPr>
-                <w:rFonts w:ascii="Calibri" w:eastAsia="Calibri" w:hAnsi="Calibri" w:cs="Calibri"/>
-                <w:lang w:val="pt-BR"/>
-              </w:rPr>
-              <w:t> </w:t>
-            </w:r>
-            <w:r>
-              <w:rPr>
-                <w:rFonts w:ascii="Calibri" w:eastAsia="Calibri" w:hAnsi="Calibri" w:cs="Calibri"/>
-                <w:lang w:val="pt-BR"/>
-              </w:rPr>
-              <w:t>não conformidade.</w:t>
-            </w:r>
-          </w:p>
-          <w:p>
-            <w:pPr>
-              <w:spacing w:before="100" w:beforeAutospacing="1" w:after="100" w:afterAutospacing="1"/>
-              <w:ind w:left="30" w:right="30"/>
-              <w:rPr>
-                <w:rFonts w:ascii="Calibri" w:eastAsia="Times New Roman" w:hAnsi="Calibri" w:cs="Calibri"/>
-                <w:lang w:val="pt-BR"/>
-              </w:rPr>
-            </w:pPr>
-            <w:r>
-              <w:rPr>
-                <w:rFonts w:ascii="Calibri" w:eastAsia="Calibri" w:hAnsi="Calibri" w:cs="Calibri"/>
-                <w:lang w:val="pt-BR"/>
-              </w:rPr>
-              <w:lastRenderedPageBreak/>
-              <w:t>Como empresa global, também devemos estar cientes de</w:t>
-            </w:r>
-            <w:r>
-              <w:rPr>
-                <w:rFonts w:ascii="Calibri" w:eastAsia="Calibri" w:hAnsi="Calibri" w:cs="Calibri"/>
-                <w:lang w:val="pt-BR"/>
-              </w:rPr>
-              <w:t> </w:t>
-            </w:r>
-            <w:r>
-              <w:rPr>
-                <w:rFonts w:ascii="Calibri" w:eastAsia="Calibri" w:hAnsi="Calibri" w:cs="Calibri"/>
-                <w:lang w:val="pt-BR"/>
-              </w:rPr>
-              <w:t xml:space="preserve">que as leis de um país podem se aplicar ao trabalho realizado em outro. Em caso de dúvida, procure orientação do Departamento </w:t>
-            </w:r>
-            <w:ins w:id="58" w:author="Pelosi, Mariana" w:date="2025-12-18T14:17:00Z">
+              <w:t>o Código da Abbott</w:t>
+            </w:r>
+            <w:del w:id="87" w:author="Siqueira, Alexandre" w:date="2025-12-19T13:12:00Z" w16du:dateUtc="2025-12-19T16:12:00Z">
               <w:r>
                 <w:rPr>
                   <w:rFonts w:ascii="Calibri" w:eastAsia="Calibri" w:hAnsi="Calibri" w:cs="Calibri"/>
                   <w:lang w:val="pt-BR"/>
                 </w:rPr>
-                <w:t>J</w:t>
-              </w:r>
-            </w:ins>
-            <w:del w:id="59" w:author="Pelosi, Mariana" w:date="2025-12-18T14:17:00Z">
+                <w:delText>.</w:delText>
+              </w:r>
+            </w:del>
+            <w:r>
+              <w:rPr>
+                <w:rFonts w:ascii="Calibri" w:eastAsia="Calibri" w:hAnsi="Calibri" w:cs="Calibri"/>
+                <w:lang w:val="pt-BR"/>
+              </w:rPr>
+              <w:t xml:space="preserve"> </w:t>
+            </w:r>
+            <w:ins w:id="88" w:author="Siqueira, Alexandre" w:date="2025-12-19T13:12:00Z" w16du:dateUtc="2025-12-19T16:12:00Z">
               <w:r>
                 <w:rPr>
                   <w:rFonts w:ascii="Calibri" w:eastAsia="Calibri" w:hAnsi="Calibri" w:cs="Calibri"/>
                   <w:lang w:val="pt-BR"/>
                 </w:rPr>
-                <w:delText>j</w:delText>
-              </w:r>
-            </w:del>
-            <w:r>
-              <w:rPr>
-                <w:rFonts w:ascii="Calibri" w:eastAsia="Calibri" w:hAnsi="Calibri" w:cs="Calibri"/>
-                <w:lang w:val="pt-BR"/>
-              </w:rPr>
-              <w:t>urídico ou do Escritório de</w:t>
-            </w:r>
-            <w:r>
-              <w:rPr>
-                <w:rFonts w:ascii="Calibri" w:eastAsia="Calibri" w:hAnsi="Calibri" w:cs="Calibri"/>
-                <w:lang w:val="pt-BR"/>
-              </w:rPr>
-              <w:t> </w:t>
-            </w:r>
-            <w:r>
-              <w:rPr>
-                <w:rFonts w:ascii="Calibri" w:eastAsia="Calibri" w:hAnsi="Calibri" w:cs="Calibri"/>
-                <w:lang w:val="pt-BR"/>
-              </w:rPr>
-              <w:t>Ética e Conformidade</w:t>
-            </w:r>
-            <w:ins w:id="60" w:author="Pelosi, Mariana" w:date="2025-12-19T14:00:00Z">
+                <w:t>(</w:t>
+              </w:r>
+            </w:ins>
+            <w:r>
+              <w:rPr>
+                <w:rFonts w:ascii="Calibri" w:eastAsia="Calibri" w:hAnsi="Calibri" w:cs="Calibri"/>
+                <w:lang w:val="pt-BR"/>
+              </w:rPr>
+              <w:t>Esta é uma condição básica de emprego</w:t>
+            </w:r>
+            <w:ins w:id="89" w:author="Siqueira, Alexandre" w:date="2025-12-19T13:12:00Z" w16du:dateUtc="2025-12-19T16:12:00Z">
               <w:r>
                 <w:rPr>
                   <w:rFonts w:ascii="Calibri" w:eastAsia="Calibri" w:hAnsi="Calibri" w:cs="Calibri"/>
                   <w:lang w:val="pt-BR"/>
                 </w:rPr>
-                <w:t xml:space="preserve"> (OEC)</w:t>
+                <w:t>)</w:t>
               </w:r>
             </w:ins>
+            <w:del w:id="90" w:author="Siqueira, Alexandre" w:date="2025-12-19T13:12:00Z" w16du:dateUtc="2025-12-19T16:12:00Z">
+              <w:r>
+                <w:rPr>
+                  <w:rFonts w:ascii="Calibri" w:eastAsia="Calibri" w:hAnsi="Calibri" w:cs="Calibri"/>
+                  <w:lang w:val="pt-BR"/>
+                </w:rPr>
+                <w:delText>.</w:delText>
+              </w:r>
+            </w:del>
+            <w:r>
+              <w:rPr>
+                <w:rFonts w:ascii="Calibri" w:eastAsia="Calibri" w:hAnsi="Calibri" w:cs="Calibri"/>
+                <w:lang w:val="pt-BR"/>
+              </w:rPr>
+              <w:t xml:space="preserve"> As políticas da Abbott abrangem áreas importantes, como conformidade com normas de saúde, qualidade, finanças, comércio, segurança e muito mais, ajudando-nos a cumprir os requisitos legais e a evitar a</w:t>
+            </w:r>
+            <w:r>
+              <w:rPr>
+                <w:rFonts w:ascii="Calibri" w:eastAsia="Calibri" w:hAnsi="Calibri" w:cs="Calibri"/>
+                <w:lang w:val="pt-BR"/>
+              </w:rPr>
+              <w:t> </w:t>
+            </w:r>
+            <w:del w:id="91" w:author="Siqueira, Alexandre" w:date="2025-12-19T13:13:00Z" w16du:dateUtc="2025-12-19T16:13:00Z">
+              <w:r>
+                <w:rPr>
+                  <w:rFonts w:ascii="Calibri" w:eastAsia="Calibri" w:hAnsi="Calibri" w:cs="Calibri"/>
+                  <w:lang w:val="pt-BR"/>
+                </w:rPr>
+                <w:delText>não</w:delText>
+              </w:r>
+            </w:del>
+            <w:r>
+              <w:rPr>
+                <w:rFonts w:ascii="Calibri" w:eastAsia="Calibri" w:hAnsi="Calibri" w:cs="Calibri"/>
+                <w:lang w:val="pt-BR"/>
+              </w:rPr>
+              <w:t xml:space="preserve"> </w:t>
+            </w:r>
+            <w:ins w:id="92" w:author="Siqueira, Alexandre" w:date="2025-12-19T13:13:00Z" w16du:dateUtc="2025-12-19T16:13:00Z">
+              <w:r>
+                <w:rPr>
+                  <w:rFonts w:ascii="Calibri" w:eastAsia="Calibri" w:hAnsi="Calibri" w:cs="Calibri"/>
+                  <w:lang w:val="pt-BR"/>
+                </w:rPr>
+                <w:t xml:space="preserve">negação dessa </w:t>
+              </w:r>
+            </w:ins>
+            <w:r>
+              <w:rPr>
+                <w:rFonts w:ascii="Calibri" w:eastAsia="Calibri" w:hAnsi="Calibri" w:cs="Calibri"/>
+                <w:lang w:val="pt-BR"/>
+              </w:rPr>
+              <w:t>conformidade.</w:t>
+            </w:r>
+          </w:p>
+          <w:p>
+            <w:pPr>
+              <w:spacing w:before="100" w:beforeAutospacing="1" w:after="100" w:afterAutospacing="1"/>
+              <w:ind w:left="30" w:right="30"/>
+              <w:rPr>
+                <w:rFonts w:ascii="Calibri" w:eastAsia="Times New Roman" w:hAnsi="Calibri" w:cs="Calibri"/>
+                <w:lang w:val="pt-BR"/>
+              </w:rPr>
+            </w:pPr>
+            <w:r>
+              <w:rPr>
+                <w:rFonts w:ascii="Calibri" w:eastAsia="Calibri" w:hAnsi="Calibri" w:cs="Calibri"/>
+                <w:lang w:val="pt-BR"/>
+              </w:rPr>
+              <w:t>Como empresa global, também devemos estar cientes de</w:t>
+            </w:r>
+            <w:r>
+              <w:rPr>
+                <w:rFonts w:ascii="Calibri" w:eastAsia="Calibri" w:hAnsi="Calibri" w:cs="Calibri"/>
+                <w:lang w:val="pt-BR"/>
+              </w:rPr>
+              <w:t> </w:t>
+            </w:r>
+            <w:r>
+              <w:rPr>
+                <w:rFonts w:ascii="Calibri" w:eastAsia="Calibri" w:hAnsi="Calibri" w:cs="Calibri"/>
+                <w:lang w:val="pt-BR"/>
+              </w:rPr>
+              <w:t xml:space="preserve">que as leis de um país podem se aplicar ao trabalho realizado em outro. Em caso de dúvida, procure orientação do Departamento </w:t>
+            </w:r>
+            <w:r>
+              <w:rPr>
+                <w:rFonts w:ascii="Calibri" w:eastAsia="Calibri" w:hAnsi="Calibri" w:cs="Calibri"/>
+                <w:lang w:val="pt-BR"/>
+              </w:rPr>
+              <w:t>J</w:t>
+            </w:r>
+            <w:r>
+              <w:rPr>
+                <w:rFonts w:ascii="Calibri" w:eastAsia="Calibri" w:hAnsi="Calibri" w:cs="Calibri"/>
+                <w:lang w:val="pt-BR"/>
+              </w:rPr>
+              <w:t>urídico</w:t>
+            </w:r>
+            <w:ins w:id="93" w:author="Siqueira, Alexandre" w:date="2025-12-19T13:13:00Z" w16du:dateUtc="2025-12-19T16:13:00Z">
+              <w:r>
+                <w:rPr>
+                  <w:rFonts w:ascii="Calibri" w:eastAsia="Calibri" w:hAnsi="Calibri" w:cs="Calibri"/>
+                  <w:lang w:val="pt-BR"/>
+                </w:rPr>
+                <w:t xml:space="preserve"> (LE</w:t>
+              </w:r>
+            </w:ins>
+            <w:ins w:id="94" w:author="Siqueira, Alexandre" w:date="2025-12-19T13:14:00Z" w16du:dateUtc="2025-12-19T16:14:00Z">
+              <w:r>
+                <w:rPr>
+                  <w:rFonts w:ascii="Calibri" w:eastAsia="Calibri" w:hAnsi="Calibri" w:cs="Calibri"/>
+                  <w:lang w:val="pt-BR"/>
+                </w:rPr>
+                <w:t>GAL)</w:t>
+              </w:r>
+            </w:ins>
+            <w:r>
+              <w:rPr>
+                <w:rFonts w:ascii="Calibri" w:eastAsia="Calibri" w:hAnsi="Calibri" w:cs="Calibri"/>
+                <w:lang w:val="pt-BR"/>
+              </w:rPr>
+              <w:t xml:space="preserve"> ou do Escritório de</w:t>
+            </w:r>
+            <w:r>
+              <w:rPr>
+                <w:rFonts w:ascii="Calibri" w:eastAsia="Calibri" w:hAnsi="Calibri" w:cs="Calibri"/>
+                <w:lang w:val="pt-BR"/>
+              </w:rPr>
+              <w:t> </w:t>
+            </w:r>
+            <w:r>
+              <w:rPr>
+                <w:rFonts w:ascii="Calibri" w:eastAsia="Calibri" w:hAnsi="Calibri" w:cs="Calibri"/>
+                <w:lang w:val="pt-BR"/>
+              </w:rPr>
+              <w:t>Ética e Conformidade</w:t>
+            </w:r>
+            <w:r>
+              <w:rPr>
+                <w:rFonts w:ascii="Calibri" w:eastAsia="Calibri" w:hAnsi="Calibri" w:cs="Calibri"/>
+                <w:lang w:val="pt-BR"/>
+              </w:rPr>
+              <w:t xml:space="preserve"> (OEC)</w:t>
+            </w:r>
             <w:r>
               <w:rPr>
                 <w:rFonts w:ascii="Calibri" w:eastAsia="Calibri" w:hAnsi="Calibri" w:cs="Calibri"/>
@@ -12494,6 +13442,7 @@
               <w:rPr>
                 <w:rFonts w:ascii="Calibri" w:eastAsia="Times New Roman" w:hAnsi="Calibri" w:cs="Calibri"/>
               </w:rPr>
+              <w:lastRenderedPageBreak/>
               <w:t>At Abbott we are committed to following competition laws everywhere we operate. These laws prohibit agreements or actions that discourage fair market practices—especially in pricing, sales terms, and interactions with competitors.</w:t>
             </w:r>
           </w:p>
@@ -12509,28 +13458,65 @@
               <w:rPr>
                 <w:rFonts w:ascii="Calibri" w:eastAsia="Times New Roman" w:hAnsi="Calibri" w:cs="Calibri"/>
               </w:rPr>
-              <w:t>Avoid discussing sensitive topics—such as pricing, costs, or business plans—with competitors, and reach out to Legal or the Office of Ethics and Compliance if you have questions or encounter anything inappropriate. Because competition laws are complex and violations can carry serious penalties, we must also carefully manage relationships with third parties to ensure compliance and avoid even the appearance of anti-competitive behavior.</w:t>
-            </w:r>
-          </w:p>
-        </w:tc>
-        <w:tc>
-          <w:tcPr>
-            <w:tcW w:w="6000" w:type="dxa"/>
-          </w:tcPr>
-          <w:p>
-            <w:pPr>
-              <w:spacing w:before="100" w:beforeAutospacing="1" w:after="100" w:afterAutospacing="1"/>
-              <w:ind w:left="30" w:right="30"/>
-              <w:rPr>
-                <w:rFonts w:ascii="Calibri" w:eastAsia="Times New Roman" w:hAnsi="Calibri" w:cs="Calibri"/>
-                <w:lang w:val="pt-BR"/>
-              </w:rPr>
-            </w:pPr>
-            <w:r>
-              <w:rPr>
-                <w:rFonts w:ascii="Calibri" w:eastAsia="Calibri" w:hAnsi="Calibri" w:cs="Calibri"/>
-                <w:lang w:val="pt-BR"/>
-              </w:rPr>
+              <w:t xml:space="preserve">Avoid discussing sensitive topics—such as pricing, costs, or business plans—with </w:t>
+            </w:r>
+            <w:proofErr w:type="gramStart"/>
+            <w:r>
+              <w:rPr>
+                <w:rFonts w:ascii="Calibri" w:eastAsia="Times New Roman" w:hAnsi="Calibri" w:cs="Calibri"/>
+              </w:rPr>
+              <w:t>competitors, and</w:t>
+            </w:r>
+            <w:proofErr w:type="gramEnd"/>
+            <w:r>
+              <w:rPr>
+                <w:rFonts w:ascii="Calibri" w:eastAsia="Times New Roman" w:hAnsi="Calibri" w:cs="Calibri"/>
+              </w:rPr>
+              <w:t xml:space="preserve"> reach out to Legal or the Office of Ethics and Compliance if you have questions or encounter anything inappropriate. Because competition laws are complex and violations can carry serious penalties, we must also carefully manage relationships with third parties to ensure compliance and avoid even the appearance of anti-competitive </w:t>
+            </w:r>
+            <w:del w:id="95" w:author="Siqueira, Alexandre" w:date="2025-12-19T13:14:00Z" w16du:dateUtc="2025-12-19T16:14:00Z">
+              <w:r>
+                <w:rPr>
+                  <w:rFonts w:ascii="Calibri" w:eastAsia="Times New Roman" w:hAnsi="Calibri" w:cs="Calibri"/>
+                </w:rPr>
+                <w:delText>behavior</w:delText>
+              </w:r>
+            </w:del>
+            <w:ins w:id="96" w:author="Siqueira, Alexandre" w:date="2025-12-19T13:14:00Z" w16du:dateUtc="2025-12-19T16:14:00Z">
+              <w:r>
+                <w:rPr>
+                  <w:rFonts w:ascii="Calibri" w:eastAsia="Times New Roman" w:hAnsi="Calibri" w:cs="Calibri"/>
+                </w:rPr>
+                <w:t>behaviour</w:t>
+              </w:r>
+            </w:ins>
+            <w:r>
+              <w:rPr>
+                <w:rFonts w:ascii="Calibri" w:eastAsia="Times New Roman" w:hAnsi="Calibri" w:cs="Calibri"/>
+              </w:rPr>
+              <w:t>.</w:t>
+            </w:r>
+          </w:p>
+        </w:tc>
+        <w:tc>
+          <w:tcPr>
+            <w:tcW w:w="6000" w:type="dxa"/>
+          </w:tcPr>
+          <w:p>
+            <w:pPr>
+              <w:spacing w:before="100" w:beforeAutospacing="1" w:after="100" w:afterAutospacing="1"/>
+              <w:ind w:left="30" w:right="30"/>
+              <w:rPr>
+                <w:rFonts w:ascii="Calibri" w:eastAsia="Times New Roman" w:hAnsi="Calibri" w:cs="Calibri"/>
+                <w:lang w:val="pt-BR"/>
+              </w:rPr>
+            </w:pPr>
+            <w:r>
+              <w:rPr>
+                <w:rFonts w:ascii="Calibri" w:eastAsia="Calibri" w:hAnsi="Calibri" w:cs="Calibri"/>
+                <w:lang w:val="pt-BR"/>
+              </w:rPr>
+              <w:lastRenderedPageBreak/>
               <w:t>CONCORRÊNCIA JUSTA</w:t>
             </w:r>
           </w:p>
@@ -12543,58 +13529,38 @@
                 <w:lang w:val="pt-BR"/>
               </w:rPr>
             </w:pPr>
-            <w:del w:id="61" w:author="Pelosi, Mariana" w:date="2025-12-18T14:18:00Z">
+            <w:del w:id="97" w:author="Siqueira, Alexandre" w:date="2025-12-19T13:13:00Z" w16du:dateUtc="2025-12-19T16:13:00Z">
               <w:r>
                 <w:rPr>
                   <w:rFonts w:ascii="Calibri" w:eastAsia="Calibri" w:hAnsi="Calibri" w:cs="Calibri"/>
                   <w:lang w:val="pt-BR"/>
                 </w:rPr>
-                <w:delText>Temos de a</w:delText>
+                <w:delText>A</w:delText>
               </w:r>
             </w:del>
-            <w:ins w:id="62" w:author="Pelosi, Mariana" w:date="2025-12-18T14:18:00Z">
+            <w:r>
+              <w:rPr>
+                <w:rFonts w:ascii="Calibri" w:eastAsia="Calibri" w:hAnsi="Calibri" w:cs="Calibri"/>
+                <w:lang w:val="pt-BR"/>
+              </w:rPr>
+              <w:t xml:space="preserve">Garantimos </w:t>
+            </w:r>
+            <w:r>
+              <w:rPr>
+                <w:rFonts w:ascii="Calibri" w:eastAsia="Calibri" w:hAnsi="Calibri" w:cs="Calibri"/>
+                <w:lang w:val="pt-BR"/>
+              </w:rPr>
+              <w:t xml:space="preserve">que todas as interações que temos com </w:t>
+            </w:r>
+            <w:del w:id="98" w:author="Pelosi, Mariana" w:date="2025-12-19T13:51:00Z">
               <w:r>
                 <w:rPr>
                   <w:rFonts w:ascii="Calibri" w:eastAsia="Calibri" w:hAnsi="Calibri" w:cs="Calibri"/>
                   <w:lang w:val="pt-BR"/>
                 </w:rPr>
-                <w:t>A</w:t>
-              </w:r>
-            </w:ins>
-            <w:del w:id="63" w:author="Pelosi, Mariana" w:date="2025-12-19T13:51:00Z">
-              <w:r>
-                <w:rPr>
-                  <w:rFonts w:ascii="Calibri" w:eastAsia="Calibri" w:hAnsi="Calibri" w:cs="Calibri"/>
-                  <w:lang w:val="pt-BR"/>
-                </w:rPr>
-                <w:delText xml:space="preserve">ssegurar </w:delText>
+                <w:delText xml:space="preserve">os </w:delText>
               </w:r>
             </w:del>
-            <w:ins w:id="64" w:author="Pelosi, Mariana" w:date="2025-12-19T13:51:00Z">
-              <w:r>
-                <w:rPr>
-                  <w:rFonts w:ascii="Calibri" w:eastAsia="Calibri" w:hAnsi="Calibri" w:cs="Calibri"/>
-                  <w:lang w:val="pt-BR"/>
-                </w:rPr>
-                <w:t xml:space="preserve">Garantimos </w:t>
-              </w:r>
-            </w:ins>
-            <w:r>
-              <w:rPr>
-                <w:rFonts w:ascii="Calibri" w:eastAsia="Calibri" w:hAnsi="Calibri" w:cs="Calibri"/>
-                <w:lang w:val="pt-BR"/>
-              </w:rPr>
-              <w:t xml:space="preserve">que todas as interações que temos com </w:t>
-            </w:r>
-            <w:del w:id="65" w:author="Pelosi, Mariana" w:date="2025-12-19T13:51:00Z">
-              <w:r>
-                <w:rPr>
-                  <w:rFonts w:ascii="Calibri" w:eastAsia="Calibri" w:hAnsi="Calibri" w:cs="Calibri"/>
-                  <w:lang w:val="pt-BR"/>
-                </w:rPr>
-                <w:delText xml:space="preserve">os </w:delText>
-              </w:r>
-            </w:del>
             <w:r>
               <w:rPr>
                 <w:rFonts w:ascii="Calibri" w:eastAsia="Calibri" w:hAnsi="Calibri" w:cs="Calibri"/>
@@ -12617,6 +13583,7 @@
                 <w:rFonts w:ascii="Calibri" w:eastAsia="Calibri" w:hAnsi="Calibri" w:cs="Calibri"/>
                 <w:lang w:val="pt-BR"/>
               </w:rPr>
+              <w:lastRenderedPageBreak/>
               <w:t>Na Abbott, estamos comprometidos em seguir as leis de concorrência em todos os locais onde atuamos. Essas leis proíbem acordos ou ações que desestimulem práticas comerciais justas, especialmente em relação a preços, condições de venda e interações com concorrentes.</w:t>
             </w:r>
           </w:p>
@@ -12636,24 +13603,13 @@
               </w:rPr>
               <w:t xml:space="preserve">Evite discutir assuntos </w:t>
             </w:r>
-            <w:del w:id="66" w:author="Pelosi, Mariana" w:date="2025-12-18T14:18:00Z">
-              <w:r>
-                <w:rPr>
-                  <w:rFonts w:ascii="Calibri" w:eastAsia="Calibri" w:hAnsi="Calibri" w:cs="Calibri"/>
-                  <w:lang w:val="pt-BR"/>
-                </w:rPr>
-                <w:delText>delicados</w:delText>
-              </w:r>
-            </w:del>
-            <w:ins w:id="67" w:author="Pelosi, Mariana" w:date="2025-12-18T14:18:00Z">
-              <w:r>
-                <w:rPr>
-                  <w:rFonts w:ascii="Calibri" w:eastAsia="Calibri" w:hAnsi="Calibri" w:cs="Calibri"/>
-                  <w:lang w:val="pt-BR"/>
-                </w:rPr>
-                <w:t>sensíveis</w:t>
-              </w:r>
-            </w:ins>
+            <w:r>
+              <w:rPr>
+                <w:rFonts w:ascii="Calibri" w:eastAsia="Calibri" w:hAnsi="Calibri" w:cs="Calibri"/>
+                <w:lang w:val="pt-BR"/>
+              </w:rPr>
+              <w:t>sensíveis</w:t>
+            </w:r>
             <w:r>
               <w:rPr>
                 <w:rFonts w:ascii="Calibri" w:eastAsia="Calibri" w:hAnsi="Calibri" w:cs="Calibri"/>
@@ -12661,15 +13617,13 @@
               </w:rPr>
               <w:t xml:space="preserve"> — como preços, custos ou planos de negócios — com concorrentes e entre em contato com o Departamento Jurídico ou </w:t>
             </w:r>
-            <w:ins w:id="68" w:author="Pelosi, Mariana" w:date="2025-12-18T14:18:00Z">
-              <w:r>
-                <w:rPr>
-                  <w:rFonts w:ascii="Calibri" w:eastAsia="Calibri" w:hAnsi="Calibri" w:cs="Calibri"/>
-                  <w:lang w:val="pt-BR"/>
-                </w:rPr>
-                <w:t xml:space="preserve">com </w:t>
-              </w:r>
-            </w:ins>
+            <w:r>
+              <w:rPr>
+                <w:rFonts w:ascii="Calibri" w:eastAsia="Calibri" w:hAnsi="Calibri" w:cs="Calibri"/>
+                <w:lang w:val="pt-BR"/>
+              </w:rPr>
+              <w:t xml:space="preserve">com </w:t>
+            </w:r>
             <w:r>
               <w:rPr>
                 <w:rFonts w:ascii="Calibri" w:eastAsia="Calibri" w:hAnsi="Calibri" w:cs="Calibri"/>
@@ -12677,15 +13631,13 @@
               </w:rPr>
               <w:t xml:space="preserve">o Escritório de Ética e Conformidade </w:t>
             </w:r>
-            <w:ins w:id="69" w:author="Pelosi, Mariana" w:date="2025-12-19T13:51:00Z">
-              <w:r>
-                <w:rPr>
-                  <w:rFonts w:ascii="Calibri" w:eastAsia="Calibri" w:hAnsi="Calibri" w:cs="Calibri"/>
-                  <w:lang w:val="pt-BR"/>
-                </w:rPr>
-                <w:t xml:space="preserve">(OEC) </w:t>
-              </w:r>
-            </w:ins>
+            <w:r>
+              <w:rPr>
+                <w:rFonts w:ascii="Calibri" w:eastAsia="Calibri" w:hAnsi="Calibri" w:cs="Calibri"/>
+                <w:lang w:val="pt-BR"/>
+              </w:rPr>
+              <w:t xml:space="preserve">(OEC) </w:t>
+            </w:r>
             <w:r>
               <w:rPr>
                 <w:rFonts w:ascii="Calibri" w:eastAsia="Calibri" w:hAnsi="Calibri" w:cs="Calibri"/>
@@ -13500,7 +14452,6 @@
                 <w:rFonts w:ascii="Calibri" w:eastAsia="Times New Roman" w:hAnsi="Calibri" w:cs="Calibri"/>
                 <w:sz w:val="16"/>
               </w:rPr>
-              <w:lastRenderedPageBreak/>
               <w:t>Screen 15</w:t>
             </w:r>
           </w:p>
@@ -13865,24 +14816,13 @@
               </w:rPr>
               <w:t xml:space="preserve">[1] Contratar um HCP para falar sobre uma área de doença em particular devido às suas habilidades e </w:t>
             </w:r>
-            <w:del w:id="70" w:author="Pelosi, Mariana" w:date="2025-12-18T14:19:00Z">
-              <w:r>
-                <w:rPr>
-                  <w:rFonts w:ascii="Calibri" w:eastAsia="Calibri" w:hAnsi="Calibri" w:cs="Calibri"/>
-                  <w:lang w:val="pt-BR"/>
-                </w:rPr>
-                <w:delText>perícia</w:delText>
-              </w:r>
-            </w:del>
-            <w:ins w:id="71" w:author="Pelosi, Mariana" w:date="2025-12-18T14:19:00Z">
-              <w:r>
-                <w:rPr>
-                  <w:rFonts w:ascii="Calibri" w:eastAsia="Calibri" w:hAnsi="Calibri" w:cs="Calibri"/>
-                  <w:lang w:val="pt-BR"/>
-                </w:rPr>
-                <w:t>conhecimento</w:t>
-              </w:r>
-            </w:ins>
+            <w:r>
+              <w:rPr>
+                <w:rFonts w:ascii="Calibri" w:eastAsia="Calibri" w:hAnsi="Calibri" w:cs="Calibri"/>
+                <w:lang w:val="pt-BR"/>
+              </w:rPr>
+              <w:t>conhecimento</w:t>
+            </w:r>
             <w:r>
               <w:rPr>
                 <w:rFonts w:ascii="Calibri" w:eastAsia="Calibri" w:hAnsi="Calibri" w:cs="Calibri"/>
@@ -14406,24 +15346,13 @@
               </w:rPr>
               <w:t xml:space="preserve">Contratar um HCP para coordenar um programa educacional devido às suas habilidades e </w:t>
             </w:r>
-            <w:del w:id="72" w:author="Pelosi, Mariana" w:date="2025-12-18T14:20:00Z">
-              <w:r>
-                <w:rPr>
-                  <w:rFonts w:ascii="Calibri" w:eastAsia="Calibri" w:hAnsi="Calibri" w:cs="Calibri"/>
-                  <w:lang w:val="pt-BR"/>
-                </w:rPr>
-                <w:delText>perícia</w:delText>
-              </w:r>
-            </w:del>
-            <w:ins w:id="73" w:author="Pelosi, Mariana" w:date="2025-12-18T14:20:00Z">
-              <w:r>
-                <w:rPr>
-                  <w:rFonts w:ascii="Calibri" w:eastAsia="Calibri" w:hAnsi="Calibri" w:cs="Calibri"/>
-                  <w:lang w:val="pt-BR"/>
-                </w:rPr>
-                <w:t>conhecimento</w:t>
-              </w:r>
-            </w:ins>
+            <w:r>
+              <w:rPr>
+                <w:rFonts w:ascii="Calibri" w:eastAsia="Calibri" w:hAnsi="Calibri" w:cs="Calibri"/>
+                <w:lang w:val="pt-BR"/>
+              </w:rPr>
+              <w:t>conhecimento</w:t>
+            </w:r>
             <w:r>
               <w:rPr>
                 <w:rFonts w:ascii="Calibri" w:eastAsia="Calibri" w:hAnsi="Calibri" w:cs="Calibri"/>
@@ -15036,24 +15965,13 @@
               </w:rPr>
               <w:t xml:space="preserve">[4] </w:t>
             </w:r>
-            <w:del w:id="74" w:author="Pelosi, Mariana" w:date="2025-12-18T14:20:00Z">
-              <w:r>
-                <w:rPr>
-                  <w:rFonts w:ascii="Calibri" w:eastAsia="Calibri" w:hAnsi="Calibri" w:cs="Calibri"/>
-                  <w:lang w:val="pt-BR"/>
-                </w:rPr>
-                <w:delText>Pena de p</w:delText>
-              </w:r>
-            </w:del>
-            <w:ins w:id="75" w:author="Pelosi, Mariana" w:date="2025-12-18T14:20:00Z">
-              <w:r>
-                <w:rPr>
-                  <w:rFonts w:ascii="Calibri" w:eastAsia="Calibri" w:hAnsi="Calibri" w:cs="Calibri"/>
-                  <w:lang w:val="pt-BR"/>
-                </w:rPr>
-                <w:t>P</w:t>
-              </w:r>
-            </w:ins>
+            <w:r>
+              <w:rPr>
+                <w:rFonts w:ascii="Calibri" w:eastAsia="Calibri" w:hAnsi="Calibri" w:cs="Calibri"/>
+                <w:lang w:val="pt-BR"/>
+              </w:rPr>
+              <w:t>P</w:t>
+            </w:r>
             <w:r>
               <w:rPr>
                 <w:rFonts w:ascii="Calibri" w:eastAsia="Calibri" w:hAnsi="Calibri" w:cs="Calibri"/>
@@ -15324,30 +16242,7 @@
                 <w:rFonts w:ascii="Calibri" w:eastAsia="Calibri" w:hAnsi="Calibri" w:cs="Calibri"/>
                 <w:lang w:val="pt-BR"/>
               </w:rPr>
-              <w:t xml:space="preserve">As consequências para pessoas físicas envolvidas em suborno e corrupção podem incluir dano à reputação, multas e penalidades, demissão e até mesmo </w:t>
-            </w:r>
-            <w:del w:id="76" w:author="Pelosi, Mariana" w:date="2025-12-18T14:20:00Z">
-              <w:r>
-                <w:rPr>
-                  <w:rFonts w:ascii="Calibri" w:eastAsia="Calibri" w:hAnsi="Calibri" w:cs="Calibri"/>
-                  <w:lang w:val="pt-BR"/>
-                </w:rPr>
-                <w:delText>pena de</w:delText>
-              </w:r>
-              <w:r>
-                <w:rPr>
-                  <w:rFonts w:ascii="Calibri" w:eastAsia="Calibri" w:hAnsi="Calibri" w:cs="Calibri"/>
-                  <w:lang w:val="pt-BR"/>
-                </w:rPr>
-                <w:delText> </w:delText>
-              </w:r>
-            </w:del>
-            <w:r>
-              <w:rPr>
-                <w:rFonts w:ascii="Calibri" w:eastAsia="Calibri" w:hAnsi="Calibri" w:cs="Calibri"/>
-                <w:lang w:val="pt-BR"/>
-              </w:rPr>
-              <w:t>prisão.</w:t>
+              <w:t>As consequências para pessoas físicas envolvidas em suborno e corrupção podem incluir dano à reputação, multas e penalidades, demissão e até mesmo prisão.</w:t>
             </w:r>
           </w:p>
         </w:tc>
@@ -15444,20 +16339,54 @@
               <w:rPr>
                 <w:rFonts w:ascii="Calibri" w:eastAsia="Times New Roman" w:hAnsi="Calibri" w:cs="Calibri"/>
               </w:rPr>
-              <w:t>[4] A sales representative also owns a small jewelry shop. She decides it would be nice to provide small gifts from her shop to HCPs who have not prescribed Abbott product lately. Is this okay?</w:t>
-            </w:r>
-          </w:p>
-        </w:tc>
-        <w:tc>
-          <w:tcPr>
-            <w:tcW w:w="6000" w:type="dxa"/>
-          </w:tcPr>
-          <w:p>
-            <w:pPr>
-              <w:spacing w:before="100" w:beforeAutospacing="1" w:after="100" w:afterAutospacing="1"/>
-              <w:ind w:left="30" w:right="30"/>
-              <w:rPr>
-                <w:rFonts w:ascii="Calibri" w:eastAsia="Times New Roman" w:hAnsi="Calibri" w:cs="Calibri"/>
+              <w:t xml:space="preserve">[4] A sales representative also owns a small </w:t>
+            </w:r>
+            <w:proofErr w:type="spellStart"/>
+            <w:r>
+              <w:rPr>
+                <w:rFonts w:ascii="Calibri" w:eastAsia="Times New Roman" w:hAnsi="Calibri" w:cs="Calibri"/>
+              </w:rPr>
+              <w:t>jewelry</w:t>
+            </w:r>
+            <w:proofErr w:type="spellEnd"/>
+            <w:r>
+              <w:rPr>
+                <w:rFonts w:ascii="Calibri" w:eastAsia="Times New Roman" w:hAnsi="Calibri" w:cs="Calibri"/>
+              </w:rPr>
+              <w:t xml:space="preserve"> shop. She decides it would be nice to provide small gifts from her shop to HCPs who have not prescribed Abbott product lately. Is </w:t>
+            </w:r>
+            <w:proofErr w:type="gramStart"/>
+            <w:r>
+              <w:rPr>
+                <w:rFonts w:ascii="Calibri" w:eastAsia="Times New Roman" w:hAnsi="Calibri" w:cs="Calibri"/>
+              </w:rPr>
+              <w:t>this</w:t>
+            </w:r>
+            <w:proofErr w:type="gramEnd"/>
+            <w:r>
+              <w:rPr>
+                <w:rFonts w:ascii="Calibri" w:eastAsia="Times New Roman" w:hAnsi="Calibri" w:cs="Calibri"/>
+              </w:rPr>
+              <w:t xml:space="preserve"> okay?</w:t>
+            </w:r>
+          </w:p>
+        </w:tc>
+        <w:tc>
+          <w:tcPr>
+            <w:tcW w:w="6000" w:type="dxa"/>
+          </w:tcPr>
+          <w:p>
+            <w:pPr>
+              <w:spacing w:before="100" w:beforeAutospacing="1" w:after="100" w:afterAutospacing="1"/>
+              <w:ind w:left="30" w:right="30"/>
+              <w:rPr>
+                <w:rFonts w:ascii="Calibri" w:eastAsia="Times New Roman" w:hAnsi="Calibri" w:cs="Calibri"/>
+                <w:lang w:val="pt-BR"/>
+                <w:rPrChange w:id="99" w:author="Siqueira, Alexandre" w:date="2025-12-19T13:17:00Z" w16du:dateUtc="2025-12-19T16:17:00Z">
+                  <w:rPr>
+                    <w:rFonts w:ascii="Calibri" w:eastAsia="Times New Roman" w:hAnsi="Calibri" w:cs="Calibri"/>
+                  </w:rPr>
+                </w:rPrChange>
               </w:rPr>
             </w:pPr>
             <w:r>
@@ -15467,15 +16396,13 @@
               </w:rPr>
               <w:t>[4] Um</w:t>
             </w:r>
-            <w:ins w:id="77" w:author="Pelosi, Mariana" w:date="2025-12-18T14:20:00Z">
-              <w:r>
-                <w:rPr>
-                  <w:rFonts w:ascii="Calibri" w:eastAsia="Calibri" w:hAnsi="Calibri" w:cs="Calibri"/>
-                  <w:lang w:val="pt-BR"/>
-                </w:rPr>
-                <w:t>a</w:t>
-              </w:r>
-            </w:ins>
+            <w:r>
+              <w:rPr>
+                <w:rFonts w:ascii="Calibri" w:eastAsia="Calibri" w:hAnsi="Calibri" w:cs="Calibri"/>
+                <w:lang w:val="pt-BR"/>
+              </w:rPr>
+              <w:t>a</w:t>
+            </w:r>
             <w:r>
               <w:rPr>
                 <w:rFonts w:ascii="Calibri" w:eastAsia="Calibri" w:hAnsi="Calibri" w:cs="Calibri"/>
@@ -15483,24 +16410,13 @@
               </w:rPr>
               <w:t xml:space="preserve"> representante comercial também é proprietári</w:t>
             </w:r>
-            <w:del w:id="78" w:author="Pelosi, Mariana" w:date="2025-12-18T14:20:00Z">
-              <w:r>
-                <w:rPr>
-                  <w:rFonts w:ascii="Calibri" w:eastAsia="Calibri" w:hAnsi="Calibri" w:cs="Calibri"/>
-                  <w:lang w:val="pt-BR"/>
-                </w:rPr>
-                <w:delText>o</w:delText>
-              </w:r>
-            </w:del>
-            <w:ins w:id="79" w:author="Pelosi, Mariana" w:date="2025-12-18T14:20:00Z">
-              <w:r>
-                <w:rPr>
-                  <w:rFonts w:ascii="Calibri" w:eastAsia="Calibri" w:hAnsi="Calibri" w:cs="Calibri"/>
-                  <w:lang w:val="pt-BR"/>
-                </w:rPr>
-                <w:t>a</w:t>
-              </w:r>
-            </w:ins>
+            <w:r>
+              <w:rPr>
+                <w:rFonts w:ascii="Calibri" w:eastAsia="Calibri" w:hAnsi="Calibri" w:cs="Calibri"/>
+                <w:lang w:val="pt-BR"/>
+              </w:rPr>
+              <w:t>a</w:t>
+            </w:r>
             <w:r>
               <w:rPr>
                 <w:rFonts w:ascii="Calibri" w:eastAsia="Calibri" w:hAnsi="Calibri" w:cs="Calibri"/>
@@ -15522,24 +16438,13 @@
               </w:rPr>
               <w:t>uma pequena joalh</w:t>
             </w:r>
-            <w:del w:id="80" w:author="Pelosi, Mariana" w:date="2025-12-18T14:20:00Z">
-              <w:r>
-                <w:rPr>
-                  <w:rFonts w:ascii="Calibri" w:eastAsia="Calibri" w:hAnsi="Calibri" w:cs="Calibri"/>
-                  <w:lang w:val="pt-BR"/>
-                </w:rPr>
-                <w:delText>a</w:delText>
-              </w:r>
-            </w:del>
-            <w:ins w:id="81" w:author="Pelosi, Mariana" w:date="2025-12-18T14:20:00Z">
-              <w:r>
-                <w:rPr>
-                  <w:rFonts w:ascii="Calibri" w:eastAsia="Calibri" w:hAnsi="Calibri" w:cs="Calibri"/>
-                  <w:lang w:val="pt-BR"/>
-                </w:rPr>
-                <w:t>e</w:t>
-              </w:r>
-            </w:ins>
+            <w:r>
+              <w:rPr>
+                <w:rFonts w:ascii="Calibri" w:eastAsia="Calibri" w:hAnsi="Calibri" w:cs="Calibri"/>
+                <w:lang w:val="pt-BR"/>
+              </w:rPr>
+              <w:t>e</w:t>
+            </w:r>
             <w:r>
               <w:rPr>
                 <w:rFonts w:ascii="Calibri" w:eastAsia="Calibri" w:hAnsi="Calibri" w:cs="Calibri"/>
@@ -15547,24 +16452,13 @@
               </w:rPr>
               <w:t xml:space="preserve">ria. Ela </w:t>
             </w:r>
-            <w:del w:id="82" w:author="Pelosi, Mariana" w:date="2025-12-18T14:21:00Z">
-              <w:r>
-                <w:rPr>
-                  <w:rFonts w:ascii="Calibri" w:eastAsia="Calibri" w:hAnsi="Calibri" w:cs="Calibri"/>
-                  <w:lang w:val="pt-BR"/>
-                </w:rPr>
-                <w:delText>crê</w:delText>
-              </w:r>
-            </w:del>
-            <w:ins w:id="83" w:author="Pelosi, Mariana" w:date="2025-12-18T14:21:00Z">
-              <w:r>
-                <w:rPr>
-                  <w:rFonts w:ascii="Calibri" w:eastAsia="Calibri" w:hAnsi="Calibri" w:cs="Calibri"/>
-                  <w:lang w:val="pt-BR"/>
-                </w:rPr>
-                <w:t>entende</w:t>
-              </w:r>
-            </w:ins>
+            <w:r>
+              <w:rPr>
+                <w:rFonts w:ascii="Calibri" w:eastAsia="Calibri" w:hAnsi="Calibri" w:cs="Calibri"/>
+                <w:lang w:val="pt-BR"/>
+              </w:rPr>
+              <w:t>entende</w:t>
+            </w:r>
             <w:r>
               <w:rPr>
                 <w:rFonts w:ascii="Calibri" w:eastAsia="Calibri" w:hAnsi="Calibri" w:cs="Calibri"/>
@@ -15572,24 +16466,13 @@
               </w:rPr>
               <w:t xml:space="preserve"> que seria bom fornecer pequenos presentes da sua loja aos </w:t>
             </w:r>
-            <w:del w:id="84" w:author="Pelosi, Mariana" w:date="2025-12-18T14:21:00Z">
-              <w:r>
-                <w:rPr>
-                  <w:rFonts w:ascii="Calibri" w:eastAsia="Calibri" w:hAnsi="Calibri" w:cs="Calibri"/>
-                  <w:lang w:val="pt-BR"/>
-                </w:rPr>
-                <w:delText xml:space="preserve">HCPs </w:delText>
-              </w:r>
-            </w:del>
-            <w:ins w:id="85" w:author="Pelosi, Mariana" w:date="2025-12-18T14:21:00Z">
-              <w:r>
-                <w:rPr>
-                  <w:rFonts w:ascii="Calibri" w:eastAsia="Calibri" w:hAnsi="Calibri" w:cs="Calibri"/>
-                  <w:lang w:val="pt-BR"/>
-                </w:rPr>
-                <w:t xml:space="preserve">profissionais de saúde </w:t>
-              </w:r>
-            </w:ins>
+            <w:r>
+              <w:rPr>
+                <w:rFonts w:ascii="Calibri" w:eastAsia="Calibri" w:hAnsi="Calibri" w:cs="Calibri"/>
+                <w:lang w:val="pt-BR"/>
+              </w:rPr>
+              <w:t xml:space="preserve">profissionais de saúde </w:t>
+            </w:r>
             <w:r>
               <w:rPr>
                 <w:rFonts w:ascii="Calibri" w:eastAsia="Calibri" w:hAnsi="Calibri" w:cs="Calibri"/>
@@ -15992,24 +16875,13 @@
               </w:rPr>
               <w:t xml:space="preserve">saúde, pois </w:t>
             </w:r>
-            <w:ins w:id="86" w:author="Pelosi, Mariana" w:date="2025-12-18T14:21:00Z">
-              <w:r>
-                <w:rPr>
-                  <w:rFonts w:ascii="Calibri" w:eastAsia="Calibri" w:hAnsi="Calibri" w:cs="Calibri"/>
-                  <w:lang w:val="pt-BR"/>
-                </w:rPr>
-                <w:t>a</w:t>
-              </w:r>
-            </w:ins>
-            <w:del w:id="87" w:author="Pelosi, Mariana" w:date="2025-12-18T14:21:00Z">
-              <w:r>
-                <w:rPr>
-                  <w:rFonts w:ascii="Calibri" w:eastAsia="Calibri" w:hAnsi="Calibri" w:cs="Calibri"/>
-                  <w:lang w:val="pt-BR"/>
-                </w:rPr>
-                <w:delText>o</w:delText>
-              </w:r>
-            </w:del>
+            <w:r>
+              <w:rPr>
+                <w:rFonts w:ascii="Calibri" w:eastAsia="Calibri" w:hAnsi="Calibri" w:cs="Calibri"/>
+                <w:lang w:val="pt-BR"/>
+              </w:rPr>
+              <w:t>a</w:t>
+            </w:r>
             <w:r>
               <w:rPr>
                 <w:rFonts w:ascii="Calibri" w:eastAsia="Calibri" w:hAnsi="Calibri" w:cs="Calibri"/>
@@ -16630,7 +17502,6 @@
               <w:rPr>
                 <w:rFonts w:ascii="Calibri" w:eastAsia="Times New Roman" w:hAnsi="Calibri" w:cs="Calibri"/>
               </w:rPr>
-              <w:lastRenderedPageBreak/>
               <w:t>Next</w:t>
             </w:r>
           </w:p>
@@ -16653,7 +17524,6 @@
                 <w:rFonts w:ascii="Calibri" w:eastAsia="Calibri" w:hAnsi="Calibri" w:cs="Calibri"/>
                 <w:lang w:val="pt-BR"/>
               </w:rPr>
-              <w:lastRenderedPageBreak/>
               <w:t>[4] Pesquise distribuidores alternativos, caso a alegação seja verdadeira.</w:t>
             </w:r>
           </w:p>
@@ -16670,7 +17540,6 @@
                 <w:rFonts w:ascii="Calibri" w:eastAsia="Calibri" w:hAnsi="Calibri" w:cs="Calibri"/>
                 <w:lang w:val="pt-BR"/>
               </w:rPr>
-              <w:lastRenderedPageBreak/>
               <w:t>Próximo</w:t>
             </w:r>
           </w:p>
@@ -16703,7 +17572,6 @@
                 <w:rFonts w:ascii="Calibri" w:eastAsia="Times New Roman" w:hAnsi="Calibri" w:cs="Calibri"/>
                 <w:sz w:val="16"/>
               </w:rPr>
-              <w:lastRenderedPageBreak/>
               <w:t>Screen 15</w:t>
             </w:r>
           </w:p>
@@ -16883,7 +17751,14 @@
               <w:rPr>
                 <w:rFonts w:ascii="Calibri" w:eastAsia="Times New Roman" w:hAnsi="Calibri" w:cs="Calibri"/>
               </w:rPr>
-              <w:t>[6] A travel agency is arranging travel for healthcare professionals (HCPs) who provide proctoring services for Abbott. Upon reviewing the submitted receipts, discrepancies are found—the total does not match the reimbursement request, and some receipts are missing key details such as travel dates.</w:t>
+              <w:t xml:space="preserve">[6] A travel agency is arranging travel for healthcare professionals (HCPs) who provide proctoring services for Abbott. Upon reviewing the submitted receipts, discrepancies are found—the total does not match the </w:t>
+            </w:r>
+            <w:r>
+              <w:rPr>
+                <w:rFonts w:ascii="Calibri" w:eastAsia="Times New Roman" w:hAnsi="Calibri" w:cs="Calibri"/>
+              </w:rPr>
+              <w:lastRenderedPageBreak/>
+              <w:t>reimbursement request, and some receipts are missing key details such as travel dates.</w:t>
             </w:r>
           </w:p>
           <w:p>
@@ -16920,41 +17795,30 @@
                 <w:rFonts w:ascii="Calibri" w:eastAsia="Calibri" w:hAnsi="Calibri" w:cs="Calibri"/>
                 <w:lang w:val="pt-BR"/>
               </w:rPr>
+              <w:lastRenderedPageBreak/>
               <w:t xml:space="preserve">[6] Uma agência de viagens está organizando viagens para profissionais de saúde (HCPs) que prestam serviços de </w:t>
             </w:r>
-            <w:del w:id="88" w:author="Pelosi, Mariana" w:date="2025-12-18T16:09:00Z">
-              <w:r>
-                <w:rPr>
-                  <w:rFonts w:ascii="Calibri" w:eastAsia="Calibri" w:hAnsi="Calibri" w:cs="Calibri"/>
-                  <w:lang w:val="pt-BR"/>
-                </w:rPr>
-                <w:delText>supervisão</w:delText>
-              </w:r>
-            </w:del>
-            <w:ins w:id="89" w:author="Pelosi, Mariana" w:date="2025-12-18T16:09:00Z">
-              <w:r>
-                <w:rPr>
-                  <w:rFonts w:ascii="Calibri" w:eastAsia="Calibri" w:hAnsi="Calibri" w:cs="Calibri"/>
-                  <w:lang w:val="pt-BR"/>
-                </w:rPr>
-                <w:t>pro</w:t>
-              </w:r>
-            </w:ins>
-            <w:ins w:id="90" w:author="Pelosi, Mariana" w:date="2025-12-18T16:10:00Z">
-              <w:r>
-                <w:rPr>
-                  <w:rFonts w:ascii="Calibri" w:eastAsia="Calibri" w:hAnsi="Calibri" w:cs="Calibri"/>
-                  <w:lang w:val="pt-BR"/>
-                </w:rPr>
-                <w:t>ctoria</w:t>
-              </w:r>
-            </w:ins>
-            <w:r>
-              <w:rPr>
-                <w:rFonts w:ascii="Calibri" w:eastAsia="Calibri" w:hAnsi="Calibri" w:cs="Calibri"/>
-                <w:lang w:val="pt-BR"/>
-              </w:rPr>
-              <w:t xml:space="preserve"> para a Abbott. Ao analisar os recibos enviados, foram encontradas discrepâncias: o total não corresponde ao pedido de reembolso e alguns recibos não contêm detalhes importantes, como as datas da viagem.</w:t>
+            <w:r>
+              <w:rPr>
+                <w:rFonts w:ascii="Calibri" w:eastAsia="Calibri" w:hAnsi="Calibri" w:cs="Calibri"/>
+                <w:lang w:val="pt-BR"/>
+              </w:rPr>
+              <w:t>proctoria</w:t>
+            </w:r>
+            <w:r>
+              <w:rPr>
+                <w:rFonts w:ascii="Calibri" w:eastAsia="Calibri" w:hAnsi="Calibri" w:cs="Calibri"/>
+                <w:lang w:val="pt-BR"/>
+              </w:rPr>
+              <w:t xml:space="preserve"> para a Abbott. Ao analisar os recibos enviados, </w:t>
+            </w:r>
+            <w:r>
+              <w:rPr>
+                <w:rFonts w:ascii="Calibri" w:eastAsia="Calibri" w:hAnsi="Calibri" w:cs="Calibri"/>
+                <w:lang w:val="pt-BR"/>
+              </w:rPr>
+              <w:lastRenderedPageBreak/>
+              <w:t>foram encontradas discrepâncias: o total não corresponde ao pedido de reembolso e alguns recibos não contêm detalhes importantes, como as datas da viagem.</w:t>
             </w:r>
           </w:p>
           <w:p>
@@ -17524,7 +18388,6 @@
                 <w:rFonts w:ascii="Calibri" w:eastAsia="Times New Roman" w:hAnsi="Calibri" w:cs="Calibri"/>
                 <w:sz w:val="16"/>
               </w:rPr>
-              <w:lastRenderedPageBreak/>
               <w:t>Screen 15</w:t>
             </w:r>
           </w:p>
@@ -17732,27 +18595,35 @@
               <w:rPr>
                 <w:rFonts w:ascii="Calibri" w:eastAsia="Times New Roman" w:hAnsi="Calibri" w:cs="Calibri"/>
               </w:rPr>
-              <w:t>[7] You are working in an affiliate where it is allowed to sponsor HCPs to attend educational conferences. You are in the process of selecting HCPs to attend a conference. The criteria that you use for selection include: (1) whether the topic of the conference falls within the HCP’s area of expertise; (2) whether Abbott has sponsored the HCP in the past year; and (3) whether the HCP is likely to recommend Abbott products or utilize Abbott devices after attending the event. Are these criteria appropriate?</w:t>
-            </w:r>
-          </w:p>
-        </w:tc>
-        <w:tc>
-          <w:tcPr>
-            <w:tcW w:w="6000" w:type="dxa"/>
-          </w:tcPr>
-          <w:p>
-            <w:pPr>
-              <w:spacing w:before="100" w:beforeAutospacing="1" w:after="100" w:afterAutospacing="1"/>
-              <w:ind w:left="30" w:right="30"/>
-              <w:rPr>
-                <w:rFonts w:ascii="Calibri" w:eastAsia="Times New Roman" w:hAnsi="Calibri" w:cs="Calibri"/>
-              </w:rPr>
-            </w:pPr>
-            <w:r>
-              <w:rPr>
-                <w:rFonts w:ascii="Calibri" w:eastAsia="Calibri" w:hAnsi="Calibri" w:cs="Calibri"/>
-                <w:lang w:val="pt-BR"/>
-              </w:rPr>
+              <w:t xml:space="preserve">[7] You are working in an affiliate where it is allowed to sponsor HCPs to attend educational conferences. You are in the process of selecting HCPs to attend a conference. The criteria that you use for selection </w:t>
+            </w:r>
+            <w:r>
+              <w:rPr>
+                <w:rFonts w:ascii="Calibri" w:eastAsia="Times New Roman" w:hAnsi="Calibri" w:cs="Calibri"/>
+              </w:rPr>
+              <w:lastRenderedPageBreak/>
+              <w:t>include: (1) whether the topic of the conference falls within the HCP’s area of expertise; (2) whether Abbott has sponsored the HCP in the past year; and (3) whether the HCP is likely to recommend Abbott products or utilize Abbott devices after attending the event. Are these criteria appropriate?</w:t>
+            </w:r>
+          </w:p>
+        </w:tc>
+        <w:tc>
+          <w:tcPr>
+            <w:tcW w:w="6000" w:type="dxa"/>
+          </w:tcPr>
+          <w:p>
+            <w:pPr>
+              <w:spacing w:before="100" w:beforeAutospacing="1" w:after="100" w:afterAutospacing="1"/>
+              <w:ind w:left="30" w:right="30"/>
+              <w:rPr>
+                <w:rFonts w:ascii="Calibri" w:eastAsia="Times New Roman" w:hAnsi="Calibri" w:cs="Calibri"/>
+              </w:rPr>
+            </w:pPr>
+            <w:r>
+              <w:rPr>
+                <w:rFonts w:ascii="Calibri" w:eastAsia="Calibri" w:hAnsi="Calibri" w:cs="Calibri"/>
+                <w:lang w:val="pt-BR"/>
+              </w:rPr>
+              <w:lastRenderedPageBreak/>
               <w:t>[7] Você está trabalhando em uma afiliada na qual é</w:t>
             </w:r>
             <w:r>
@@ -17767,8 +18638,32 @@
                 <w:rFonts w:ascii="Calibri" w:eastAsia="Calibri" w:hAnsi="Calibri" w:cs="Calibri"/>
                 <w:lang w:val="pt-BR"/>
               </w:rPr>
-              <w:t>permitido patrocinar HCPs para participarem de congressos educacionais. Você está no processo de seleção de HCPs para participação em um congresso científico. O critério que você usa para seleção inclui: (1) se o assunto do congresso está dentro da área de especialização do HCP; (2) se a Abbott patrocinou o HCP no ano anterior; e (3) se o HCP tem a probabilidade de recomendar produtos da Abbott ou usar dispositivos da Abbott depois de participar do evento. Esses critérios são apropriados?</w:t>
-            </w:r>
+              <w:t xml:space="preserve">permitido patrocinar HCPs para participarem de congressos educacionais. Você está no processo de seleção de HCPs para participação em um congresso </w:t>
+            </w:r>
+            <w:r>
+              <w:rPr>
+                <w:rFonts w:ascii="Calibri" w:eastAsia="Calibri" w:hAnsi="Calibri" w:cs="Calibri"/>
+                <w:lang w:val="pt-BR"/>
+              </w:rPr>
+              <w:lastRenderedPageBreak/>
+              <w:t>científico. O critério que você usa para seleção inclui: (1) se o assunto do congresso está dentro da área de especialização do HCP; (2) se a Abbott patrocinou o HCP no ano anterior; e (3) se o HCP tem a probabilidade de recomendar produtos da Abbott ou usar dispositivos da Abbott depois de participar do evento. Esses critérios são apropriados?</w:t>
+            </w:r>
+            <w:ins w:id="100" w:author="Siqueira, Alexandre" w:date="2025-12-19T13:21:00Z" w16du:dateUtc="2025-12-19T16:21:00Z">
+              <w:r>
+                <w:rPr>
+                  <w:rFonts w:ascii="Calibri" w:eastAsia="Calibri" w:hAnsi="Calibri" w:cs="Calibri"/>
+                  <w:lang w:val="pt-BR"/>
+                </w:rPr>
+                <w:t xml:space="preserve"> </w:t>
+              </w:r>
+              <w:r>
+                <w:rPr>
+                  <w:rFonts w:ascii="Calibri" w:eastAsia="Calibri" w:hAnsi="Calibri" w:cs="Calibri"/>
+                  <w:lang w:val="pt-BR"/>
+                </w:rPr>
+                <w:t>*HCP= Profissional de Saúde</w:t>
+              </w:r>
+            </w:ins>
           </w:p>
         </w:tc>
       </w:tr>
@@ -17902,24 +18797,13 @@
               </w:rPr>
               <w:t xml:space="preserve">que o patrocínio: a) seja relevante para a área de especialização do </w:t>
             </w:r>
-            <w:del w:id="91" w:author="Pelosi, Mariana" w:date="2025-12-18T16:10:00Z">
-              <w:r>
-                <w:rPr>
-                  <w:rFonts w:ascii="Calibri" w:eastAsia="Calibri" w:hAnsi="Calibri" w:cs="Calibri"/>
-                  <w:lang w:val="pt-BR"/>
-                </w:rPr>
-                <w:delText>P</w:delText>
-              </w:r>
-            </w:del>
-            <w:ins w:id="92" w:author="Pelosi, Mariana" w:date="2025-12-18T16:10:00Z">
-              <w:r>
-                <w:rPr>
-                  <w:rFonts w:ascii="Calibri" w:eastAsia="Calibri" w:hAnsi="Calibri" w:cs="Calibri"/>
-                  <w:lang w:val="pt-BR"/>
-                </w:rPr>
-                <w:t>p</w:t>
-              </w:r>
-            </w:ins>
+            <w:r>
+              <w:rPr>
+                <w:rFonts w:ascii="Calibri" w:eastAsia="Calibri" w:hAnsi="Calibri" w:cs="Calibri"/>
+                <w:lang w:val="pt-BR"/>
+              </w:rPr>
+              <w:t>p</w:t>
+            </w:r>
             <w:r>
               <w:rPr>
                 <w:rFonts w:ascii="Calibri" w:eastAsia="Calibri" w:hAnsi="Calibri" w:cs="Calibri"/>
@@ -17927,24 +18811,13 @@
               </w:rPr>
               <w:t xml:space="preserve">rofissional de </w:t>
             </w:r>
-            <w:del w:id="93" w:author="Pelosi, Mariana" w:date="2025-12-18T16:10:00Z">
-              <w:r>
-                <w:rPr>
-                  <w:rFonts w:ascii="Calibri" w:eastAsia="Calibri" w:hAnsi="Calibri" w:cs="Calibri"/>
-                  <w:lang w:val="pt-BR"/>
-                </w:rPr>
-                <w:delText>S</w:delText>
-              </w:r>
-            </w:del>
-            <w:ins w:id="94" w:author="Pelosi, Mariana" w:date="2025-12-18T16:10:00Z">
-              <w:r>
-                <w:rPr>
-                  <w:rFonts w:ascii="Calibri" w:eastAsia="Calibri" w:hAnsi="Calibri" w:cs="Calibri"/>
-                  <w:lang w:val="pt-BR"/>
-                </w:rPr>
-                <w:t>s</w:t>
-              </w:r>
-            </w:ins>
+            <w:r>
+              <w:rPr>
+                <w:rFonts w:ascii="Calibri" w:eastAsia="Calibri" w:hAnsi="Calibri" w:cs="Calibri"/>
+                <w:lang w:val="pt-BR"/>
+              </w:rPr>
+              <w:t>s</w:t>
+            </w:r>
             <w:r>
               <w:rPr>
                 <w:rFonts w:ascii="Calibri" w:eastAsia="Calibri" w:hAnsi="Calibri" w:cs="Calibri"/>
@@ -18061,36 +18934,56 @@
               <w:rPr>
                 <w:rFonts w:ascii="Calibri" w:eastAsia="Times New Roman" w:hAnsi="Calibri" w:cs="Calibri"/>
               </w:rPr>
-              <w:t xml:space="preserve">[2] Yes. As long as the reason for sponsoring the HCP is not to influence or reward the individual, you are able to </w:t>
-            </w:r>
-            <w:r>
-              <w:rPr>
-                <w:rFonts w:ascii="Calibri" w:eastAsia="Times New Roman" w:hAnsi="Calibri" w:cs="Calibri"/>
-              </w:rPr>
-              <w:lastRenderedPageBreak/>
-              <w:t>consider the return on your investment – whether or not the individual will continue to prescribe Abbott products.</w:t>
-            </w:r>
-          </w:p>
-        </w:tc>
-        <w:tc>
-          <w:tcPr>
-            <w:tcW w:w="6000" w:type="dxa"/>
-          </w:tcPr>
-          <w:p>
-            <w:pPr>
-              <w:spacing w:before="100" w:beforeAutospacing="1" w:after="100" w:afterAutospacing="1"/>
-              <w:ind w:left="30" w:right="30"/>
-              <w:rPr>
-                <w:rFonts w:ascii="Calibri" w:eastAsia="Times New Roman" w:hAnsi="Calibri" w:cs="Calibri"/>
-                <w:lang w:val="pt-BR"/>
-              </w:rPr>
-            </w:pPr>
-            <w:r>
-              <w:rPr>
-                <w:rFonts w:ascii="Calibri" w:eastAsia="Calibri" w:hAnsi="Calibri" w:cs="Calibri"/>
-                <w:lang w:val="pt-BR"/>
-              </w:rPr>
-              <w:lastRenderedPageBreak/>
+              <w:t xml:space="preserve">[2] Yes. </w:t>
+            </w:r>
+            <w:proofErr w:type="gramStart"/>
+            <w:r>
+              <w:rPr>
+                <w:rFonts w:ascii="Calibri" w:eastAsia="Times New Roman" w:hAnsi="Calibri" w:cs="Calibri"/>
+              </w:rPr>
+              <w:t>As long as</w:t>
+            </w:r>
+            <w:proofErr w:type="gramEnd"/>
+            <w:r>
+              <w:rPr>
+                <w:rFonts w:ascii="Calibri" w:eastAsia="Times New Roman" w:hAnsi="Calibri" w:cs="Calibri"/>
+              </w:rPr>
+              <w:t xml:space="preserve"> the reason for sponsoring the HCP is not to influence or reward the individual, you are able to consider the return on your investment – </w:t>
+            </w:r>
+            <w:proofErr w:type="gramStart"/>
+            <w:r>
+              <w:rPr>
+                <w:rFonts w:ascii="Calibri" w:eastAsia="Times New Roman" w:hAnsi="Calibri" w:cs="Calibri"/>
+              </w:rPr>
+              <w:t>whether or not</w:t>
+            </w:r>
+            <w:proofErr w:type="gramEnd"/>
+            <w:r>
+              <w:rPr>
+                <w:rFonts w:ascii="Calibri" w:eastAsia="Times New Roman" w:hAnsi="Calibri" w:cs="Calibri"/>
+              </w:rPr>
+              <w:t xml:space="preserve"> the individual will continue to prescribe Abbott products.</w:t>
+            </w:r>
+          </w:p>
+        </w:tc>
+        <w:tc>
+          <w:tcPr>
+            <w:tcW w:w="6000" w:type="dxa"/>
+          </w:tcPr>
+          <w:p>
+            <w:pPr>
+              <w:spacing w:before="100" w:beforeAutospacing="1" w:after="100" w:afterAutospacing="1"/>
+              <w:ind w:left="30" w:right="30"/>
+              <w:rPr>
+                <w:rFonts w:ascii="Calibri" w:eastAsia="Times New Roman" w:hAnsi="Calibri" w:cs="Calibri"/>
+                <w:lang w:val="pt-BR"/>
+              </w:rPr>
+            </w:pPr>
+            <w:r>
+              <w:rPr>
+                <w:rFonts w:ascii="Calibri" w:eastAsia="Calibri" w:hAnsi="Calibri" w:cs="Calibri"/>
+                <w:lang w:val="pt-BR"/>
+              </w:rPr>
               <w:t>[2] Sim. Contanto que a razão para patrocinar o HCP não</w:t>
             </w:r>
             <w:r>
@@ -18105,15 +18998,7 @@
                 <w:rFonts w:ascii="Calibri" w:eastAsia="Calibri" w:hAnsi="Calibri" w:cs="Calibri"/>
                 <w:lang w:val="pt-BR"/>
               </w:rPr>
-              <w:t xml:space="preserve">seja influenciar ou recompensar o indivíduo, </w:t>
-            </w:r>
-            <w:r>
-              <w:rPr>
-                <w:rFonts w:ascii="Calibri" w:eastAsia="Calibri" w:hAnsi="Calibri" w:cs="Calibri"/>
-                <w:lang w:val="pt-BR"/>
-              </w:rPr>
-              <w:lastRenderedPageBreak/>
-              <w:t>você</w:t>
+              <w:t>seja influenciar ou recompensar o indivíduo, você</w:t>
             </w:r>
             <w:r>
               <w:rPr>
@@ -18343,7 +19228,21 @@
               <w:rPr>
                 <w:rFonts w:ascii="Calibri" w:eastAsia="Times New Roman" w:hAnsi="Calibri" w:cs="Calibri"/>
               </w:rPr>
-              <w:t>[4] Yes. As long as at least one of the criteria is appropriate, the presence of additional inappropriate criteria is not relevant.</w:t>
+              <w:t xml:space="preserve">[4] Yes. </w:t>
+            </w:r>
+            <w:proofErr w:type="gramStart"/>
+            <w:r>
+              <w:rPr>
+                <w:rFonts w:ascii="Calibri" w:eastAsia="Times New Roman" w:hAnsi="Calibri" w:cs="Calibri"/>
+              </w:rPr>
+              <w:t>As long as</w:t>
+            </w:r>
+            <w:proofErr w:type="gramEnd"/>
+            <w:r>
+              <w:rPr>
+                <w:rFonts w:ascii="Calibri" w:eastAsia="Times New Roman" w:hAnsi="Calibri" w:cs="Calibri"/>
+              </w:rPr>
+              <w:t xml:space="preserve"> at least one of the criteria is appropriate, the presence of additional inappropriate criteria is not relevant.</w:t>
             </w:r>
           </w:p>
           <w:p>
@@ -18488,7 +19387,21 @@
               <w:rPr>
                 <w:rFonts w:ascii="Calibri" w:eastAsia="Times New Roman" w:hAnsi="Calibri" w:cs="Calibri"/>
               </w:rPr>
-              <w:t>Sponsorship decisions may never be made as a reward for prior use, or as an inducement to use more of our products or devices in the future. Keep in mind, in many jurisdictions sponsorships are prohibited. Always consult your affiliate procedures before providing a sponsorship.</w:t>
+              <w:t xml:space="preserve">Sponsorship decisions may never be made as a reward for prior use, or as an inducement to use more of our products or devices in the future. Keep in mind, in many </w:t>
+            </w:r>
+            <w:proofErr w:type="gramStart"/>
+            <w:r>
+              <w:rPr>
+                <w:rFonts w:ascii="Calibri" w:eastAsia="Times New Roman" w:hAnsi="Calibri" w:cs="Calibri"/>
+              </w:rPr>
+              <w:t>jurisdictions</w:t>
+            </w:r>
+            <w:proofErr w:type="gramEnd"/>
+            <w:r>
+              <w:rPr>
+                <w:rFonts w:ascii="Calibri" w:eastAsia="Times New Roman" w:hAnsi="Calibri" w:cs="Calibri"/>
+              </w:rPr>
+              <w:t xml:space="preserve"> sponsorships are prohibited. Always consult your affiliate procedures before providing a sponsorship.</w:t>
             </w:r>
           </w:p>
         </w:tc>
@@ -18660,24 +19573,13 @@
               </w:rPr>
               <w:t xml:space="preserve">[8] Um representante comercial da Abbott </w:t>
             </w:r>
-            <w:del w:id="95" w:author="Pelosi, Mariana" w:date="2025-12-18T16:11:00Z">
-              <w:r>
-                <w:rPr>
-                  <w:rFonts w:ascii="Calibri" w:eastAsia="Calibri" w:hAnsi="Calibri" w:cs="Calibri"/>
-                  <w:lang w:val="pt-BR"/>
-                </w:rPr>
-                <w:delText>dá</w:delText>
-              </w:r>
-            </w:del>
-            <w:ins w:id="96" w:author="Pelosi, Mariana" w:date="2025-12-19T13:53:00Z">
-              <w:r>
-                <w:rPr>
-                  <w:rFonts w:ascii="Calibri" w:eastAsia="Calibri" w:hAnsi="Calibri" w:cs="Calibri"/>
-                  <w:lang w:val="pt-BR"/>
-                </w:rPr>
-                <w:t>orienta</w:t>
-              </w:r>
-            </w:ins>
+            <w:r>
+              <w:rPr>
+                <w:rFonts w:ascii="Calibri" w:eastAsia="Calibri" w:hAnsi="Calibri" w:cs="Calibri"/>
+                <w:lang w:val="pt-BR"/>
+              </w:rPr>
+              <w:t>orienta</w:t>
+            </w:r>
             <w:r>
               <w:rPr>
                 <w:rFonts w:ascii="Calibri" w:eastAsia="Calibri" w:hAnsi="Calibri" w:cs="Calibri"/>
@@ -18685,24 +19587,6 @@
               </w:rPr>
               <w:t xml:space="preserve"> </w:t>
             </w:r>
-            <w:del w:id="97" w:author="Pelosi, Mariana" w:date="2025-12-18T16:11:00Z">
-              <w:r>
-                <w:rPr>
-                  <w:rFonts w:ascii="Calibri" w:eastAsia="Calibri" w:hAnsi="Calibri" w:cs="Calibri"/>
-                  <w:lang w:val="pt-BR"/>
-                </w:rPr>
-                <w:delText xml:space="preserve">formação </w:delText>
-              </w:r>
-            </w:del>
-            <w:del w:id="98" w:author="Pelosi, Mariana" w:date="2025-12-19T13:53:00Z">
-              <w:r>
-                <w:rPr>
-                  <w:rFonts w:ascii="Calibri" w:eastAsia="Calibri" w:hAnsi="Calibri" w:cs="Calibri"/>
-                  <w:lang w:val="pt-BR"/>
-                </w:rPr>
-                <w:delText>a</w:delText>
-              </w:r>
-            </w:del>
             <w:r>
               <w:rPr>
                 <w:rFonts w:ascii="Calibri" w:eastAsia="Calibri" w:hAnsi="Calibri" w:cs="Calibri"/>
@@ -19123,29 +20007,45 @@
               <w:rPr>
                 <w:rFonts w:ascii="Calibri" w:eastAsia="Times New Roman" w:hAnsi="Calibri" w:cs="Calibri"/>
               </w:rPr>
-              <w:t>[3] Explain that Abbott does business the right way and cannot offer anything of value that may improperly influence decision-making. Then, report the situation to the Office of Ethics and Compliance (OEC) immediately.</w:t>
-            </w:r>
-          </w:p>
-        </w:tc>
-        <w:tc>
-          <w:tcPr>
-            <w:tcW w:w="6000" w:type="dxa"/>
-          </w:tcPr>
-          <w:p>
-            <w:pPr>
-              <w:spacing w:before="100" w:beforeAutospacing="1" w:after="100" w:afterAutospacing="1"/>
-              <w:ind w:left="30" w:right="30"/>
-              <w:rPr>
-                <w:rFonts w:ascii="Calibri" w:eastAsia="Times New Roman" w:hAnsi="Calibri" w:cs="Calibri"/>
-                <w:lang w:val="pt-BR"/>
-              </w:rPr>
-            </w:pPr>
-            <w:r>
-              <w:rPr>
-                <w:rFonts w:ascii="Calibri" w:eastAsia="Calibri" w:hAnsi="Calibri" w:cs="Calibri"/>
-                <w:lang w:val="pt-BR"/>
-              </w:rPr>
-              <w:t>[3] Explique que a Abbott conduz seus negócios da maneira correta e não pode oferecer nada de valor que possa influenciar indevidamente a tomada de decisões. Em seguida, comunique imediatamente a situação ao Escritório de Ética e Conformidade (OEC).</w:t>
+              <w:t xml:space="preserve">[3] Explain that Abbott does business the right way and cannot offer anything of value that may improperly </w:t>
+            </w:r>
+            <w:r>
+              <w:rPr>
+                <w:rFonts w:ascii="Calibri" w:eastAsia="Times New Roman" w:hAnsi="Calibri" w:cs="Calibri"/>
+              </w:rPr>
+              <w:lastRenderedPageBreak/>
+              <w:t>influence decision-making. Then, report the situation to the Office of Ethics and Compliance (OEC) immediately.</w:t>
+            </w:r>
+          </w:p>
+        </w:tc>
+        <w:tc>
+          <w:tcPr>
+            <w:tcW w:w="6000" w:type="dxa"/>
+          </w:tcPr>
+          <w:p>
+            <w:pPr>
+              <w:spacing w:before="100" w:beforeAutospacing="1" w:after="100" w:afterAutospacing="1"/>
+              <w:ind w:left="30" w:right="30"/>
+              <w:rPr>
+                <w:rFonts w:ascii="Calibri" w:eastAsia="Times New Roman" w:hAnsi="Calibri" w:cs="Calibri"/>
+                <w:lang w:val="pt-BR"/>
+              </w:rPr>
+            </w:pPr>
+            <w:r>
+              <w:rPr>
+                <w:rFonts w:ascii="Calibri" w:eastAsia="Calibri" w:hAnsi="Calibri" w:cs="Calibri"/>
+                <w:lang w:val="pt-BR"/>
+              </w:rPr>
+              <w:lastRenderedPageBreak/>
+              <w:t xml:space="preserve">[3] Explique que a Abbott conduz seus negócios da maneira correta e não pode oferecer nada de valor que </w:t>
+            </w:r>
+            <w:r>
+              <w:rPr>
+                <w:rFonts w:ascii="Calibri" w:eastAsia="Calibri" w:hAnsi="Calibri" w:cs="Calibri"/>
+                <w:lang w:val="pt-BR"/>
+              </w:rPr>
+              <w:lastRenderedPageBreak/>
+              <w:t>possa influenciar indevidamente a tomada de decisões. Em seguida, comunique imediatamente a situação ao Escritório de Ética e Conformidade (OEC).</w:t>
             </w:r>
           </w:p>
         </w:tc>
@@ -19387,7 +20287,21 @@
               <w:rPr>
                 <w:rFonts w:ascii="Calibri" w:eastAsia="Times New Roman" w:hAnsi="Calibri" w:cs="Calibri"/>
               </w:rPr>
-              <w:t>You should never offer, promise, give, or receive anything of value in order to gain an improper business advantage or to obtain or retain business. Irrespective of what competitors do, you must comply with applicable law and Abbott policy, including the requirements in Abbott’s Global Anti-Corruption Policy (GLB-ANTI-CORRUPTION). When in doubt, always consult with Legal or the OEC.</w:t>
+              <w:t xml:space="preserve">You should never offer, promise, give, or receive anything of value </w:t>
+            </w:r>
+            <w:proofErr w:type="gramStart"/>
+            <w:r>
+              <w:rPr>
+                <w:rFonts w:ascii="Calibri" w:eastAsia="Times New Roman" w:hAnsi="Calibri" w:cs="Calibri"/>
+              </w:rPr>
+              <w:t>in order to</w:t>
+            </w:r>
+            <w:proofErr w:type="gramEnd"/>
+            <w:r>
+              <w:rPr>
+                <w:rFonts w:ascii="Calibri" w:eastAsia="Times New Roman" w:hAnsi="Calibri" w:cs="Calibri"/>
+              </w:rPr>
+              <w:t xml:space="preserve"> gain an improper business advantage or to obtain or retain business. Irrespective of what competitors do, you must comply with applicable law and Abbott policy, including the requirements in Abbott’s Global Anti-Corruption Policy (GLB-ANTI-CORRUPTION). When in doubt, always consult with Legal or the OEC.</w:t>
             </w:r>
           </w:p>
         </w:tc>
@@ -19439,41 +20353,21 @@
               </w:rPr>
               <w:t xml:space="preserve">Departamento Jurídico ou </w:t>
             </w:r>
-            <w:del w:id="99" w:author="Pelosi, Mariana" w:date="2025-12-18T16:12:00Z">
-              <w:r>
-                <w:rPr>
-                  <w:rFonts w:ascii="Calibri" w:eastAsia="Calibri" w:hAnsi="Calibri" w:cs="Calibri"/>
-                  <w:lang w:val="pt-BR"/>
-                </w:rPr>
-                <w:delText xml:space="preserve">o </w:delText>
-              </w:r>
-            </w:del>
-            <w:ins w:id="100" w:author="Pelosi, Mariana" w:date="2025-12-19T13:53:00Z">
-              <w:r>
-                <w:rPr>
-                  <w:rFonts w:ascii="Calibri" w:eastAsia="Calibri" w:hAnsi="Calibri" w:cs="Calibri"/>
-                  <w:lang w:val="pt-BR"/>
-                </w:rPr>
-                <w:t>o Esc</w:t>
-              </w:r>
-            </w:ins>
+            <w:r>
+              <w:rPr>
+                <w:rFonts w:ascii="Calibri" w:eastAsia="Calibri" w:hAnsi="Calibri" w:cs="Calibri"/>
+                <w:lang w:val="pt-BR"/>
+              </w:rPr>
+              <w:t>o Escritório de Ética e Conformidade (</w:t>
+            </w:r>
+            <w:r>
+              <w:rPr>
+                <w:rFonts w:ascii="Calibri" w:eastAsia="Calibri" w:hAnsi="Calibri" w:cs="Calibri"/>
+                <w:lang w:val="pt-BR"/>
+              </w:rPr>
+              <w:t>OEC</w:t>
+            </w:r>
             <w:ins w:id="101" w:author="Pelosi, Mariana" w:date="2025-12-19T13:54:00Z">
-              <w:r>
-                <w:rPr>
-                  <w:rFonts w:ascii="Calibri" w:eastAsia="Calibri" w:hAnsi="Calibri" w:cs="Calibri"/>
-                  <w:lang w:val="pt-BR"/>
-                </w:rPr>
-                <w:t>ritório de Ética e Conformidade (</w:t>
-              </w:r>
-            </w:ins>
-            <w:r>
-              <w:rPr>
-                <w:rFonts w:ascii="Calibri" w:eastAsia="Calibri" w:hAnsi="Calibri" w:cs="Calibri"/>
-                <w:lang w:val="pt-BR"/>
-              </w:rPr>
-              <w:t>OEC</w:t>
-            </w:r>
-            <w:ins w:id="102" w:author="Pelosi, Mariana" w:date="2025-12-19T13:54:00Z">
               <w:r>
                 <w:rPr>
                   <w:rFonts w:ascii="Calibri" w:eastAsia="Calibri" w:hAnsi="Calibri" w:cs="Calibri"/>
@@ -19739,7 +20633,23 @@
                 <w:rFonts w:ascii="Calibri" w:eastAsia="Calibri" w:hAnsi="Calibri" w:cs="Calibri"/>
                 <w:lang w:val="pt-BR"/>
               </w:rPr>
-              <w:t>[1] Viagens para HCPs e suas famílias para visitar spas, cassinos ou outros locais conhecidos pelo entretenimento.</w:t>
+              <w:t>[1] Viagens para HCPs e suas famílias</w:t>
+            </w:r>
+            <w:ins w:id="102" w:author="Siqueira, Alexandre" w:date="2025-12-19T13:24:00Z" w16du:dateUtc="2025-12-19T16:24:00Z">
+              <w:r>
+                <w:rPr>
+                  <w:rFonts w:ascii="Calibri" w:eastAsia="Calibri" w:hAnsi="Calibri" w:cs="Calibri"/>
+                  <w:lang w:val="pt-BR"/>
+                </w:rPr>
+                <w:t>,</w:t>
+              </w:r>
+            </w:ins>
+            <w:r>
+              <w:rPr>
+                <w:rFonts w:ascii="Calibri" w:eastAsia="Calibri" w:hAnsi="Calibri" w:cs="Calibri"/>
+                <w:lang w:val="pt-BR"/>
+              </w:rPr>
+              <w:t xml:space="preserve"> para visitar spas, cassinos ou outros locais conhecidos pelo entretenimento.</w:t>
             </w:r>
           </w:p>
         </w:tc>
@@ -19955,7 +20865,21 @@
               <w:rPr>
                 <w:rFonts w:ascii="Calibri" w:eastAsia="Times New Roman" w:hAnsi="Calibri" w:cs="Calibri"/>
               </w:rPr>
-              <w:t>[3] Donations to government officials’ favorite charities.</w:t>
+              <w:t xml:space="preserve">[3] Donations to government officials’ </w:t>
+            </w:r>
+            <w:proofErr w:type="spellStart"/>
+            <w:r>
+              <w:rPr>
+                <w:rFonts w:ascii="Calibri" w:eastAsia="Times New Roman" w:hAnsi="Calibri" w:cs="Calibri"/>
+              </w:rPr>
+              <w:t>favorite</w:t>
+            </w:r>
+            <w:proofErr w:type="spellEnd"/>
+            <w:r>
+              <w:rPr>
+                <w:rFonts w:ascii="Calibri" w:eastAsia="Times New Roman" w:hAnsi="Calibri" w:cs="Calibri"/>
+              </w:rPr>
+              <w:t xml:space="preserve"> charities.</w:t>
             </w:r>
           </w:p>
         </w:tc>
@@ -20914,6 +21838,7 @@
                 <w:rFonts w:ascii="Calibri" w:eastAsia="Times New Roman" w:hAnsi="Calibri" w:cs="Calibri"/>
                 <w:sz w:val="16"/>
               </w:rPr>
+              <w:lastRenderedPageBreak/>
               <w:t>Screen 15</w:t>
             </w:r>
           </w:p>
@@ -21182,7 +22107,6 @@
               <w:rPr>
                 <w:rFonts w:ascii="Calibri" w:eastAsia="Times New Roman" w:hAnsi="Calibri" w:cs="Calibri"/>
               </w:rPr>
-              <w:lastRenderedPageBreak/>
               <w:t>When you are done, click the Retake button.</w:t>
             </w:r>
           </w:p>
@@ -21205,7 +22129,6 @@
                 <w:rFonts w:ascii="Calibri" w:eastAsia="Calibri" w:hAnsi="Calibri" w:cs="Calibri"/>
                 <w:lang w:val="pt-BR"/>
               </w:rPr>
-              <w:lastRenderedPageBreak/>
               <w:t>Nenhum resultado estará disponível até que você conclua o Teste de Conhecimentos.</w:t>
             </w:r>
           </w:p>
@@ -21257,7 +22180,23 @@
                 <w:rFonts w:ascii="Calibri" w:eastAsia="Calibri" w:hAnsi="Calibri" w:cs="Calibri"/>
                 <w:lang w:val="pt-BR"/>
               </w:rPr>
-              <w:t>Quando terminar, clique na seta para frente para responder a uma breve pesquisa.</w:t>
+              <w:t xml:space="preserve">Quando terminar, clique na seta </w:t>
+            </w:r>
+            <w:del w:id="103" w:author="Siqueira, Alexandre" w:date="2025-12-19T13:26:00Z" w16du:dateUtc="2025-12-19T16:26:00Z">
+              <w:r>
+                <w:rPr>
+                  <w:rFonts w:ascii="Calibri" w:eastAsia="Calibri" w:hAnsi="Calibri" w:cs="Calibri"/>
+                  <w:lang w:val="pt-BR"/>
+                </w:rPr>
+                <w:delText>para frente</w:delText>
+              </w:r>
+            </w:del>
+            <w:r>
+              <w:rPr>
+                <w:rFonts w:ascii="Calibri" w:eastAsia="Calibri" w:hAnsi="Calibri" w:cs="Calibri"/>
+                <w:lang w:val="pt-BR"/>
+              </w:rPr>
+              <w:t xml:space="preserve"> para responder a uma breve pesquisa.</w:t>
             </w:r>
           </w:p>
           <w:p>
@@ -21418,6 +22357,7 @@
               <w:rPr>
                 <w:rFonts w:ascii="Calibri" w:eastAsia="Times New Roman" w:hAnsi="Calibri" w:cs="Calibri"/>
               </w:rPr>
+              <w:lastRenderedPageBreak/>
               <w:t>Disagree</w:t>
             </w:r>
           </w:p>
@@ -21485,6 +22425,7 @@
                 <w:rFonts w:ascii="Calibri" w:eastAsia="Calibri" w:hAnsi="Calibri" w:cs="Calibri"/>
                 <w:lang w:val="pt-BR"/>
               </w:rPr>
+              <w:lastRenderedPageBreak/>
               <w:t>[3] Como resultado desta sessão, compreendo melhor o</w:t>
             </w:r>
             <w:r>
@@ -21533,6 +22474,7 @@
                 <w:rFonts w:ascii="Calibri" w:eastAsia="Calibri" w:hAnsi="Calibri" w:cs="Calibri"/>
                 <w:lang w:val="pt-BR"/>
               </w:rPr>
+              <w:lastRenderedPageBreak/>
               <w:t>Discordo</w:t>
             </w:r>
           </w:p>
@@ -21869,15 +22811,13 @@
               </w:rPr>
               <w:t>com o seu gestor</w:t>
             </w:r>
-            <w:ins w:id="103" w:author="Pelosi, Mariana" w:date="2025-12-19T13:54:00Z">
-              <w:r>
-                <w:rPr>
-                  <w:rFonts w:ascii="Calibri" w:eastAsia="Calibri" w:hAnsi="Calibri" w:cs="Calibri"/>
-                  <w:lang w:val="pt-BR"/>
-                </w:rPr>
-                <w:t>.</w:t>
-              </w:r>
-            </w:ins>
+            <w:r>
+              <w:rPr>
+                <w:rFonts w:ascii="Calibri" w:eastAsia="Calibri" w:hAnsi="Calibri" w:cs="Calibri"/>
+                <w:lang w:val="pt-BR"/>
+              </w:rPr>
+              <w:t>.</w:t>
+            </w:r>
           </w:p>
         </w:tc>
       </w:tr>
@@ -22027,7 +22967,6 @@
               <w:rPr>
                 <w:rFonts w:ascii="Calibri" w:eastAsia="Times New Roman" w:hAnsi="Calibri" w:cs="Calibri"/>
               </w:rPr>
-              <w:lastRenderedPageBreak/>
               <w:t xml:space="preserve">For our corporate policies and procedures applicable companywide, visit the </w:t>
             </w:r>
             <w:hyperlink r:id="rId199" w:tgtFrame="_blank" w:history="1">
@@ -22059,7 +22998,6 @@
                 <w:rFonts w:ascii="Calibri" w:eastAsia="Calibri" w:hAnsi="Calibri" w:cs="Calibri"/>
                 <w:lang w:val="pt-BR"/>
               </w:rPr>
-              <w:lastRenderedPageBreak/>
               <w:t>Normas escritas</w:t>
             </w:r>
           </w:p>
@@ -22083,17 +23021,33 @@
               </w:rPr>
               <w:t xml:space="preserve">Para obter o conjunto fundamental de expectativas da nossa empresa sobre interações com outras pessoas, consulte o nosso </w:t>
             </w:r>
-            <w:hyperlink r:id="rId200" w:tgtFrame="_blank" w:history="1">
-              <w:r>
-                <w:rPr>
-                  <w:rFonts w:ascii="Calibri" w:eastAsia="Calibri" w:hAnsi="Calibri" w:cs="Calibri"/>
-                  <w:color w:val="0000FF"/>
-                  <w:u w:val="single"/>
-                  <w:lang w:val="pt-BR"/>
-                </w:rPr>
-                <w:t>Código de Conduta nos Negócios</w:t>
-              </w:r>
-            </w:hyperlink>
+            <w:r>
+              <w:fldChar w:fldCharType="begin"/>
+            </w:r>
+            <w:r>
+              <w:rPr>
+                <w:lang w:val="pt-BR"/>
+                <w:rPrChange w:id="104" w:author="Siqueira, Alexandre" w:date="2025-12-19T11:30:00Z" w16du:dateUtc="2025-12-19T14:30:00Z">
+                  <w:rPr/>
+                </w:rPrChange>
+              </w:rPr>
+              <w:instrText>HYPERLINK "http://www.abbott.com/investors/governance/code-of-business-conduct.html" \t "_blank"</w:instrText>
+            </w:r>
+            <w:r>
+              <w:fldChar w:fldCharType="separate"/>
+            </w:r>
+            <w:r>
+              <w:rPr>
+                <w:rFonts w:ascii="Calibri" w:eastAsia="Calibri" w:hAnsi="Calibri" w:cs="Calibri"/>
+                <w:color w:val="0000FF"/>
+                <w:u w:val="single"/>
+                <w:lang w:val="pt-BR"/>
+              </w:rPr>
+              <w:t>Código de Conduta nos Negócios</w:t>
+            </w:r>
+            <w:r>
+              <w:fldChar w:fldCharType="end"/>
+            </w:r>
             <w:r>
               <w:rPr>
                 <w:rFonts w:ascii="Calibri" w:eastAsia="Calibri" w:hAnsi="Calibri" w:cs="Calibri"/>
@@ -22120,20 +23074,35 @@
                 <w:rFonts w:ascii="Calibri" w:eastAsia="Calibri" w:hAnsi="Calibri" w:cs="Calibri"/>
                 <w:lang w:val="pt-BR"/>
               </w:rPr>
-              <w:lastRenderedPageBreak/>
               <w:t xml:space="preserve">Para conhecer nossas políticas e procedimentos corporativos aplicáveis em toda a empresa, acesse o </w:t>
             </w:r>
-            <w:hyperlink r:id="rId201" w:tgtFrame="_blank" w:history="1">
-              <w:r>
-                <w:rPr>
-                  <w:rFonts w:ascii="Calibri" w:eastAsia="Calibri" w:hAnsi="Calibri" w:cs="Calibri"/>
-                  <w:color w:val="0000FF"/>
-                  <w:u w:val="single"/>
-                  <w:lang w:val="pt-BR"/>
-                </w:rPr>
-                <w:t>Portal de Políticas Globais</w:t>
-              </w:r>
-            </w:hyperlink>
+            <w:r>
+              <w:fldChar w:fldCharType="begin"/>
+            </w:r>
+            <w:r>
+              <w:rPr>
+                <w:lang w:val="pt-BR"/>
+                <w:rPrChange w:id="105" w:author="Siqueira, Alexandre" w:date="2025-12-19T11:30:00Z" w16du:dateUtc="2025-12-19T14:30:00Z">
+                  <w:rPr/>
+                </w:rPrChange>
+              </w:rPr>
+              <w:instrText>HYPERLINK "https://icomply.abbott.com/Apps/DocumentLibrary/" \t "_blank"</w:instrText>
+            </w:r>
+            <w:r>
+              <w:fldChar w:fldCharType="separate"/>
+            </w:r>
+            <w:r>
+              <w:rPr>
+                <w:rFonts w:ascii="Calibri" w:eastAsia="Calibri" w:hAnsi="Calibri" w:cs="Calibri"/>
+                <w:color w:val="0000FF"/>
+                <w:u w:val="single"/>
+                <w:lang w:val="pt-BR"/>
+              </w:rPr>
+              <w:t>Portal de Políticas Globais</w:t>
+            </w:r>
+            <w:r>
+              <w:fldChar w:fldCharType="end"/>
+            </w:r>
             <w:r>
               <w:rPr>
                 <w:rFonts w:ascii="Calibri" w:eastAsia="Calibri" w:hAnsi="Calibri" w:cs="Calibri"/>
@@ -22166,7 +23135,7 @@
                 <w:sz w:val="16"/>
               </w:rPr>
             </w:pPr>
-            <w:hyperlink r:id="rId202" w:tgtFrame="_blank" w:history="1">
+            <w:hyperlink r:id="rId200" w:tgtFrame="_blank" w:history="1">
               <w:r>
                 <w:rPr>
                   <w:rFonts w:ascii="Calibri" w:eastAsia="Times New Roman" w:hAnsi="Calibri" w:cs="Calibri"/>
@@ -22193,7 +23162,7 @@
                 <w:sz w:val="16"/>
               </w:rPr>
             </w:pPr>
-            <w:hyperlink r:id="rId203" w:tgtFrame="_blank" w:history="1">
+            <w:hyperlink r:id="rId201" w:tgtFrame="_blank" w:history="1">
               <w:r>
                 <w:rPr>
                   <w:rFonts w:ascii="Calibri" w:eastAsia="Times New Roman" w:hAnsi="Calibri" w:cs="Calibri"/>
@@ -22251,6 +23220,7 @@
               <w:rPr>
                 <w:rFonts w:ascii="Calibri" w:eastAsia="Times New Roman" w:hAnsi="Calibri" w:cs="Calibri"/>
               </w:rPr>
+              <w:lastRenderedPageBreak/>
               <w:t>The OEC is a global resource available to address your questions or concerns about our company’s values and standards of conduct.</w:t>
             </w:r>
           </w:p>
@@ -22272,7 +23242,7 @@
               </w:rPr>
               <w:t xml:space="preserve">Visit the </w:t>
             </w:r>
-            <w:hyperlink r:id="rId204" w:tgtFrame="_blank" w:history="1">
+            <w:hyperlink r:id="rId202" w:tgtFrame="_blank" w:history="1">
               <w:r>
                 <w:rPr>
                   <w:rFonts w:ascii="Calibri" w:eastAsia="Times New Roman" w:hAnsi="Calibri" w:cs="Calibri"/>
@@ -22307,7 +23277,7 @@
               </w:rPr>
               <w:t>If you have any concerns about corrupt business activities, either within the company or in your dealings with customers or other third parties, you can report your concerns to the OEC (</w:t>
             </w:r>
-            <w:hyperlink r:id="rId205" w:tgtFrame="_blank" w:history="1">
+            <w:hyperlink r:id="rId203" w:tgtFrame="_blank" w:history="1">
               <w:r>
                 <w:rPr>
                   <w:rFonts w:ascii="Calibri" w:eastAsia="Times New Roman" w:hAnsi="Calibri" w:cs="Calibri"/>
@@ -22323,7 +23293,8 @@
               </w:rPr>
               <w:t xml:space="preserve">) or Legal, or call our multilingual </w:t>
             </w:r>
-            <w:hyperlink r:id="rId206" w:tgtFrame="_blank" w:history="1">
+            <w:hyperlink r:id="rId204" w:tgtFrame="_blank" w:history="1">
+              <w:proofErr w:type="spellStart"/>
               <w:r>
                 <w:rPr>
                   <w:rFonts w:ascii="Calibri" w:eastAsia="Times New Roman" w:hAnsi="Calibri" w:cs="Calibri"/>
@@ -22332,6 +23303,7 @@
                 </w:rPr>
                 <w:t>SpeakUp</w:t>
               </w:r>
+              <w:proofErr w:type="spellEnd"/>
             </w:hyperlink>
             <w:r>
               <w:rPr>
@@ -22358,7 +23330,7 @@
               </w:rPr>
               <w:t xml:space="preserve">iComply – Visit </w:t>
             </w:r>
-            <w:hyperlink r:id="rId207" w:tgtFrame="_blank" w:history="1">
+            <w:hyperlink r:id="rId205" w:tgtFrame="_blank" w:history="1">
               <w:r>
                 <w:rPr>
                   <w:rFonts w:ascii="Calibri" w:eastAsia="Times New Roman" w:hAnsi="Calibri" w:cs="Calibri"/>
@@ -22394,6 +23366,7 @@
                 <w:rFonts w:ascii="Calibri" w:eastAsia="Calibri" w:hAnsi="Calibri" w:cs="Calibri"/>
                 <w:lang w:val="pt-BR"/>
               </w:rPr>
+              <w:lastRenderedPageBreak/>
               <w:t>Escritório de Ética e Conformidade (OEC)</w:t>
             </w:r>
           </w:p>
@@ -22406,20 +23379,12 @@
                 <w:lang w:val="pt-BR"/>
               </w:rPr>
             </w:pPr>
-            <w:del w:id="104" w:author="Pelosi, Mariana" w:date="2025-12-18T16:13:00Z">
-              <w:r>
-                <w:rPr>
-                  <w:rFonts w:ascii="Calibri" w:eastAsia="Calibri" w:hAnsi="Calibri" w:cs="Calibri"/>
-                  <w:lang w:val="pt-BR"/>
-                </w:rPr>
-                <w:delText xml:space="preserve">O </w:delText>
-              </w:r>
-            </w:del>
-            <w:r>
-              <w:rPr>
-                <w:rFonts w:ascii="Calibri" w:eastAsia="Calibri" w:hAnsi="Calibri" w:cs="Calibri"/>
-                <w:lang w:val="pt-BR"/>
-              </w:rPr>
+            <w:r>
+              <w:rPr>
+                <w:rFonts w:ascii="Calibri" w:eastAsia="Calibri" w:hAnsi="Calibri" w:cs="Calibri"/>
+                <w:lang w:val="pt-BR"/>
+              </w:rPr>
+              <w:lastRenderedPageBreak/>
               <w:t>OEC é um recurso global disponível para resolver as suas dúvidas ou preocupações sobre valores e padrões de conduta da nossa empresa.</w:t>
             </w:r>
           </w:p>
@@ -22443,17 +23408,33 @@
               </w:rPr>
               <w:t xml:space="preserve">Visite a </w:t>
             </w:r>
-            <w:hyperlink r:id="rId208" w:tgtFrame="_blank" w:history="1">
-              <w:r>
-                <w:rPr>
-                  <w:rFonts w:ascii="Calibri" w:eastAsia="Calibri" w:hAnsi="Calibri" w:cs="Calibri"/>
-                  <w:color w:val="0000FF"/>
-                  <w:u w:val="single"/>
-                  <w:lang w:val="pt-BR"/>
-                </w:rPr>
-                <w:t>página da OEC</w:t>
-              </w:r>
-            </w:hyperlink>
+            <w:r>
+              <w:fldChar w:fldCharType="begin"/>
+            </w:r>
+            <w:r>
+              <w:rPr>
+                <w:lang w:val="pt-BR"/>
+                <w:rPrChange w:id="106" w:author="Siqueira, Alexandre" w:date="2025-12-19T11:30:00Z" w16du:dateUtc="2025-12-19T14:30:00Z">
+                  <w:rPr/>
+                </w:rPrChange>
+              </w:rPr>
+              <w:instrText>HYPERLINK "https://abbott.sharepoint.com/sites/AW-Ethics_Compliance?xsdata=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%3D%3D&amp;sdata=eWN6c2J1d21FVkNYQUdGQ1lhRnVwcTR2d2xqdlFPeTJJTFNKeE5rZ2Fvdz0%3D&amp;ovuser=5b268d57-2a6f-4e04-b0de-6938583d5ebc%2Ckole.klement%40abbott.com&amp;OR=Teams-HL&amp;CT=1706911207381&amp;clickparams=eyJBcHBOYW1lIjoiVGVhbXMtRGVza3RvcCIsIkFwcFZlcnNpb24iOiI0OS8yMzExMzAyODcyNCIsIkhhc0ZlZGVyYXRlZFVzZXIiOmZhbHNlfQ%3D%3D" \t "_blank"</w:instrText>
+            </w:r>
+            <w:r>
+              <w:fldChar w:fldCharType="separate"/>
+            </w:r>
+            <w:r>
+              <w:rPr>
+                <w:rFonts w:ascii="Calibri" w:eastAsia="Calibri" w:hAnsi="Calibri" w:cs="Calibri"/>
+                <w:color w:val="0000FF"/>
+                <w:u w:val="single"/>
+                <w:lang w:val="pt-BR"/>
+              </w:rPr>
+              <w:t>página da OEC</w:t>
+            </w:r>
+            <w:r>
+              <w:fldChar w:fldCharType="end"/>
+            </w:r>
             <w:r>
               <w:rPr>
                 <w:rFonts w:ascii="Calibri" w:eastAsia="Calibri" w:hAnsi="Calibri" w:cs="Calibri"/>
@@ -22482,24 +23463,13 @@
               </w:rPr>
               <w:t xml:space="preserve">Se você tiver alguma preocupação sobre atividades de negócios corruptas, seja dentro da empresa ou nas suas negociações com clientes ou terceiros, você pode </w:t>
             </w:r>
-            <w:del w:id="105" w:author="Pelosi, Mariana" w:date="2025-12-18T16:14:00Z">
-              <w:r>
-                <w:rPr>
-                  <w:rFonts w:ascii="Calibri" w:eastAsia="Calibri" w:hAnsi="Calibri" w:cs="Calibri"/>
-                  <w:lang w:val="pt-BR"/>
-                </w:rPr>
-                <w:delText>comunicar</w:delText>
-              </w:r>
-            </w:del>
-            <w:ins w:id="106" w:author="Pelosi, Mariana" w:date="2025-12-18T16:14:00Z">
-              <w:r>
-                <w:rPr>
-                  <w:rFonts w:ascii="Calibri" w:eastAsia="Calibri" w:hAnsi="Calibri" w:cs="Calibri"/>
-                  <w:lang w:val="pt-BR"/>
-                </w:rPr>
-                <w:t>reportar</w:t>
-              </w:r>
-            </w:ins>
+            <w:r>
+              <w:rPr>
+                <w:rFonts w:ascii="Calibri" w:eastAsia="Calibri" w:hAnsi="Calibri" w:cs="Calibri"/>
+                <w:lang w:val="pt-BR"/>
+              </w:rPr>
+              <w:t>reportar</w:t>
+            </w:r>
             <w:r>
               <w:rPr>
                 <w:rFonts w:ascii="Calibri" w:eastAsia="Calibri" w:hAnsi="Calibri" w:cs="Calibri"/>
@@ -22507,24 +23477,13 @@
               </w:rPr>
               <w:t xml:space="preserve"> as suas preocupações </w:t>
             </w:r>
-            <w:del w:id="107" w:author="Pelosi, Mariana" w:date="2025-12-18T16:14:00Z">
-              <w:r>
-                <w:rPr>
-                  <w:rFonts w:ascii="Calibri" w:eastAsia="Calibri" w:hAnsi="Calibri" w:cs="Calibri"/>
-                  <w:lang w:val="pt-BR"/>
-                </w:rPr>
-                <w:delText>ao</w:delText>
-              </w:r>
-            </w:del>
-            <w:ins w:id="108" w:author="Pelosi, Mariana" w:date="2025-12-18T16:14:00Z">
-              <w:r>
-                <w:rPr>
-                  <w:rFonts w:ascii="Calibri" w:eastAsia="Calibri" w:hAnsi="Calibri" w:cs="Calibri"/>
-                  <w:lang w:val="pt-BR"/>
-                </w:rPr>
-                <w:t>à</w:t>
-              </w:r>
-            </w:ins>
+            <w:r>
+              <w:rPr>
+                <w:rFonts w:ascii="Calibri" w:eastAsia="Calibri" w:hAnsi="Calibri" w:cs="Calibri"/>
+                <w:lang w:val="pt-BR"/>
+              </w:rPr>
+              <w:t>à</w:t>
+            </w:r>
             <w:r>
               <w:rPr>
                 <w:rFonts w:ascii="Calibri" w:eastAsia="Calibri" w:hAnsi="Calibri" w:cs="Calibri"/>
@@ -22532,17 +23491,33 @@
               </w:rPr>
               <w:t xml:space="preserve"> OEC (</w:t>
             </w:r>
-            <w:hyperlink r:id="rId209">
-              <w:r>
-                <w:rPr>
-                  <w:rFonts w:ascii="Calibri" w:eastAsia="Calibri" w:hAnsi="Calibri" w:cs="Calibri"/>
-                  <w:color w:val="0000FF"/>
-                  <w:u w:val="single"/>
-                  <w:lang w:val="pt-BR"/>
-                </w:rPr>
-                <w:t>investigations@abbott.com</w:t>
-              </w:r>
-            </w:hyperlink>
+            <w:r>
+              <w:fldChar w:fldCharType="begin"/>
+            </w:r>
+            <w:r>
+              <w:rPr>
+                <w:lang w:val="pt-BR"/>
+                <w:rPrChange w:id="107" w:author="Siqueira, Alexandre" w:date="2025-12-19T11:30:00Z" w16du:dateUtc="2025-12-19T14:30:00Z">
+                  <w:rPr/>
+                </w:rPrChange>
+              </w:rPr>
+              <w:instrText>HYPERLINK "mailto:investigations@abbott.com" \h</w:instrText>
+            </w:r>
+            <w:r>
+              <w:fldChar w:fldCharType="separate"/>
+            </w:r>
+            <w:r>
+              <w:rPr>
+                <w:rFonts w:ascii="Calibri" w:eastAsia="Calibri" w:hAnsi="Calibri" w:cs="Calibri"/>
+                <w:color w:val="0000FF"/>
+                <w:u w:val="single"/>
+                <w:lang w:val="pt-BR"/>
+              </w:rPr>
+              <w:t>investigations@abbott.com</w:t>
+            </w:r>
+            <w:r>
+              <w:fldChar w:fldCharType="end"/>
+            </w:r>
             <w:r>
               <w:rPr>
                 <w:rFonts w:ascii="Calibri" w:eastAsia="Calibri" w:hAnsi="Calibri" w:cs="Calibri"/>
@@ -22550,17 +23525,33 @@
               </w:rPr>
               <w:t xml:space="preserve">) ou ao Departamento Jurídico, ou ligar para a nossa </w:t>
             </w:r>
-            <w:hyperlink r:id="rId210">
-              <w:r>
-                <w:rPr>
-                  <w:rFonts w:ascii="Calibri" w:eastAsia="Calibri" w:hAnsi="Calibri" w:cs="Calibri"/>
-                  <w:color w:val="0000FF"/>
-                  <w:u w:val="single"/>
-                  <w:lang w:val="pt-BR"/>
-                </w:rPr>
-                <w:t>Linha direta</w:t>
-              </w:r>
-            </w:hyperlink>
+            <w:r>
+              <w:fldChar w:fldCharType="begin"/>
+            </w:r>
+            <w:r>
+              <w:rPr>
+                <w:lang w:val="pt-BR"/>
+                <w:rPrChange w:id="108" w:author="Siqueira, Alexandre" w:date="2025-12-19T11:30:00Z" w16du:dateUtc="2025-12-19T14:30:00Z">
+                  <w:rPr/>
+                </w:rPrChange>
+              </w:rPr>
+              <w:instrText>HYPERLINK "https://secure.ethicspoint.com/domain/media/en/gui/40393/index.html" \h</w:instrText>
+            </w:r>
+            <w:r>
+              <w:fldChar w:fldCharType="separate"/>
+            </w:r>
+            <w:r>
+              <w:rPr>
+                <w:rFonts w:ascii="Calibri" w:eastAsia="Calibri" w:hAnsi="Calibri" w:cs="Calibri"/>
+                <w:color w:val="0000FF"/>
+                <w:u w:val="single"/>
+                <w:lang w:val="pt-BR"/>
+              </w:rPr>
+              <w:t>Linha direta</w:t>
+            </w:r>
+            <w:r>
+              <w:fldChar w:fldCharType="end"/>
+            </w:r>
             <w:r>
               <w:rPr>
                 <w:rFonts w:ascii="Calibri" w:eastAsia="Calibri" w:hAnsi="Calibri" w:cs="Calibri"/>
@@ -22589,17 +23580,33 @@
               </w:rPr>
               <w:t xml:space="preserve">iComply – Visite o </w:t>
             </w:r>
-            <w:hyperlink r:id="rId211" w:tgtFrame="_blank" w:history="1">
-              <w:r>
-                <w:rPr>
-                  <w:rFonts w:ascii="Calibri" w:eastAsia="Calibri" w:hAnsi="Calibri" w:cs="Calibri"/>
-                  <w:color w:val="0000FF"/>
-                  <w:u w:val="single"/>
-                  <w:lang w:val="pt-BR"/>
-                </w:rPr>
-                <w:t>iComply</w:t>
-              </w:r>
-            </w:hyperlink>
+            <w:r>
+              <w:fldChar w:fldCharType="begin"/>
+            </w:r>
+            <w:r>
+              <w:rPr>
+                <w:lang w:val="pt-BR"/>
+                <w:rPrChange w:id="109" w:author="Siqueira, Alexandre" w:date="2025-12-19T11:30:00Z" w16du:dateUtc="2025-12-19T14:30:00Z">
+                  <w:rPr/>
+                </w:rPrChange>
+              </w:rPr>
+              <w:instrText>HYPERLINK "https://icomply.abbott.com/Default.aspx" \t "_blank"</w:instrText>
+            </w:r>
+            <w:r>
+              <w:fldChar w:fldCharType="separate"/>
+            </w:r>
+            <w:r>
+              <w:rPr>
+                <w:rFonts w:ascii="Calibri" w:eastAsia="Calibri" w:hAnsi="Calibri" w:cs="Calibri"/>
+                <w:color w:val="0000FF"/>
+                <w:u w:val="single"/>
+                <w:lang w:val="pt-BR"/>
+              </w:rPr>
+              <w:t>iComply</w:t>
+            </w:r>
+            <w:r>
+              <w:fldChar w:fldCharType="end"/>
+            </w:r>
             <w:r>
               <w:rPr>
                 <w:rFonts w:ascii="Calibri" w:eastAsia="Calibri" w:hAnsi="Calibri" w:cs="Calibri"/>
@@ -22632,7 +23639,7 @@
                 <w:sz w:val="16"/>
               </w:rPr>
             </w:pPr>
-            <w:hyperlink r:id="rId212" w:tgtFrame="_blank" w:history="1">
+            <w:hyperlink r:id="rId206" w:tgtFrame="_blank" w:history="1">
               <w:r>
                 <w:rPr>
                   <w:rFonts w:ascii="Calibri" w:eastAsia="Times New Roman" w:hAnsi="Calibri" w:cs="Calibri"/>
@@ -22659,7 +23666,7 @@
                 <w:sz w:val="16"/>
               </w:rPr>
             </w:pPr>
-            <w:hyperlink r:id="rId213" w:tgtFrame="_blank" w:history="1">
+            <w:hyperlink r:id="rId207" w:tgtFrame="_blank" w:history="1">
               <w:r>
                 <w:rPr>
                   <w:rFonts w:ascii="Calibri" w:eastAsia="Times New Roman" w:hAnsi="Calibri" w:cs="Calibri"/>
@@ -22717,10 +23724,9 @@
               <w:rPr>
                 <w:rFonts w:ascii="Calibri" w:eastAsia="Times New Roman" w:hAnsi="Calibri" w:cs="Calibri"/>
               </w:rPr>
-              <w:lastRenderedPageBreak/>
               <w:t xml:space="preserve">For employee-related issues, such as concerns involving management and/or other employees, contact your local </w:t>
             </w:r>
-            <w:hyperlink r:id="rId214" w:tgtFrame="_blank" w:history="1">
+            <w:hyperlink r:id="rId208" w:tgtFrame="_blank" w:history="1">
               <w:r>
                 <w:rPr>
                   <w:rFonts w:ascii="Calibri" w:eastAsia="Times New Roman" w:hAnsi="Calibri" w:cs="Calibri"/>
@@ -22756,38 +23762,61 @@
                 <w:rFonts w:ascii="Calibri" w:eastAsia="Calibri" w:hAnsi="Calibri" w:cs="Calibri"/>
                 <w:lang w:val="pt-BR"/>
               </w:rPr>
-              <w:lastRenderedPageBreak/>
               <w:t>Recursos Humanos</w:t>
             </w:r>
-          </w:p>
-          <w:p>
-            <w:pPr>
-              <w:spacing w:before="100" w:beforeAutospacing="1" w:after="100" w:afterAutospacing="1"/>
-              <w:ind w:left="30" w:right="30"/>
-              <w:rPr>
-                <w:rFonts w:ascii="Calibri" w:eastAsia="Times New Roman" w:hAnsi="Calibri" w:cs="Calibri"/>
-                <w:lang w:val="pt-BR"/>
-              </w:rPr>
-            </w:pPr>
-            <w:r>
-              <w:rPr>
-                <w:rFonts w:ascii="Calibri" w:eastAsia="Calibri" w:hAnsi="Calibri" w:cs="Calibri"/>
-                <w:lang w:val="pt-BR"/>
-              </w:rPr>
-              <w:lastRenderedPageBreak/>
+            <w:ins w:id="110" w:author="Siqueira, Alexandre" w:date="2025-12-19T13:28:00Z" w16du:dateUtc="2025-12-19T16:28:00Z">
+              <w:r>
+                <w:rPr>
+                  <w:rFonts w:ascii="Calibri" w:eastAsia="Calibri" w:hAnsi="Calibri" w:cs="Calibri"/>
+                  <w:lang w:val="pt-BR"/>
+                </w:rPr>
+                <w:t xml:space="preserve"> HR</w:t>
+              </w:r>
+            </w:ins>
+          </w:p>
+          <w:p>
+            <w:pPr>
+              <w:spacing w:before="100" w:beforeAutospacing="1" w:after="100" w:afterAutospacing="1"/>
+              <w:ind w:left="30" w:right="30"/>
+              <w:rPr>
+                <w:rFonts w:ascii="Calibri" w:eastAsia="Times New Roman" w:hAnsi="Calibri" w:cs="Calibri"/>
+                <w:lang w:val="pt-BR"/>
+              </w:rPr>
+            </w:pPr>
+            <w:r>
+              <w:rPr>
+                <w:rFonts w:ascii="Calibri" w:eastAsia="Calibri" w:hAnsi="Calibri" w:cs="Calibri"/>
+                <w:lang w:val="pt-BR"/>
+              </w:rPr>
               <w:t xml:space="preserve">Para dúvidas relacionadas a funcionários, tais como preocupações que envolvam a gerência e/ou outros funcionários, entre em contato com o seu representante local de </w:t>
             </w:r>
-            <w:hyperlink r:id="rId215" w:tgtFrame="_blank" w:history="1">
-              <w:r>
-                <w:rPr>
-                  <w:rFonts w:ascii="Calibri" w:eastAsia="Calibri" w:hAnsi="Calibri" w:cs="Calibri"/>
-                  <w:color w:val="0000FF"/>
-                  <w:u w:val="single"/>
-                  <w:lang w:val="pt-BR"/>
-                </w:rPr>
-                <w:t>Recursos Humanos</w:t>
-              </w:r>
-            </w:hyperlink>
+            <w:r>
+              <w:fldChar w:fldCharType="begin"/>
+            </w:r>
+            <w:r>
+              <w:rPr>
+                <w:lang w:val="pt-BR"/>
+                <w:rPrChange w:id="111" w:author="Siqueira, Alexandre" w:date="2025-12-19T11:30:00Z" w16du:dateUtc="2025-12-19T14:30:00Z">
+                  <w:rPr/>
+                </w:rPrChange>
+              </w:rPr>
+              <w:instrText>HYPERLINK "https://abbott.sharepoint.com/sites/myhr" \t "_blank"</w:instrText>
+            </w:r>
+            <w:r>
+              <w:fldChar w:fldCharType="separate"/>
+            </w:r>
+            <w:r>
+              <w:rPr>
+                <w:rFonts w:ascii="Calibri" w:eastAsia="Calibri" w:hAnsi="Calibri" w:cs="Calibri"/>
+                <w:color w:val="0000FF"/>
+                <w:u w:val="single"/>
+                <w:lang w:val="pt-BR"/>
+              </w:rPr>
+              <w:t>Recursos Humanos</w:t>
+            </w:r>
+            <w:r>
+              <w:fldChar w:fldCharType="end"/>
+            </w:r>
             <w:r>
               <w:rPr>
                 <w:rFonts w:ascii="Calibri" w:eastAsia="Calibri" w:hAnsi="Calibri" w:cs="Calibri"/>
@@ -22820,7 +23849,7 @@
                 <w:sz w:val="16"/>
               </w:rPr>
             </w:pPr>
-            <w:hyperlink r:id="rId216" w:tgtFrame="_blank" w:history="1">
+            <w:hyperlink r:id="rId209" w:tgtFrame="_blank" w:history="1">
               <w:r>
                 <w:rPr>
                   <w:rFonts w:ascii="Calibri" w:eastAsia="Times New Roman" w:hAnsi="Calibri" w:cs="Calibri"/>
@@ -22847,7 +23876,7 @@
                 <w:sz w:val="16"/>
               </w:rPr>
             </w:pPr>
-            <w:hyperlink r:id="rId217" w:tgtFrame="_blank" w:history="1">
+            <w:hyperlink r:id="rId210" w:tgtFrame="_blank" w:history="1">
               <w:r>
                 <w:rPr>
                   <w:rFonts w:ascii="Calibri" w:eastAsia="Times New Roman" w:hAnsi="Calibri" w:cs="Calibri"/>
@@ -22905,6 +23934,7 @@
               <w:rPr>
                 <w:rFonts w:ascii="Calibri" w:eastAsia="Times New Roman" w:hAnsi="Calibri" w:cs="Calibri"/>
               </w:rPr>
+              <w:lastRenderedPageBreak/>
               <w:t>Contact the Legal Division with questions or concerns about legal implications of bribery and corruption.</w:t>
             </w:r>
           </w:p>
@@ -22946,6 +23976,7 @@
                 <w:rFonts w:ascii="Calibri" w:eastAsia="Calibri" w:hAnsi="Calibri" w:cs="Calibri"/>
                 <w:lang w:val="pt-BR"/>
               </w:rPr>
+              <w:lastRenderedPageBreak/>
               <w:t>Departamento Jurídico</w:t>
             </w:r>
           </w:p>
@@ -22963,7 +23994,24 @@
                 <w:rFonts w:ascii="Calibri" w:eastAsia="Calibri" w:hAnsi="Calibri" w:cs="Calibri"/>
                 <w:lang w:val="pt-BR"/>
               </w:rPr>
-              <w:t>Entre em contato com o Departamento Jurídico para dúvidas ou preocupações sobre as implicações jurídicas de suborno e corrupção.</w:t>
+              <w:lastRenderedPageBreak/>
+              <w:t>Entre em contato com o Departamento Jurídico</w:t>
+            </w:r>
+            <w:ins w:id="112" w:author="Siqueira, Alexandre" w:date="2025-12-19T14:24:00Z" w16du:dateUtc="2025-12-19T17:24:00Z">
+              <w:r>
+                <w:rPr>
+                  <w:rFonts w:ascii="Calibri" w:eastAsia="Calibri" w:hAnsi="Calibri" w:cs="Calibri"/>
+                  <w:lang w:val="pt-BR"/>
+                </w:rPr>
+                <w:t xml:space="preserve"> (LEGAL)</w:t>
+              </w:r>
+            </w:ins>
+            <w:r>
+              <w:rPr>
+                <w:rFonts w:ascii="Calibri" w:eastAsia="Calibri" w:hAnsi="Calibri" w:cs="Calibri"/>
+                <w:lang w:val="pt-BR"/>
+              </w:rPr>
+              <w:t xml:space="preserve"> para dúvidas ou preocupações sobre as implicações jurídicas de suborno e corrupção.</w:t>
             </w:r>
           </w:p>
           <w:p>
@@ -23011,7 +24059,7 @@
                 <w:sz w:val="16"/>
               </w:rPr>
             </w:pPr>
-            <w:hyperlink r:id="rId218" w:tgtFrame="_blank" w:history="1">
+            <w:hyperlink r:id="rId211" w:tgtFrame="_blank" w:history="1">
               <w:r>
                 <w:rPr>
                   <w:rFonts w:ascii="Calibri" w:eastAsia="Times New Roman" w:hAnsi="Calibri" w:cs="Calibri"/>
@@ -23038,7 +24086,7 @@
                 <w:sz w:val="16"/>
               </w:rPr>
             </w:pPr>
-            <w:hyperlink r:id="rId219" w:tgtFrame="_blank" w:history="1">
+            <w:hyperlink r:id="rId212" w:tgtFrame="_blank" w:history="1">
               <w:r>
                 <w:rPr>
                   <w:rFonts w:ascii="Calibri" w:eastAsia="Times New Roman" w:hAnsi="Calibri" w:cs="Calibri"/>
@@ -23141,37 +24189,37 @@
               <w:rPr>
                 <w:rFonts w:ascii="Calibri" w:eastAsia="Times New Roman" w:hAnsi="Calibri" w:cs="Calibri"/>
               </w:rPr>
+              <w:t>Abbott Quality and Regulatory – If you have questions about the quality and safety of our products, contact your local Quality or Regulatory department.</w:t>
+            </w:r>
+          </w:p>
+          <w:p>
+            <w:pPr>
+              <w:spacing w:before="100" w:beforeAutospacing="1" w:after="100" w:afterAutospacing="1"/>
+              <w:ind w:left="30" w:right="30"/>
+              <w:rPr>
+                <w:rFonts w:ascii="Calibri" w:eastAsia="Times New Roman" w:hAnsi="Calibri" w:cs="Calibri"/>
+              </w:rPr>
+            </w:pPr>
+            <w:r>
+              <w:rPr>
+                <w:rFonts w:ascii="Calibri" w:eastAsia="Times New Roman" w:hAnsi="Calibri" w:cs="Calibri"/>
+              </w:rPr>
+              <w:t>Global Environment, Health, and Safety – Contact a Global Environment, Health, and Safety representative if you have questions about a physical site and potential dangers.</w:t>
+            </w:r>
+          </w:p>
+          <w:p>
+            <w:pPr>
+              <w:spacing w:before="100" w:beforeAutospacing="1" w:after="100" w:afterAutospacing="1"/>
+              <w:ind w:left="30" w:right="30"/>
+              <w:rPr>
+                <w:rFonts w:ascii="Calibri" w:eastAsia="Times New Roman" w:hAnsi="Calibri" w:cs="Calibri"/>
+              </w:rPr>
+            </w:pPr>
+            <w:r>
+              <w:rPr>
+                <w:rFonts w:ascii="Calibri" w:eastAsia="Times New Roman" w:hAnsi="Calibri" w:cs="Calibri"/>
+              </w:rPr>
               <w:lastRenderedPageBreak/>
-              <w:t>Abbott Quality and Regulatory – If you have questions about the quality and safety of our products, contact your local Quality or Regulatory department.</w:t>
-            </w:r>
-          </w:p>
-          <w:p>
-            <w:pPr>
-              <w:spacing w:before="100" w:beforeAutospacing="1" w:after="100" w:afterAutospacing="1"/>
-              <w:ind w:left="30" w:right="30"/>
-              <w:rPr>
-                <w:rFonts w:ascii="Calibri" w:eastAsia="Times New Roman" w:hAnsi="Calibri" w:cs="Calibri"/>
-              </w:rPr>
-            </w:pPr>
-            <w:r>
-              <w:rPr>
-                <w:rFonts w:ascii="Calibri" w:eastAsia="Times New Roman" w:hAnsi="Calibri" w:cs="Calibri"/>
-              </w:rPr>
-              <w:t>Global Environment, Health, and Safety – Contact a Global Environment, Health, and Safety representative if you have questions about a physical site and potential dangers.</w:t>
-            </w:r>
-          </w:p>
-          <w:p>
-            <w:pPr>
-              <w:spacing w:before="100" w:beforeAutospacing="1" w:after="100" w:afterAutospacing="1"/>
-              <w:ind w:left="30" w:right="30"/>
-              <w:rPr>
-                <w:rFonts w:ascii="Calibri" w:eastAsia="Times New Roman" w:hAnsi="Calibri" w:cs="Calibri"/>
-              </w:rPr>
-            </w:pPr>
-            <w:r>
-              <w:rPr>
-                <w:rFonts w:ascii="Calibri" w:eastAsia="Times New Roman" w:hAnsi="Calibri" w:cs="Calibri"/>
-              </w:rPr>
               <w:t>Global Procurement – If you have questions about supplier relations, contact Global Procurement.</w:t>
             </w:r>
           </w:p>
@@ -23248,15 +24296,13 @@
               </w:rPr>
               <w:t xml:space="preserve">Auditoria corporativa – Se tiver preocupações específicas relativas à contabilidade, controles contábeis internos ou assuntos de auditoria, comunique-as imediatamente à auditoria corporativa ou ao </w:t>
             </w:r>
-            <w:ins w:id="109" w:author="Pelosi, Mariana" w:date="2025-12-19T13:54:00Z">
-              <w:r>
-                <w:rPr>
-                  <w:rFonts w:ascii="Calibri" w:eastAsia="Calibri" w:hAnsi="Calibri" w:cs="Calibri"/>
-                  <w:lang w:val="pt-BR"/>
-                </w:rPr>
-                <w:t>Escritório de Ética e Conformidade (</w:t>
-              </w:r>
-            </w:ins>
+            <w:r>
+              <w:rPr>
+                <w:rFonts w:ascii="Calibri" w:eastAsia="Calibri" w:hAnsi="Calibri" w:cs="Calibri"/>
+                <w:lang w:val="pt-BR"/>
+              </w:rPr>
+              <w:t>Escritório de Ética e Conformidade (</w:t>
+            </w:r>
             <w:r>
               <w:rPr>
                 <w:rFonts w:ascii="Calibri" w:eastAsia="Calibri" w:hAnsi="Calibri" w:cs="Calibri"/>
@@ -23264,15 +24310,13 @@
               </w:rPr>
               <w:t>OEC</w:t>
             </w:r>
-            <w:ins w:id="110" w:author="Pelosi, Mariana" w:date="2025-12-19T13:54:00Z">
-              <w:r>
-                <w:rPr>
-                  <w:rFonts w:ascii="Calibri" w:eastAsia="Calibri" w:hAnsi="Calibri" w:cs="Calibri"/>
-                  <w:lang w:val="pt-BR"/>
-                </w:rPr>
-                <w:t>)</w:t>
-              </w:r>
-            </w:ins>
+            <w:r>
+              <w:rPr>
+                <w:rFonts w:ascii="Calibri" w:eastAsia="Calibri" w:hAnsi="Calibri" w:cs="Calibri"/>
+                <w:lang w:val="pt-BR"/>
+              </w:rPr>
+              <w:t>)</w:t>
+            </w:r>
             <w:r>
               <w:rPr>
                 <w:rFonts w:ascii="Calibri" w:eastAsia="Calibri" w:hAnsi="Calibri" w:cs="Calibri"/>
@@ -23295,7 +24339,38 @@
                 <w:rFonts w:ascii="Calibri" w:eastAsia="Calibri" w:hAnsi="Calibri" w:cs="Calibri"/>
                 <w:lang w:val="pt-BR"/>
               </w:rPr>
-              <w:t xml:space="preserve">Qualidade e assuntos regulatórios da Abbott — Se tiver dúvidas sobre a qualidade e segurança dos nossos </w:t>
+              <w:t>Qualidade e assuntos regulatórios da Abbott — Se tiver dúvidas sobre a qualidade e segurança dos nossos produtos, contate o departamento de Qualidade ou Assuntos regulatórios local.</w:t>
+            </w:r>
+          </w:p>
+          <w:p>
+            <w:pPr>
+              <w:spacing w:before="100" w:beforeAutospacing="1" w:after="100" w:afterAutospacing="1"/>
+              <w:ind w:left="30" w:right="30"/>
+              <w:rPr>
+                <w:rFonts w:ascii="Calibri" w:eastAsia="Times New Roman" w:hAnsi="Calibri" w:cs="Calibri"/>
+                <w:lang w:val="pt-BR"/>
+              </w:rPr>
+            </w:pPr>
+            <w:r>
+              <w:rPr>
+                <w:rFonts w:ascii="Calibri" w:eastAsia="Calibri" w:hAnsi="Calibri" w:cs="Calibri"/>
+                <w:lang w:val="pt-BR"/>
+              </w:rPr>
+              <w:t>Meio ambiente, saúde e segurança global - Contate o</w:t>
+            </w:r>
+            <w:r>
+              <w:rPr>
+                <w:rFonts w:ascii="Calibri" w:eastAsia="Calibri" w:hAnsi="Calibri" w:cs="Calibri"/>
+                <w:lang w:val="pt-BR"/>
+              </w:rPr>
+              <w:t> </w:t>
+            </w:r>
+            <w:r>
+              <w:rPr>
+                <w:rFonts w:ascii="Calibri" w:eastAsia="Calibri" w:hAnsi="Calibri" w:cs="Calibri"/>
+                <w:lang w:val="pt-BR"/>
+              </w:rPr>
+              <w:t xml:space="preserve">representante de meio ambiente, saúde e segurança </w:t>
             </w:r>
             <w:r>
               <w:rPr>
@@ -23303,38 +24378,7 @@
                 <w:lang w:val="pt-BR"/>
               </w:rPr>
               <w:lastRenderedPageBreak/>
-              <w:t>produtos, contate o departamento de Qualidade ou Assuntos regulatórios local.</w:t>
-            </w:r>
-          </w:p>
-          <w:p>
-            <w:pPr>
-              <w:spacing w:before="100" w:beforeAutospacing="1" w:after="100" w:afterAutospacing="1"/>
-              <w:ind w:left="30" w:right="30"/>
-              <w:rPr>
-                <w:rFonts w:ascii="Calibri" w:eastAsia="Times New Roman" w:hAnsi="Calibri" w:cs="Calibri"/>
-                <w:lang w:val="pt-BR"/>
-              </w:rPr>
-            </w:pPr>
-            <w:r>
-              <w:rPr>
-                <w:rFonts w:ascii="Calibri" w:eastAsia="Calibri" w:hAnsi="Calibri" w:cs="Calibri"/>
-                <w:lang w:val="pt-BR"/>
-              </w:rPr>
-              <w:t>Meio ambiente, saúde e segurança global - Contate o</w:t>
-            </w:r>
-            <w:r>
-              <w:rPr>
-                <w:rFonts w:ascii="Calibri" w:eastAsia="Calibri" w:hAnsi="Calibri" w:cs="Calibri"/>
-                <w:lang w:val="pt-BR"/>
-              </w:rPr>
-              <w:t> </w:t>
-            </w:r>
-            <w:r>
-              <w:rPr>
-                <w:rFonts w:ascii="Calibri" w:eastAsia="Calibri" w:hAnsi="Calibri" w:cs="Calibri"/>
-                <w:lang w:val="pt-BR"/>
-              </w:rPr>
-              <w:t>representante de meio ambiente, saúde e segurança global se tiver dúvidas sobre um local físico e possíveis riscos.</w:t>
+              <w:t>global se tiver dúvidas sobre um local físico e possíveis riscos.</w:t>
             </w:r>
           </w:p>
           <w:p>
@@ -23378,7 +24422,7 @@
                 <w:sz w:val="16"/>
               </w:rPr>
             </w:pPr>
-            <w:hyperlink r:id="rId220" w:tgtFrame="_blank" w:history="1">
+            <w:hyperlink r:id="rId213" w:tgtFrame="_blank" w:history="1">
               <w:r>
                 <w:rPr>
                   <w:rFonts w:ascii="Calibri" w:eastAsia="Times New Roman" w:hAnsi="Calibri" w:cs="Calibri"/>
@@ -23405,7 +24449,7 @@
                 <w:sz w:val="16"/>
               </w:rPr>
             </w:pPr>
-            <w:hyperlink r:id="rId221" w:tgtFrame="_blank" w:history="1">
+            <w:hyperlink r:id="rId214" w:tgtFrame="_blank" w:history="1">
               <w:r>
                 <w:rPr>
                   <w:rFonts w:ascii="Calibri" w:eastAsia="Times New Roman" w:hAnsi="Calibri" w:cs="Calibri"/>
@@ -23480,7 +24524,7 @@
               </w:rPr>
               <w:t xml:space="preserve">Click </w:t>
             </w:r>
-            <w:hyperlink r:id="rId222" w:tgtFrame="_blank" w:history="1">
+            <w:hyperlink r:id="rId215" w:tgtFrame="_blank" w:history="1">
               <w:r>
                 <w:rPr>
                   <w:rFonts w:ascii="Calibri" w:eastAsia="Times New Roman" w:hAnsi="Calibri" w:cs="Calibri"/>
@@ -23552,17 +24596,33 @@
               </w:rPr>
               <w:t xml:space="preserve">Clique </w:t>
             </w:r>
-            <w:hyperlink r:id="rId223" w:tgtFrame="_blank" w:history="1">
-              <w:r>
-                <w:rPr>
-                  <w:rFonts w:ascii="Calibri" w:eastAsia="Calibri" w:hAnsi="Calibri" w:cs="Calibri"/>
-                  <w:color w:val="0000FF"/>
-                  <w:u w:val="single"/>
-                  <w:lang w:val="pt-BR"/>
-                </w:rPr>
-                <w:t>aqui</w:t>
-              </w:r>
-            </w:hyperlink>
+            <w:r>
+              <w:fldChar w:fldCharType="begin"/>
+            </w:r>
+            <w:r>
+              <w:rPr>
+                <w:lang w:val="pt-BR"/>
+                <w:rPrChange w:id="113" w:author="Siqueira, Alexandre" w:date="2025-12-19T11:30:00Z" w16du:dateUtc="2025-12-19T14:30:00Z">
+                  <w:rPr/>
+                </w:rPrChange>
+              </w:rPr>
+              <w:instrText>HYPERLINK "https://rusnakassociates.com/content/AbbottCOBCCourse/courses/EN-US/course/reference/Transcript.pdf" \t "_blank"</w:instrText>
+            </w:r>
+            <w:r>
+              <w:fldChar w:fldCharType="separate"/>
+            </w:r>
+            <w:r>
+              <w:rPr>
+                <w:rFonts w:ascii="Calibri" w:eastAsia="Calibri" w:hAnsi="Calibri" w:cs="Calibri"/>
+                <w:color w:val="0000FF"/>
+                <w:u w:val="single"/>
+                <w:lang w:val="pt-BR"/>
+              </w:rPr>
+              <w:t>aqui</w:t>
+            </w:r>
+            <w:r>
+              <w:fldChar w:fldCharType="end"/>
+            </w:r>
             <w:r>
               <w:rPr>
                 <w:rFonts w:ascii="Calibri" w:eastAsia="Calibri" w:hAnsi="Calibri" w:cs="Calibri"/>
@@ -24082,7 +25142,6 @@
                 <w:rFonts w:ascii="Calibri" w:eastAsia="Times New Roman" w:hAnsi="Calibri" w:cs="Calibri"/>
                 <w:sz w:val="16"/>
               </w:rPr>
-              <w:lastRenderedPageBreak/>
               <w:t>121_toc_7</w:t>
             </w:r>
           </w:p>
@@ -24287,12 +25346,21 @@
                 <w:rFonts w:ascii="Calibri" w:eastAsia="Times New Roman" w:hAnsi="Calibri" w:cs="Calibri"/>
               </w:rPr>
             </w:pPr>
-            <w:r>
-              <w:rPr>
-                <w:rFonts w:ascii="Calibri" w:eastAsia="Calibri" w:hAnsi="Calibri" w:cs="Calibri"/>
-                <w:lang w:val="pt-BR"/>
-              </w:rPr>
-              <w:t>Nosso Código de Conduta</w:t>
+            <w:del w:id="114" w:author="Siqueira, Alexandre" w:date="2025-12-19T14:28:00Z" w16du:dateUtc="2025-12-19T17:28:00Z">
+              <w:r>
+                <w:rPr>
+                  <w:rFonts w:ascii="Calibri" w:eastAsia="Calibri" w:hAnsi="Calibri" w:cs="Calibri"/>
+                  <w:lang w:val="pt-BR"/>
+                </w:rPr>
+                <w:delText>Nosso</w:delText>
+              </w:r>
+            </w:del>
+            <w:r>
+              <w:rPr>
+                <w:rFonts w:ascii="Calibri" w:eastAsia="Calibri" w:hAnsi="Calibri" w:cs="Calibri"/>
+                <w:lang w:val="pt-BR"/>
+              </w:rPr>
+              <w:t xml:space="preserve"> Código de Conduta</w:t>
             </w:r>
           </w:p>
         </w:tc>
@@ -24324,6 +25392,7 @@
                 <w:rFonts w:ascii="Calibri" w:eastAsia="Times New Roman" w:hAnsi="Calibri" w:cs="Calibri"/>
                 <w:sz w:val="16"/>
               </w:rPr>
+              <w:lastRenderedPageBreak/>
               <w:t>124_toc_10</w:t>
             </w:r>
           </w:p>
@@ -24431,8 +25500,16 @@
               <w:rPr>
                 <w:rFonts w:ascii="Calibri" w:eastAsia="Times New Roman" w:hAnsi="Calibri" w:cs="Calibri"/>
               </w:rPr>
-              <w:t>Our Customers</w:t>
-            </w:r>
+              <w:t xml:space="preserve">Our </w:t>
+            </w:r>
+            <w:proofErr w:type="gramStart"/>
+            <w:r>
+              <w:rPr>
+                <w:rFonts w:ascii="Calibri" w:eastAsia="Times New Roman" w:hAnsi="Calibri" w:cs="Calibri"/>
+              </w:rPr>
+              <w:t>Customers</w:t>
+            </w:r>
+            <w:proofErr w:type="gramEnd"/>
           </w:p>
         </w:tc>
         <w:tc>
@@ -24751,8 +25828,16 @@
               <w:rPr>
                 <w:rFonts w:ascii="Calibri" w:eastAsia="Times New Roman" w:hAnsi="Calibri" w:cs="Calibri"/>
               </w:rPr>
-              <w:t>Our Communities</w:t>
-            </w:r>
+              <w:t xml:space="preserve">Our </w:t>
+            </w:r>
+            <w:proofErr w:type="gramStart"/>
+            <w:r>
+              <w:rPr>
+                <w:rFonts w:ascii="Calibri" w:eastAsia="Times New Roman" w:hAnsi="Calibri" w:cs="Calibri"/>
+              </w:rPr>
+              <w:t>Communities</w:t>
+            </w:r>
+            <w:proofErr w:type="gramEnd"/>
           </w:p>
         </w:tc>
         <w:tc>
@@ -24927,12 +26012,21 @@
                 <w:rFonts w:ascii="Calibri" w:eastAsia="Times New Roman" w:hAnsi="Calibri" w:cs="Calibri"/>
               </w:rPr>
             </w:pPr>
-            <w:r>
-              <w:rPr>
-                <w:rFonts w:ascii="Calibri" w:eastAsia="Calibri" w:hAnsi="Calibri" w:cs="Calibri"/>
-                <w:lang w:val="pt-BR"/>
-              </w:rPr>
-              <w:t xml:space="preserve">Seu compromisso </w:t>
+            <w:del w:id="115" w:author="Siqueira, Alexandre" w:date="2025-12-19T14:28:00Z" w16du:dateUtc="2025-12-19T17:28:00Z">
+              <w:r>
+                <w:rPr>
+                  <w:rFonts w:ascii="Calibri" w:eastAsia="Calibri" w:hAnsi="Calibri" w:cs="Calibri"/>
+                  <w:lang w:val="pt-BR"/>
+                </w:rPr>
+                <w:delText>Seu compromisso</w:delText>
+              </w:r>
+            </w:del>
+            <w:r>
+              <w:rPr>
+                <w:rFonts w:ascii="Calibri" w:eastAsia="Calibri" w:hAnsi="Calibri" w:cs="Calibri"/>
+                <w:lang w:val="pt-BR"/>
+              </w:rPr>
+              <w:t xml:space="preserve"> </w:t>
             </w:r>
           </w:p>
         </w:tc>
@@ -25364,7 +26458,6 @@
                 <w:rFonts w:ascii="Calibri" w:eastAsia="Times New Roman" w:hAnsi="Calibri" w:cs="Calibri"/>
                 <w:sz w:val="16"/>
               </w:rPr>
-              <w:lastRenderedPageBreak/>
               <w:t>137_toc_23</w:t>
             </w:r>
           </w:p>
@@ -25493,7 +26586,15 @@
                 <w:rFonts w:ascii="Calibri" w:eastAsia="Calibri" w:hAnsi="Calibri" w:cs="Calibri"/>
                 <w:lang w:val="pt-BR"/>
               </w:rPr>
-              <w:t xml:space="preserve">O curso não consegue entrar em contato com o sistema de gestão de aprendizagem (LMS). Clique em “OK” para continuar e revisar o curso. Observação: a Certificação do Curso poderá não estar disponível. Clique em “Cancelar” para sair </w:t>
+              <w:t xml:space="preserve">O curso não consegue entrar em contato com o sistema de gestão de aprendizagem (LMS). Clique em “OK” para continuar e revisar o curso. Observação: a Certificação do </w:t>
+            </w:r>
+            <w:r>
+              <w:rPr>
+                <w:rFonts w:ascii="Calibri" w:eastAsia="Calibri" w:hAnsi="Calibri" w:cs="Calibri"/>
+                <w:lang w:val="pt-BR"/>
+              </w:rPr>
+              <w:lastRenderedPageBreak/>
+              <w:t xml:space="preserve">Curso poderá não estar disponível. Clique em “Cancelar” para sair </w:t>
             </w:r>
           </w:p>
         </w:tc>
@@ -25525,6 +26626,7 @@
                 <w:rFonts w:ascii="Calibri" w:eastAsia="Times New Roman" w:hAnsi="Calibri" w:cs="Calibri"/>
                 <w:sz w:val="16"/>
               </w:rPr>
+              <w:lastRenderedPageBreak/>
               <w:t>139_string_2</w:t>
             </w:r>
           </w:p>
@@ -26407,57 +27509,108 @@
                 <w:rFonts w:ascii="Calibri" w:eastAsia="Times New Roman" w:hAnsi="Calibri" w:cs="Calibri"/>
                 <w:sz w:val="16"/>
               </w:rPr>
+              <w:t>150_string_13</w:t>
+            </w:r>
+          </w:p>
+        </w:tc>
+        <w:tc>
+          <w:tcPr>
+            <w:tcW w:w="6000" w:type="dxa"/>
+            <w:tcMar>
+              <w:top w:w="120" w:type="dxa"/>
+              <w:left w:w="180" w:type="dxa"/>
+              <w:bottom w:w="120" w:type="dxa"/>
+              <w:right w:w="180" w:type="dxa"/>
+            </w:tcMar>
+            <w:hideMark/>
+          </w:tcPr>
+          <w:p>
+            <w:pPr>
+              <w:spacing w:before="100" w:beforeAutospacing="1" w:after="100" w:afterAutospacing="1"/>
+              <w:ind w:left="30" w:right="30"/>
+              <w:rPr>
+                <w:rFonts w:ascii="Calibri" w:eastAsia="Times New Roman" w:hAnsi="Calibri" w:cs="Calibri"/>
+              </w:rPr>
+            </w:pPr>
+            <w:r>
+              <w:rPr>
+                <w:rFonts w:ascii="Calibri" w:eastAsia="Times New Roman" w:hAnsi="Calibri" w:cs="Calibri"/>
+              </w:rPr>
+              <w:t xml:space="preserve">Course Description: Our Code of Business Conduct is a critically important document that describes our company’s expectations of every employee as we represent Abbott in our daily work. It provides a foundation for our responsibilities and </w:t>
+            </w:r>
+            <w:proofErr w:type="spellStart"/>
+            <w:r>
+              <w:rPr>
+                <w:rFonts w:ascii="Calibri" w:eastAsia="Times New Roman" w:hAnsi="Calibri" w:cs="Calibri"/>
+              </w:rPr>
+              <w:t>behaviors</w:t>
+            </w:r>
+            <w:proofErr w:type="spellEnd"/>
+            <w:r>
+              <w:rPr>
+                <w:rFonts w:ascii="Calibri" w:eastAsia="Times New Roman" w:hAnsi="Calibri" w:cs="Calibri"/>
+              </w:rPr>
+              <w:t xml:space="preserve"> that will help us make the best choices for Abbott, for </w:t>
+            </w:r>
+            <w:r>
+              <w:rPr>
+                <w:rFonts w:ascii="Calibri" w:eastAsia="Times New Roman" w:hAnsi="Calibri" w:cs="Calibri"/>
+              </w:rPr>
               <w:lastRenderedPageBreak/>
-              <w:t>150_string_13</w:t>
-            </w:r>
-          </w:p>
-        </w:tc>
-        <w:tc>
-          <w:tcPr>
-            <w:tcW w:w="6000" w:type="dxa"/>
-            <w:tcMar>
-              <w:top w:w="120" w:type="dxa"/>
-              <w:left w:w="180" w:type="dxa"/>
-              <w:bottom w:w="120" w:type="dxa"/>
-              <w:right w:w="180" w:type="dxa"/>
-            </w:tcMar>
-            <w:hideMark/>
-          </w:tcPr>
-          <w:p>
-            <w:pPr>
-              <w:spacing w:before="100" w:beforeAutospacing="1" w:after="100" w:afterAutospacing="1"/>
-              <w:ind w:left="30" w:right="30"/>
-              <w:rPr>
-                <w:rFonts w:ascii="Calibri" w:eastAsia="Times New Roman" w:hAnsi="Calibri" w:cs="Calibri"/>
-              </w:rPr>
-            </w:pPr>
-            <w:r>
-              <w:rPr>
-                <w:rFonts w:ascii="Calibri" w:eastAsia="Times New Roman" w:hAnsi="Calibri" w:cs="Calibri"/>
-              </w:rPr>
-              <w:t>Course Description: Our Code of Business Conduct is a critically important document that describes our company’s expectations of every employee as we represent Abbott in our daily work. It provides a foundation for our responsibilities and behaviors that will help us make the best choices for Abbott, for ourselves, and for the many people we serve. This course provides a high level overview of the Code, outlines our company's expectations and your obligations, and provides practical advice on what to do when the best path forward is hard to determine. The course will take 35-45 minutes to complete.</w:t>
-            </w:r>
-          </w:p>
-        </w:tc>
-        <w:tc>
-          <w:tcPr>
-            <w:tcW w:w="6000" w:type="dxa"/>
-          </w:tcPr>
-          <w:p>
-            <w:pPr>
-              <w:spacing w:before="100" w:beforeAutospacing="1" w:after="100" w:afterAutospacing="1"/>
-              <w:ind w:left="30" w:right="30"/>
-              <w:rPr>
-                <w:rFonts w:ascii="Calibri" w:eastAsia="Times New Roman" w:hAnsi="Calibri" w:cs="Calibri"/>
-                <w:lang w:val="pt-BR"/>
-              </w:rPr>
-            </w:pPr>
-            <w:r>
-              <w:rPr>
-                <w:rFonts w:ascii="Calibri" w:eastAsia="Calibri" w:hAnsi="Calibri" w:cs="Calibri"/>
-                <w:lang w:val="pt-BR"/>
-              </w:rPr>
-              <w:t>Descrição do curso: Nosso Código de Conduta nos Negócios é um documento extremamente importante que descreve as expectativas da nossa empresa em relação a cada funcionário, uma vez que representamos a Abbott em nosso trabalho diário. Fornece uma base para as nossas responsabilidades e comportamentos, ajudando a</w:t>
+              <w:t xml:space="preserve">ourselves, and for the many people we serve. This course provides a </w:t>
+            </w:r>
+            <w:proofErr w:type="gramStart"/>
+            <w:r>
+              <w:rPr>
+                <w:rFonts w:ascii="Calibri" w:eastAsia="Times New Roman" w:hAnsi="Calibri" w:cs="Calibri"/>
+              </w:rPr>
+              <w:t>high level</w:t>
+            </w:r>
+            <w:proofErr w:type="gramEnd"/>
+            <w:r>
+              <w:rPr>
+                <w:rFonts w:ascii="Calibri" w:eastAsia="Times New Roman" w:hAnsi="Calibri" w:cs="Calibri"/>
+              </w:rPr>
+              <w:t xml:space="preserve"> overview of the Code, outlines our company's expectations and your obligations, and provides practical advice on what to do when the best path forward is hard to determine. The course will take 35-45 minutes to complete.</w:t>
+            </w:r>
+          </w:p>
+        </w:tc>
+        <w:tc>
+          <w:tcPr>
+            <w:tcW w:w="6000" w:type="dxa"/>
+          </w:tcPr>
+          <w:p>
+            <w:pPr>
+              <w:spacing w:before="100" w:beforeAutospacing="1" w:after="100" w:afterAutospacing="1"/>
+              <w:ind w:left="30" w:right="30"/>
+              <w:rPr>
+                <w:rFonts w:ascii="Calibri" w:eastAsia="Times New Roman" w:hAnsi="Calibri" w:cs="Calibri"/>
+                <w:lang w:val="pt-BR"/>
+              </w:rPr>
+            </w:pPr>
+            <w:r>
+              <w:rPr>
+                <w:rFonts w:ascii="Calibri" w:eastAsia="Calibri" w:hAnsi="Calibri" w:cs="Calibri"/>
+                <w:lang w:val="pt-BR"/>
+              </w:rPr>
+              <w:lastRenderedPageBreak/>
+              <w:t xml:space="preserve">Descrição do curso: Nosso Código de Conduta nos Negócios é um documento extremamente importante que descreve as expectativas da </w:t>
+            </w:r>
+            <w:del w:id="116" w:author="Siqueira, Alexandre" w:date="2025-12-19T14:30:00Z" w16du:dateUtc="2025-12-19T17:30:00Z">
+              <w:r>
+                <w:rPr>
+                  <w:rFonts w:ascii="Calibri" w:eastAsia="Calibri" w:hAnsi="Calibri" w:cs="Calibri"/>
+                  <w:lang w:val="pt-BR"/>
+                </w:rPr>
+                <w:delText>nossa</w:delText>
+              </w:r>
+            </w:del>
+            <w:r>
+              <w:rPr>
+                <w:rFonts w:ascii="Calibri" w:eastAsia="Calibri" w:hAnsi="Calibri" w:cs="Calibri"/>
+                <w:lang w:val="pt-BR"/>
+              </w:rPr>
+              <w:t xml:space="preserve"> empresa em relação a cada funcionário, uma vez que representamos a Abbott em nosso trabalho diário. Fornece uma base para as nossas responsabilidades e comportamentos, ajudando a</w:t>
             </w:r>
             <w:r>
               <w:rPr>
@@ -26471,7 +27624,15 @@
                 <w:rFonts w:ascii="Calibri" w:eastAsia="Calibri" w:hAnsi="Calibri" w:cs="Calibri"/>
                 <w:lang w:val="pt-BR"/>
               </w:rPr>
-              <w:t>optar pelas melhores escolhas para a Abbott, para nós mesmos e para as muitas pessoas que servimos. Este curso oferece uma visão geral de alto nível do Código, descreve as expectativas da nossa empresa e suas obrigações, além de fornecer conselhos práticos sobre o que fazer quando é</w:t>
+              <w:t xml:space="preserve">optar </w:t>
+            </w:r>
+            <w:r>
+              <w:rPr>
+                <w:rFonts w:ascii="Calibri" w:eastAsia="Calibri" w:hAnsi="Calibri" w:cs="Calibri"/>
+                <w:lang w:val="pt-BR"/>
+              </w:rPr>
+              <w:lastRenderedPageBreak/>
+              <w:t>pelas melhores escolhas para a Abbott, para nós mesmos e para as muitas pessoas que servimos. Este curso oferece uma visão geral de alto nível do Código, descreve as expectativas da nossa empresa e suas obrigações, além de fornecer conselhos práticos sobre o que fazer quando é</w:t>
             </w:r>
             <w:r>
               <w:rPr>
@@ -26517,6 +27678,7 @@
                 <w:rFonts w:ascii="Calibri" w:eastAsia="Times New Roman" w:hAnsi="Calibri" w:cs="Calibri"/>
                 <w:sz w:val="16"/>
               </w:rPr>
+              <w:lastRenderedPageBreak/>
               <w:t>151_string_14</w:t>
             </w:r>
           </w:p>
@@ -27362,7 +28524,7 @@
                 <w:sz w:val="16"/>
               </w:rPr>
             </w:pPr>
-            <w:hyperlink r:id="rId224" w:tgtFrame="_blank" w:history="1">
+            <w:hyperlink r:id="rId216" w:tgtFrame="_blank" w:history="1">
               <w:r>
                 <w:rPr>
                   <w:rFonts w:ascii="Calibri" w:eastAsia="Times New Roman" w:hAnsi="Calibri" w:cs="Calibri"/>
@@ -27389,7 +28551,7 @@
                 <w:sz w:val="16"/>
               </w:rPr>
             </w:pPr>
-            <w:hyperlink r:id="rId225" w:tgtFrame="_blank" w:history="1">
+            <w:hyperlink r:id="rId217" w:tgtFrame="_blank" w:history="1">
               <w:r>
                 <w:rPr>
                   <w:rFonts w:ascii="Calibri" w:eastAsia="Times New Roman" w:hAnsi="Calibri" w:cs="Calibri"/>
@@ -27432,7 +28594,21 @@
               <w:rPr>
                 <w:rFonts w:ascii="Calibri" w:eastAsia="Times New Roman" w:hAnsi="Calibri" w:cs="Calibri"/>
               </w:rPr>
-              <w:t>Fair competition benefits everyone, from businesses to consumers to the economy as a whole. Fair competition results in dynamic markets, leading to increased productivity and better value for consumers.</w:t>
+              <w:t xml:space="preserve">Fair competition benefits everyone, from businesses to consumers to the </w:t>
+            </w:r>
+            <w:proofErr w:type="gramStart"/>
+            <w:r>
+              <w:rPr>
+                <w:rFonts w:ascii="Calibri" w:eastAsia="Times New Roman" w:hAnsi="Calibri" w:cs="Calibri"/>
+              </w:rPr>
+              <w:t>economy as a whole</w:t>
+            </w:r>
+            <w:proofErr w:type="gramEnd"/>
+            <w:r>
+              <w:rPr>
+                <w:rFonts w:ascii="Calibri" w:eastAsia="Times New Roman" w:hAnsi="Calibri" w:cs="Calibri"/>
+              </w:rPr>
+              <w:t>. Fair competition results in dynamic markets, leading to increased productivity and better value for consumers.</w:t>
             </w:r>
           </w:p>
         </w:tc>
@@ -27456,24 +28632,13 @@
               </w:rPr>
               <w:t xml:space="preserve">A concorrência </w:t>
             </w:r>
-            <w:del w:id="111" w:author="Pelosi, Mariana" w:date="2025-12-18T16:16:00Z">
-              <w:r>
-                <w:rPr>
-                  <w:rFonts w:ascii="Calibri" w:eastAsia="Calibri" w:hAnsi="Calibri" w:cs="Calibri"/>
-                  <w:lang w:val="pt-BR"/>
-                </w:rPr>
-                <w:delText>leal</w:delText>
-              </w:r>
-            </w:del>
-            <w:ins w:id="112" w:author="Pelosi, Mariana" w:date="2025-12-18T16:16:00Z">
-              <w:r>
-                <w:rPr>
-                  <w:rFonts w:ascii="Calibri" w:eastAsia="Calibri" w:hAnsi="Calibri" w:cs="Calibri"/>
-                  <w:lang w:val="pt-BR"/>
-                </w:rPr>
-                <w:t>justa</w:t>
-              </w:r>
-            </w:ins>
+            <w:r>
+              <w:rPr>
+                <w:rFonts w:ascii="Calibri" w:eastAsia="Calibri" w:hAnsi="Calibri" w:cs="Calibri"/>
+                <w:lang w:val="pt-BR"/>
+              </w:rPr>
+              <w:t>justa</w:t>
+            </w:r>
             <w:r>
               <w:rPr>
                 <w:rFonts w:ascii="Calibri" w:eastAsia="Calibri" w:hAnsi="Calibri" w:cs="Calibri"/>
@@ -27481,24 +28646,13 @@
               </w:rPr>
               <w:t xml:space="preserve"> beneficia a todos, desde as</w:t>
             </w:r>
-            <w:ins w:id="113" w:author="Pelosi, Mariana" w:date="2025-12-18T16:16:00Z">
-              <w:r>
-                <w:rPr>
-                  <w:rFonts w:ascii="Calibri" w:eastAsia="Calibri" w:hAnsi="Calibri" w:cs="Calibri"/>
-                  <w:lang w:val="pt-BR"/>
-                </w:rPr>
-                <w:t xml:space="preserve"> </w:t>
-              </w:r>
-            </w:ins>
-            <w:del w:id="114" w:author="Pelosi, Mariana" w:date="2025-12-18T16:15:00Z">
-              <w:r>
-                <w:rPr>
-                  <w:rFonts w:ascii="Calibri" w:eastAsia="Calibri" w:hAnsi="Calibri" w:cs="Calibri"/>
-                  <w:lang w:val="pt-BR"/>
-                </w:rPr>
-                <w:delText xml:space="preserve"> </w:delText>
-              </w:r>
-            </w:del>
+            <w:r>
+              <w:rPr>
+                <w:rFonts w:ascii="Calibri" w:eastAsia="Calibri" w:hAnsi="Calibri" w:cs="Calibri"/>
+                <w:lang w:val="pt-BR"/>
+              </w:rPr>
+              <w:t xml:space="preserve"> </w:t>
+            </w:r>
             <w:r>
               <w:rPr>
                 <w:rFonts w:ascii="Calibri" w:eastAsia="Calibri" w:hAnsi="Calibri" w:cs="Calibri"/>
@@ -27506,15 +28660,13 @@
               </w:rPr>
               <w:t>empresas a</w:t>
             </w:r>
-            <w:ins w:id="115" w:author="Pelosi, Mariana" w:date="2025-12-18T16:16:00Z">
-              <w:r>
-                <w:rPr>
-                  <w:rFonts w:ascii="Calibri" w:eastAsia="Calibri" w:hAnsi="Calibri" w:cs="Calibri"/>
-                  <w:lang w:val="pt-BR"/>
-                </w:rPr>
-                <w:t xml:space="preserve">té </w:t>
-              </w:r>
-            </w:ins>
+            <w:r>
+              <w:rPr>
+                <w:rFonts w:ascii="Calibri" w:eastAsia="Calibri" w:hAnsi="Calibri" w:cs="Calibri"/>
+                <w:lang w:val="pt-BR"/>
+              </w:rPr>
+              <w:t xml:space="preserve">té </w:t>
+            </w:r>
             <w:r>
               <w:rPr>
                 <w:rFonts w:ascii="Calibri" w:eastAsia="Calibri" w:hAnsi="Calibri" w:cs="Calibri"/>
@@ -27522,24 +28674,13 @@
               </w:rPr>
               <w:t xml:space="preserve">os consumidores e </w:t>
             </w:r>
-            <w:del w:id="116" w:author="Pelosi, Mariana" w:date="2025-12-18T16:17:00Z">
-              <w:r>
-                <w:rPr>
-                  <w:rFonts w:ascii="Calibri" w:eastAsia="Calibri" w:hAnsi="Calibri" w:cs="Calibri"/>
-                  <w:lang w:val="pt-BR"/>
-                </w:rPr>
-                <w:delText>à</w:delText>
-              </w:r>
-            </w:del>
-            <w:ins w:id="117" w:author="Pelosi, Mariana" w:date="2025-12-18T16:17:00Z">
-              <w:r>
-                <w:rPr>
-                  <w:rFonts w:ascii="Calibri" w:eastAsia="Calibri" w:hAnsi="Calibri" w:cs="Calibri"/>
-                  <w:lang w:val="pt-BR"/>
-                </w:rPr>
-                <w:t>a</w:t>
-              </w:r>
-            </w:ins>
+            <w:r>
+              <w:rPr>
+                <w:rFonts w:ascii="Calibri" w:eastAsia="Calibri" w:hAnsi="Calibri" w:cs="Calibri"/>
+                <w:lang w:val="pt-BR"/>
+              </w:rPr>
+              <w:t>a</w:t>
+            </w:r>
             <w:r>
               <w:rPr>
                 <w:rFonts w:ascii="Calibri" w:eastAsia="Calibri" w:hAnsi="Calibri" w:cs="Calibri"/>
@@ -27547,24 +28688,13 @@
               </w:rPr>
               <w:t xml:space="preserve"> economia </w:t>
             </w:r>
-            <w:del w:id="118" w:author="Pelosi, Mariana" w:date="2025-12-18T16:17:00Z">
-              <w:r>
-                <w:rPr>
-                  <w:rFonts w:ascii="Calibri" w:eastAsia="Calibri" w:hAnsi="Calibri" w:cs="Calibri"/>
-                  <w:lang w:val="pt-BR"/>
-                </w:rPr>
-                <w:delText>em geral</w:delText>
-              </w:r>
-            </w:del>
-            <w:ins w:id="119" w:author="Pelosi, Mariana" w:date="2025-12-18T16:17:00Z">
-              <w:r>
-                <w:rPr>
-                  <w:rFonts w:ascii="Calibri" w:eastAsia="Calibri" w:hAnsi="Calibri" w:cs="Calibri"/>
-                  <w:lang w:val="pt-BR"/>
-                </w:rPr>
-                <w:t>como um todo</w:t>
-              </w:r>
-            </w:ins>
+            <w:r>
+              <w:rPr>
+                <w:rFonts w:ascii="Calibri" w:eastAsia="Calibri" w:hAnsi="Calibri" w:cs="Calibri"/>
+                <w:lang w:val="pt-BR"/>
+              </w:rPr>
+              <w:t>como um todo</w:t>
+            </w:r>
             <w:r>
               <w:rPr>
                 <w:rFonts w:ascii="Calibri" w:eastAsia="Calibri" w:hAnsi="Calibri" w:cs="Calibri"/>
@@ -27572,24 +28702,13 @@
               </w:rPr>
               <w:t xml:space="preserve">. A concorrência </w:t>
             </w:r>
-            <w:del w:id="120" w:author="Pelosi, Mariana" w:date="2025-12-19T13:55:00Z">
-              <w:r>
-                <w:rPr>
-                  <w:rFonts w:ascii="Calibri" w:eastAsia="Calibri" w:hAnsi="Calibri" w:cs="Calibri"/>
-                  <w:lang w:val="pt-BR"/>
-                </w:rPr>
-                <w:delText>leal</w:delText>
-              </w:r>
-            </w:del>
-            <w:ins w:id="121" w:author="Pelosi, Mariana" w:date="2025-12-19T13:55:00Z">
-              <w:r>
-                <w:rPr>
-                  <w:rFonts w:ascii="Calibri" w:eastAsia="Calibri" w:hAnsi="Calibri" w:cs="Calibri"/>
-                  <w:lang w:val="pt-BR"/>
-                </w:rPr>
-                <w:t>justa</w:t>
-              </w:r>
-            </w:ins>
+            <w:r>
+              <w:rPr>
+                <w:rFonts w:ascii="Calibri" w:eastAsia="Calibri" w:hAnsi="Calibri" w:cs="Calibri"/>
+                <w:lang w:val="pt-BR"/>
+              </w:rPr>
+              <w:t>justa</w:t>
+            </w:r>
             <w:r>
               <w:rPr>
                 <w:rFonts w:ascii="Calibri" w:eastAsia="Calibri" w:hAnsi="Calibri" w:cs="Calibri"/>
@@ -27622,7 +28741,7 @@
                 <w:sz w:val="16"/>
               </w:rPr>
             </w:pPr>
-            <w:hyperlink r:id="rId226" w:tgtFrame="_blank" w:history="1">
+            <w:hyperlink r:id="rId218" w:tgtFrame="_blank" w:history="1">
               <w:r>
                 <w:rPr>
                   <w:rFonts w:ascii="Calibri" w:eastAsia="Times New Roman" w:hAnsi="Calibri" w:cs="Calibri"/>
@@ -27649,7 +28768,7 @@
                 <w:sz w:val="16"/>
               </w:rPr>
             </w:pPr>
-            <w:hyperlink r:id="rId227" w:tgtFrame="_blank" w:history="1">
+            <w:hyperlink r:id="rId219" w:tgtFrame="_blank" w:history="1">
               <w:r>
                 <w:rPr>
                   <w:rFonts w:ascii="Calibri" w:eastAsia="Times New Roman" w:hAnsi="Calibri" w:cs="Calibri"/>
@@ -27741,7 +28860,7 @@
                 <w:sz w:val="16"/>
               </w:rPr>
             </w:pPr>
-            <w:hyperlink r:id="rId228" w:tgtFrame="_blank" w:history="1">
+            <w:hyperlink r:id="rId220" w:tgtFrame="_blank" w:history="1">
               <w:r>
                 <w:rPr>
                   <w:rFonts w:ascii="Calibri" w:eastAsia="Times New Roman" w:hAnsi="Calibri" w:cs="Calibri"/>
@@ -27768,7 +28887,7 @@
                 <w:sz w:val="16"/>
               </w:rPr>
             </w:pPr>
-            <w:hyperlink r:id="rId229" w:tgtFrame="_blank" w:history="1">
+            <w:hyperlink r:id="rId221" w:tgtFrame="_blank" w:history="1">
               <w:r>
                 <w:rPr>
                   <w:rFonts w:ascii="Calibri" w:eastAsia="Times New Roman" w:hAnsi="Calibri" w:cs="Calibri"/>
@@ -27833,7 +28952,48 @@
                 <w:rFonts w:ascii="Calibri" w:eastAsia="Calibri" w:hAnsi="Calibri" w:cs="Calibri"/>
                 <w:lang w:val="pt-BR"/>
               </w:rPr>
-              <w:t>Se alguém começar a falar desses assuntos, aja imediatamente. Encerre sua participação na reunião e solicite que suas objeções sejam registradas na ata da reunião. Faça sua saída de maneira veemente e enfática, para que as pessoas se lembrem de que você saiu da discussão proibida.</w:t>
+              <w:t>Se alguém começar a falar desses assuntos, aja imediatamente. Encerre sua participação na reunião e solicite que suas objeções sejam registradas na ata da reunião. Faça sua saída de maneira</w:t>
+            </w:r>
+            <w:del w:id="117" w:author="Siqueira, Alexandre" w:date="2025-12-19T14:33:00Z" w16du:dateUtc="2025-12-19T17:33:00Z">
+              <w:r>
+                <w:rPr>
+                  <w:rFonts w:ascii="Calibri" w:eastAsia="Calibri" w:hAnsi="Calibri" w:cs="Calibri"/>
+                  <w:lang w:val="pt-BR"/>
+                </w:rPr>
+                <w:delText xml:space="preserve"> veemente</w:delText>
+              </w:r>
+            </w:del>
+            <w:r>
+              <w:rPr>
+                <w:rFonts w:ascii="Calibri" w:eastAsia="Calibri" w:hAnsi="Calibri" w:cs="Calibri"/>
+                <w:lang w:val="pt-BR"/>
+              </w:rPr>
+              <w:t xml:space="preserve"> </w:t>
+            </w:r>
+            <w:ins w:id="118" w:author="Siqueira, Alexandre" w:date="2025-12-19T14:33:00Z" w16du:dateUtc="2025-12-19T17:33:00Z">
+              <w:r>
+                <w:rPr>
+                  <w:rFonts w:ascii="Calibri" w:eastAsia="Calibri" w:hAnsi="Calibri" w:cs="Calibri"/>
+                  <w:lang w:val="pt-BR"/>
+                </w:rPr>
+                <w:t xml:space="preserve">de forma </w:t>
+              </w:r>
+            </w:ins>
+            <w:del w:id="119" w:author="Siqueira, Alexandre" w:date="2025-12-19T14:33:00Z" w16du:dateUtc="2025-12-19T17:33:00Z">
+              <w:r>
+                <w:rPr>
+                  <w:rFonts w:ascii="Calibri" w:eastAsia="Calibri" w:hAnsi="Calibri" w:cs="Calibri"/>
+                  <w:lang w:val="pt-BR"/>
+                </w:rPr>
+                <w:delText>e</w:delText>
+              </w:r>
+            </w:del>
+            <w:r>
+              <w:rPr>
+                <w:rFonts w:ascii="Calibri" w:eastAsia="Calibri" w:hAnsi="Calibri" w:cs="Calibri"/>
+                <w:lang w:val="pt-BR"/>
+              </w:rPr>
+              <w:t xml:space="preserve"> enfática, para que as pessoas se lembrem de que você saiu da discussão proibida.</w:t>
             </w:r>
           </w:p>
         </w:tc>
@@ -27860,7 +29020,7 @@
                 <w:sz w:val="16"/>
               </w:rPr>
             </w:pPr>
-            <w:hyperlink r:id="rId230" w:tgtFrame="_blank" w:history="1">
+            <w:hyperlink r:id="rId222" w:tgtFrame="_blank" w:history="1">
               <w:r>
                 <w:rPr>
                   <w:rFonts w:ascii="Calibri" w:eastAsia="Times New Roman" w:hAnsi="Calibri" w:cs="Calibri"/>
@@ -27887,7 +29047,7 @@
                 <w:sz w:val="16"/>
               </w:rPr>
             </w:pPr>
-            <w:hyperlink r:id="rId231" w:tgtFrame="_blank" w:history="1">
+            <w:hyperlink r:id="rId223" w:tgtFrame="_blank" w:history="1">
               <w:r>
                 <w:rPr>
                   <w:rFonts w:ascii="Calibri" w:eastAsia="Times New Roman" w:hAnsi="Calibri" w:cs="Calibri"/>
@@ -27937,7 +29097,21 @@
                 <w:rFonts w:ascii="Calibri" w:eastAsia="Times New Roman" w:hAnsi="Calibri" w:cs="Calibri"/>
               </w:rPr>
               <w:lastRenderedPageBreak/>
-              <w:t>bid, you reach out to a counterpart at Medtronic to find out whether they are bidding. Is this okay?</w:t>
+              <w:t xml:space="preserve">bid, you reach out to a counterpart at Medtronic to find out whether they are bidding. Is </w:t>
+            </w:r>
+            <w:proofErr w:type="gramStart"/>
+            <w:r>
+              <w:rPr>
+                <w:rFonts w:ascii="Calibri" w:eastAsia="Times New Roman" w:hAnsi="Calibri" w:cs="Calibri"/>
+              </w:rPr>
+              <w:t>this</w:t>
+            </w:r>
+            <w:proofErr w:type="gramEnd"/>
+            <w:r>
+              <w:rPr>
+                <w:rFonts w:ascii="Calibri" w:eastAsia="Times New Roman" w:hAnsi="Calibri" w:cs="Calibri"/>
+              </w:rPr>
+              <w:t xml:space="preserve"> okay?</w:t>
             </w:r>
           </w:p>
         </w:tc>
@@ -27994,7 +29168,7 @@
                 <w:sz w:val="16"/>
               </w:rPr>
             </w:pPr>
-            <w:hyperlink r:id="rId232" w:tgtFrame="_blank" w:history="1">
+            <w:hyperlink r:id="rId224" w:tgtFrame="_blank" w:history="1">
               <w:r>
                 <w:rPr>
                   <w:rFonts w:ascii="Calibri" w:eastAsia="Times New Roman" w:hAnsi="Calibri" w:cs="Calibri"/>
@@ -28021,7 +29195,7 @@
                 <w:sz w:val="16"/>
               </w:rPr>
             </w:pPr>
-            <w:hyperlink r:id="rId233" w:tgtFrame="_blank" w:history="1">
+            <w:hyperlink r:id="rId225" w:tgtFrame="_blank" w:history="1">
               <w:r>
                 <w:rPr>
                   <w:rFonts w:ascii="Calibri" w:eastAsia="Times New Roman" w:hAnsi="Calibri" w:cs="Calibri"/>
@@ -28064,7 +29238,21 @@
               <w:rPr>
                 <w:rFonts w:ascii="Calibri" w:eastAsia="Times New Roman" w:hAnsi="Calibri" w:cs="Calibri"/>
               </w:rPr>
-              <w:t>You are an Area Sales Director for Abbott’s Rapid Diagnostics business in East Africa. At a meeting with a local distributor who distributes diagnostic testing equipment for Abbott and a leading competitor, you are provided with a list of customers who the distributor says you should target for rapid diagnostic marketing. It is explained that a similar length list with different customers has been given to your competitor, so that the two companies’ marketing efforts don’t overlap. Since the distributor is responsible for the final sale of the companies’ products, you agree to limit your marketing efforts to the customers on the list. Is this okay?</w:t>
+              <w:t xml:space="preserve">You are an Area Sales Director for Abbott’s Rapid Diagnostics business in East Africa. At a meeting with a local distributor who distributes diagnostic testing equipment for Abbott and a leading competitor, you are provided with a list of customers who the distributor says you should target for rapid diagnostic marketing. It is explained that a similar length list with different customers has been given to your competitor, so that the two companies’ marketing efforts don’t overlap. Since the distributor is responsible for the final sale of the companies’ products, you agree to limit your marketing efforts to the customers on the list. Is </w:t>
+            </w:r>
+            <w:proofErr w:type="gramStart"/>
+            <w:r>
+              <w:rPr>
+                <w:rFonts w:ascii="Calibri" w:eastAsia="Times New Roman" w:hAnsi="Calibri" w:cs="Calibri"/>
+              </w:rPr>
+              <w:t>this</w:t>
+            </w:r>
+            <w:proofErr w:type="gramEnd"/>
+            <w:r>
+              <w:rPr>
+                <w:rFonts w:ascii="Calibri" w:eastAsia="Times New Roman" w:hAnsi="Calibri" w:cs="Calibri"/>
+              </w:rPr>
+              <w:t xml:space="preserve"> okay?</w:t>
             </w:r>
           </w:p>
         </w:tc>
@@ -28126,7 +29314,7 @@
                 <w:sz w:val="16"/>
               </w:rPr>
             </w:pPr>
-            <w:hyperlink r:id="rId234" w:tgtFrame="_blank" w:history="1">
+            <w:hyperlink r:id="rId226" w:tgtFrame="_blank" w:history="1">
               <w:r>
                 <w:rPr>
                   <w:rFonts w:ascii="Calibri" w:eastAsia="Times New Roman" w:hAnsi="Calibri" w:cs="Calibri"/>
@@ -28153,7 +29341,7 @@
                 <w:sz w:val="16"/>
               </w:rPr>
             </w:pPr>
-            <w:hyperlink r:id="rId235" w:tgtFrame="_blank" w:history="1">
+            <w:hyperlink r:id="rId227" w:tgtFrame="_blank" w:history="1">
               <w:r>
                 <w:rPr>
                   <w:rFonts w:ascii="Calibri" w:eastAsia="Times New Roman" w:hAnsi="Calibri" w:cs="Calibri"/>
@@ -28247,7 +29435,23 @@
                 <w:rFonts w:ascii="Calibri" w:eastAsia="Calibri" w:hAnsi="Calibri" w:cs="Calibri"/>
                 <w:lang w:val="pt-BR"/>
               </w:rPr>
-              <w:t>aumento de preços ou na diminuição da variedade oferecida aos consumidores, a empresa que comete esses crimes arrisca danificar gravemente sua reputação aos olhos de seus clientes.</w:t>
+              <w:t xml:space="preserve">aumento de preços ou na diminuição da variedade oferecida aos consumidores, a empresa que comete esses crimes arrisca </w:t>
+            </w:r>
+            <w:ins w:id="120" w:author="Siqueira, Alexandre" w:date="2025-12-19T14:35:00Z" w16du:dateUtc="2025-12-19T17:35:00Z">
+              <w:r>
+                <w:rPr>
+                  <w:rFonts w:ascii="Calibri" w:eastAsia="Calibri" w:hAnsi="Calibri" w:cs="Calibri"/>
+                  <w:lang w:val="pt-BR"/>
+                </w:rPr>
+                <w:t xml:space="preserve">em </w:t>
+              </w:r>
+            </w:ins>
+            <w:r>
+              <w:rPr>
+                <w:rFonts w:ascii="Calibri" w:eastAsia="Calibri" w:hAnsi="Calibri" w:cs="Calibri"/>
+                <w:lang w:val="pt-BR"/>
+              </w:rPr>
+              <w:t>danificar gravemente sua reputação aos olhos de seus clientes.</w:t>
             </w:r>
           </w:p>
           <w:p>
@@ -28305,7 +29509,7 @@
                 <w:sz w:val="16"/>
               </w:rPr>
             </w:pPr>
-            <w:hyperlink r:id="rId236" w:tgtFrame="_blank" w:history="1">
+            <w:hyperlink r:id="rId228" w:tgtFrame="_blank" w:history="1">
               <w:r>
                 <w:rPr>
                   <w:rFonts w:ascii="Calibri" w:eastAsia="Times New Roman" w:hAnsi="Calibri" w:cs="Calibri"/>
@@ -28332,7 +29536,7 @@
                 <w:sz w:val="16"/>
               </w:rPr>
             </w:pPr>
-            <w:hyperlink r:id="rId237" w:tgtFrame="_blank" w:history="1">
+            <w:hyperlink r:id="rId229" w:tgtFrame="_blank" w:history="1">
               <w:r>
                 <w:rPr>
                   <w:rFonts w:ascii="Calibri" w:eastAsia="Times New Roman" w:hAnsi="Calibri" w:cs="Calibri"/>
@@ -28438,7 +29642,7 @@
                 <w:sz w:val="16"/>
               </w:rPr>
             </w:pPr>
-            <w:hyperlink r:id="rId238" w:tgtFrame="_blank" w:history="1">
+            <w:hyperlink r:id="rId230" w:tgtFrame="_blank" w:history="1">
               <w:r>
                 <w:rPr>
                   <w:rFonts w:ascii="Calibri" w:eastAsia="Times New Roman" w:hAnsi="Calibri" w:cs="Calibri"/>
@@ -28465,7 +29669,7 @@
                 <w:sz w:val="16"/>
               </w:rPr>
             </w:pPr>
-            <w:hyperlink r:id="rId239" w:tgtFrame="_blank" w:history="1">
+            <w:hyperlink r:id="rId231" w:tgtFrame="_blank" w:history="1">
               <w:r>
                 <w:rPr>
                   <w:rFonts w:ascii="Calibri" w:eastAsia="Times New Roman" w:hAnsi="Calibri" w:cs="Calibri"/>
@@ -28557,7 +29761,7 @@
                 <w:sz w:val="16"/>
               </w:rPr>
             </w:pPr>
-            <w:hyperlink r:id="rId240" w:tgtFrame="_blank" w:history="1">
+            <w:hyperlink r:id="rId232" w:tgtFrame="_blank" w:history="1">
               <w:r>
                 <w:rPr>
                   <w:rFonts w:ascii="Calibri" w:eastAsia="Times New Roman" w:hAnsi="Calibri" w:cs="Calibri"/>
@@ -28584,7 +29788,7 @@
                 <w:sz w:val="16"/>
               </w:rPr>
             </w:pPr>
-            <w:hyperlink r:id="rId241" w:tgtFrame="_blank" w:history="1">
+            <w:hyperlink r:id="rId233" w:tgtFrame="_blank" w:history="1">
               <w:r>
                 <w:rPr>
                   <w:rFonts w:ascii="Calibri" w:eastAsia="Times New Roman" w:hAnsi="Calibri" w:cs="Calibri"/>
@@ -28676,7 +29880,7 @@
                 <w:sz w:val="16"/>
               </w:rPr>
             </w:pPr>
-            <w:hyperlink r:id="rId242" w:tgtFrame="_blank" w:history="1">
+            <w:hyperlink r:id="rId234" w:tgtFrame="_blank" w:history="1">
               <w:r>
                 <w:rPr>
                   <w:rFonts w:ascii="Calibri" w:eastAsia="Times New Roman" w:hAnsi="Calibri" w:cs="Calibri"/>
@@ -28703,7 +29907,7 @@
                 <w:sz w:val="16"/>
               </w:rPr>
             </w:pPr>
-            <w:hyperlink r:id="rId243" w:tgtFrame="_blank" w:history="1">
+            <w:hyperlink r:id="rId235" w:tgtFrame="_blank" w:history="1">
               <w:r>
                 <w:rPr>
                   <w:rFonts w:ascii="Calibri" w:eastAsia="Times New Roman" w:hAnsi="Calibri" w:cs="Calibri"/>
@@ -28768,7 +29972,39 @@
                 <w:rFonts w:ascii="Calibri" w:eastAsia="Calibri" w:hAnsi="Calibri" w:cs="Calibri"/>
                 <w:lang w:val="pt-BR"/>
               </w:rPr>
-              <w:t>[1] Você é responsável pela fabricação de reagentes nos EUA. Durante uma conferência, você e alguns de seus colegas de outras empresas têm discussões “extraoficiais” sobre um de seus fornecedores. Embora não tenha havido um acordo formal, vários colegas indicam que não trabalharão mais com um determinado fornecedor, pois ele praticamente tem poder de monopólio e está usando sua posição dominante para elevar os preços. Sua participação na discussão poderia ser considerada uma conduta anticoncorrencial?</w:t>
+              <w:t xml:space="preserve">[1] Você é responsável pela fabricação de reagentes nos EUA. Durante uma conferência, você e alguns de seus colegas de outras empresas têm discussões “extraoficiais” sobre um de seus fornecedores. Embora não tenha havido um acordo formal, vários colegas </w:t>
+            </w:r>
+            <w:del w:id="121" w:author="Siqueira, Alexandre" w:date="2025-12-19T14:40:00Z" w16du:dateUtc="2025-12-19T17:40:00Z">
+              <w:r>
+                <w:rPr>
+                  <w:rFonts w:ascii="Calibri" w:eastAsia="Calibri" w:hAnsi="Calibri" w:cs="Calibri"/>
+                  <w:lang w:val="pt-BR"/>
+                </w:rPr>
+                <w:delText>indicam</w:delText>
+              </w:r>
+            </w:del>
+            <w:r>
+              <w:rPr>
+                <w:rFonts w:ascii="Calibri" w:eastAsia="Calibri" w:hAnsi="Calibri" w:cs="Calibri"/>
+                <w:lang w:val="pt-BR"/>
+              </w:rPr>
+              <w:t xml:space="preserve"> </w:t>
+            </w:r>
+            <w:ins w:id="122" w:author="Siqueira, Alexandre" w:date="2025-12-19T14:40:00Z" w16du:dateUtc="2025-12-19T17:40:00Z">
+              <w:r>
+                <w:rPr>
+                  <w:rFonts w:ascii="Calibri" w:eastAsia="Calibri" w:hAnsi="Calibri" w:cs="Calibri"/>
+                  <w:lang w:val="pt-BR"/>
+                </w:rPr>
+                <w:t xml:space="preserve">indicaram </w:t>
+              </w:r>
+            </w:ins>
+            <w:r>
+              <w:rPr>
+                <w:rFonts w:ascii="Calibri" w:eastAsia="Calibri" w:hAnsi="Calibri" w:cs="Calibri"/>
+                <w:lang w:val="pt-BR"/>
+              </w:rPr>
+              <w:t>que não trabalharão mais com um determinado fornecedor, pois ele praticamente tem poder de monopólio e está usando sua posição dominante para elevar os preços. Sua participação na discussão poderia ser considerada uma conduta anticoncorrencial?</w:t>
             </w:r>
           </w:p>
         </w:tc>
@@ -28898,7 +30134,7 @@
       </w:pPr>
     </w:p>
     <w:sectPr>
-      <w:headerReference w:type="default" r:id="rId244"/>
+      <w:headerReference w:type="default" r:id="rId236"/>
       <w:pgSz w:w="16838" w:h="11906" w:orient="landscape"/>
       <w:pgMar w:top="1440" w:right="1440" w:bottom="1440" w:left="1440" w:header="708" w:footer="708" w:gutter="0"/>
       <w:cols w:space="708"/>
@@ -29825,22 +31061,22 @@
       </w:rPr>
     </w:lvl>
   </w:abstractNum>
-  <w:num w:numId="1" w16cid:durableId="1392652893">
+  <w:num w:numId="1" w16cid:durableId="398405004">
     <w:abstractNumId w:val="3"/>
   </w:num>
-  <w:num w:numId="2" w16cid:durableId="1138570720">
+  <w:num w:numId="2" w16cid:durableId="1949703773">
     <w:abstractNumId w:val="1"/>
   </w:num>
-  <w:num w:numId="3" w16cid:durableId="1419910702">
+  <w:num w:numId="3" w16cid:durableId="2058117621">
     <w:abstractNumId w:val="2"/>
   </w:num>
-  <w:num w:numId="4" w16cid:durableId="2044018754">
+  <w:num w:numId="4" w16cid:durableId="1384788000">
     <w:abstractNumId w:val="0"/>
   </w:num>
-  <w:num w:numId="5" w16cid:durableId="467018850">
+  <w:num w:numId="5" w16cid:durableId="1193761116">
     <w:abstractNumId w:val="5"/>
   </w:num>
-  <w:num w:numId="6" w16cid:durableId="153566547">
+  <w:num w:numId="6" w16cid:durableId="160775895">
     <w:abstractNumId w:val="4"/>
   </w:num>
   <w:numIdMacAtCleanup w:val="6"/>
@@ -29849,6 +31085,12 @@
 
 <file path=word/people.xml><?xml version="1.0" encoding="utf-8"?>
 <w15:people xmlns:wpc="http://schemas.microsoft.com/office/word/2010/wordprocessingCanvas" xmlns:cx="http://schemas.microsoft.com/office/drawing/2014/chartex" xmlns:cx1="http://schemas.microsoft.com/office/drawing/2015/9/8/chartex" xmlns:cx2="http://schemas.microsoft.com/office/drawing/2015/10/21/chartex" xmlns:cx3="http://schemas.microsoft.com/office/drawing/2016/5/9/chartex" xmlns:cx4="http://schemas.microsoft.com/office/drawing/2016/5/10/chartex" xmlns:cx5="http://schemas.microsoft.com/office/drawing/2016/5/11/chartex" xmlns:cx6="http://schemas.microsoft.com/office/drawing/2016/5/12/chartex" xmlns:cx7="http://schemas.microsoft.com/office/drawing/2016/5/13/chartex" xmlns:cx8="http://schemas.microsoft.com/office/drawing/2016/5/14/chartex" xmlns:mc="http://schemas.openxmlformats.org/markup-compatibility/2006" xmlns:aink="http://schemas.microsoft.com/office/drawing/2016/ink" xmlns:am3d="http://schemas.microsoft.com/office/drawing/2017/model3d" xmlns:o="urn:schemas-microsoft-com:office:office" xmlns:oel="http://schemas.microsoft.com/office/2019/extlst" xmlns:r="http://schemas.openxmlformats.org/officeDocument/2006/relationships" xmlns:m="http://schemas.openxmlformats.org/officeDocument/2006/math" xmlns:v="urn:schemas-microsoft-com:vml" xmlns:wp14="http://schemas.microsoft.com/office/word/2010/wordprocessingDrawing" xmlns:wp="http://schemas.openxmlformats.org/drawingml/2006/wordprocessingDrawing" xmlns:w10="urn:schemas-microsoft-com:office:word" xmlns:w="http://schemas.openxmlformats.org/wordprocessingml/2006/main" xmlns:w14="http://schemas.microsoft.com/office/word/2010/wordml" xmlns:w15="http://schemas.microsoft.com/office/word/2012/wordml" xmlns:w16cex="http://schemas.microsoft.com/office/word/2018/wordml/cex" xmlns:w16cid="http://schemas.microsoft.com/office/word/2016/wordml/cid" xmlns:w16="http://schemas.microsoft.com/office/word/2018/wordml" xmlns:w16du="http://schemas.microsoft.com/office/word/2023/wordml/word16du" xmlns:w16sdtdh="http://schemas.microsoft.com/office/word/2020/wordml/sdtdatahash" xmlns:w16sdtfl="http://schemas.microsoft.com/office/word/2024/wordml/sdtformatlock" xmlns:w16se="http://schemas.microsoft.com/office/word/2015/wordml/symex" xmlns:wpg="http://schemas.microsoft.com/office/word/2010/wordprocessingGroup" xmlns:wpi="http://schemas.microsoft.com/office/word/2010/wordprocessingInk" xmlns:wne="http://schemas.microsoft.com/office/word/2006/wordml" xmlns:wps="http://schemas.microsoft.com/office/word/2010/wordprocessingShape" mc:Ignorable="w14 w15 w16se w16cid w16 w16cex w16sdtdh w16sdtfl w16du wp14">
+  <w15:person w15:author="Siqueira, Alexandre">
+    <w15:presenceInfo w15:providerId="AD" w15:userId="S::alexandre.siqueira@abbott.com::e59392d4-f9ed-4538-8b0f-5f32785b4bf1"/>
+  </w15:person>
+  <w15:person w15:author="Fintan O'Neill">
+    <w15:presenceInfo w15:providerId="Windows Live" w15:userId="0da9694033bb6125"/>
+  </w15:person>
   <w15:person w15:author="Pelosi, Mariana">
     <w15:presenceInfo w15:providerId="AD" w15:userId="S::mariana.pelosi@abbott.com::3cffc81a-7281-4cdb-acd1-826e5e3a422b"/>
   </w15:person>
@@ -30485,7 +31727,7 @@
     <w:hidden/>
     <w:uiPriority w:val="99"/>
     <w:semiHidden/>
-    <w:rsid w:val="00536276"/>
+    <w:rsid w:val="00D716D5"/>
     <w:rPr>
       <w:rFonts w:eastAsiaTheme="minorEastAsia"/>
       <w:sz w:val="24"/>
@@ -31036,7 +32278,22 @@
 </file>
 
 <file path=customXml/itemProps1.xml><?xml version="1.0" encoding="utf-8"?>
-<ds:datastoreItem xmlns:ds="http://schemas.openxmlformats.org/officeDocument/2006/customXml" ds:itemID="{A3B95E45-EAE6-4B79-B2CD-CA1D6F6F04DB}"/>
+<ds:datastoreItem xmlns:ds="http://schemas.openxmlformats.org/officeDocument/2006/customXml" ds:itemID="{AC65659A-7DE3-4975-B67D-18BB4BDA808F}">
+  <ds:schemaRefs>
+    <ds:schemaRef ds:uri="http://schemas.microsoft.com/office/2006/metadata/contentType"/>
+    <ds:schemaRef ds:uri="http://schemas.microsoft.com/office/2006/metadata/properties/metaAttributes"/>
+    <ds:schemaRef ds:uri="http://www.w3.org/2001/XMLSchema"/>
+    <ds:schemaRef ds:uri="http://schemas.microsoft.com/office/2006/metadata/properties"/>
+    <ds:schemaRef ds:uri="5272ee8c-751a-48a4-a010-d4bf09b9b006"/>
+    <ds:schemaRef ds:uri="4c96ffaa-e583-4fec-9066-c67f93f0c50b"/>
+    <ds:schemaRef ds:uri="http://schemas.microsoft.com/office/2006/documentManagement/types"/>
+    <ds:schemaRef ds:uri="http://schemas.microsoft.com/office/infopath/2007/PartnerControls"/>
+    <ds:schemaRef ds:uri="http://schemas.openxmlformats.org/package/2006/metadata/core-properties"/>
+    <ds:schemaRef ds:uri="http://purl.org/dc/elements/1.1/"/>
+    <ds:schemaRef ds:uri="http://purl.org/dc/terms/"/>
+    <ds:schemaRef ds:uri="http://schemas.microsoft.com/internal/obd"/>
+  </ds:schemaRefs>
+</ds:datastoreItem>
 </file>
 
 <file path=customXml/itemProps2.xml><?xml version="1.0" encoding="utf-8"?>
